--- a/docs/tables/heatmap/bc465_cont_nonindex_methotrexate_underdose.docx
+++ b/docs/tables/heatmap/bc465_cont_nonindex_methotrexate_underdose.docx
@@ -1436,48 +1436,48 @@
               <w:left w:val="none" w:sz="0" w:space="0" w:color="000000"/>
               <w:right w:val="none" w:sz="0" w:space="0" w:color="000000"/>
             </w:tcBorders>
-            <w:shd w:val="clear" w:color="auto" w:fill="FEE08D"/>
-            <w:tcMar>
-              <w:top w:w="0" w:type="dxa"/>
-              <w:bottom w:w="0" w:type="dxa"/>
-              <w:left w:w="0" w:type="dxa"/>
-              <w:right w:w="0" w:type="dxa"/>
-            </w:tcMar>
-            <w:vAlign w:val="center"/>
-          </w:tcPr>
-          <w:p>
-            <w:pPr>
-              <w:pStyle w:val="Normal"/>
-              <w:jc w:val="center"/>
-              <w:pBdr>
-                <w:bottom w:val="none" w:sz="0" w:space="0" w:color="000000"/>
-                <w:top w:val="none" w:sz="0" w:space="0" w:color="000000"/>
-                <w:left w:val="none" w:sz="0" w:space="0" w:color="000000"/>
-                <w:right w:val="none" w:sz="0" w:space="0" w:color="000000"/>
-              </w:pBdr>
-              <w:spacing w:after="100" w:before="100" w:line="240"/>
-              <w:ind w:left="100" w:right="100" w:firstLine="0" w:firstLineChars="0"/>
-              <w:rPr>
-                <w:rFonts w:ascii="Helvetica" w:hAnsi="Helvetica" w:eastAsia="Helvetica" w:cs="Helvetica"/>
-                <w:i w:val="false"/>
-                <w:b w:val="false"/>
-                <w:u w:val="none"/>
-                <w:sz w:val="18"/>
-                <w:szCs w:val="18"/>
-                <w:color w:val="000000"/>
-              </w:rPr>
-            </w:pPr>
-            <w:r>
-              <w:rPr>
-                <w:rFonts w:ascii="Helvetica" w:hAnsi="Helvetica" w:eastAsia="Helvetica" w:cs="Helvetica"/>
-                <w:i w:val="false"/>
-                <w:b w:val="false"/>
-                <w:u w:val="none"/>
-                <w:sz w:val="18"/>
-                <w:szCs w:val="18"/>
-                <w:color w:val="000000"/>
-              </w:rPr>
-              <w:t xml:space="preserve">2.2</w:t>
+            <w:shd w:val="clear" w:color="auto" w:fill="FEDE8B"/>
+            <w:tcMar>
+              <w:top w:w="0" w:type="dxa"/>
+              <w:bottom w:w="0" w:type="dxa"/>
+              <w:left w:w="0" w:type="dxa"/>
+              <w:right w:w="0" w:type="dxa"/>
+            </w:tcMar>
+            <w:vAlign w:val="center"/>
+          </w:tcPr>
+          <w:p>
+            <w:pPr>
+              <w:pStyle w:val="Normal"/>
+              <w:jc w:val="center"/>
+              <w:pBdr>
+                <w:bottom w:val="none" w:sz="0" w:space="0" w:color="000000"/>
+                <w:top w:val="none" w:sz="0" w:space="0" w:color="000000"/>
+                <w:left w:val="none" w:sz="0" w:space="0" w:color="000000"/>
+                <w:right w:val="none" w:sz="0" w:space="0" w:color="000000"/>
+              </w:pBdr>
+              <w:spacing w:after="100" w:before="100" w:line="240"/>
+              <w:ind w:left="100" w:right="100" w:firstLine="0" w:firstLineChars="0"/>
+              <w:rPr>
+                <w:rFonts w:ascii="Helvetica" w:hAnsi="Helvetica" w:eastAsia="Helvetica" w:cs="Helvetica"/>
+                <w:i w:val="false"/>
+                <w:b w:val="false"/>
+                <w:u w:val="none"/>
+                <w:sz w:val="18"/>
+                <w:szCs w:val="18"/>
+                <w:color w:val="000000"/>
+              </w:rPr>
+            </w:pPr>
+            <w:r>
+              <w:rPr>
+                <w:rFonts w:ascii="Helvetica" w:hAnsi="Helvetica" w:eastAsia="Helvetica" w:cs="Helvetica"/>
+                <w:i w:val="false"/>
+                <w:b w:val="false"/>
+                <w:u w:val="none"/>
+                <w:sz w:val="18"/>
+                <w:szCs w:val="18"/>
+                <w:color w:val="000000"/>
+              </w:rPr>
+              <w:t xml:space="preserve">2.4</w:t>
             </w:r>
           </w:p>
         </w:tc>
@@ -1542,48 +1542,48 @@
               <w:left w:val="none" w:sz="0" w:space="0" w:color="000000"/>
               <w:right w:val="none" w:sz="0" w:space="0" w:color="000000"/>
             </w:tcBorders>
-            <w:shd w:val="clear" w:color="auto" w:fill="FEDD8A"/>
-            <w:tcMar>
-              <w:top w:w="0" w:type="dxa"/>
-              <w:bottom w:w="0" w:type="dxa"/>
-              <w:left w:w="0" w:type="dxa"/>
-              <w:right w:w="0" w:type="dxa"/>
-            </w:tcMar>
-            <w:vAlign w:val="center"/>
-          </w:tcPr>
-          <w:p>
-            <w:pPr>
-              <w:pStyle w:val="Normal"/>
-              <w:jc w:val="center"/>
-              <w:pBdr>
-                <w:bottom w:val="none" w:sz="0" w:space="0" w:color="000000"/>
-                <w:top w:val="none" w:sz="0" w:space="0" w:color="000000"/>
-                <w:left w:val="none" w:sz="0" w:space="0" w:color="000000"/>
-                <w:right w:val="none" w:sz="0" w:space="0" w:color="000000"/>
-              </w:pBdr>
-              <w:spacing w:after="100" w:before="100" w:line="240"/>
-              <w:ind w:left="100" w:right="100" w:firstLine="0" w:firstLineChars="0"/>
-              <w:rPr>
-                <w:rFonts w:ascii="Helvetica" w:hAnsi="Helvetica" w:eastAsia="Helvetica" w:cs="Helvetica"/>
-                <w:i w:val="false"/>
-                <w:b w:val="false"/>
-                <w:u w:val="none"/>
-                <w:sz w:val="18"/>
-                <w:szCs w:val="18"/>
-                <w:color w:val="000000"/>
-              </w:rPr>
-            </w:pPr>
-            <w:r>
-              <w:rPr>
-                <w:rFonts w:ascii="Helvetica" w:hAnsi="Helvetica" w:eastAsia="Helvetica" w:cs="Helvetica"/>
-                <w:i w:val="false"/>
-                <w:b w:val="false"/>
-                <w:u w:val="none"/>
-                <w:sz w:val="18"/>
-                <w:szCs w:val="18"/>
-                <w:color w:val="000000"/>
-              </w:rPr>
-              <w:t xml:space="preserve">2.6</w:t>
+            <w:shd w:val="clear" w:color="auto" w:fill="FEDB86"/>
+            <w:tcMar>
+              <w:top w:w="0" w:type="dxa"/>
+              <w:bottom w:w="0" w:type="dxa"/>
+              <w:left w:w="0" w:type="dxa"/>
+              <w:right w:w="0" w:type="dxa"/>
+            </w:tcMar>
+            <w:vAlign w:val="center"/>
+          </w:tcPr>
+          <w:p>
+            <w:pPr>
+              <w:pStyle w:val="Normal"/>
+              <w:jc w:val="center"/>
+              <w:pBdr>
+                <w:bottom w:val="none" w:sz="0" w:space="0" w:color="000000"/>
+                <w:top w:val="none" w:sz="0" w:space="0" w:color="000000"/>
+                <w:left w:val="none" w:sz="0" w:space="0" w:color="000000"/>
+                <w:right w:val="none" w:sz="0" w:space="0" w:color="000000"/>
+              </w:pBdr>
+              <w:spacing w:after="100" w:before="100" w:line="240"/>
+              <w:ind w:left="100" w:right="100" w:firstLine="0" w:firstLineChars="0"/>
+              <w:rPr>
+                <w:rFonts w:ascii="Helvetica" w:hAnsi="Helvetica" w:eastAsia="Helvetica" w:cs="Helvetica"/>
+                <w:i w:val="false"/>
+                <w:b w:val="false"/>
+                <w:u w:val="none"/>
+                <w:sz w:val="18"/>
+                <w:szCs w:val="18"/>
+                <w:color w:val="000000"/>
+              </w:rPr>
+            </w:pPr>
+            <w:r>
+              <w:rPr>
+                <w:rFonts w:ascii="Helvetica" w:hAnsi="Helvetica" w:eastAsia="Helvetica" w:cs="Helvetica"/>
+                <w:i w:val="false"/>
+                <w:b w:val="false"/>
+                <w:u w:val="none"/>
+                <w:sz w:val="18"/>
+                <w:szCs w:val="18"/>
+                <w:color w:val="000000"/>
+              </w:rPr>
+              <w:t xml:space="preserve">3.0</w:t>
             </w:r>
           </w:p>
         </w:tc>
@@ -1648,48 +1648,48 @@
               <w:left w:val="none" w:sz="0" w:space="0" w:color="000000"/>
               <w:right w:val="none" w:sz="0" w:space="0" w:color="000000"/>
             </w:tcBorders>
-            <w:shd w:val="clear" w:color="auto" w:fill="FEE493"/>
-            <w:tcMar>
-              <w:top w:w="0" w:type="dxa"/>
-              <w:bottom w:w="0" w:type="dxa"/>
-              <w:left w:w="0" w:type="dxa"/>
-              <w:right w:w="0" w:type="dxa"/>
-            </w:tcMar>
-            <w:vAlign w:val="center"/>
-          </w:tcPr>
-          <w:p>
-            <w:pPr>
-              <w:pStyle w:val="Normal"/>
-              <w:jc w:val="center"/>
-              <w:pBdr>
-                <w:bottom w:val="none" w:sz="0" w:space="0" w:color="000000"/>
-                <w:top w:val="none" w:sz="0" w:space="0" w:color="000000"/>
-                <w:left w:val="none" w:sz="0" w:space="0" w:color="000000"/>
-                <w:right w:val="none" w:sz="0" w:space="0" w:color="000000"/>
-              </w:pBdr>
-              <w:spacing w:after="100" w:before="100" w:line="240"/>
-              <w:ind w:left="100" w:right="100" w:firstLine="0" w:firstLineChars="0"/>
-              <w:rPr>
-                <w:rFonts w:ascii="Helvetica" w:hAnsi="Helvetica" w:eastAsia="Helvetica" w:cs="Helvetica"/>
-                <w:i w:val="false"/>
-                <w:b w:val="false"/>
-                <w:u w:val="none"/>
-                <w:sz w:val="18"/>
-                <w:szCs w:val="18"/>
-                <w:color w:val="000000"/>
-              </w:rPr>
-            </w:pPr>
-            <w:r>
-              <w:rPr>
-                <w:rFonts w:ascii="Helvetica" w:hAnsi="Helvetica" w:eastAsia="Helvetica" w:cs="Helvetica"/>
-                <w:i w:val="false"/>
-                <w:b w:val="false"/>
-                <w:u w:val="none"/>
-                <w:sz w:val="18"/>
-                <w:szCs w:val="18"/>
-                <w:color w:val="000000"/>
-              </w:rPr>
-              <w:t xml:space="preserve">1.5</w:t>
+            <w:shd w:val="clear" w:color="auto" w:fill="FEE89A"/>
+            <w:tcMar>
+              <w:top w:w="0" w:type="dxa"/>
+              <w:bottom w:w="0" w:type="dxa"/>
+              <w:left w:w="0" w:type="dxa"/>
+              <w:right w:w="0" w:type="dxa"/>
+            </w:tcMar>
+            <w:vAlign w:val="center"/>
+          </w:tcPr>
+          <w:p>
+            <w:pPr>
+              <w:pStyle w:val="Normal"/>
+              <w:jc w:val="center"/>
+              <w:pBdr>
+                <w:bottom w:val="none" w:sz="0" w:space="0" w:color="000000"/>
+                <w:top w:val="none" w:sz="0" w:space="0" w:color="000000"/>
+                <w:left w:val="none" w:sz="0" w:space="0" w:color="000000"/>
+                <w:right w:val="none" w:sz="0" w:space="0" w:color="000000"/>
+              </w:pBdr>
+              <w:spacing w:after="100" w:before="100" w:line="240"/>
+              <w:ind w:left="100" w:right="100" w:firstLine="0" w:firstLineChars="0"/>
+              <w:rPr>
+                <w:rFonts w:ascii="Helvetica" w:hAnsi="Helvetica" w:eastAsia="Helvetica" w:cs="Helvetica"/>
+                <w:i w:val="false"/>
+                <w:b w:val="false"/>
+                <w:u w:val="none"/>
+                <w:sz w:val="18"/>
+                <w:szCs w:val="18"/>
+                <w:color w:val="000000"/>
+              </w:rPr>
+            </w:pPr>
+            <w:r>
+              <w:rPr>
+                <w:rFonts w:ascii="Helvetica" w:hAnsi="Helvetica" w:eastAsia="Helvetica" w:cs="Helvetica"/>
+                <w:i w:val="false"/>
+                <w:b w:val="false"/>
+                <w:u w:val="none"/>
+                <w:sz w:val="18"/>
+                <w:szCs w:val="18"/>
+                <w:color w:val="000000"/>
+              </w:rPr>
+              <w:t xml:space="preserve">0.7</w:t>
             </w:r>
           </w:p>
         </w:tc>
@@ -1701,48 +1701,48 @@
               <w:left w:val="none" w:sz="0" w:space="0" w:color="000000"/>
               <w:right w:val="none" w:sz="0" w:space="0" w:color="000000"/>
             </w:tcBorders>
-            <w:shd w:val="clear" w:color="auto" w:fill="FEE190"/>
-            <w:tcMar>
-              <w:top w:w="0" w:type="dxa"/>
-              <w:bottom w:w="0" w:type="dxa"/>
-              <w:left w:w="0" w:type="dxa"/>
-              <w:right w:w="0" w:type="dxa"/>
-            </w:tcMar>
-            <w:vAlign w:val="center"/>
-          </w:tcPr>
-          <w:p>
-            <w:pPr>
-              <w:pStyle w:val="Normal"/>
-              <w:jc w:val="center"/>
-              <w:pBdr>
-                <w:bottom w:val="none" w:sz="0" w:space="0" w:color="000000"/>
-                <w:top w:val="none" w:sz="0" w:space="0" w:color="000000"/>
-                <w:left w:val="none" w:sz="0" w:space="0" w:color="000000"/>
-                <w:right w:val="none" w:sz="0" w:space="0" w:color="000000"/>
-              </w:pBdr>
-              <w:spacing w:after="100" w:before="100" w:line="240"/>
-              <w:ind w:left="100" w:right="100" w:firstLine="0" w:firstLineChars="0"/>
-              <w:rPr>
-                <w:rFonts w:ascii="Helvetica" w:hAnsi="Helvetica" w:eastAsia="Helvetica" w:cs="Helvetica"/>
-                <w:i w:val="false"/>
-                <w:b w:val="false"/>
-                <w:u w:val="none"/>
-                <w:sz w:val="18"/>
-                <w:szCs w:val="18"/>
-                <w:color w:val="000000"/>
-              </w:rPr>
-            </w:pPr>
-            <w:r>
-              <w:rPr>
-                <w:rFonts w:ascii="Helvetica" w:hAnsi="Helvetica" w:eastAsia="Helvetica" w:cs="Helvetica"/>
-                <w:i w:val="false"/>
-                <w:b w:val="false"/>
-                <w:u w:val="none"/>
-                <w:sz w:val="18"/>
-                <w:szCs w:val="18"/>
-                <w:color w:val="000000"/>
-              </w:rPr>
-              <w:t xml:space="preserve">1.9</w:t>
+            <w:shd w:val="clear" w:color="auto" w:fill="FEDA85"/>
+            <w:tcMar>
+              <w:top w:w="0" w:type="dxa"/>
+              <w:bottom w:w="0" w:type="dxa"/>
+              <w:left w:w="0" w:type="dxa"/>
+              <w:right w:w="0" w:type="dxa"/>
+            </w:tcMar>
+            <w:vAlign w:val="center"/>
+          </w:tcPr>
+          <w:p>
+            <w:pPr>
+              <w:pStyle w:val="Normal"/>
+              <w:jc w:val="center"/>
+              <w:pBdr>
+                <w:bottom w:val="none" w:sz="0" w:space="0" w:color="000000"/>
+                <w:top w:val="none" w:sz="0" w:space="0" w:color="000000"/>
+                <w:left w:val="none" w:sz="0" w:space="0" w:color="000000"/>
+                <w:right w:val="none" w:sz="0" w:space="0" w:color="000000"/>
+              </w:pBdr>
+              <w:spacing w:after="100" w:before="100" w:line="240"/>
+              <w:ind w:left="100" w:right="100" w:firstLine="0" w:firstLineChars="0"/>
+              <w:rPr>
+                <w:rFonts w:ascii="Helvetica" w:hAnsi="Helvetica" w:eastAsia="Helvetica" w:cs="Helvetica"/>
+                <w:i w:val="false"/>
+                <w:b w:val="false"/>
+                <w:u w:val="none"/>
+                <w:sz w:val="18"/>
+                <w:szCs w:val="18"/>
+                <w:color w:val="000000"/>
+              </w:rPr>
+            </w:pPr>
+            <w:r>
+              <w:rPr>
+                <w:rFonts w:ascii="Helvetica" w:hAnsi="Helvetica" w:eastAsia="Helvetica" w:cs="Helvetica"/>
+                <w:i w:val="false"/>
+                <w:b w:val="false"/>
+                <w:u w:val="none"/>
+                <w:sz w:val="18"/>
+                <w:szCs w:val="18"/>
+                <w:color w:val="000000"/>
+              </w:rPr>
+              <w:t xml:space="preserve">3.1</w:t>
             </w:r>
           </w:p>
         </w:tc>
@@ -1807,48 +1807,48 @@
               <w:left w:val="none" w:sz="0" w:space="0" w:color="000000"/>
               <w:right w:val="none" w:sz="0" w:space="0" w:color="000000"/>
             </w:tcBorders>
-            <w:shd w:val="clear" w:color="auto" w:fill="FEE08D"/>
-            <w:tcMar>
-              <w:top w:w="0" w:type="dxa"/>
-              <w:bottom w:w="0" w:type="dxa"/>
-              <w:left w:w="0" w:type="dxa"/>
-              <w:right w:w="0" w:type="dxa"/>
-            </w:tcMar>
-            <w:vAlign w:val="center"/>
-          </w:tcPr>
-          <w:p>
-            <w:pPr>
-              <w:pStyle w:val="Normal"/>
-              <w:jc w:val="center"/>
-              <w:pBdr>
-                <w:bottom w:val="none" w:sz="0" w:space="0" w:color="000000"/>
-                <w:top w:val="none" w:sz="0" w:space="0" w:color="000000"/>
-                <w:left w:val="none" w:sz="0" w:space="0" w:color="000000"/>
-                <w:right w:val="none" w:sz="0" w:space="0" w:color="000000"/>
-              </w:pBdr>
-              <w:spacing w:after="100" w:before="100" w:line="240"/>
-              <w:ind w:left="100" w:right="100" w:firstLine="0" w:firstLineChars="0"/>
-              <w:rPr>
-                <w:rFonts w:ascii="Helvetica" w:hAnsi="Helvetica" w:eastAsia="Helvetica" w:cs="Helvetica"/>
-                <w:i w:val="false"/>
-                <w:b w:val="false"/>
-                <w:u w:val="none"/>
-                <w:sz w:val="18"/>
-                <w:szCs w:val="18"/>
-                <w:color w:val="000000"/>
-              </w:rPr>
-            </w:pPr>
-            <w:r>
-              <w:rPr>
-                <w:rFonts w:ascii="Helvetica" w:hAnsi="Helvetica" w:eastAsia="Helvetica" w:cs="Helvetica"/>
-                <w:i w:val="false"/>
-                <w:b w:val="false"/>
-                <w:u w:val="none"/>
-                <w:sz w:val="18"/>
-                <w:szCs w:val="18"/>
-                <w:color w:val="000000"/>
-              </w:rPr>
-              <w:t xml:space="preserve">2.2</w:t>
+            <w:shd w:val="clear" w:color="auto" w:fill="FEDE8B"/>
+            <w:tcMar>
+              <w:top w:w="0" w:type="dxa"/>
+              <w:bottom w:w="0" w:type="dxa"/>
+              <w:left w:w="0" w:type="dxa"/>
+              <w:right w:w="0" w:type="dxa"/>
+            </w:tcMar>
+            <w:vAlign w:val="center"/>
+          </w:tcPr>
+          <w:p>
+            <w:pPr>
+              <w:pStyle w:val="Normal"/>
+              <w:jc w:val="center"/>
+              <w:pBdr>
+                <w:bottom w:val="none" w:sz="0" w:space="0" w:color="000000"/>
+                <w:top w:val="none" w:sz="0" w:space="0" w:color="000000"/>
+                <w:left w:val="none" w:sz="0" w:space="0" w:color="000000"/>
+                <w:right w:val="none" w:sz="0" w:space="0" w:color="000000"/>
+              </w:pBdr>
+              <w:spacing w:after="100" w:before="100" w:line="240"/>
+              <w:ind w:left="100" w:right="100" w:firstLine="0" w:firstLineChars="0"/>
+              <w:rPr>
+                <w:rFonts w:ascii="Helvetica" w:hAnsi="Helvetica" w:eastAsia="Helvetica" w:cs="Helvetica"/>
+                <w:i w:val="false"/>
+                <w:b w:val="false"/>
+                <w:u w:val="none"/>
+                <w:sz w:val="18"/>
+                <w:szCs w:val="18"/>
+                <w:color w:val="000000"/>
+              </w:rPr>
+            </w:pPr>
+            <w:r>
+              <w:rPr>
+                <w:rFonts w:ascii="Helvetica" w:hAnsi="Helvetica" w:eastAsia="Helvetica" w:cs="Helvetica"/>
+                <w:i w:val="false"/>
+                <w:b w:val="false"/>
+                <w:u w:val="none"/>
+                <w:sz w:val="18"/>
+                <w:szCs w:val="18"/>
+                <w:color w:val="000000"/>
+              </w:rPr>
+              <w:t xml:space="preserve">2.5</w:t>
             </w:r>
           </w:p>
         </w:tc>
@@ -1913,48 +1913,48 @@
               <w:left w:val="none" w:sz="0" w:space="0" w:color="000000"/>
               <w:right w:val="none" w:sz="0" w:space="0" w:color="000000"/>
             </w:tcBorders>
-            <w:shd w:val="clear" w:color="auto" w:fill="FEDD89"/>
-            <w:tcMar>
-              <w:top w:w="0" w:type="dxa"/>
-              <w:bottom w:w="0" w:type="dxa"/>
-              <w:left w:w="0" w:type="dxa"/>
-              <w:right w:w="0" w:type="dxa"/>
-            </w:tcMar>
-            <w:vAlign w:val="center"/>
-          </w:tcPr>
-          <w:p>
-            <w:pPr>
-              <w:pStyle w:val="Normal"/>
-              <w:jc w:val="center"/>
-              <w:pBdr>
-                <w:bottom w:val="none" w:sz="0" w:space="0" w:color="000000"/>
-                <w:top w:val="none" w:sz="0" w:space="0" w:color="000000"/>
-                <w:left w:val="none" w:sz="0" w:space="0" w:color="000000"/>
-                <w:right w:val="none" w:sz="0" w:space="0" w:color="000000"/>
-              </w:pBdr>
-              <w:spacing w:after="100" w:before="100" w:line="240"/>
-              <w:ind w:left="100" w:right="100" w:firstLine="0" w:firstLineChars="0"/>
-              <w:rPr>
-                <w:rFonts w:ascii="Helvetica" w:hAnsi="Helvetica" w:eastAsia="Helvetica" w:cs="Helvetica"/>
-                <w:i w:val="false"/>
-                <w:b w:val="false"/>
-                <w:u w:val="none"/>
-                <w:sz w:val="18"/>
-                <w:szCs w:val="18"/>
-                <w:color w:val="000000"/>
-              </w:rPr>
-            </w:pPr>
-            <w:r>
-              <w:rPr>
-                <w:rFonts w:ascii="Helvetica" w:hAnsi="Helvetica" w:eastAsia="Helvetica" w:cs="Helvetica"/>
-                <w:i w:val="false"/>
-                <w:b w:val="false"/>
-                <w:u w:val="none"/>
-                <w:sz w:val="18"/>
-                <w:szCs w:val="18"/>
-                <w:color w:val="000000"/>
-              </w:rPr>
-              <w:t xml:space="preserve">2.7</w:t>
+            <w:shd w:val="clear" w:color="auto" w:fill="FEE494"/>
+            <w:tcMar>
+              <w:top w:w="0" w:type="dxa"/>
+              <w:bottom w:w="0" w:type="dxa"/>
+              <w:left w:w="0" w:type="dxa"/>
+              <w:right w:w="0" w:type="dxa"/>
+            </w:tcMar>
+            <w:vAlign w:val="center"/>
+          </w:tcPr>
+          <w:p>
+            <w:pPr>
+              <w:pStyle w:val="Normal"/>
+              <w:jc w:val="center"/>
+              <w:pBdr>
+                <w:bottom w:val="none" w:sz="0" w:space="0" w:color="000000"/>
+                <w:top w:val="none" w:sz="0" w:space="0" w:color="000000"/>
+                <w:left w:val="none" w:sz="0" w:space="0" w:color="000000"/>
+                <w:right w:val="none" w:sz="0" w:space="0" w:color="000000"/>
+              </w:pBdr>
+              <w:spacing w:after="100" w:before="100" w:line="240"/>
+              <w:ind w:left="100" w:right="100" w:firstLine="0" w:firstLineChars="0"/>
+              <w:rPr>
+                <w:rFonts w:ascii="Helvetica" w:hAnsi="Helvetica" w:eastAsia="Helvetica" w:cs="Helvetica"/>
+                <w:i w:val="false"/>
+                <w:b w:val="false"/>
+                <w:u w:val="none"/>
+                <w:sz w:val="18"/>
+                <w:szCs w:val="18"/>
+                <w:color w:val="000000"/>
+              </w:rPr>
+            </w:pPr>
+            <w:r>
+              <w:rPr>
+                <w:rFonts w:ascii="Helvetica" w:hAnsi="Helvetica" w:eastAsia="Helvetica" w:cs="Helvetica"/>
+                <w:i w:val="false"/>
+                <w:b w:val="false"/>
+                <w:u w:val="none"/>
+                <w:sz w:val="18"/>
+                <w:szCs w:val="18"/>
+                <w:color w:val="000000"/>
+              </w:rPr>
+              <w:t xml:space="preserve">1.4</w:t>
             </w:r>
           </w:p>
         </w:tc>
@@ -1966,48 +1966,48 @@
               <w:left w:val="none" w:sz="0" w:space="0" w:color="000000"/>
               <w:right w:val="none" w:sz="0" w:space="0" w:color="000000"/>
             </w:tcBorders>
-            <w:shd w:val="clear" w:color="auto" w:fill="FFEDA0"/>
-            <w:tcMar>
-              <w:top w:w="0" w:type="dxa"/>
-              <w:bottom w:w="0" w:type="dxa"/>
-              <w:left w:w="0" w:type="dxa"/>
-              <w:right w:w="0" w:type="dxa"/>
-            </w:tcMar>
-            <w:vAlign w:val="center"/>
-          </w:tcPr>
-          <w:p>
-            <w:pPr>
-              <w:pStyle w:val="Normal"/>
-              <w:jc w:val="center"/>
-              <w:pBdr>
-                <w:bottom w:val="none" w:sz="0" w:space="0" w:color="000000"/>
-                <w:top w:val="none" w:sz="0" w:space="0" w:color="000000"/>
-                <w:left w:val="none" w:sz="0" w:space="0" w:color="000000"/>
-                <w:right w:val="none" w:sz="0" w:space="0" w:color="000000"/>
-              </w:pBdr>
-              <w:spacing w:after="100" w:before="100" w:line="240"/>
-              <w:ind w:left="100" w:right="100" w:firstLine="0" w:firstLineChars="0"/>
-              <w:rPr>
-                <w:rFonts w:ascii="Helvetica" w:hAnsi="Helvetica" w:eastAsia="Helvetica" w:cs="Helvetica"/>
-                <w:i w:val="false"/>
-                <w:b w:val="false"/>
-                <w:u w:val="none"/>
-                <w:sz w:val="18"/>
-                <w:szCs w:val="18"/>
-                <w:color w:val="000000"/>
-              </w:rPr>
-            </w:pPr>
-            <w:r>
-              <w:rPr>
-                <w:rFonts w:ascii="Helvetica" w:hAnsi="Helvetica" w:eastAsia="Helvetica" w:cs="Helvetica"/>
-                <w:i w:val="false"/>
-                <w:b w:val="false"/>
-                <w:u w:val="none"/>
-                <w:sz w:val="18"/>
-                <w:szCs w:val="18"/>
-                <w:color w:val="000000"/>
-              </w:rPr>
-              <w:t xml:space="preserve">0.0</w:t>
+            <w:shd w:val="clear" w:color="auto" w:fill="FEC96C"/>
+            <w:tcMar>
+              <w:top w:w="0" w:type="dxa"/>
+              <w:bottom w:w="0" w:type="dxa"/>
+              <w:left w:w="0" w:type="dxa"/>
+              <w:right w:w="0" w:type="dxa"/>
+            </w:tcMar>
+            <w:vAlign w:val="center"/>
+          </w:tcPr>
+          <w:p>
+            <w:pPr>
+              <w:pStyle w:val="Normal"/>
+              <w:jc w:val="center"/>
+              <w:pBdr>
+                <w:bottom w:val="none" w:sz="0" w:space="0" w:color="000000"/>
+                <w:top w:val="none" w:sz="0" w:space="0" w:color="000000"/>
+                <w:left w:val="none" w:sz="0" w:space="0" w:color="000000"/>
+                <w:right w:val="none" w:sz="0" w:space="0" w:color="000000"/>
+              </w:pBdr>
+              <w:spacing w:after="100" w:before="100" w:line="240"/>
+              <w:ind w:left="100" w:right="100" w:firstLine="0" w:firstLineChars="0"/>
+              <w:rPr>
+                <w:rFonts w:ascii="Helvetica" w:hAnsi="Helvetica" w:eastAsia="Helvetica" w:cs="Helvetica"/>
+                <w:i w:val="false"/>
+                <w:b w:val="false"/>
+                <w:u w:val="none"/>
+                <w:sz w:val="18"/>
+                <w:szCs w:val="18"/>
+                <w:color w:val="000000"/>
+              </w:rPr>
+            </w:pPr>
+            <w:r>
+              <w:rPr>
+                <w:rFonts w:ascii="Helvetica" w:hAnsi="Helvetica" w:eastAsia="Helvetica" w:cs="Helvetica"/>
+                <w:i w:val="false"/>
+                <w:b w:val="false"/>
+                <w:u w:val="none"/>
+                <w:sz w:val="18"/>
+                <w:szCs w:val="18"/>
+                <w:color w:val="000000"/>
+              </w:rPr>
+              <w:t xml:space="preserve">6.1</w:t>
             </w:r>
           </w:p>
         </w:tc>
@@ -2019,48 +2019,48 @@
               <w:left w:val="none" w:sz="0" w:space="0" w:color="000000"/>
               <w:right w:val="none" w:sz="0" w:space="0" w:color="000000"/>
             </w:tcBorders>
-            <w:shd w:val="clear" w:color="auto" w:fill="FEDD8A"/>
-            <w:tcMar>
-              <w:top w:w="0" w:type="dxa"/>
-              <w:bottom w:w="0" w:type="dxa"/>
-              <w:left w:w="0" w:type="dxa"/>
-              <w:right w:w="0" w:type="dxa"/>
-            </w:tcMar>
-            <w:vAlign w:val="center"/>
-          </w:tcPr>
-          <w:p>
-            <w:pPr>
-              <w:pStyle w:val="Normal"/>
-              <w:jc w:val="center"/>
-              <w:pBdr>
-                <w:bottom w:val="none" w:sz="0" w:space="0" w:color="000000"/>
-                <w:top w:val="none" w:sz="0" w:space="0" w:color="000000"/>
-                <w:left w:val="none" w:sz="0" w:space="0" w:color="000000"/>
-                <w:right w:val="none" w:sz="0" w:space="0" w:color="000000"/>
-              </w:pBdr>
-              <w:spacing w:after="100" w:before="100" w:line="240"/>
-              <w:ind w:left="100" w:right="100" w:firstLine="0" w:firstLineChars="0"/>
-              <w:rPr>
-                <w:rFonts w:ascii="Helvetica" w:hAnsi="Helvetica" w:eastAsia="Helvetica" w:cs="Helvetica"/>
-                <w:i w:val="false"/>
-                <w:b w:val="false"/>
-                <w:u w:val="none"/>
-                <w:sz w:val="18"/>
-                <w:szCs w:val="18"/>
-                <w:color w:val="000000"/>
-              </w:rPr>
-            </w:pPr>
-            <w:r>
-              <w:rPr>
-                <w:rFonts w:ascii="Helvetica" w:hAnsi="Helvetica" w:eastAsia="Helvetica" w:cs="Helvetica"/>
-                <w:i w:val="false"/>
-                <w:b w:val="false"/>
-                <w:u w:val="none"/>
-                <w:sz w:val="18"/>
-                <w:szCs w:val="18"/>
-                <w:color w:val="000000"/>
-              </w:rPr>
-              <w:t xml:space="preserve">2.6</w:t>
+            <w:shd w:val="clear" w:color="auto" w:fill="FEE392"/>
+            <w:tcMar>
+              <w:top w:w="0" w:type="dxa"/>
+              <w:bottom w:w="0" w:type="dxa"/>
+              <w:left w:w="0" w:type="dxa"/>
+              <w:right w:w="0" w:type="dxa"/>
+            </w:tcMar>
+            <w:vAlign w:val="center"/>
+          </w:tcPr>
+          <w:p>
+            <w:pPr>
+              <w:pStyle w:val="Normal"/>
+              <w:jc w:val="center"/>
+              <w:pBdr>
+                <w:bottom w:val="none" w:sz="0" w:space="0" w:color="000000"/>
+                <w:top w:val="none" w:sz="0" w:space="0" w:color="000000"/>
+                <w:left w:val="none" w:sz="0" w:space="0" w:color="000000"/>
+                <w:right w:val="none" w:sz="0" w:space="0" w:color="000000"/>
+              </w:pBdr>
+              <w:spacing w:after="100" w:before="100" w:line="240"/>
+              <w:ind w:left="100" w:right="100" w:firstLine="0" w:firstLineChars="0"/>
+              <w:rPr>
+                <w:rFonts w:ascii="Helvetica" w:hAnsi="Helvetica" w:eastAsia="Helvetica" w:cs="Helvetica"/>
+                <w:i w:val="false"/>
+                <w:b w:val="false"/>
+                <w:u w:val="none"/>
+                <w:sz w:val="18"/>
+                <w:szCs w:val="18"/>
+                <w:color w:val="000000"/>
+              </w:rPr>
+            </w:pPr>
+            <w:r>
+              <w:rPr>
+                <w:rFonts w:ascii="Helvetica" w:hAnsi="Helvetica" w:eastAsia="Helvetica" w:cs="Helvetica"/>
+                <w:i w:val="false"/>
+                <w:b w:val="false"/>
+                <w:u w:val="none"/>
+                <w:sz w:val="18"/>
+                <w:szCs w:val="18"/>
+                <w:color w:val="000000"/>
+              </w:rPr>
+              <w:t xml:space="preserve">1.6</w:t>
             </w:r>
           </w:p>
         </w:tc>
@@ -2072,48 +2072,48 @@
               <w:left w:val="none" w:sz="0" w:space="0" w:color="000000"/>
               <w:right w:val="none" w:sz="0" w:space="0" w:color="000000"/>
             </w:tcBorders>
-            <w:shd w:val="clear" w:color="auto" w:fill="FEE595"/>
-            <w:tcMar>
-              <w:top w:w="0" w:type="dxa"/>
-              <w:bottom w:w="0" w:type="dxa"/>
-              <w:left w:w="0" w:type="dxa"/>
-              <w:right w:w="0" w:type="dxa"/>
-            </w:tcMar>
-            <w:vAlign w:val="center"/>
-          </w:tcPr>
-          <w:p>
-            <w:pPr>
-              <w:pStyle w:val="Normal"/>
-              <w:jc w:val="center"/>
-              <w:pBdr>
-                <w:bottom w:val="none" w:sz="0" w:space="0" w:color="000000"/>
-                <w:top w:val="none" w:sz="0" w:space="0" w:color="000000"/>
-                <w:left w:val="none" w:sz="0" w:space="0" w:color="000000"/>
-                <w:right w:val="none" w:sz="0" w:space="0" w:color="000000"/>
-              </w:pBdr>
-              <w:spacing w:after="100" w:before="100" w:line="240"/>
-              <w:ind w:left="100" w:right="100" w:firstLine="0" w:firstLineChars="0"/>
-              <w:rPr>
-                <w:rFonts w:ascii="Helvetica" w:hAnsi="Helvetica" w:eastAsia="Helvetica" w:cs="Helvetica"/>
-                <w:i w:val="false"/>
-                <w:b w:val="false"/>
-                <w:u w:val="none"/>
-                <w:sz w:val="18"/>
-                <w:szCs w:val="18"/>
-                <w:color w:val="000000"/>
-              </w:rPr>
-            </w:pPr>
-            <w:r>
-              <w:rPr>
-                <w:rFonts w:ascii="Helvetica" w:hAnsi="Helvetica" w:eastAsia="Helvetica" w:cs="Helvetica"/>
-                <w:i w:val="false"/>
-                <w:b w:val="false"/>
-                <w:u w:val="none"/>
-                <w:sz w:val="18"/>
-                <w:szCs w:val="18"/>
-                <w:color w:val="000000"/>
-              </w:rPr>
-              <w:t xml:space="preserve">1.3</w:t>
+            <w:shd w:val="clear" w:color="auto" w:fill="FED680"/>
+            <w:tcMar>
+              <w:top w:w="0" w:type="dxa"/>
+              <w:bottom w:w="0" w:type="dxa"/>
+              <w:left w:w="0" w:type="dxa"/>
+              <w:right w:w="0" w:type="dxa"/>
+            </w:tcMar>
+            <w:vAlign w:val="center"/>
+          </w:tcPr>
+          <w:p>
+            <w:pPr>
+              <w:pStyle w:val="Normal"/>
+              <w:jc w:val="center"/>
+              <w:pBdr>
+                <w:bottom w:val="none" w:sz="0" w:space="0" w:color="000000"/>
+                <w:top w:val="none" w:sz="0" w:space="0" w:color="000000"/>
+                <w:left w:val="none" w:sz="0" w:space="0" w:color="000000"/>
+                <w:right w:val="none" w:sz="0" w:space="0" w:color="000000"/>
+              </w:pBdr>
+              <w:spacing w:after="100" w:before="100" w:line="240"/>
+              <w:ind w:left="100" w:right="100" w:firstLine="0" w:firstLineChars="0"/>
+              <w:rPr>
+                <w:rFonts w:ascii="Helvetica" w:hAnsi="Helvetica" w:eastAsia="Helvetica" w:cs="Helvetica"/>
+                <w:i w:val="false"/>
+                <w:b w:val="false"/>
+                <w:u w:val="none"/>
+                <w:sz w:val="18"/>
+                <w:szCs w:val="18"/>
+                <w:color w:val="000000"/>
+              </w:rPr>
+            </w:pPr>
+            <w:r>
+              <w:rPr>
+                <w:rFonts w:ascii="Helvetica" w:hAnsi="Helvetica" w:eastAsia="Helvetica" w:cs="Helvetica"/>
+                <w:i w:val="false"/>
+                <w:b w:val="false"/>
+                <w:u w:val="none"/>
+                <w:sz w:val="18"/>
+                <w:szCs w:val="18"/>
+                <w:color w:val="000000"/>
+              </w:rPr>
+              <w:t xml:space="preserve">3.8</w:t>
             </w:r>
           </w:p>
         </w:tc>
@@ -2226,154 +2226,154 @@
               <w:left w:val="none" w:sz="0" w:space="0" w:color="000000"/>
               <w:right w:val="none" w:sz="0" w:space="0" w:color="000000"/>
             </w:tcBorders>
-            <w:shd w:val="clear" w:color="auto" w:fill="FEBF5F"/>
-            <w:tcMar>
-              <w:top w:w="0" w:type="dxa"/>
-              <w:bottom w:w="0" w:type="dxa"/>
-              <w:left w:w="0" w:type="dxa"/>
-              <w:right w:w="0" w:type="dxa"/>
-            </w:tcMar>
-            <w:vAlign w:val="center"/>
-          </w:tcPr>
-          <w:p>
-            <w:pPr>
-              <w:pStyle w:val="Normal"/>
-              <w:jc w:val="center"/>
-              <w:pBdr>
-                <w:bottom w:val="none" w:sz="0" w:space="0" w:color="000000"/>
-                <w:top w:val="none" w:sz="0" w:space="0" w:color="000000"/>
-                <w:left w:val="none" w:sz="0" w:space="0" w:color="000000"/>
-                <w:right w:val="none" w:sz="0" w:space="0" w:color="000000"/>
-              </w:pBdr>
-              <w:spacing w:after="100" w:before="100" w:line="240"/>
-              <w:ind w:left="100" w:right="100" w:firstLine="0" w:firstLineChars="0"/>
-              <w:rPr>
-                <w:rFonts w:ascii="Helvetica" w:hAnsi="Helvetica" w:eastAsia="Helvetica" w:cs="Helvetica"/>
-                <w:i w:val="false"/>
-                <w:b w:val="false"/>
-                <w:u w:val="none"/>
-                <w:sz w:val="18"/>
-                <w:szCs w:val="18"/>
-                <w:color w:val="000000"/>
-              </w:rPr>
-            </w:pPr>
-            <w:r>
-              <w:rPr>
-                <w:rFonts w:ascii="Helvetica" w:hAnsi="Helvetica" w:eastAsia="Helvetica" w:cs="Helvetica"/>
-                <w:i w:val="false"/>
-                <w:b w:val="false"/>
-                <w:u w:val="none"/>
-                <w:sz w:val="18"/>
-                <w:szCs w:val="18"/>
-                <w:color w:val="000000"/>
-              </w:rPr>
-              <w:t xml:space="preserve">7.7</w:t>
-            </w:r>
-          </w:p>
-        </w:tc>
-        <w:tc>
-          <w:tcPr>
-            <w:tcBorders>
-              <w:bottom w:val="none" w:sz="0" w:space="0" w:color="000000"/>
-              <w:top w:val="none" w:sz="0" w:space="0" w:color="000000"/>
-              <w:left w:val="none" w:sz="0" w:space="0" w:color="000000"/>
-              <w:right w:val="none" w:sz="0" w:space="0" w:color="000000"/>
-            </w:tcBorders>
-            <w:shd w:val="clear" w:color="auto" w:fill="FEC466"/>
-            <w:tcMar>
-              <w:top w:w="0" w:type="dxa"/>
-              <w:bottom w:w="0" w:type="dxa"/>
-              <w:left w:w="0" w:type="dxa"/>
-              <w:right w:w="0" w:type="dxa"/>
-            </w:tcMar>
-            <w:vAlign w:val="center"/>
-          </w:tcPr>
-          <w:p>
-            <w:pPr>
-              <w:pStyle w:val="Normal"/>
-              <w:jc w:val="center"/>
-              <w:pBdr>
-                <w:bottom w:val="none" w:sz="0" w:space="0" w:color="000000"/>
-                <w:top w:val="none" w:sz="0" w:space="0" w:color="000000"/>
-                <w:left w:val="none" w:sz="0" w:space="0" w:color="000000"/>
-                <w:right w:val="none" w:sz="0" w:space="0" w:color="000000"/>
-              </w:pBdr>
-              <w:spacing w:after="100" w:before="100" w:line="240"/>
-              <w:ind w:left="100" w:right="100" w:firstLine="0" w:firstLineChars="0"/>
-              <w:rPr>
-                <w:rFonts w:ascii="Helvetica" w:hAnsi="Helvetica" w:eastAsia="Helvetica" w:cs="Helvetica"/>
-                <w:i w:val="false"/>
-                <w:b w:val="false"/>
-                <w:u w:val="none"/>
-                <w:sz w:val="18"/>
-                <w:szCs w:val="18"/>
-                <w:color w:val="000000"/>
-              </w:rPr>
-            </w:pPr>
-            <w:r>
-              <w:rPr>
-                <w:rFonts w:ascii="Helvetica" w:hAnsi="Helvetica" w:eastAsia="Helvetica" w:cs="Helvetica"/>
-                <w:i w:val="false"/>
-                <w:b w:val="false"/>
-                <w:u w:val="none"/>
-                <w:sz w:val="18"/>
-                <w:szCs w:val="18"/>
-                <w:color w:val="000000"/>
-              </w:rPr>
-              <w:t xml:space="preserve">6.8</w:t>
-            </w:r>
-          </w:p>
-        </w:tc>
-        <w:tc>
-          <w:tcPr>
-            <w:tcBorders>
-              <w:bottom w:val="none" w:sz="0" w:space="0" w:color="000000"/>
-              <w:top w:val="none" w:sz="0" w:space="0" w:color="000000"/>
-              <w:left w:val="none" w:sz="0" w:space="0" w:color="000000"/>
-              <w:right w:val="none" w:sz="0" w:space="0" w:color="000000"/>
-            </w:tcBorders>
-            <w:shd w:val="clear" w:color="auto" w:fill="FEB956"/>
-            <w:tcMar>
-              <w:top w:w="0" w:type="dxa"/>
-              <w:bottom w:w="0" w:type="dxa"/>
-              <w:left w:w="0" w:type="dxa"/>
-              <w:right w:w="0" w:type="dxa"/>
-            </w:tcMar>
-            <w:vAlign w:val="center"/>
-          </w:tcPr>
-          <w:p>
-            <w:pPr>
-              <w:pStyle w:val="Normal"/>
-              <w:jc w:val="center"/>
-              <w:pBdr>
-                <w:bottom w:val="none" w:sz="0" w:space="0" w:color="000000"/>
-                <w:top w:val="none" w:sz="0" w:space="0" w:color="000000"/>
-                <w:left w:val="none" w:sz="0" w:space="0" w:color="000000"/>
-                <w:right w:val="none" w:sz="0" w:space="0" w:color="000000"/>
-              </w:pBdr>
-              <w:spacing w:after="100" w:before="100" w:line="240"/>
-              <w:ind w:left="100" w:right="100" w:firstLine="0" w:firstLineChars="0"/>
-              <w:rPr>
-                <w:rFonts w:ascii="Helvetica" w:hAnsi="Helvetica" w:eastAsia="Helvetica" w:cs="Helvetica"/>
-                <w:i w:val="false"/>
-                <w:b w:val="false"/>
-                <w:u w:val="none"/>
-                <w:sz w:val="18"/>
-                <w:szCs w:val="18"/>
-                <w:color w:val="000000"/>
-              </w:rPr>
-            </w:pPr>
-            <w:r>
-              <w:rPr>
-                <w:rFonts w:ascii="Helvetica" w:hAnsi="Helvetica" w:eastAsia="Helvetica" w:cs="Helvetica"/>
-                <w:i w:val="false"/>
-                <w:b w:val="false"/>
-                <w:u w:val="none"/>
-                <w:sz w:val="18"/>
-                <w:szCs w:val="18"/>
-                <w:color w:val="000000"/>
-              </w:rPr>
-              <w:t xml:space="preserve">8.7</w:t>
+            <w:shd w:val="clear" w:color="auto" w:fill="FECE74"/>
+            <w:tcMar>
+              <w:top w:w="0" w:type="dxa"/>
+              <w:bottom w:w="0" w:type="dxa"/>
+              <w:left w:w="0" w:type="dxa"/>
+              <w:right w:w="0" w:type="dxa"/>
+            </w:tcMar>
+            <w:vAlign w:val="center"/>
+          </w:tcPr>
+          <w:p>
+            <w:pPr>
+              <w:pStyle w:val="Normal"/>
+              <w:jc w:val="center"/>
+              <w:pBdr>
+                <w:bottom w:val="none" w:sz="0" w:space="0" w:color="000000"/>
+                <w:top w:val="none" w:sz="0" w:space="0" w:color="000000"/>
+                <w:left w:val="none" w:sz="0" w:space="0" w:color="000000"/>
+                <w:right w:val="none" w:sz="0" w:space="0" w:color="000000"/>
+              </w:pBdr>
+              <w:spacing w:after="100" w:before="100" w:line="240"/>
+              <w:ind w:left="100" w:right="100" w:firstLine="0" w:firstLineChars="0"/>
+              <w:rPr>
+                <w:rFonts w:ascii="Helvetica" w:hAnsi="Helvetica" w:eastAsia="Helvetica" w:cs="Helvetica"/>
+                <w:i w:val="false"/>
+                <w:b w:val="false"/>
+                <w:u w:val="none"/>
+                <w:sz w:val="18"/>
+                <w:szCs w:val="18"/>
+                <w:color w:val="000000"/>
+              </w:rPr>
+            </w:pPr>
+            <w:r>
+              <w:rPr>
+                <w:rFonts w:ascii="Helvetica" w:hAnsi="Helvetica" w:eastAsia="Helvetica" w:cs="Helvetica"/>
+                <w:i w:val="false"/>
+                <w:b w:val="false"/>
+                <w:u w:val="none"/>
+                <w:sz w:val="18"/>
+                <w:szCs w:val="18"/>
+                <w:color w:val="000000"/>
+              </w:rPr>
+              <w:t xml:space="preserve">5.2</w:t>
+            </w:r>
+          </w:p>
+        </w:tc>
+        <w:tc>
+          <w:tcPr>
+            <w:tcBorders>
+              <w:bottom w:val="none" w:sz="0" w:space="0" w:color="000000"/>
+              <w:top w:val="none" w:sz="0" w:space="0" w:color="000000"/>
+              <w:left w:val="none" w:sz="0" w:space="0" w:color="000000"/>
+              <w:right w:val="none" w:sz="0" w:space="0" w:color="000000"/>
+            </w:tcBorders>
+            <w:shd w:val="clear" w:color="auto" w:fill="FED178"/>
+            <w:tcMar>
+              <w:top w:w="0" w:type="dxa"/>
+              <w:bottom w:w="0" w:type="dxa"/>
+              <w:left w:w="0" w:type="dxa"/>
+              <w:right w:w="0" w:type="dxa"/>
+            </w:tcMar>
+            <w:vAlign w:val="center"/>
+          </w:tcPr>
+          <w:p>
+            <w:pPr>
+              <w:pStyle w:val="Normal"/>
+              <w:jc w:val="center"/>
+              <w:pBdr>
+                <w:bottom w:val="none" w:sz="0" w:space="0" w:color="000000"/>
+                <w:top w:val="none" w:sz="0" w:space="0" w:color="000000"/>
+                <w:left w:val="none" w:sz="0" w:space="0" w:color="000000"/>
+                <w:right w:val="none" w:sz="0" w:space="0" w:color="000000"/>
+              </w:pBdr>
+              <w:spacing w:after="100" w:before="100" w:line="240"/>
+              <w:ind w:left="100" w:right="100" w:firstLine="0" w:firstLineChars="0"/>
+              <w:rPr>
+                <w:rFonts w:ascii="Helvetica" w:hAnsi="Helvetica" w:eastAsia="Helvetica" w:cs="Helvetica"/>
+                <w:i w:val="false"/>
+                <w:b w:val="false"/>
+                <w:u w:val="none"/>
+                <w:sz w:val="18"/>
+                <w:szCs w:val="18"/>
+                <w:color w:val="000000"/>
+              </w:rPr>
+            </w:pPr>
+            <w:r>
+              <w:rPr>
+                <w:rFonts w:ascii="Helvetica" w:hAnsi="Helvetica" w:eastAsia="Helvetica" w:cs="Helvetica"/>
+                <w:i w:val="false"/>
+                <w:b w:val="false"/>
+                <w:u w:val="none"/>
+                <w:sz w:val="18"/>
+                <w:szCs w:val="18"/>
+                <w:color w:val="000000"/>
+              </w:rPr>
+              <w:t xml:space="preserve">4.7</w:t>
+            </w:r>
+          </w:p>
+        </w:tc>
+        <w:tc>
+          <w:tcPr>
+            <w:tcBorders>
+              <w:bottom w:val="none" w:sz="0" w:space="0" w:color="000000"/>
+              <w:top w:val="none" w:sz="0" w:space="0" w:color="000000"/>
+              <w:left w:val="none" w:sz="0" w:space="0" w:color="000000"/>
+              <w:right w:val="none" w:sz="0" w:space="0" w:color="000000"/>
+            </w:tcBorders>
+            <w:shd w:val="clear" w:color="auto" w:fill="FECB70"/>
+            <w:tcMar>
+              <w:top w:w="0" w:type="dxa"/>
+              <w:bottom w:w="0" w:type="dxa"/>
+              <w:left w:w="0" w:type="dxa"/>
+              <w:right w:w="0" w:type="dxa"/>
+            </w:tcMar>
+            <w:vAlign w:val="center"/>
+          </w:tcPr>
+          <w:p>
+            <w:pPr>
+              <w:pStyle w:val="Normal"/>
+              <w:jc w:val="center"/>
+              <w:pBdr>
+                <w:bottom w:val="none" w:sz="0" w:space="0" w:color="000000"/>
+                <w:top w:val="none" w:sz="0" w:space="0" w:color="000000"/>
+                <w:left w:val="none" w:sz="0" w:space="0" w:color="000000"/>
+                <w:right w:val="none" w:sz="0" w:space="0" w:color="000000"/>
+              </w:pBdr>
+              <w:spacing w:after="100" w:before="100" w:line="240"/>
+              <w:ind w:left="100" w:right="100" w:firstLine="0" w:firstLineChars="0"/>
+              <w:rPr>
+                <w:rFonts w:ascii="Helvetica" w:hAnsi="Helvetica" w:eastAsia="Helvetica" w:cs="Helvetica"/>
+                <w:i w:val="false"/>
+                <w:b w:val="false"/>
+                <w:u w:val="none"/>
+                <w:sz w:val="18"/>
+                <w:szCs w:val="18"/>
+                <w:color w:val="000000"/>
+              </w:rPr>
+            </w:pPr>
+            <w:r>
+              <w:rPr>
+                <w:rFonts w:ascii="Helvetica" w:hAnsi="Helvetica" w:eastAsia="Helvetica" w:cs="Helvetica"/>
+                <w:i w:val="false"/>
+                <w:b w:val="false"/>
+                <w:u w:val="none"/>
+                <w:sz w:val="18"/>
+                <w:szCs w:val="18"/>
+                <w:color w:val="000000"/>
+              </w:rPr>
+              <w:t xml:space="preserve">5.7</w:t>
             </w:r>
           </w:p>
         </w:tc>
@@ -2438,419 +2438,366 @@
               <w:left w:val="none" w:sz="0" w:space="0" w:color="000000"/>
               <w:right w:val="none" w:sz="0" w:space="0" w:color="000000"/>
             </w:tcBorders>
-            <w:shd w:val="clear" w:color="auto" w:fill="FED780"/>
-            <w:tcMar>
-              <w:top w:w="0" w:type="dxa"/>
-              <w:bottom w:w="0" w:type="dxa"/>
-              <w:left w:w="0" w:type="dxa"/>
-              <w:right w:w="0" w:type="dxa"/>
-            </w:tcMar>
-            <w:vAlign w:val="center"/>
-          </w:tcPr>
-          <w:p>
-            <w:pPr>
-              <w:pStyle w:val="Normal"/>
-              <w:jc w:val="center"/>
-              <w:pBdr>
-                <w:bottom w:val="none" w:sz="0" w:space="0" w:color="000000"/>
-                <w:top w:val="none" w:sz="0" w:space="0" w:color="000000"/>
-                <w:left w:val="none" w:sz="0" w:space="0" w:color="000000"/>
-                <w:right w:val="none" w:sz="0" w:space="0" w:color="000000"/>
-              </w:pBdr>
-              <w:spacing w:after="100" w:before="100" w:line="240"/>
-              <w:ind w:left="100" w:right="100" w:firstLine="0" w:firstLineChars="0"/>
-              <w:rPr>
-                <w:rFonts w:ascii="Helvetica" w:hAnsi="Helvetica" w:eastAsia="Helvetica" w:cs="Helvetica"/>
-                <w:i w:val="false"/>
-                <w:b w:val="false"/>
-                <w:u w:val="none"/>
-                <w:sz w:val="18"/>
-                <w:szCs w:val="18"/>
-                <w:color w:val="000000"/>
-              </w:rPr>
-            </w:pPr>
-            <w:r>
-              <w:rPr>
-                <w:rFonts w:ascii="Helvetica" w:hAnsi="Helvetica" w:eastAsia="Helvetica" w:cs="Helvetica"/>
-                <w:i w:val="false"/>
-                <w:b w:val="false"/>
-                <w:u w:val="none"/>
-                <w:sz w:val="18"/>
-                <w:szCs w:val="18"/>
-                <w:color w:val="000000"/>
-              </w:rPr>
-              <w:t xml:space="preserve">3.7</w:t>
-            </w:r>
-          </w:p>
-        </w:tc>
-        <w:tc>
-          <w:tcPr>
-            <w:tcBorders>
-              <w:bottom w:val="none" w:sz="0" w:space="0" w:color="000000"/>
-              <w:top w:val="none" w:sz="0" w:space="0" w:color="000000"/>
-              <w:left w:val="none" w:sz="0" w:space="0" w:color="000000"/>
-              <w:right w:val="none" w:sz="0" w:space="0" w:color="000000"/>
-            </w:tcBorders>
-            <w:shd w:val="clear" w:color="auto" w:fill="FEB956"/>
-            <w:tcMar>
-              <w:top w:w="0" w:type="dxa"/>
-              <w:bottom w:w="0" w:type="dxa"/>
-              <w:left w:w="0" w:type="dxa"/>
-              <w:right w:w="0" w:type="dxa"/>
-            </w:tcMar>
-            <w:vAlign w:val="center"/>
-          </w:tcPr>
-          <w:p>
-            <w:pPr>
-              <w:pStyle w:val="Normal"/>
-              <w:jc w:val="center"/>
-              <w:pBdr>
-                <w:bottom w:val="none" w:sz="0" w:space="0" w:color="000000"/>
-                <w:top w:val="none" w:sz="0" w:space="0" w:color="000000"/>
-                <w:left w:val="none" w:sz="0" w:space="0" w:color="000000"/>
-                <w:right w:val="none" w:sz="0" w:space="0" w:color="000000"/>
-              </w:pBdr>
-              <w:spacing w:after="100" w:before="100" w:line="240"/>
-              <w:ind w:left="100" w:right="100" w:firstLine="0" w:firstLineChars="0"/>
-              <w:rPr>
-                <w:rFonts w:ascii="Helvetica" w:hAnsi="Helvetica" w:eastAsia="Helvetica" w:cs="Helvetica"/>
-                <w:i w:val="false"/>
-                <w:b w:val="false"/>
-                <w:u w:val="none"/>
-                <w:sz w:val="18"/>
-                <w:szCs w:val="18"/>
-                <w:color w:val="000000"/>
-              </w:rPr>
-            </w:pPr>
-            <w:r>
-              <w:rPr>
-                <w:rFonts w:ascii="Helvetica" w:hAnsi="Helvetica" w:eastAsia="Helvetica" w:cs="Helvetica"/>
-                <w:i w:val="false"/>
-                <w:b w:val="false"/>
-                <w:u w:val="none"/>
-                <w:sz w:val="18"/>
-                <w:szCs w:val="18"/>
-                <w:color w:val="000000"/>
-              </w:rPr>
-              <w:t xml:space="preserve">8.7</w:t>
-            </w:r>
-          </w:p>
-        </w:tc>
-        <w:tc>
-          <w:tcPr>
-            <w:tcBorders>
-              <w:bottom w:val="none" w:sz="0" w:space="0" w:color="000000"/>
-              <w:top w:val="none" w:sz="0" w:space="0" w:color="000000"/>
-              <w:left w:val="none" w:sz="0" w:space="0" w:color="000000"/>
-              <w:right w:val="none" w:sz="0" w:space="0" w:color="000000"/>
-            </w:tcBorders>
-            <w:shd w:val="clear" w:color="auto" w:fill="FB9E44"/>
-            <w:tcMar>
-              <w:top w:w="0" w:type="dxa"/>
-              <w:bottom w:w="0" w:type="dxa"/>
-              <w:left w:w="0" w:type="dxa"/>
-              <w:right w:w="0" w:type="dxa"/>
-            </w:tcMar>
-            <w:vAlign w:val="center"/>
-          </w:tcPr>
-          <w:p>
-            <w:pPr>
-              <w:pStyle w:val="Normal"/>
-              <w:jc w:val="center"/>
-              <w:pBdr>
-                <w:bottom w:val="none" w:sz="0" w:space="0" w:color="000000"/>
-                <w:top w:val="none" w:sz="0" w:space="0" w:color="000000"/>
-                <w:left w:val="none" w:sz="0" w:space="0" w:color="000000"/>
-                <w:right w:val="none" w:sz="0" w:space="0" w:color="000000"/>
-              </w:pBdr>
-              <w:spacing w:after="100" w:before="100" w:line="240"/>
-              <w:ind w:left="100" w:right="100" w:firstLine="0" w:firstLineChars="0"/>
-              <w:rPr>
-                <w:rFonts w:ascii="Helvetica" w:hAnsi="Helvetica" w:eastAsia="Helvetica" w:cs="Helvetica"/>
-                <w:i w:val="false"/>
-                <w:b w:val="false"/>
-                <w:u w:val="none"/>
-                <w:sz w:val="18"/>
-                <w:szCs w:val="18"/>
-                <w:color w:val="000000"/>
-              </w:rPr>
-            </w:pPr>
-            <w:r>
-              <w:rPr>
-                <w:rFonts w:ascii="Helvetica" w:hAnsi="Helvetica" w:eastAsia="Helvetica" w:cs="Helvetica"/>
-                <w:i w:val="false"/>
-                <w:b w:val="false"/>
-                <w:u w:val="none"/>
-                <w:sz w:val="18"/>
-                <w:szCs w:val="18"/>
-                <w:color w:val="000000"/>
-              </w:rPr>
-              <w:t xml:space="preserve">11.6</w:t>
-            </w:r>
-          </w:p>
-        </w:tc>
-        <w:tc>
-          <w:tcPr>
-            <w:tcBorders>
-              <w:bottom w:val="none" w:sz="0" w:space="0" w:color="000000"/>
-              <w:top w:val="none" w:sz="0" w:space="0" w:color="000000"/>
-              <w:left w:val="none" w:sz="0" w:space="0" w:color="000000"/>
-              <w:right w:val="none" w:sz="0" w:space="0" w:color="000000"/>
-            </w:tcBorders>
-            <w:shd w:val="clear" w:color="auto" w:fill="FEC161"/>
-            <w:tcMar>
-              <w:top w:w="0" w:type="dxa"/>
-              <w:bottom w:w="0" w:type="dxa"/>
-              <w:left w:w="0" w:type="dxa"/>
-              <w:right w:w="0" w:type="dxa"/>
-            </w:tcMar>
-            <w:vAlign w:val="center"/>
-          </w:tcPr>
-          <w:p>
-            <w:pPr>
-              <w:pStyle w:val="Normal"/>
-              <w:jc w:val="center"/>
-              <w:pBdr>
-                <w:bottom w:val="none" w:sz="0" w:space="0" w:color="000000"/>
-                <w:top w:val="none" w:sz="0" w:space="0" w:color="000000"/>
-                <w:left w:val="none" w:sz="0" w:space="0" w:color="000000"/>
-                <w:right w:val="none" w:sz="0" w:space="0" w:color="000000"/>
-              </w:pBdr>
-              <w:spacing w:after="100" w:before="100" w:line="240"/>
-              <w:ind w:left="100" w:right="100" w:firstLine="0" w:firstLineChars="0"/>
-              <w:rPr>
-                <w:rFonts w:ascii="Helvetica" w:hAnsi="Helvetica" w:eastAsia="Helvetica" w:cs="Helvetica"/>
-                <w:i w:val="false"/>
-                <w:b w:val="false"/>
-                <w:u w:val="none"/>
-                <w:sz w:val="18"/>
-                <w:szCs w:val="18"/>
-                <w:color w:val="000000"/>
-              </w:rPr>
-            </w:pPr>
-            <w:r>
-              <w:rPr>
-                <w:rFonts w:ascii="Helvetica" w:hAnsi="Helvetica" w:eastAsia="Helvetica" w:cs="Helvetica"/>
-                <w:i w:val="false"/>
-                <w:b w:val="false"/>
-                <w:u w:val="none"/>
-                <w:sz w:val="18"/>
-                <w:szCs w:val="18"/>
-                <w:color w:val="000000"/>
-              </w:rPr>
-              <w:t xml:space="preserve">7.4</w:t>
-            </w:r>
-          </w:p>
-        </w:tc>
-        <w:tc>
-          <w:tcPr>
-            <w:tcBorders>
-              <w:bottom w:val="none" w:sz="0" w:space="0" w:color="000000"/>
-              <w:top w:val="none" w:sz="0" w:space="0" w:color="000000"/>
-              <w:left w:val="none" w:sz="0" w:space="0" w:color="000000"/>
-              <w:right w:val="none" w:sz="0" w:space="0" w:color="000000"/>
-            </w:tcBorders>
-            <w:shd w:val="clear" w:color="auto" w:fill="FEB956"/>
-            <w:tcMar>
-              <w:top w:w="0" w:type="dxa"/>
-              <w:bottom w:w="0" w:type="dxa"/>
-              <w:left w:w="0" w:type="dxa"/>
-              <w:right w:w="0" w:type="dxa"/>
-            </w:tcMar>
-            <w:vAlign w:val="center"/>
-          </w:tcPr>
-          <w:p>
-            <w:pPr>
-              <w:pStyle w:val="Normal"/>
-              <w:jc w:val="center"/>
-              <w:pBdr>
-                <w:bottom w:val="none" w:sz="0" w:space="0" w:color="000000"/>
-                <w:top w:val="none" w:sz="0" w:space="0" w:color="000000"/>
-                <w:left w:val="none" w:sz="0" w:space="0" w:color="000000"/>
-                <w:right w:val="none" w:sz="0" w:space="0" w:color="000000"/>
-              </w:pBdr>
-              <w:spacing w:after="100" w:before="100" w:line="240"/>
-              <w:ind w:left="100" w:right="100" w:firstLine="0" w:firstLineChars="0"/>
-              <w:rPr>
-                <w:rFonts w:ascii="Helvetica" w:hAnsi="Helvetica" w:eastAsia="Helvetica" w:cs="Helvetica"/>
-                <w:i w:val="false"/>
-                <w:b w:val="false"/>
-                <w:u w:val="none"/>
-                <w:sz w:val="18"/>
-                <w:szCs w:val="18"/>
-                <w:color w:val="000000"/>
-              </w:rPr>
-            </w:pPr>
-            <w:r>
-              <w:rPr>
-                <w:rFonts w:ascii="Helvetica" w:hAnsi="Helvetica" w:eastAsia="Helvetica" w:cs="Helvetica"/>
-                <w:i w:val="false"/>
-                <w:b w:val="false"/>
-                <w:u w:val="none"/>
-                <w:sz w:val="18"/>
-                <w:szCs w:val="18"/>
-                <w:color w:val="000000"/>
-              </w:rPr>
-              <w:t xml:space="preserve">8.8</w:t>
-            </w:r>
-          </w:p>
-        </w:tc>
-        <w:tc>
-          <w:tcPr>
-            <w:tcBorders>
-              <w:bottom w:val="none" w:sz="0" w:space="0" w:color="000000"/>
-              <w:top w:val="none" w:sz="0" w:space="0" w:color="000000"/>
-              <w:left w:val="none" w:sz="0" w:space="0" w:color="000000"/>
-              <w:right w:val="none" w:sz="0" w:space="0" w:color="000000"/>
-            </w:tcBorders>
-            <w:shd w:val="clear" w:color="auto" w:fill="FEBB59"/>
-            <w:tcMar>
-              <w:top w:w="0" w:type="dxa"/>
-              <w:bottom w:w="0" w:type="dxa"/>
-              <w:left w:w="0" w:type="dxa"/>
-              <w:right w:w="0" w:type="dxa"/>
-            </w:tcMar>
-            <w:vAlign w:val="center"/>
-          </w:tcPr>
-          <w:p>
-            <w:pPr>
-              <w:pStyle w:val="Normal"/>
-              <w:jc w:val="center"/>
-              <w:pBdr>
-                <w:bottom w:val="none" w:sz="0" w:space="0" w:color="000000"/>
-                <w:top w:val="none" w:sz="0" w:space="0" w:color="000000"/>
-                <w:left w:val="none" w:sz="0" w:space="0" w:color="000000"/>
-                <w:right w:val="none" w:sz="0" w:space="0" w:color="000000"/>
-              </w:pBdr>
-              <w:spacing w:after="100" w:before="100" w:line="240"/>
-              <w:ind w:left="100" w:right="100" w:firstLine="0" w:firstLineChars="0"/>
-              <w:rPr>
-                <w:rFonts w:ascii="Helvetica" w:hAnsi="Helvetica" w:eastAsia="Helvetica" w:cs="Helvetica"/>
-                <w:i w:val="false"/>
-                <w:b w:val="false"/>
-                <w:u w:val="none"/>
-                <w:sz w:val="18"/>
-                <w:szCs w:val="18"/>
-                <w:color w:val="000000"/>
-              </w:rPr>
-            </w:pPr>
-            <w:r>
-              <w:rPr>
-                <w:rFonts w:ascii="Helvetica" w:hAnsi="Helvetica" w:eastAsia="Helvetica" w:cs="Helvetica"/>
-                <w:i w:val="false"/>
-                <w:b w:val="false"/>
-                <w:u w:val="none"/>
-                <w:sz w:val="18"/>
-                <w:szCs w:val="18"/>
-                <w:color w:val="000000"/>
-              </w:rPr>
-              <w:t xml:space="preserve">8.4</w:t>
-            </w:r>
-          </w:p>
-        </w:tc>
-        <w:tc>
-          <w:tcPr>
-            <w:tcBorders>
-              <w:bottom w:val="none" w:sz="0" w:space="0" w:color="000000"/>
-              <w:top w:val="none" w:sz="0" w:space="0" w:color="000000"/>
-              <w:left w:val="none" w:sz="0" w:space="0" w:color="000000"/>
-              <w:right w:val="none" w:sz="0" w:space="0" w:color="000000"/>
-            </w:tcBorders>
-            <w:shd w:val="clear" w:color="auto" w:fill="FECE75"/>
-            <w:tcMar>
-              <w:top w:w="0" w:type="dxa"/>
-              <w:bottom w:w="0" w:type="dxa"/>
-              <w:left w:w="0" w:type="dxa"/>
-              <w:right w:w="0" w:type="dxa"/>
-            </w:tcMar>
-            <w:vAlign w:val="center"/>
-          </w:tcPr>
-          <w:p>
-            <w:pPr>
-              <w:pStyle w:val="Normal"/>
-              <w:jc w:val="center"/>
-              <w:pBdr>
-                <w:bottom w:val="none" w:sz="0" w:space="0" w:color="000000"/>
-                <w:top w:val="none" w:sz="0" w:space="0" w:color="000000"/>
-                <w:left w:val="none" w:sz="0" w:space="0" w:color="000000"/>
-                <w:right w:val="none" w:sz="0" w:space="0" w:color="000000"/>
-              </w:pBdr>
-              <w:spacing w:after="100" w:before="100" w:line="240"/>
-              <w:ind w:left="100" w:right="100" w:firstLine="0" w:firstLineChars="0"/>
-              <w:rPr>
-                <w:rFonts w:ascii="Helvetica" w:hAnsi="Helvetica" w:eastAsia="Helvetica" w:cs="Helvetica"/>
-                <w:i w:val="false"/>
-                <w:b w:val="false"/>
-                <w:u w:val="none"/>
-                <w:sz w:val="18"/>
-                <w:szCs w:val="18"/>
-                <w:color w:val="000000"/>
-              </w:rPr>
-            </w:pPr>
-            <w:r>
-              <w:rPr>
-                <w:rFonts w:ascii="Helvetica" w:hAnsi="Helvetica" w:eastAsia="Helvetica" w:cs="Helvetica"/>
-                <w:i w:val="false"/>
-                <w:b w:val="false"/>
-                <w:u w:val="none"/>
-                <w:sz w:val="18"/>
-                <w:szCs w:val="18"/>
-                <w:color w:val="000000"/>
-              </w:rPr>
-              <w:t xml:space="preserve">5.1</w:t>
-            </w:r>
-          </w:p>
-        </w:tc>
-        <w:tc>
-          <w:tcPr>
-            <w:tcBorders>
-              <w:bottom w:val="none" w:sz="0" w:space="0" w:color="000000"/>
-              <w:top w:val="none" w:sz="0" w:space="0" w:color="000000"/>
-              <w:left w:val="none" w:sz="0" w:space="0" w:color="000000"/>
-              <w:right w:val="none" w:sz="0" w:space="0" w:color="000000"/>
-            </w:tcBorders>
-            <w:shd w:val="clear" w:color="auto" w:fill="FEB551"/>
-            <w:tcMar>
-              <w:top w:w="0" w:type="dxa"/>
-              <w:bottom w:w="0" w:type="dxa"/>
-              <w:left w:w="0" w:type="dxa"/>
-              <w:right w:w="0" w:type="dxa"/>
-            </w:tcMar>
-            <w:vAlign w:val="center"/>
-          </w:tcPr>
-          <w:p>
-            <w:pPr>
-              <w:pStyle w:val="Normal"/>
-              <w:jc w:val="center"/>
-              <w:pBdr>
-                <w:bottom w:val="none" w:sz="0" w:space="0" w:color="000000"/>
-                <w:top w:val="none" w:sz="0" w:space="0" w:color="000000"/>
-                <w:left w:val="none" w:sz="0" w:space="0" w:color="000000"/>
-                <w:right w:val="none" w:sz="0" w:space="0" w:color="000000"/>
-              </w:pBdr>
-              <w:spacing w:after="100" w:before="100" w:line="240"/>
-              <w:ind w:left="100" w:right="100" w:firstLine="0" w:firstLineChars="0"/>
-              <w:rPr>
-                <w:rFonts w:ascii="Helvetica" w:hAnsi="Helvetica" w:eastAsia="Helvetica" w:cs="Helvetica"/>
-                <w:i w:val="false"/>
-                <w:b w:val="false"/>
-                <w:u w:val="none"/>
-                <w:sz w:val="18"/>
-                <w:szCs w:val="18"/>
-                <w:color w:val="000000"/>
-              </w:rPr>
-            </w:pPr>
-            <w:r>
-              <w:rPr>
-                <w:rFonts w:ascii="Helvetica" w:hAnsi="Helvetica" w:eastAsia="Helvetica" w:cs="Helvetica"/>
-                <w:i w:val="false"/>
-                <w:b w:val="false"/>
-                <w:u w:val="none"/>
-                <w:sz w:val="18"/>
-                <w:szCs w:val="18"/>
-                <w:color w:val="000000"/>
-              </w:rPr>
-              <w:t xml:space="preserve">9.4</w:t>
+            <w:shd w:val="clear" w:color="auto" w:fill="FEDB86"/>
+            <w:tcMar>
+              <w:top w:w="0" w:type="dxa"/>
+              <w:bottom w:w="0" w:type="dxa"/>
+              <w:left w:w="0" w:type="dxa"/>
+              <w:right w:w="0" w:type="dxa"/>
+            </w:tcMar>
+            <w:vAlign w:val="center"/>
+          </w:tcPr>
+          <w:p>
+            <w:pPr>
+              <w:pStyle w:val="Normal"/>
+              <w:jc w:val="center"/>
+              <w:pBdr>
+                <w:bottom w:val="none" w:sz="0" w:space="0" w:color="000000"/>
+                <w:top w:val="none" w:sz="0" w:space="0" w:color="000000"/>
+                <w:left w:val="none" w:sz="0" w:space="0" w:color="000000"/>
+                <w:right w:val="none" w:sz="0" w:space="0" w:color="000000"/>
+              </w:pBdr>
+              <w:spacing w:after="100" w:before="100" w:line="240"/>
+              <w:ind w:left="100" w:right="100" w:firstLine="0" w:firstLineChars="0"/>
+              <w:rPr>
+                <w:rFonts w:ascii="Helvetica" w:hAnsi="Helvetica" w:eastAsia="Helvetica" w:cs="Helvetica"/>
+                <w:i w:val="false"/>
+                <w:b w:val="false"/>
+                <w:u w:val="none"/>
+                <w:sz w:val="18"/>
+                <w:szCs w:val="18"/>
+                <w:color w:val="000000"/>
+              </w:rPr>
+            </w:pPr>
+            <w:r>
+              <w:rPr>
+                <w:rFonts w:ascii="Helvetica" w:hAnsi="Helvetica" w:eastAsia="Helvetica" w:cs="Helvetica"/>
+                <w:i w:val="false"/>
+                <w:b w:val="false"/>
+                <w:u w:val="none"/>
+                <w:sz w:val="18"/>
+                <w:szCs w:val="18"/>
+                <w:color w:val="000000"/>
+              </w:rPr>
+              <w:t xml:space="preserve">3.0</w:t>
+            </w:r>
+          </w:p>
+        </w:tc>
+        <w:tc>
+          <w:tcPr>
+            <w:tcBorders>
+              <w:bottom w:val="none" w:sz="0" w:space="0" w:color="000000"/>
+              <w:top w:val="none" w:sz="0" w:space="0" w:color="000000"/>
+              <w:left w:val="none" w:sz="0" w:space="0" w:color="000000"/>
+              <w:right w:val="none" w:sz="0" w:space="0" w:color="000000"/>
+            </w:tcBorders>
+            <w:shd w:val="clear" w:color="auto" w:fill="FECF76"/>
+            <w:tcMar>
+              <w:top w:w="0" w:type="dxa"/>
+              <w:bottom w:w="0" w:type="dxa"/>
+              <w:left w:w="0" w:type="dxa"/>
+              <w:right w:w="0" w:type="dxa"/>
+            </w:tcMar>
+            <w:vAlign w:val="center"/>
+          </w:tcPr>
+          <w:p>
+            <w:pPr>
+              <w:pStyle w:val="Normal"/>
+              <w:jc w:val="center"/>
+              <w:pBdr>
+                <w:bottom w:val="none" w:sz="0" w:space="0" w:color="000000"/>
+                <w:top w:val="none" w:sz="0" w:space="0" w:color="000000"/>
+                <w:left w:val="none" w:sz="0" w:space="0" w:color="000000"/>
+                <w:right w:val="none" w:sz="0" w:space="0" w:color="000000"/>
+              </w:pBdr>
+              <w:spacing w:after="100" w:before="100" w:line="240"/>
+              <w:ind w:left="100" w:right="100" w:firstLine="0" w:firstLineChars="0"/>
+              <w:rPr>
+                <w:rFonts w:ascii="Helvetica" w:hAnsi="Helvetica" w:eastAsia="Helvetica" w:cs="Helvetica"/>
+                <w:i w:val="false"/>
+                <w:b w:val="false"/>
+                <w:u w:val="none"/>
+                <w:sz w:val="18"/>
+                <w:szCs w:val="18"/>
+                <w:color w:val="000000"/>
+              </w:rPr>
+            </w:pPr>
+            <w:r>
+              <w:rPr>
+                <w:rFonts w:ascii="Helvetica" w:hAnsi="Helvetica" w:eastAsia="Helvetica" w:cs="Helvetica"/>
+                <w:i w:val="false"/>
+                <w:b w:val="false"/>
+                <w:u w:val="none"/>
+                <w:sz w:val="18"/>
+                <w:szCs w:val="18"/>
+                <w:color w:val="000000"/>
+              </w:rPr>
+              <w:t xml:space="preserve">5.0</w:t>
+            </w:r>
+          </w:p>
+        </w:tc>
+        <w:tc>
+          <w:tcPr>
+            <w:tcBorders>
+              <w:bottom w:val="none" w:sz="0" w:space="0" w:color="000000"/>
+              <w:top w:val="none" w:sz="0" w:space="0" w:color="000000"/>
+              <w:left w:val="none" w:sz="0" w:space="0" w:color="000000"/>
+              <w:right w:val="none" w:sz="0" w:space="0" w:color="000000"/>
+            </w:tcBorders>
+            <w:shd w:val="clear" w:color="auto" w:fill="FEBC5B"/>
+            <w:tcMar>
+              <w:top w:w="0" w:type="dxa"/>
+              <w:bottom w:w="0" w:type="dxa"/>
+              <w:left w:w="0" w:type="dxa"/>
+              <w:right w:w="0" w:type="dxa"/>
+            </w:tcMar>
+            <w:vAlign w:val="center"/>
+          </w:tcPr>
+          <w:p>
+            <w:pPr>
+              <w:pStyle w:val="Normal"/>
+              <w:jc w:val="center"/>
+              <w:pBdr>
+                <w:bottom w:val="none" w:sz="0" w:space="0" w:color="000000"/>
+                <w:top w:val="none" w:sz="0" w:space="0" w:color="000000"/>
+                <w:left w:val="none" w:sz="0" w:space="0" w:color="000000"/>
+                <w:right w:val="none" w:sz="0" w:space="0" w:color="000000"/>
+              </w:pBdr>
+              <w:spacing w:after="100" w:before="100" w:line="240"/>
+              <w:ind w:left="100" w:right="100" w:firstLine="0" w:firstLineChars="0"/>
+              <w:rPr>
+                <w:rFonts w:ascii="Helvetica" w:hAnsi="Helvetica" w:eastAsia="Helvetica" w:cs="Helvetica"/>
+                <w:i w:val="false"/>
+                <w:b w:val="false"/>
+                <w:u w:val="none"/>
+                <w:sz w:val="18"/>
+                <w:szCs w:val="18"/>
+                <w:color w:val="000000"/>
+              </w:rPr>
+            </w:pPr>
+            <w:r>
+              <w:rPr>
+                <w:rFonts w:ascii="Helvetica" w:hAnsi="Helvetica" w:eastAsia="Helvetica" w:cs="Helvetica"/>
+                <w:i w:val="false"/>
+                <w:b w:val="false"/>
+                <w:u w:val="none"/>
+                <w:sz w:val="18"/>
+                <w:szCs w:val="18"/>
+                <w:color w:val="000000"/>
+              </w:rPr>
+              <w:t xml:space="preserve">8.2</w:t>
+            </w:r>
+          </w:p>
+        </w:tc>
+        <w:tc>
+          <w:tcPr>
+            <w:tcBorders>
+              <w:bottom w:val="none" w:sz="0" w:space="0" w:color="000000"/>
+              <w:top w:val="none" w:sz="0" w:space="0" w:color="000000"/>
+              <w:left w:val="none" w:sz="0" w:space="0" w:color="000000"/>
+              <w:right w:val="none" w:sz="0" w:space="0" w:color="000000"/>
+            </w:tcBorders>
+            <w:shd w:val="clear" w:color="auto" w:fill="FECE74"/>
+            <w:tcMar>
+              <w:top w:w="0" w:type="dxa"/>
+              <w:bottom w:w="0" w:type="dxa"/>
+              <w:left w:w="0" w:type="dxa"/>
+              <w:right w:w="0" w:type="dxa"/>
+            </w:tcMar>
+            <w:vAlign w:val="center"/>
+          </w:tcPr>
+          <w:p>
+            <w:pPr>
+              <w:pStyle w:val="Normal"/>
+              <w:jc w:val="center"/>
+              <w:pBdr>
+                <w:bottom w:val="none" w:sz="0" w:space="0" w:color="000000"/>
+                <w:top w:val="none" w:sz="0" w:space="0" w:color="000000"/>
+                <w:left w:val="none" w:sz="0" w:space="0" w:color="000000"/>
+                <w:right w:val="none" w:sz="0" w:space="0" w:color="000000"/>
+              </w:pBdr>
+              <w:spacing w:after="100" w:before="100" w:line="240"/>
+              <w:ind w:left="100" w:right="100" w:firstLine="0" w:firstLineChars="0"/>
+              <w:rPr>
+                <w:rFonts w:ascii="Helvetica" w:hAnsi="Helvetica" w:eastAsia="Helvetica" w:cs="Helvetica"/>
+                <w:i w:val="false"/>
+                <w:b w:val="false"/>
+                <w:u w:val="none"/>
+                <w:sz w:val="18"/>
+                <w:szCs w:val="18"/>
+                <w:color w:val="000000"/>
+              </w:rPr>
+            </w:pPr>
+            <w:r>
+              <w:rPr>
+                <w:rFonts w:ascii="Helvetica" w:hAnsi="Helvetica" w:eastAsia="Helvetica" w:cs="Helvetica"/>
+                <w:i w:val="false"/>
+                <w:b w:val="false"/>
+                <w:u w:val="none"/>
+                <w:sz w:val="18"/>
+                <w:szCs w:val="18"/>
+                <w:color w:val="000000"/>
+              </w:rPr>
+              <w:t xml:space="preserve">5.2</w:t>
+            </w:r>
+          </w:p>
+        </w:tc>
+        <w:tc>
+          <w:tcPr>
+            <w:tcBorders>
+              <w:bottom w:val="none" w:sz="0" w:space="0" w:color="000000"/>
+              <w:top w:val="none" w:sz="0" w:space="0" w:color="000000"/>
+              <w:left w:val="none" w:sz="0" w:space="0" w:color="000000"/>
+              <w:right w:val="none" w:sz="0" w:space="0" w:color="000000"/>
+            </w:tcBorders>
+            <w:shd w:val="clear" w:color="auto" w:fill="FED076"/>
+            <w:tcMar>
+              <w:top w:w="0" w:type="dxa"/>
+              <w:bottom w:w="0" w:type="dxa"/>
+              <w:left w:w="0" w:type="dxa"/>
+              <w:right w:w="0" w:type="dxa"/>
+            </w:tcMar>
+            <w:vAlign w:val="center"/>
+          </w:tcPr>
+          <w:p>
+            <w:pPr>
+              <w:pStyle w:val="Normal"/>
+              <w:jc w:val="center"/>
+              <w:pBdr>
+                <w:bottom w:val="none" w:sz="0" w:space="0" w:color="000000"/>
+                <w:top w:val="none" w:sz="0" w:space="0" w:color="000000"/>
+                <w:left w:val="none" w:sz="0" w:space="0" w:color="000000"/>
+                <w:right w:val="none" w:sz="0" w:space="0" w:color="000000"/>
+              </w:pBdr>
+              <w:spacing w:after="100" w:before="100" w:line="240"/>
+              <w:ind w:left="100" w:right="100" w:firstLine="0" w:firstLineChars="0"/>
+              <w:rPr>
+                <w:rFonts w:ascii="Helvetica" w:hAnsi="Helvetica" w:eastAsia="Helvetica" w:cs="Helvetica"/>
+                <w:i w:val="false"/>
+                <w:b w:val="false"/>
+                <w:u w:val="none"/>
+                <w:sz w:val="18"/>
+                <w:szCs w:val="18"/>
+                <w:color w:val="000000"/>
+              </w:rPr>
+            </w:pPr>
+            <w:r>
+              <w:rPr>
+                <w:rFonts w:ascii="Helvetica" w:hAnsi="Helvetica" w:eastAsia="Helvetica" w:cs="Helvetica"/>
+                <w:i w:val="false"/>
+                <w:b w:val="false"/>
+                <w:u w:val="none"/>
+                <w:sz w:val="18"/>
+                <w:szCs w:val="18"/>
+                <w:color w:val="000000"/>
+              </w:rPr>
+              <w:t xml:space="preserve">4.9</w:t>
+            </w:r>
+          </w:p>
+        </w:tc>
+        <w:tc>
+          <w:tcPr>
+            <w:tcBorders>
+              <w:bottom w:val="none" w:sz="0" w:space="0" w:color="000000"/>
+              <w:top w:val="none" w:sz="0" w:space="0" w:color="000000"/>
+              <w:left w:val="none" w:sz="0" w:space="0" w:color="000000"/>
+              <w:right w:val="none" w:sz="0" w:space="0" w:color="000000"/>
+            </w:tcBorders>
+            <w:shd w:val="clear" w:color="auto" w:fill="FEDD89"/>
+            <w:tcMar>
+              <w:top w:w="0" w:type="dxa"/>
+              <w:bottom w:w="0" w:type="dxa"/>
+              <w:left w:w="0" w:type="dxa"/>
+              <w:right w:w="0" w:type="dxa"/>
+            </w:tcMar>
+            <w:vAlign w:val="center"/>
+          </w:tcPr>
+          <w:p>
+            <w:pPr>
+              <w:pStyle w:val="Normal"/>
+              <w:jc w:val="center"/>
+              <w:pBdr>
+                <w:bottom w:val="none" w:sz="0" w:space="0" w:color="000000"/>
+                <w:top w:val="none" w:sz="0" w:space="0" w:color="000000"/>
+                <w:left w:val="none" w:sz="0" w:space="0" w:color="000000"/>
+                <w:right w:val="none" w:sz="0" w:space="0" w:color="000000"/>
+              </w:pBdr>
+              <w:spacing w:after="100" w:before="100" w:line="240"/>
+              <w:ind w:left="100" w:right="100" w:firstLine="0" w:firstLineChars="0"/>
+              <w:rPr>
+                <w:rFonts w:ascii="Helvetica" w:hAnsi="Helvetica" w:eastAsia="Helvetica" w:cs="Helvetica"/>
+                <w:i w:val="false"/>
+                <w:b w:val="false"/>
+                <w:u w:val="none"/>
+                <w:sz w:val="18"/>
+                <w:szCs w:val="18"/>
+                <w:color w:val="000000"/>
+              </w:rPr>
+            </w:pPr>
+            <w:r>
+              <w:rPr>
+                <w:rFonts w:ascii="Helvetica" w:hAnsi="Helvetica" w:eastAsia="Helvetica" w:cs="Helvetica"/>
+                <w:i w:val="false"/>
+                <w:b w:val="false"/>
+                <w:u w:val="none"/>
+                <w:sz w:val="18"/>
+                <w:szCs w:val="18"/>
+                <w:color w:val="000000"/>
+              </w:rPr>
+              <w:t xml:space="preserve">2.7</w:t>
+            </w:r>
+          </w:p>
+        </w:tc>
+        <w:tc>
+          <w:tcPr>
+            <w:tcBorders>
+              <w:bottom w:val="none" w:sz="0" w:space="0" w:color="000000"/>
+              <w:top w:val="none" w:sz="0" w:space="0" w:color="000000"/>
+              <w:left w:val="none" w:sz="0" w:space="0" w:color="000000"/>
+              <w:right w:val="none" w:sz="0" w:space="0" w:color="000000"/>
+            </w:tcBorders>
+            <w:shd w:val="clear" w:color="auto" w:fill="F77E39"/>
+            <w:tcMar>
+              <w:top w:w="0" w:type="dxa"/>
+              <w:bottom w:w="0" w:type="dxa"/>
+              <w:left w:w="0" w:type="dxa"/>
+              <w:right w:w="0" w:type="dxa"/>
+            </w:tcMar>
+            <w:vAlign w:val="center"/>
+          </w:tcPr>
+          <w:p>
+            <w:pPr>
+              <w:pStyle w:val="Normal"/>
+              <w:jc w:val="center"/>
+              <w:pBdr>
+                <w:bottom w:val="none" w:sz="0" w:space="0" w:color="000000"/>
+                <w:top w:val="none" w:sz="0" w:space="0" w:color="000000"/>
+                <w:left w:val="none" w:sz="0" w:space="0" w:color="000000"/>
+                <w:right w:val="none" w:sz="0" w:space="0" w:color="000000"/>
+              </w:pBdr>
+              <w:spacing w:after="100" w:before="100" w:line="240"/>
+              <w:ind w:left="100" w:right="100" w:firstLine="0" w:firstLineChars="0"/>
+              <w:rPr>
+                <w:rFonts w:ascii="Helvetica" w:hAnsi="Helvetica" w:eastAsia="Helvetica" w:cs="Helvetica"/>
+                <w:i w:val="false"/>
+                <w:b w:val="false"/>
+                <w:u w:val="none"/>
+                <w:sz w:val="18"/>
+                <w:szCs w:val="18"/>
+                <w:color w:val="000000"/>
+              </w:rPr>
+            </w:pPr>
+            <w:r>
+              <w:rPr>
+                <w:rFonts w:ascii="Helvetica" w:hAnsi="Helvetica" w:eastAsia="Helvetica" w:cs="Helvetica"/>
+                <w:i w:val="false"/>
+                <w:b w:val="false"/>
+                <w:u w:val="none"/>
+                <w:sz w:val="18"/>
+                <w:szCs w:val="18"/>
+                <w:color w:val="000000"/>
+              </w:rPr>
+              <w:t xml:space="preserve">14.3</w:t>
             </w:r>
           </w:p>
         </w:tc>
@@ -2904,6 +2851,59 @@
                 <w:color w:val="000000"/>
               </w:rPr>
               <w:t xml:space="preserve">4.5</w:t>
+            </w:r>
+          </w:p>
+        </w:tc>
+        <w:tc>
+          <w:tcPr>
+            <w:tcBorders>
+              <w:bottom w:val="none" w:sz="0" w:space="0" w:color="000000"/>
+              <w:top w:val="none" w:sz="0" w:space="0" w:color="000000"/>
+              <w:left w:val="none" w:sz="0" w:space="0" w:color="000000"/>
+              <w:right w:val="none" w:sz="0" w:space="0" w:color="000000"/>
+            </w:tcBorders>
+            <w:shd w:val="clear" w:color="auto" w:fill="FEC76A"/>
+            <w:tcMar>
+              <w:top w:w="0" w:type="dxa"/>
+              <w:bottom w:w="0" w:type="dxa"/>
+              <w:left w:w="0" w:type="dxa"/>
+              <w:right w:w="0" w:type="dxa"/>
+            </w:tcMar>
+            <w:vAlign w:val="center"/>
+          </w:tcPr>
+          <w:p>
+            <w:pPr>
+              <w:pStyle w:val="Normal"/>
+              <w:jc w:val="center"/>
+              <w:pBdr>
+                <w:bottom w:val="none" w:sz="0" w:space="0" w:color="000000"/>
+                <w:top w:val="none" w:sz="0" w:space="0" w:color="000000"/>
+                <w:left w:val="none" w:sz="0" w:space="0" w:color="000000"/>
+                <w:right w:val="none" w:sz="0" w:space="0" w:color="000000"/>
+              </w:pBdr>
+              <w:spacing w:after="100" w:before="100" w:line="240"/>
+              <w:ind w:left="100" w:right="100" w:firstLine="0" w:firstLineChars="0"/>
+              <w:rPr>
+                <w:rFonts w:ascii="Helvetica" w:hAnsi="Helvetica" w:eastAsia="Helvetica" w:cs="Helvetica"/>
+                <w:i w:val="false"/>
+                <w:b w:val="false"/>
+                <w:u w:val="none"/>
+                <w:sz w:val="18"/>
+                <w:szCs w:val="18"/>
+                <w:color w:val="000000"/>
+              </w:rPr>
+            </w:pPr>
+            <w:r>
+              <w:rPr>
+                <w:rFonts w:ascii="Helvetica" w:hAnsi="Helvetica" w:eastAsia="Helvetica" w:cs="Helvetica"/>
+                <w:i w:val="false"/>
+                <w:b w:val="false"/>
+                <w:u w:val="none"/>
+                <w:sz w:val="18"/>
+                <w:szCs w:val="18"/>
+                <w:color w:val="000000"/>
+              </w:rPr>
+              <w:t xml:space="preserve">6.4</w:t>
             </w:r>
           </w:p>
         </w:tc>
@@ -3028,431 +3028,166 @@
               <w:left w:val="none" w:sz="0" w:space="0" w:color="000000"/>
               <w:right w:val="none" w:sz="0" w:space="0" w:color="000000"/>
             </w:tcBorders>
-            <w:shd w:val="clear" w:color="auto" w:fill="FB9C44"/>
-            <w:tcMar>
-              <w:top w:w="0" w:type="dxa"/>
-              <w:bottom w:w="0" w:type="dxa"/>
-              <w:left w:w="0" w:type="dxa"/>
-              <w:right w:w="0" w:type="dxa"/>
-            </w:tcMar>
-            <w:vAlign w:val="center"/>
-          </w:tcPr>
-          <w:p>
-            <w:pPr>
-              <w:pStyle w:val="Normal"/>
-              <w:jc w:val="center"/>
-              <w:pBdr>
-                <w:bottom w:val="none" w:sz="0" w:space="0" w:color="000000"/>
-                <w:top w:val="none" w:sz="0" w:space="0" w:color="000000"/>
-                <w:left w:val="none" w:sz="0" w:space="0" w:color="000000"/>
-                <w:right w:val="none" w:sz="0" w:space="0" w:color="000000"/>
-              </w:pBdr>
-              <w:spacing w:after="100" w:before="100" w:line="240"/>
-              <w:ind w:left="100" w:right="100" w:firstLine="0" w:firstLineChars="0"/>
-              <w:rPr>
-                <w:rFonts w:ascii="Helvetica" w:hAnsi="Helvetica" w:eastAsia="Helvetica" w:cs="Helvetica"/>
-                <w:i w:val="false"/>
-                <w:b w:val="false"/>
-                <w:u w:val="none"/>
-                <w:sz w:val="18"/>
-                <w:szCs w:val="18"/>
-                <w:color w:val="000000"/>
-              </w:rPr>
-            </w:pPr>
-            <w:r>
-              <w:rPr>
-                <w:rFonts w:ascii="Helvetica" w:hAnsi="Helvetica" w:eastAsia="Helvetica" w:cs="Helvetica"/>
-                <w:i w:val="false"/>
-                <w:b w:val="false"/>
-                <w:u w:val="none"/>
-                <w:sz w:val="18"/>
-                <w:szCs w:val="18"/>
-                <w:color w:val="000000"/>
-              </w:rPr>
-              <w:t xml:space="preserve">11.8</w:t>
-            </w:r>
-          </w:p>
-        </w:tc>
-        <w:tc>
-          <w:tcPr>
-            <w:tcBorders>
-              <w:bottom w:val="none" w:sz="0" w:space="0" w:color="000000"/>
-              <w:top w:val="none" w:sz="0" w:space="0" w:color="000000"/>
-              <w:left w:val="none" w:sz="0" w:space="0" w:color="000000"/>
-              <w:right w:val="none" w:sz="0" w:space="0" w:color="000000"/>
-            </w:tcBorders>
-            <w:shd w:val="clear" w:color="auto" w:fill="FEB34D"/>
-            <w:tcMar>
-              <w:top w:w="0" w:type="dxa"/>
-              <w:bottom w:w="0" w:type="dxa"/>
-              <w:left w:w="0" w:type="dxa"/>
-              <w:right w:w="0" w:type="dxa"/>
-            </w:tcMar>
-            <w:vAlign w:val="center"/>
-          </w:tcPr>
-          <w:p>
-            <w:pPr>
-              <w:pStyle w:val="Normal"/>
-              <w:jc w:val="center"/>
-              <w:pBdr>
-                <w:bottom w:val="none" w:sz="0" w:space="0" w:color="000000"/>
-                <w:top w:val="none" w:sz="0" w:space="0" w:color="000000"/>
-                <w:left w:val="none" w:sz="0" w:space="0" w:color="000000"/>
-                <w:right w:val="none" w:sz="0" w:space="0" w:color="000000"/>
-              </w:pBdr>
-              <w:spacing w:after="100" w:before="100" w:line="240"/>
-              <w:ind w:left="100" w:right="100" w:firstLine="0" w:firstLineChars="0"/>
-              <w:rPr>
-                <w:rFonts w:ascii="Helvetica" w:hAnsi="Helvetica" w:eastAsia="Helvetica" w:cs="Helvetica"/>
-                <w:i w:val="false"/>
-                <w:b w:val="false"/>
-                <w:u w:val="none"/>
-                <w:sz w:val="18"/>
-                <w:szCs w:val="18"/>
-                <w:color w:val="000000"/>
-              </w:rPr>
-            </w:pPr>
-            <w:r>
-              <w:rPr>
-                <w:rFonts w:ascii="Helvetica" w:hAnsi="Helvetica" w:eastAsia="Helvetica" w:cs="Helvetica"/>
-                <w:i w:val="false"/>
-                <w:b w:val="false"/>
-                <w:u w:val="none"/>
-                <w:sz w:val="18"/>
-                <w:szCs w:val="18"/>
-                <w:color w:val="000000"/>
-              </w:rPr>
-              <w:t xml:space="preserve">9.8</w:t>
-            </w:r>
-          </w:p>
-        </w:tc>
-        <w:tc>
-          <w:tcPr>
-            <w:tcBorders>
-              <w:bottom w:val="none" w:sz="0" w:space="0" w:color="000000"/>
-              <w:top w:val="none" w:sz="0" w:space="0" w:color="000000"/>
-              <w:left w:val="none" w:sz="0" w:space="0" w:color="000000"/>
-              <w:right w:val="none" w:sz="0" w:space="0" w:color="000000"/>
-            </w:tcBorders>
-            <w:shd w:val="clear" w:color="auto" w:fill="F8833A"/>
-            <w:tcMar>
-              <w:top w:w="0" w:type="dxa"/>
-              <w:bottom w:w="0" w:type="dxa"/>
-              <w:left w:w="0" w:type="dxa"/>
-              <w:right w:w="0" w:type="dxa"/>
-            </w:tcMar>
-            <w:vAlign w:val="center"/>
-          </w:tcPr>
-          <w:p>
-            <w:pPr>
-              <w:pStyle w:val="Normal"/>
-              <w:jc w:val="center"/>
-              <w:pBdr>
-                <w:bottom w:val="none" w:sz="0" w:space="0" w:color="000000"/>
-                <w:top w:val="none" w:sz="0" w:space="0" w:color="000000"/>
-                <w:left w:val="none" w:sz="0" w:space="0" w:color="000000"/>
-                <w:right w:val="none" w:sz="0" w:space="0" w:color="000000"/>
-              </w:pBdr>
-              <w:spacing w:after="100" w:before="100" w:line="240"/>
-              <w:ind w:left="100" w:right="100" w:firstLine="0" w:firstLineChars="0"/>
-              <w:rPr>
-                <w:rFonts w:ascii="Helvetica" w:hAnsi="Helvetica" w:eastAsia="Helvetica" w:cs="Helvetica"/>
-                <w:i w:val="false"/>
-                <w:b w:val="false"/>
-                <w:u w:val="none"/>
-                <w:sz w:val="18"/>
-                <w:szCs w:val="18"/>
-                <w:color w:val="000000"/>
-              </w:rPr>
-            </w:pPr>
-            <w:r>
-              <w:rPr>
-                <w:rFonts w:ascii="Helvetica" w:hAnsi="Helvetica" w:eastAsia="Helvetica" w:cs="Helvetica"/>
-                <w:i w:val="false"/>
-                <w:b w:val="false"/>
-                <w:u w:val="none"/>
-                <w:sz w:val="18"/>
-                <w:szCs w:val="18"/>
-                <w:color w:val="000000"/>
-              </w:rPr>
-              <w:t xml:space="preserve">13.9</w:t>
-            </w:r>
-          </w:p>
-        </w:tc>
-        <w:tc>
-          <w:tcPr>
-            <w:tcBorders>
-              <w:bottom w:val="none" w:sz="0" w:space="0" w:color="000000"/>
-              <w:top w:val="none" w:sz="0" w:space="0" w:color="000000"/>
-              <w:left w:val="none" w:sz="0" w:space="0" w:color="000000"/>
-              <w:right w:val="none" w:sz="0" w:space="0" w:color="000000"/>
-            </w:tcBorders>
-            <w:shd w:val="clear" w:color="auto" w:fill="FED27A"/>
-            <w:tcMar>
-              <w:top w:w="0" w:type="dxa"/>
-              <w:bottom w:w="0" w:type="dxa"/>
-              <w:left w:w="0" w:type="dxa"/>
-              <w:right w:w="0" w:type="dxa"/>
-            </w:tcMar>
-            <w:vAlign w:val="center"/>
-          </w:tcPr>
-          <w:p>
-            <w:pPr>
-              <w:pStyle w:val="Normal"/>
-              <w:jc w:val="center"/>
-              <w:pBdr>
-                <w:bottom w:val="none" w:sz="0" w:space="0" w:color="000000"/>
-                <w:top w:val="none" w:sz="0" w:space="0" w:color="000000"/>
-                <w:left w:val="none" w:sz="0" w:space="0" w:color="000000"/>
-                <w:right w:val="none" w:sz="0" w:space="0" w:color="000000"/>
-              </w:pBdr>
-              <w:spacing w:after="100" w:before="100" w:line="240"/>
-              <w:ind w:left="100" w:right="100" w:firstLine="0" w:firstLineChars="0"/>
-              <w:rPr>
-                <w:rFonts w:ascii="Helvetica" w:hAnsi="Helvetica" w:eastAsia="Helvetica" w:cs="Helvetica"/>
-                <w:i w:val="false"/>
-                <w:b w:val="false"/>
-                <w:u w:val="none"/>
-                <w:sz w:val="18"/>
-                <w:szCs w:val="18"/>
-                <w:color w:val="000000"/>
-              </w:rPr>
-            </w:pPr>
-            <w:r>
-              <w:rPr>
-                <w:rFonts w:ascii="Helvetica" w:hAnsi="Helvetica" w:eastAsia="Helvetica" w:cs="Helvetica"/>
-                <w:i w:val="false"/>
-                <w:b w:val="false"/>
-                <w:u w:val="none"/>
-                <w:sz w:val="18"/>
-                <w:szCs w:val="18"/>
-                <w:color w:val="000000"/>
-              </w:rPr>
-              <w:t xml:space="preserve">4.5</w:t>
-            </w:r>
-          </w:p>
-        </w:tc>
-        <w:tc>
-          <w:tcPr>
-            <w:tcBorders>
-              <w:bottom w:val="none" w:sz="0" w:space="0" w:color="000000"/>
-              <w:top w:val="none" w:sz="0" w:space="0" w:color="000000"/>
-              <w:left w:val="none" w:sz="0" w:space="0" w:color="000000"/>
-              <w:right w:val="none" w:sz="0" w:space="0" w:color="000000"/>
-            </w:tcBorders>
-            <w:shd w:val="clear" w:color="auto" w:fill="FEB44F"/>
-            <w:tcMar>
-              <w:top w:w="0" w:type="dxa"/>
-              <w:bottom w:w="0" w:type="dxa"/>
-              <w:left w:w="0" w:type="dxa"/>
-              <w:right w:w="0" w:type="dxa"/>
-            </w:tcMar>
-            <w:vAlign w:val="center"/>
-          </w:tcPr>
-          <w:p>
-            <w:pPr>
-              <w:pStyle w:val="Normal"/>
-              <w:jc w:val="center"/>
-              <w:pBdr>
-                <w:bottom w:val="none" w:sz="0" w:space="0" w:color="000000"/>
-                <w:top w:val="none" w:sz="0" w:space="0" w:color="000000"/>
-                <w:left w:val="none" w:sz="0" w:space="0" w:color="000000"/>
-                <w:right w:val="none" w:sz="0" w:space="0" w:color="000000"/>
-              </w:pBdr>
-              <w:spacing w:after="100" w:before="100" w:line="240"/>
-              <w:ind w:left="100" w:right="100" w:firstLine="0" w:firstLineChars="0"/>
-              <w:rPr>
-                <w:rFonts w:ascii="Helvetica" w:hAnsi="Helvetica" w:eastAsia="Helvetica" w:cs="Helvetica"/>
-                <w:i w:val="false"/>
-                <w:b w:val="false"/>
-                <w:u w:val="none"/>
-                <w:sz w:val="18"/>
-                <w:szCs w:val="18"/>
-                <w:color w:val="000000"/>
-              </w:rPr>
-            </w:pPr>
-            <w:r>
-              <w:rPr>
-                <w:rFonts w:ascii="Helvetica" w:hAnsi="Helvetica" w:eastAsia="Helvetica" w:cs="Helvetica"/>
-                <w:i w:val="false"/>
-                <w:b w:val="false"/>
-                <w:u w:val="none"/>
-                <w:sz w:val="18"/>
-                <w:szCs w:val="18"/>
-                <w:color w:val="000000"/>
-              </w:rPr>
-              <w:t xml:space="preserve">9.6</w:t>
-            </w:r>
-          </w:p>
-        </w:tc>
-        <w:tc>
-          <w:tcPr>
-            <w:tcBorders>
-              <w:bottom w:val="none" w:sz="0" w:space="0" w:color="000000"/>
-              <w:top w:val="none" w:sz="0" w:space="0" w:color="000000"/>
-              <w:left w:val="none" w:sz="0" w:space="0" w:color="000000"/>
-              <w:right w:val="none" w:sz="0" w:space="0" w:color="000000"/>
-            </w:tcBorders>
-            <w:shd w:val="clear" w:color="auto" w:fill="F77E39"/>
-            <w:tcMar>
-              <w:top w:w="0" w:type="dxa"/>
-              <w:bottom w:w="0" w:type="dxa"/>
-              <w:left w:w="0" w:type="dxa"/>
-              <w:right w:w="0" w:type="dxa"/>
-            </w:tcMar>
-            <w:vAlign w:val="center"/>
-          </w:tcPr>
-          <w:p>
-            <w:pPr>
-              <w:pStyle w:val="Normal"/>
-              <w:jc w:val="center"/>
-              <w:pBdr>
-                <w:bottom w:val="none" w:sz="0" w:space="0" w:color="000000"/>
-                <w:top w:val="none" w:sz="0" w:space="0" w:color="000000"/>
-                <w:left w:val="none" w:sz="0" w:space="0" w:color="000000"/>
-                <w:right w:val="none" w:sz="0" w:space="0" w:color="000000"/>
-              </w:pBdr>
-              <w:spacing w:after="100" w:before="100" w:line="240"/>
-              <w:ind w:left="100" w:right="100" w:firstLine="0" w:firstLineChars="0"/>
-              <w:rPr>
-                <w:rFonts w:ascii="Helvetica" w:hAnsi="Helvetica" w:eastAsia="Helvetica" w:cs="Helvetica"/>
-                <w:i w:val="false"/>
-                <w:b w:val="false"/>
-                <w:u w:val="none"/>
-                <w:sz w:val="18"/>
-                <w:szCs w:val="18"/>
-                <w:color w:val="000000"/>
-              </w:rPr>
-            </w:pPr>
-            <w:r>
-              <w:rPr>
-                <w:rFonts w:ascii="Helvetica" w:hAnsi="Helvetica" w:eastAsia="Helvetica" w:cs="Helvetica"/>
-                <w:i w:val="false"/>
-                <w:b w:val="false"/>
-                <w:u w:val="none"/>
-                <w:sz w:val="18"/>
-                <w:szCs w:val="18"/>
-                <w:color w:val="000000"/>
-              </w:rPr>
-              <w:t xml:space="preserve">14.3</w:t>
-            </w:r>
-          </w:p>
-        </w:tc>
-        <w:tc>
-          <w:tcPr>
-            <w:tcBorders>
-              <w:bottom w:val="none" w:sz="0" w:space="0" w:color="000000"/>
-              <w:top w:val="none" w:sz="0" w:space="0" w:color="000000"/>
-              <w:left w:val="none" w:sz="0" w:space="0" w:color="000000"/>
-              <w:right w:val="none" w:sz="0" w:space="0" w:color="000000"/>
-            </w:tcBorders>
-            <w:shd w:val="clear" w:color="auto" w:fill="FA9742"/>
-            <w:tcMar>
-              <w:top w:w="0" w:type="dxa"/>
-              <w:bottom w:w="0" w:type="dxa"/>
-              <w:left w:w="0" w:type="dxa"/>
-              <w:right w:w="0" w:type="dxa"/>
-            </w:tcMar>
-            <w:vAlign w:val="center"/>
-          </w:tcPr>
-          <w:p>
-            <w:pPr>
-              <w:pStyle w:val="Normal"/>
-              <w:jc w:val="center"/>
-              <w:pBdr>
-                <w:bottom w:val="none" w:sz="0" w:space="0" w:color="000000"/>
-                <w:top w:val="none" w:sz="0" w:space="0" w:color="000000"/>
-                <w:left w:val="none" w:sz="0" w:space="0" w:color="000000"/>
-                <w:right w:val="none" w:sz="0" w:space="0" w:color="000000"/>
-              </w:pBdr>
-              <w:spacing w:after="100" w:before="100" w:line="240"/>
-              <w:ind w:left="100" w:right="100" w:firstLine="0" w:firstLineChars="0"/>
-              <w:rPr>
-                <w:rFonts w:ascii="Helvetica" w:hAnsi="Helvetica" w:eastAsia="Helvetica" w:cs="Helvetica"/>
-                <w:i w:val="false"/>
-                <w:b w:val="false"/>
-                <w:u w:val="none"/>
-                <w:sz w:val="18"/>
-                <w:szCs w:val="18"/>
-                <w:color w:val="000000"/>
-              </w:rPr>
-            </w:pPr>
-            <w:r>
-              <w:rPr>
-                <w:rFonts w:ascii="Helvetica" w:hAnsi="Helvetica" w:eastAsia="Helvetica" w:cs="Helvetica"/>
-                <w:i w:val="false"/>
-                <w:b w:val="false"/>
-                <w:u w:val="none"/>
-                <w:sz w:val="18"/>
-                <w:szCs w:val="18"/>
-                <w:color w:val="000000"/>
-              </w:rPr>
-              <w:t xml:space="preserve">12.2</w:t>
-            </w:r>
-          </w:p>
-        </w:tc>
-        <w:tc>
-          <w:tcPr>
-            <w:tcBorders>
-              <w:bottom w:val="none" w:sz="0" w:space="0" w:color="000000"/>
-              <w:top w:val="none" w:sz="0" w:space="0" w:color="000000"/>
-              <w:left w:val="none" w:sz="0" w:space="0" w:color="000000"/>
-              <w:right w:val="none" w:sz="0" w:space="0" w:color="000000"/>
-            </w:tcBorders>
-            <w:shd w:val="clear" w:color="auto" w:fill="FEB551"/>
-            <w:tcMar>
-              <w:top w:w="0" w:type="dxa"/>
-              <w:bottom w:w="0" w:type="dxa"/>
-              <w:left w:w="0" w:type="dxa"/>
-              <w:right w:w="0" w:type="dxa"/>
-            </w:tcMar>
-            <w:vAlign w:val="center"/>
-          </w:tcPr>
-          <w:p>
-            <w:pPr>
-              <w:pStyle w:val="Normal"/>
-              <w:jc w:val="center"/>
-              <w:pBdr>
-                <w:bottom w:val="none" w:sz="0" w:space="0" w:color="000000"/>
-                <w:top w:val="none" w:sz="0" w:space="0" w:color="000000"/>
-                <w:left w:val="none" w:sz="0" w:space="0" w:color="000000"/>
-                <w:right w:val="none" w:sz="0" w:space="0" w:color="000000"/>
-              </w:pBdr>
-              <w:spacing w:after="100" w:before="100" w:line="240"/>
-              <w:ind w:left="100" w:right="100" w:firstLine="0" w:firstLineChars="0"/>
-              <w:rPr>
-                <w:rFonts w:ascii="Helvetica" w:hAnsi="Helvetica" w:eastAsia="Helvetica" w:cs="Helvetica"/>
-                <w:i w:val="false"/>
-                <w:b w:val="false"/>
-                <w:u w:val="none"/>
-                <w:sz w:val="18"/>
-                <w:szCs w:val="18"/>
-                <w:color w:val="000000"/>
-              </w:rPr>
-            </w:pPr>
-            <w:r>
-              <w:rPr>
-                <w:rFonts w:ascii="Helvetica" w:hAnsi="Helvetica" w:eastAsia="Helvetica" w:cs="Helvetica"/>
-                <w:i w:val="false"/>
-                <w:b w:val="false"/>
-                <w:u w:val="none"/>
-                <w:sz w:val="18"/>
-                <w:szCs w:val="18"/>
-                <w:color w:val="000000"/>
-              </w:rPr>
-              <w:t xml:space="preserve">9.4</w:t>
-            </w:r>
-          </w:p>
-        </w:tc>
-        <w:tc>
-          <w:tcPr>
-            <w:tcBorders>
-              <w:bottom w:val="none" w:sz="0" w:space="0" w:color="000000"/>
-              <w:top w:val="none" w:sz="0" w:space="0" w:color="000000"/>
-              <w:left w:val="none" w:sz="0" w:space="0" w:color="000000"/>
-              <w:right w:val="none" w:sz="0" w:space="0" w:color="000000"/>
-            </w:tcBorders>
-            <w:shd w:val="clear" w:color="auto" w:fill="EC3820"/>
+            <w:shd w:val="clear" w:color="auto" w:fill="F25128"/>
+            <w:tcMar>
+              <w:top w:w="0" w:type="dxa"/>
+              <w:bottom w:w="0" w:type="dxa"/>
+              <w:left w:w="0" w:type="dxa"/>
+              <w:right w:w="0" w:type="dxa"/>
+            </w:tcMar>
+            <w:vAlign w:val="center"/>
+          </w:tcPr>
+          <w:p>
+            <w:pPr>
+              <w:pStyle w:val="Normal"/>
+              <w:jc w:val="center"/>
+              <w:pBdr>
+                <w:bottom w:val="none" w:sz="0" w:space="0" w:color="000000"/>
+                <w:top w:val="none" w:sz="0" w:space="0" w:color="000000"/>
+                <w:left w:val="none" w:sz="0" w:space="0" w:color="000000"/>
+                <w:right w:val="none" w:sz="0" w:space="0" w:color="000000"/>
+              </w:pBdr>
+              <w:spacing w:after="100" w:before="100" w:line="240"/>
+              <w:ind w:left="100" w:right="100" w:firstLine="0" w:firstLineChars="0"/>
+              <w:rPr>
+                <w:rFonts w:ascii="Helvetica" w:hAnsi="Helvetica" w:eastAsia="Helvetica" w:cs="Helvetica"/>
+                <w:i w:val="false"/>
+                <w:b w:val="false"/>
+                <w:u w:val="none"/>
+                <w:sz w:val="18"/>
+                <w:szCs w:val="18"/>
+                <w:color w:val="000000"/>
+              </w:rPr>
+            </w:pPr>
+            <w:r>
+              <w:rPr>
+                <w:rFonts w:ascii="Helvetica" w:hAnsi="Helvetica" w:eastAsia="Helvetica" w:cs="Helvetica"/>
+                <w:i w:val="false"/>
+                <w:b w:val="false"/>
+                <w:u w:val="none"/>
+                <w:sz w:val="18"/>
+                <w:szCs w:val="18"/>
+                <w:color w:val="000000"/>
+              </w:rPr>
+              <w:t xml:space="preserve">18.1</w:t>
+            </w:r>
+          </w:p>
+        </w:tc>
+        <w:tc>
+          <w:tcPr>
+            <w:tcBorders>
+              <w:bottom w:val="none" w:sz="0" w:space="0" w:color="000000"/>
+              <w:top w:val="none" w:sz="0" w:space="0" w:color="000000"/>
+              <w:left w:val="none" w:sz="0" w:space="0" w:color="000000"/>
+              <w:right w:val="none" w:sz="0" w:space="0" w:color="000000"/>
+            </w:tcBorders>
+            <w:shd w:val="clear" w:color="auto" w:fill="F45E2D"/>
+            <w:tcMar>
+              <w:top w:w="0" w:type="dxa"/>
+              <w:bottom w:w="0" w:type="dxa"/>
+              <w:left w:w="0" w:type="dxa"/>
+              <w:right w:w="0" w:type="dxa"/>
+            </w:tcMar>
+            <w:vAlign w:val="center"/>
+          </w:tcPr>
+          <w:p>
+            <w:pPr>
+              <w:pStyle w:val="Normal"/>
+              <w:jc w:val="center"/>
+              <w:pBdr>
+                <w:bottom w:val="none" w:sz="0" w:space="0" w:color="000000"/>
+                <w:top w:val="none" w:sz="0" w:space="0" w:color="000000"/>
+                <w:left w:val="none" w:sz="0" w:space="0" w:color="000000"/>
+                <w:right w:val="none" w:sz="0" w:space="0" w:color="000000"/>
+              </w:pBdr>
+              <w:spacing w:after="100" w:before="100" w:line="240"/>
+              <w:ind w:left="100" w:right="100" w:firstLine="0" w:firstLineChars="0"/>
+              <w:rPr>
+                <w:rFonts w:ascii="Helvetica" w:hAnsi="Helvetica" w:eastAsia="Helvetica" w:cs="Helvetica"/>
+                <w:i w:val="false"/>
+                <w:b w:val="false"/>
+                <w:u w:val="none"/>
+                <w:sz w:val="18"/>
+                <w:szCs w:val="18"/>
+                <w:color w:val="000000"/>
+              </w:rPr>
+            </w:pPr>
+            <w:r>
+              <w:rPr>
+                <w:rFonts w:ascii="Helvetica" w:hAnsi="Helvetica" w:eastAsia="Helvetica" w:cs="Helvetica"/>
+                <w:i w:val="false"/>
+                <w:b w:val="false"/>
+                <w:u w:val="none"/>
+                <w:sz w:val="18"/>
+                <w:szCs w:val="18"/>
+                <w:color w:val="000000"/>
+              </w:rPr>
+              <w:t xml:space="preserve">17.0</w:t>
+            </w:r>
+          </w:p>
+        </w:tc>
+        <w:tc>
+          <w:tcPr>
+            <w:tcBorders>
+              <w:bottom w:val="none" w:sz="0" w:space="0" w:color="000000"/>
+              <w:top w:val="none" w:sz="0" w:space="0" w:color="000000"/>
+              <w:left w:val="none" w:sz="0" w:space="0" w:color="000000"/>
+              <w:right w:val="none" w:sz="0" w:space="0" w:color="000000"/>
+            </w:tcBorders>
+            <w:shd w:val="clear" w:color="auto" w:fill="F14523"/>
+            <w:tcMar>
+              <w:top w:w="0" w:type="dxa"/>
+              <w:bottom w:w="0" w:type="dxa"/>
+              <w:left w:w="0" w:type="dxa"/>
+              <w:right w:w="0" w:type="dxa"/>
+            </w:tcMar>
+            <w:vAlign w:val="center"/>
+          </w:tcPr>
+          <w:p>
+            <w:pPr>
+              <w:pStyle w:val="Normal"/>
+              <w:jc w:val="center"/>
+              <w:pBdr>
+                <w:bottom w:val="none" w:sz="0" w:space="0" w:color="000000"/>
+                <w:top w:val="none" w:sz="0" w:space="0" w:color="000000"/>
+                <w:left w:val="none" w:sz="0" w:space="0" w:color="000000"/>
+                <w:right w:val="none" w:sz="0" w:space="0" w:color="000000"/>
+              </w:pBdr>
+              <w:spacing w:after="100" w:before="100" w:line="240"/>
+              <w:ind w:left="100" w:right="100" w:firstLine="0" w:firstLineChars="0"/>
+              <w:rPr>
+                <w:rFonts w:ascii="Helvetica" w:hAnsi="Helvetica" w:eastAsia="Helvetica" w:cs="Helvetica"/>
+                <w:i w:val="false"/>
+                <w:b w:val="false"/>
+                <w:u w:val="none"/>
+                <w:sz w:val="18"/>
+                <w:szCs w:val="18"/>
+                <w:color w:val="000000"/>
+              </w:rPr>
+            </w:pPr>
+            <w:r>
+              <w:rPr>
+                <w:rFonts w:ascii="Helvetica" w:hAnsi="Helvetica" w:eastAsia="Helvetica" w:cs="Helvetica"/>
+                <w:i w:val="false"/>
+                <w:b w:val="false"/>
+                <w:u w:val="none"/>
+                <w:sz w:val="18"/>
+                <w:szCs w:val="18"/>
+                <w:color w:val="000000"/>
+              </w:rPr>
+              <w:t xml:space="preserve">19.1</w:t>
+            </w:r>
+          </w:p>
+        </w:tc>
+        <w:tc>
+          <w:tcPr>
+            <w:tcBorders>
+              <w:bottom w:val="none" w:sz="0" w:space="0" w:color="000000"/>
+              <w:top w:val="none" w:sz="0" w:space="0" w:color="000000"/>
+              <w:left w:val="none" w:sz="0" w:space="0" w:color="000000"/>
+              <w:right w:val="none" w:sz="0" w:space="0" w:color="000000"/>
+            </w:tcBorders>
+            <w:shd w:val="clear" w:color="auto" w:fill="DF3122"/>
             <w:tcMar>
               <w:top w:w="0" w:type="dxa"/>
               <w:bottom w:w="0" w:type="dxa"/>
@@ -3493,219 +3228,484 @@
                 <w:szCs w:val="18"/>
                 <w:color w:val="FFFFFF"/>
               </w:rPr>
-              <w:t xml:space="preserve">20.6</w:t>
-            </w:r>
-          </w:p>
-        </w:tc>
-        <w:tc>
-          <w:tcPr>
-            <w:tcBorders>
-              <w:bottom w:val="none" w:sz="0" w:space="0" w:color="000000"/>
-              <w:top w:val="none" w:sz="0" w:space="0" w:color="000000"/>
-              <w:left w:val="none" w:sz="0" w:space="0" w:color="000000"/>
-              <w:right w:val="none" w:sz="0" w:space="0" w:color="000000"/>
-            </w:tcBorders>
-            <w:shd w:val="clear" w:color="auto" w:fill="FA9441"/>
-            <w:tcMar>
-              <w:top w:w="0" w:type="dxa"/>
-              <w:bottom w:w="0" w:type="dxa"/>
-              <w:left w:w="0" w:type="dxa"/>
-              <w:right w:w="0" w:type="dxa"/>
-            </w:tcMar>
-            <w:vAlign w:val="center"/>
-          </w:tcPr>
-          <w:p>
-            <w:pPr>
-              <w:pStyle w:val="Normal"/>
-              <w:jc w:val="center"/>
-              <w:pBdr>
-                <w:bottom w:val="none" w:sz="0" w:space="0" w:color="000000"/>
-                <w:top w:val="none" w:sz="0" w:space="0" w:color="000000"/>
-                <w:left w:val="none" w:sz="0" w:space="0" w:color="000000"/>
-                <w:right w:val="none" w:sz="0" w:space="0" w:color="000000"/>
-              </w:pBdr>
-              <w:spacing w:after="100" w:before="100" w:line="240"/>
-              <w:ind w:left="100" w:right="100" w:firstLine="0" w:firstLineChars="0"/>
-              <w:rPr>
-                <w:rFonts w:ascii="Helvetica" w:hAnsi="Helvetica" w:eastAsia="Helvetica" w:cs="Helvetica"/>
-                <w:i w:val="false"/>
-                <w:b w:val="false"/>
-                <w:u w:val="none"/>
-                <w:sz w:val="18"/>
-                <w:szCs w:val="18"/>
-                <w:color w:val="000000"/>
-              </w:rPr>
-            </w:pPr>
-            <w:r>
-              <w:rPr>
-                <w:rFonts w:ascii="Helvetica" w:hAnsi="Helvetica" w:eastAsia="Helvetica" w:cs="Helvetica"/>
-                <w:i w:val="false"/>
-                <w:b w:val="false"/>
-                <w:u w:val="none"/>
-                <w:sz w:val="18"/>
-                <w:szCs w:val="18"/>
-                <w:color w:val="000000"/>
-              </w:rPr>
-              <w:t xml:space="preserve">12.5</w:t>
-            </w:r>
-          </w:p>
-        </w:tc>
-        <w:tc>
-          <w:tcPr>
-            <w:tcBorders>
-              <w:bottom w:val="none" w:sz="0" w:space="0" w:color="000000"/>
-              <w:top w:val="none" w:sz="0" w:space="0" w:color="000000"/>
-              <w:left w:val="none" w:sz="0" w:space="0" w:color="000000"/>
-              <w:right w:val="none" w:sz="0" w:space="0" w:color="000000"/>
-            </w:tcBorders>
-            <w:shd w:val="clear" w:color="auto" w:fill="FEB652"/>
-            <w:tcMar>
-              <w:top w:w="0" w:type="dxa"/>
-              <w:bottom w:w="0" w:type="dxa"/>
-              <w:left w:w="0" w:type="dxa"/>
-              <w:right w:w="0" w:type="dxa"/>
-            </w:tcMar>
-            <w:vAlign w:val="center"/>
-          </w:tcPr>
-          <w:p>
-            <w:pPr>
-              <w:pStyle w:val="Normal"/>
-              <w:jc w:val="center"/>
-              <w:pBdr>
-                <w:bottom w:val="none" w:sz="0" w:space="0" w:color="000000"/>
-                <w:top w:val="none" w:sz="0" w:space="0" w:color="000000"/>
-                <w:left w:val="none" w:sz="0" w:space="0" w:color="000000"/>
-                <w:right w:val="none" w:sz="0" w:space="0" w:color="000000"/>
-              </w:pBdr>
-              <w:spacing w:after="100" w:before="100" w:line="240"/>
-              <w:ind w:left="100" w:right="100" w:firstLine="0" w:firstLineChars="0"/>
-              <w:rPr>
-                <w:rFonts w:ascii="Helvetica" w:hAnsi="Helvetica" w:eastAsia="Helvetica" w:cs="Helvetica"/>
-                <w:i w:val="false"/>
-                <w:b w:val="false"/>
-                <w:u w:val="none"/>
-                <w:sz w:val="18"/>
-                <w:szCs w:val="18"/>
-                <w:color w:val="000000"/>
-              </w:rPr>
-            </w:pPr>
-            <w:r>
-              <w:rPr>
-                <w:rFonts w:ascii="Helvetica" w:hAnsi="Helvetica" w:eastAsia="Helvetica" w:cs="Helvetica"/>
-                <w:i w:val="false"/>
-                <w:b w:val="false"/>
-                <w:u w:val="none"/>
-                <w:sz w:val="18"/>
-                <w:szCs w:val="18"/>
-                <w:color w:val="000000"/>
-              </w:rPr>
-              <w:t xml:space="preserve">9.2</w:t>
-            </w:r>
-          </w:p>
-        </w:tc>
-        <w:tc>
-          <w:tcPr>
-            <w:tcBorders>
-              <w:bottom w:val="none" w:sz="0" w:space="0" w:color="000000"/>
-              <w:top w:val="none" w:sz="0" w:space="0" w:color="000000"/>
-              <w:left w:val="none" w:sz="0" w:space="0" w:color="000000"/>
-              <w:right w:val="none" w:sz="0" w:space="0" w:color="000000"/>
-            </w:tcBorders>
-            <w:shd w:val="clear" w:color="auto" w:fill="F98E3E"/>
-            <w:tcMar>
-              <w:top w:w="0" w:type="dxa"/>
-              <w:bottom w:w="0" w:type="dxa"/>
-              <w:left w:w="0" w:type="dxa"/>
-              <w:right w:w="0" w:type="dxa"/>
-            </w:tcMar>
-            <w:vAlign w:val="center"/>
-          </w:tcPr>
-          <w:p>
-            <w:pPr>
-              <w:pStyle w:val="Normal"/>
-              <w:jc w:val="center"/>
-              <w:pBdr>
-                <w:bottom w:val="none" w:sz="0" w:space="0" w:color="000000"/>
-                <w:top w:val="none" w:sz="0" w:space="0" w:color="000000"/>
-                <w:left w:val="none" w:sz="0" w:space="0" w:color="000000"/>
-                <w:right w:val="none" w:sz="0" w:space="0" w:color="000000"/>
-              </w:pBdr>
-              <w:spacing w:after="100" w:before="100" w:line="240"/>
-              <w:ind w:left="100" w:right="100" w:firstLine="0" w:firstLineChars="0"/>
-              <w:rPr>
-                <w:rFonts w:ascii="Helvetica" w:hAnsi="Helvetica" w:eastAsia="Helvetica" w:cs="Helvetica"/>
-                <w:i w:val="false"/>
-                <w:b w:val="false"/>
-                <w:u w:val="none"/>
-                <w:sz w:val="18"/>
-                <w:szCs w:val="18"/>
-                <w:color w:val="000000"/>
-              </w:rPr>
-            </w:pPr>
-            <w:r>
-              <w:rPr>
-                <w:rFonts w:ascii="Helvetica" w:hAnsi="Helvetica" w:eastAsia="Helvetica" w:cs="Helvetica"/>
-                <w:i w:val="false"/>
-                <w:b w:val="false"/>
-                <w:u w:val="none"/>
-                <w:sz w:val="18"/>
-                <w:szCs w:val="18"/>
-                <w:color w:val="000000"/>
-              </w:rPr>
-              <w:t xml:space="preserve">13.0</w:t>
-            </w:r>
-          </w:p>
-        </w:tc>
-        <w:tc>
-          <w:tcPr>
-            <w:tcBorders>
-              <w:bottom w:val="none" w:sz="0" w:space="0" w:color="000000"/>
-              <w:top w:val="none" w:sz="0" w:space="0" w:color="000000"/>
-              <w:left w:val="none" w:sz="0" w:space="0" w:color="000000"/>
-              <w:right w:val="none" w:sz="0" w:space="0" w:color="000000"/>
-            </w:tcBorders>
-            <w:shd w:val="clear" w:color="auto" w:fill="FEB44F"/>
-            <w:tcMar>
-              <w:top w:w="0" w:type="dxa"/>
-              <w:bottom w:w="0" w:type="dxa"/>
-              <w:left w:w="0" w:type="dxa"/>
-              <w:right w:w="0" w:type="dxa"/>
-            </w:tcMar>
-            <w:vAlign w:val="center"/>
-          </w:tcPr>
-          <w:p>
-            <w:pPr>
-              <w:pStyle w:val="Normal"/>
-              <w:jc w:val="center"/>
-              <w:pBdr>
-                <w:bottom w:val="none" w:sz="0" w:space="0" w:color="000000"/>
-                <w:top w:val="none" w:sz="0" w:space="0" w:color="000000"/>
-                <w:left w:val="none" w:sz="0" w:space="0" w:color="000000"/>
-                <w:right w:val="none" w:sz="0" w:space="0" w:color="000000"/>
-              </w:pBdr>
-              <w:spacing w:after="100" w:before="100" w:line="240"/>
-              <w:ind w:left="100" w:right="100" w:firstLine="0" w:firstLineChars="0"/>
-              <w:rPr>
-                <w:rFonts w:ascii="Helvetica" w:hAnsi="Helvetica" w:eastAsia="Helvetica" w:cs="Helvetica"/>
-                <w:i w:val="false"/>
-                <w:b w:val="false"/>
-                <w:u w:val="none"/>
-                <w:sz w:val="18"/>
-                <w:szCs w:val="18"/>
-                <w:color w:val="000000"/>
-              </w:rPr>
-            </w:pPr>
-            <w:r>
-              <w:rPr>
-                <w:rFonts w:ascii="Helvetica" w:hAnsi="Helvetica" w:eastAsia="Helvetica" w:cs="Helvetica"/>
-                <w:i w:val="false"/>
-                <w:b w:val="false"/>
-                <w:u w:val="none"/>
-                <w:sz w:val="18"/>
-                <w:szCs w:val="18"/>
-                <w:color w:val="000000"/>
-              </w:rPr>
-              <w:t xml:space="preserve">9.6</w:t>
+              <w:t xml:space="preserve">22.7</w:t>
+            </w:r>
+          </w:p>
+        </w:tc>
+        <w:tc>
+          <w:tcPr>
+            <w:tcBorders>
+              <w:bottom w:val="none" w:sz="0" w:space="0" w:color="000000"/>
+              <w:top w:val="none" w:sz="0" w:space="0" w:color="000000"/>
+              <w:left w:val="none" w:sz="0" w:space="0" w:color="000000"/>
+              <w:right w:val="none" w:sz="0" w:space="0" w:color="000000"/>
+            </w:tcBorders>
+            <w:shd w:val="clear" w:color="auto" w:fill="F24C26"/>
+            <w:tcMar>
+              <w:top w:w="0" w:type="dxa"/>
+              <w:bottom w:w="0" w:type="dxa"/>
+              <w:left w:w="0" w:type="dxa"/>
+              <w:right w:w="0" w:type="dxa"/>
+            </w:tcMar>
+            <w:vAlign w:val="center"/>
+          </w:tcPr>
+          <w:p>
+            <w:pPr>
+              <w:pStyle w:val="Normal"/>
+              <w:jc w:val="center"/>
+              <w:pBdr>
+                <w:bottom w:val="none" w:sz="0" w:space="0" w:color="000000"/>
+                <w:top w:val="none" w:sz="0" w:space="0" w:color="000000"/>
+                <w:left w:val="none" w:sz="0" w:space="0" w:color="000000"/>
+                <w:right w:val="none" w:sz="0" w:space="0" w:color="000000"/>
+              </w:pBdr>
+              <w:spacing w:after="100" w:before="100" w:line="240"/>
+              <w:ind w:left="100" w:right="100" w:firstLine="0" w:firstLineChars="0"/>
+              <w:rPr>
+                <w:rFonts w:ascii="Helvetica" w:hAnsi="Helvetica" w:eastAsia="Helvetica" w:cs="Helvetica"/>
+                <w:i w:val="false"/>
+                <w:b w:val="false"/>
+                <w:u w:val="none"/>
+                <w:sz w:val="18"/>
+                <w:szCs w:val="18"/>
+                <w:color w:val="000000"/>
+              </w:rPr>
+            </w:pPr>
+            <w:r>
+              <w:rPr>
+                <w:rFonts w:ascii="Helvetica" w:hAnsi="Helvetica" w:eastAsia="Helvetica" w:cs="Helvetica"/>
+                <w:i w:val="false"/>
+                <w:b w:val="false"/>
+                <w:u w:val="none"/>
+                <w:sz w:val="18"/>
+                <w:szCs w:val="18"/>
+                <w:color w:val="000000"/>
+              </w:rPr>
+              <w:t xml:space="preserve">18.5</w:t>
+            </w:r>
+          </w:p>
+        </w:tc>
+        <w:tc>
+          <w:tcPr>
+            <w:tcBorders>
+              <w:bottom w:val="none" w:sz="0" w:space="0" w:color="000000"/>
+              <w:top w:val="none" w:sz="0" w:space="0" w:color="000000"/>
+              <w:left w:val="none" w:sz="0" w:space="0" w:color="000000"/>
+              <w:right w:val="none" w:sz="0" w:space="0" w:color="000000"/>
+            </w:tcBorders>
+            <w:shd w:val="clear" w:color="auto" w:fill="F25228"/>
+            <w:tcMar>
+              <w:top w:w="0" w:type="dxa"/>
+              <w:bottom w:w="0" w:type="dxa"/>
+              <w:left w:w="0" w:type="dxa"/>
+              <w:right w:w="0" w:type="dxa"/>
+            </w:tcMar>
+            <w:vAlign w:val="center"/>
+          </w:tcPr>
+          <w:p>
+            <w:pPr>
+              <w:pStyle w:val="Normal"/>
+              <w:jc w:val="center"/>
+              <w:pBdr>
+                <w:bottom w:val="none" w:sz="0" w:space="0" w:color="000000"/>
+                <w:top w:val="none" w:sz="0" w:space="0" w:color="000000"/>
+                <w:left w:val="none" w:sz="0" w:space="0" w:color="000000"/>
+                <w:right w:val="none" w:sz="0" w:space="0" w:color="000000"/>
+              </w:pBdr>
+              <w:spacing w:after="100" w:before="100" w:line="240"/>
+              <w:ind w:left="100" w:right="100" w:firstLine="0" w:firstLineChars="0"/>
+              <w:rPr>
+                <w:rFonts w:ascii="Helvetica" w:hAnsi="Helvetica" w:eastAsia="Helvetica" w:cs="Helvetica"/>
+                <w:i w:val="false"/>
+                <w:b w:val="false"/>
+                <w:u w:val="none"/>
+                <w:sz w:val="18"/>
+                <w:szCs w:val="18"/>
+                <w:color w:val="000000"/>
+              </w:rPr>
+            </w:pPr>
+            <w:r>
+              <w:rPr>
+                <w:rFonts w:ascii="Helvetica" w:hAnsi="Helvetica" w:eastAsia="Helvetica" w:cs="Helvetica"/>
+                <w:i w:val="false"/>
+                <w:b w:val="false"/>
+                <w:u w:val="none"/>
+                <w:sz w:val="18"/>
+                <w:szCs w:val="18"/>
+                <w:color w:val="000000"/>
+              </w:rPr>
+              <w:t xml:space="preserve">18.0</w:t>
+            </w:r>
+          </w:p>
+        </w:tc>
+        <w:tc>
+          <w:tcPr>
+            <w:tcBorders>
+              <w:bottom w:val="none" w:sz="0" w:space="0" w:color="000000"/>
+              <w:top w:val="none" w:sz="0" w:space="0" w:color="000000"/>
+              <w:left w:val="none" w:sz="0" w:space="0" w:color="000000"/>
+              <w:right w:val="none" w:sz="0" w:space="0" w:color="000000"/>
+            </w:tcBorders>
+            <w:shd w:val="clear" w:color="auto" w:fill="F45E2D"/>
+            <w:tcMar>
+              <w:top w:w="0" w:type="dxa"/>
+              <w:bottom w:w="0" w:type="dxa"/>
+              <w:left w:w="0" w:type="dxa"/>
+              <w:right w:w="0" w:type="dxa"/>
+            </w:tcMar>
+            <w:vAlign w:val="center"/>
+          </w:tcPr>
+          <w:p>
+            <w:pPr>
+              <w:pStyle w:val="Normal"/>
+              <w:jc w:val="center"/>
+              <w:pBdr>
+                <w:bottom w:val="none" w:sz="0" w:space="0" w:color="000000"/>
+                <w:top w:val="none" w:sz="0" w:space="0" w:color="000000"/>
+                <w:left w:val="none" w:sz="0" w:space="0" w:color="000000"/>
+                <w:right w:val="none" w:sz="0" w:space="0" w:color="000000"/>
+              </w:pBdr>
+              <w:spacing w:after="100" w:before="100" w:line="240"/>
+              <w:ind w:left="100" w:right="100" w:firstLine="0" w:firstLineChars="0"/>
+              <w:rPr>
+                <w:rFonts w:ascii="Helvetica" w:hAnsi="Helvetica" w:eastAsia="Helvetica" w:cs="Helvetica"/>
+                <w:i w:val="false"/>
+                <w:b w:val="false"/>
+                <w:u w:val="none"/>
+                <w:sz w:val="18"/>
+                <w:szCs w:val="18"/>
+                <w:color w:val="000000"/>
+              </w:rPr>
+            </w:pPr>
+            <w:r>
+              <w:rPr>
+                <w:rFonts w:ascii="Helvetica" w:hAnsi="Helvetica" w:eastAsia="Helvetica" w:cs="Helvetica"/>
+                <w:i w:val="false"/>
+                <w:b w:val="false"/>
+                <w:u w:val="none"/>
+                <w:sz w:val="18"/>
+                <w:szCs w:val="18"/>
+                <w:color w:val="000000"/>
+              </w:rPr>
+              <w:t xml:space="preserve">17.0</w:t>
+            </w:r>
+          </w:p>
+        </w:tc>
+        <w:tc>
+          <w:tcPr>
+            <w:tcBorders>
+              <w:bottom w:val="none" w:sz="0" w:space="0" w:color="000000"/>
+              <w:top w:val="none" w:sz="0" w:space="0" w:color="000000"/>
+              <w:left w:val="none" w:sz="0" w:space="0" w:color="000000"/>
+              <w:right w:val="none" w:sz="0" w:space="0" w:color="000000"/>
+            </w:tcBorders>
+            <w:shd w:val="clear" w:color="auto" w:fill="F77736"/>
+            <w:tcMar>
+              <w:top w:w="0" w:type="dxa"/>
+              <w:bottom w:w="0" w:type="dxa"/>
+              <w:left w:w="0" w:type="dxa"/>
+              <w:right w:w="0" w:type="dxa"/>
+            </w:tcMar>
+            <w:vAlign w:val="center"/>
+          </w:tcPr>
+          <w:p>
+            <w:pPr>
+              <w:pStyle w:val="Normal"/>
+              <w:jc w:val="center"/>
+              <w:pBdr>
+                <w:bottom w:val="none" w:sz="0" w:space="0" w:color="000000"/>
+                <w:top w:val="none" w:sz="0" w:space="0" w:color="000000"/>
+                <w:left w:val="none" w:sz="0" w:space="0" w:color="000000"/>
+                <w:right w:val="none" w:sz="0" w:space="0" w:color="000000"/>
+              </w:pBdr>
+              <w:spacing w:after="100" w:before="100" w:line="240"/>
+              <w:ind w:left="100" w:right="100" w:firstLine="0" w:firstLineChars="0"/>
+              <w:rPr>
+                <w:rFonts w:ascii="Helvetica" w:hAnsi="Helvetica" w:eastAsia="Helvetica" w:cs="Helvetica"/>
+                <w:i w:val="false"/>
+                <w:b w:val="false"/>
+                <w:u w:val="none"/>
+                <w:sz w:val="18"/>
+                <w:szCs w:val="18"/>
+                <w:color w:val="000000"/>
+              </w:rPr>
+            </w:pPr>
+            <w:r>
+              <w:rPr>
+                <w:rFonts w:ascii="Helvetica" w:hAnsi="Helvetica" w:eastAsia="Helvetica" w:cs="Helvetica"/>
+                <w:i w:val="false"/>
+                <w:b w:val="false"/>
+                <w:u w:val="none"/>
+                <w:sz w:val="18"/>
+                <w:szCs w:val="18"/>
+                <w:color w:val="000000"/>
+              </w:rPr>
+              <w:t xml:space="preserve">14.9</w:t>
+            </w:r>
+          </w:p>
+        </w:tc>
+        <w:tc>
+          <w:tcPr>
+            <w:tcBorders>
+              <w:bottom w:val="none" w:sz="0" w:space="0" w:color="000000"/>
+              <w:top w:val="none" w:sz="0" w:space="0" w:color="000000"/>
+              <w:left w:val="none" w:sz="0" w:space="0" w:color="000000"/>
+              <w:right w:val="none" w:sz="0" w:space="0" w:color="000000"/>
+            </w:tcBorders>
+            <w:shd w:val="clear" w:color="auto" w:fill="B51A2A"/>
+            <w:tcMar>
+              <w:top w:w="0" w:type="dxa"/>
+              <w:bottom w:w="0" w:type="dxa"/>
+              <w:left w:w="0" w:type="dxa"/>
+              <w:right w:w="0" w:type="dxa"/>
+            </w:tcMar>
+            <w:vAlign w:val="center"/>
+          </w:tcPr>
+          <w:p>
+            <w:pPr>
+              <w:pStyle w:val="Normal"/>
+              <w:jc w:val="center"/>
+              <w:pBdr>
+                <w:bottom w:val="none" w:sz="0" w:space="0" w:color="000000"/>
+                <w:top w:val="none" w:sz="0" w:space="0" w:color="000000"/>
+                <w:left w:val="none" w:sz="0" w:space="0" w:color="000000"/>
+                <w:right w:val="none" w:sz="0" w:space="0" w:color="000000"/>
+              </w:pBdr>
+              <w:spacing w:after="100" w:before="100" w:line="240"/>
+              <w:ind w:left="100" w:right="100" w:firstLine="0" w:firstLineChars="0"/>
+              <w:rPr>
+                <w:rFonts w:ascii="Helvetica" w:hAnsi="Helvetica" w:eastAsia="Helvetica" w:cs="Helvetica"/>
+                <w:i w:val="false"/>
+                <w:b w:val="false"/>
+                <w:u w:val="none"/>
+                <w:sz w:val="18"/>
+                <w:szCs w:val="18"/>
+                <w:color w:val="FFFFFF"/>
+              </w:rPr>
+            </w:pPr>
+            <w:r>
+              <w:rPr>
+                <w:rFonts w:ascii="Helvetica" w:hAnsi="Helvetica" w:eastAsia="Helvetica" w:cs="Helvetica"/>
+                <w:i w:val="false"/>
+                <w:b w:val="false"/>
+                <w:u w:val="none"/>
+                <w:sz w:val="18"/>
+                <w:szCs w:val="18"/>
+                <w:color w:val="FFFFFF"/>
+              </w:rPr>
+              <w:t xml:space="preserve">29.4</w:t>
+            </w:r>
+          </w:p>
+        </w:tc>
+        <w:tc>
+          <w:tcPr>
+            <w:tcBorders>
+              <w:bottom w:val="none" w:sz="0" w:space="0" w:color="000000"/>
+              <w:top w:val="none" w:sz="0" w:space="0" w:color="000000"/>
+              <w:left w:val="none" w:sz="0" w:space="0" w:color="000000"/>
+              <w:right w:val="none" w:sz="0" w:space="0" w:color="000000"/>
+            </w:tcBorders>
+            <w:shd w:val="clear" w:color="auto" w:fill="F77D38"/>
+            <w:tcMar>
+              <w:top w:w="0" w:type="dxa"/>
+              <w:bottom w:w="0" w:type="dxa"/>
+              <w:left w:w="0" w:type="dxa"/>
+              <w:right w:w="0" w:type="dxa"/>
+            </w:tcMar>
+            <w:vAlign w:val="center"/>
+          </w:tcPr>
+          <w:p>
+            <w:pPr>
+              <w:pStyle w:val="Normal"/>
+              <w:jc w:val="center"/>
+              <w:pBdr>
+                <w:bottom w:val="none" w:sz="0" w:space="0" w:color="000000"/>
+                <w:top w:val="none" w:sz="0" w:space="0" w:color="000000"/>
+                <w:left w:val="none" w:sz="0" w:space="0" w:color="000000"/>
+                <w:right w:val="none" w:sz="0" w:space="0" w:color="000000"/>
+              </w:pBdr>
+              <w:spacing w:after="100" w:before="100" w:line="240"/>
+              <w:ind w:left="100" w:right="100" w:firstLine="0" w:firstLineChars="0"/>
+              <w:rPr>
+                <w:rFonts w:ascii="Helvetica" w:hAnsi="Helvetica" w:eastAsia="Helvetica" w:cs="Helvetica"/>
+                <w:i w:val="false"/>
+                <w:b w:val="false"/>
+                <w:u w:val="none"/>
+                <w:sz w:val="18"/>
+                <w:szCs w:val="18"/>
+                <w:color w:val="000000"/>
+              </w:rPr>
+            </w:pPr>
+            <w:r>
+              <w:rPr>
+                <w:rFonts w:ascii="Helvetica" w:hAnsi="Helvetica" w:eastAsia="Helvetica" w:cs="Helvetica"/>
+                <w:i w:val="false"/>
+                <w:b w:val="false"/>
+                <w:u w:val="none"/>
+                <w:sz w:val="18"/>
+                <w:szCs w:val="18"/>
+                <w:color w:val="000000"/>
+              </w:rPr>
+              <w:t xml:space="preserve">14.4</w:t>
+            </w:r>
+          </w:p>
+        </w:tc>
+        <w:tc>
+          <w:tcPr>
+            <w:tcBorders>
+              <w:bottom w:val="none" w:sz="0" w:space="0" w:color="000000"/>
+              <w:top w:val="none" w:sz="0" w:space="0" w:color="000000"/>
+              <w:left w:val="none" w:sz="0" w:space="0" w:color="000000"/>
+              <w:right w:val="none" w:sz="0" w:space="0" w:color="000000"/>
+            </w:tcBorders>
+            <w:shd w:val="clear" w:color="auto" w:fill="B2182B"/>
+            <w:tcMar>
+              <w:top w:w="0" w:type="dxa"/>
+              <w:bottom w:w="0" w:type="dxa"/>
+              <w:left w:w="0" w:type="dxa"/>
+              <w:right w:w="0" w:type="dxa"/>
+            </w:tcMar>
+            <w:vAlign w:val="center"/>
+          </w:tcPr>
+          <w:p>
+            <w:pPr>
+              <w:pStyle w:val="Normal"/>
+              <w:jc w:val="center"/>
+              <w:pBdr>
+                <w:bottom w:val="none" w:sz="0" w:space="0" w:color="000000"/>
+                <w:top w:val="none" w:sz="0" w:space="0" w:color="000000"/>
+                <w:left w:val="none" w:sz="0" w:space="0" w:color="000000"/>
+                <w:right w:val="none" w:sz="0" w:space="0" w:color="000000"/>
+              </w:pBdr>
+              <w:spacing w:after="100" w:before="100" w:line="240"/>
+              <w:ind w:left="100" w:right="100" w:firstLine="0" w:firstLineChars="0"/>
+              <w:rPr>
+                <w:rFonts w:ascii="Helvetica" w:hAnsi="Helvetica" w:eastAsia="Helvetica" w:cs="Helvetica"/>
+                <w:i w:val="false"/>
+                <w:b w:val="false"/>
+                <w:u w:val="none"/>
+                <w:sz w:val="18"/>
+                <w:szCs w:val="18"/>
+                <w:color w:val="FFFFFF"/>
+              </w:rPr>
+            </w:pPr>
+            <w:r>
+              <w:rPr>
+                <w:rFonts w:ascii="Helvetica" w:hAnsi="Helvetica" w:eastAsia="Helvetica" w:cs="Helvetica"/>
+                <w:i w:val="false"/>
+                <w:b w:val="false"/>
+                <w:u w:val="none"/>
+                <w:sz w:val="18"/>
+                <w:szCs w:val="18"/>
+                <w:color w:val="FFFFFF"/>
+              </w:rPr>
+              <w:t xml:space="preserve">31.6</w:t>
+            </w:r>
+          </w:p>
+        </w:tc>
+        <w:tc>
+          <w:tcPr>
+            <w:tcBorders>
+              <w:bottom w:val="none" w:sz="0" w:space="0" w:color="000000"/>
+              <w:top w:val="none" w:sz="0" w:space="0" w:color="000000"/>
+              <w:left w:val="none" w:sz="0" w:space="0" w:color="000000"/>
+              <w:right w:val="none" w:sz="0" w:space="0" w:color="000000"/>
+            </w:tcBorders>
+            <w:shd w:val="clear" w:color="auto" w:fill="F8823A"/>
+            <w:tcMar>
+              <w:top w:w="0" w:type="dxa"/>
+              <w:bottom w:w="0" w:type="dxa"/>
+              <w:left w:w="0" w:type="dxa"/>
+              <w:right w:w="0" w:type="dxa"/>
+            </w:tcMar>
+            <w:vAlign w:val="center"/>
+          </w:tcPr>
+          <w:p>
+            <w:pPr>
+              <w:pStyle w:val="Normal"/>
+              <w:jc w:val="center"/>
+              <w:pBdr>
+                <w:bottom w:val="none" w:sz="0" w:space="0" w:color="000000"/>
+                <w:top w:val="none" w:sz="0" w:space="0" w:color="000000"/>
+                <w:left w:val="none" w:sz="0" w:space="0" w:color="000000"/>
+                <w:right w:val="none" w:sz="0" w:space="0" w:color="000000"/>
+              </w:pBdr>
+              <w:spacing w:after="100" w:before="100" w:line="240"/>
+              <w:ind w:left="100" w:right="100" w:firstLine="0" w:firstLineChars="0"/>
+              <w:rPr>
+                <w:rFonts w:ascii="Helvetica" w:hAnsi="Helvetica" w:eastAsia="Helvetica" w:cs="Helvetica"/>
+                <w:i w:val="false"/>
+                <w:b w:val="false"/>
+                <w:u w:val="none"/>
+                <w:sz w:val="18"/>
+                <w:szCs w:val="18"/>
+                <w:color w:val="000000"/>
+              </w:rPr>
+            </w:pPr>
+            <w:r>
+              <w:rPr>
+                <w:rFonts w:ascii="Helvetica" w:hAnsi="Helvetica" w:eastAsia="Helvetica" w:cs="Helvetica"/>
+                <w:i w:val="false"/>
+                <w:b w:val="false"/>
+                <w:u w:val="none"/>
+                <w:sz w:val="18"/>
+                <w:szCs w:val="18"/>
+                <w:color w:val="000000"/>
+              </w:rPr>
+              <w:t xml:space="preserve">14.0</w:t>
+            </w:r>
+          </w:p>
+        </w:tc>
+        <w:tc>
+          <w:tcPr>
+            <w:tcBorders>
+              <w:bottom w:val="none" w:sz="0" w:space="0" w:color="000000"/>
+              <w:top w:val="none" w:sz="0" w:space="0" w:color="000000"/>
+              <w:left w:val="none" w:sz="0" w:space="0" w:color="000000"/>
+              <w:right w:val="none" w:sz="0" w:space="0" w:color="000000"/>
+            </w:tcBorders>
+            <w:shd w:val="clear" w:color="auto" w:fill="CA2526"/>
+            <w:tcMar>
+              <w:top w:w="0" w:type="dxa"/>
+              <w:bottom w:w="0" w:type="dxa"/>
+              <w:left w:w="0" w:type="dxa"/>
+              <w:right w:w="0" w:type="dxa"/>
+            </w:tcMar>
+            <w:vAlign w:val="center"/>
+          </w:tcPr>
+          <w:p>
+            <w:pPr>
+              <w:pStyle w:val="Normal"/>
+              <w:jc w:val="center"/>
+              <w:pBdr>
+                <w:bottom w:val="none" w:sz="0" w:space="0" w:color="000000"/>
+                <w:top w:val="none" w:sz="0" w:space="0" w:color="000000"/>
+                <w:left w:val="none" w:sz="0" w:space="0" w:color="000000"/>
+                <w:right w:val="none" w:sz="0" w:space="0" w:color="000000"/>
+              </w:pBdr>
+              <w:spacing w:after="100" w:before="100" w:line="240"/>
+              <w:ind w:left="100" w:right="100" w:firstLine="0" w:firstLineChars="0"/>
+              <w:rPr>
+                <w:rFonts w:ascii="Helvetica" w:hAnsi="Helvetica" w:eastAsia="Helvetica" w:cs="Helvetica"/>
+                <w:i w:val="false"/>
+                <w:b w:val="false"/>
+                <w:u w:val="none"/>
+                <w:sz w:val="18"/>
+                <w:szCs w:val="18"/>
+                <w:color w:val="FFFFFF"/>
+              </w:rPr>
+            </w:pPr>
+            <w:r>
+              <w:rPr>
+                <w:rFonts w:ascii="Helvetica" w:hAnsi="Helvetica" w:eastAsia="Helvetica" w:cs="Helvetica"/>
+                <w:i w:val="false"/>
+                <w:b w:val="false"/>
+                <w:u w:val="none"/>
+                <w:sz w:val="18"/>
+                <w:szCs w:val="18"/>
+                <w:color w:val="FFFFFF"/>
+              </w:rPr>
+              <w:t xml:space="preserve">26.1</w:t>
             </w:r>
           </w:p>
         </w:tc>
@@ -3818,684 +3818,684 @@
               <w:left w:val="none" w:sz="0" w:space="0" w:color="000000"/>
               <w:right w:val="none" w:sz="0" w:space="0" w:color="000000"/>
             </w:tcBorders>
-            <w:shd w:val="clear" w:color="auto" w:fill="FCA346"/>
-            <w:tcMar>
-              <w:top w:w="0" w:type="dxa"/>
-              <w:bottom w:w="0" w:type="dxa"/>
-              <w:left w:w="0" w:type="dxa"/>
-              <w:right w:w="0" w:type="dxa"/>
-            </w:tcMar>
-            <w:vAlign w:val="center"/>
-          </w:tcPr>
-          <w:p>
-            <w:pPr>
-              <w:pStyle w:val="Normal"/>
-              <w:jc w:val="center"/>
-              <w:pBdr>
-                <w:bottom w:val="none" w:sz="0" w:space="0" w:color="000000"/>
-                <w:top w:val="none" w:sz="0" w:space="0" w:color="000000"/>
-                <w:left w:val="none" w:sz="0" w:space="0" w:color="000000"/>
-                <w:right w:val="none" w:sz="0" w:space="0" w:color="000000"/>
-              </w:pBdr>
-              <w:spacing w:after="100" w:before="100" w:line="240"/>
-              <w:ind w:left="100" w:right="100" w:firstLine="0" w:firstLineChars="0"/>
-              <w:rPr>
-                <w:rFonts w:ascii="Helvetica" w:hAnsi="Helvetica" w:eastAsia="Helvetica" w:cs="Helvetica"/>
-                <w:i w:val="false"/>
-                <w:b w:val="false"/>
-                <w:u w:val="none"/>
-                <w:sz w:val="18"/>
-                <w:szCs w:val="18"/>
-                <w:color w:val="000000"/>
-              </w:rPr>
-            </w:pPr>
-            <w:r>
-              <w:rPr>
-                <w:rFonts w:ascii="Helvetica" w:hAnsi="Helvetica" w:eastAsia="Helvetica" w:cs="Helvetica"/>
-                <w:i w:val="false"/>
-                <w:b w:val="false"/>
-                <w:u w:val="none"/>
-                <w:sz w:val="18"/>
-                <w:szCs w:val="18"/>
-                <w:color w:val="000000"/>
-              </w:rPr>
-              <w:t xml:space="preserve">11.2</w:t>
-            </w:r>
-          </w:p>
-        </w:tc>
-        <w:tc>
-          <w:tcPr>
-            <w:tcBorders>
-              <w:bottom w:val="none" w:sz="0" w:space="0" w:color="000000"/>
-              <w:top w:val="none" w:sz="0" w:space="0" w:color="000000"/>
-              <w:left w:val="none" w:sz="0" w:space="0" w:color="000000"/>
-              <w:right w:val="none" w:sz="0" w:space="0" w:color="000000"/>
-            </w:tcBorders>
-            <w:shd w:val="clear" w:color="auto" w:fill="FEC263"/>
-            <w:tcMar>
-              <w:top w:w="0" w:type="dxa"/>
-              <w:bottom w:w="0" w:type="dxa"/>
-              <w:left w:w="0" w:type="dxa"/>
-              <w:right w:w="0" w:type="dxa"/>
-            </w:tcMar>
-            <w:vAlign w:val="center"/>
-          </w:tcPr>
-          <w:p>
-            <w:pPr>
-              <w:pStyle w:val="Normal"/>
-              <w:jc w:val="center"/>
-              <w:pBdr>
-                <w:bottom w:val="none" w:sz="0" w:space="0" w:color="000000"/>
-                <w:top w:val="none" w:sz="0" w:space="0" w:color="000000"/>
-                <w:left w:val="none" w:sz="0" w:space="0" w:color="000000"/>
-                <w:right w:val="none" w:sz="0" w:space="0" w:color="000000"/>
-              </w:pBdr>
-              <w:spacing w:after="100" w:before="100" w:line="240"/>
-              <w:ind w:left="100" w:right="100" w:firstLine="0" w:firstLineChars="0"/>
-              <w:rPr>
-                <w:rFonts w:ascii="Helvetica" w:hAnsi="Helvetica" w:eastAsia="Helvetica" w:cs="Helvetica"/>
-                <w:i w:val="false"/>
-                <w:b w:val="false"/>
-                <w:u w:val="none"/>
-                <w:sz w:val="18"/>
-                <w:szCs w:val="18"/>
-                <w:color w:val="000000"/>
-              </w:rPr>
-            </w:pPr>
-            <w:r>
-              <w:rPr>
-                <w:rFonts w:ascii="Helvetica" w:hAnsi="Helvetica" w:eastAsia="Helvetica" w:cs="Helvetica"/>
-                <w:i w:val="false"/>
-                <w:b w:val="false"/>
-                <w:u w:val="none"/>
-                <w:sz w:val="18"/>
-                <w:szCs w:val="18"/>
-                <w:color w:val="000000"/>
-              </w:rPr>
-              <w:t xml:space="preserve">7.2</w:t>
-            </w:r>
-          </w:p>
-        </w:tc>
-        <w:tc>
-          <w:tcPr>
-            <w:tcBorders>
-              <w:bottom w:val="none" w:sz="0" w:space="0" w:color="000000"/>
-              <w:top w:val="none" w:sz="0" w:space="0" w:color="000000"/>
-              <w:left w:val="none" w:sz="0" w:space="0" w:color="000000"/>
-              <w:right w:val="none" w:sz="0" w:space="0" w:color="000000"/>
-            </w:tcBorders>
-            <w:shd w:val="clear" w:color="auto" w:fill="F67435"/>
-            <w:tcMar>
-              <w:top w:w="0" w:type="dxa"/>
-              <w:bottom w:w="0" w:type="dxa"/>
-              <w:left w:w="0" w:type="dxa"/>
-              <w:right w:w="0" w:type="dxa"/>
-            </w:tcMar>
-            <w:vAlign w:val="center"/>
-          </w:tcPr>
-          <w:p>
-            <w:pPr>
-              <w:pStyle w:val="Normal"/>
-              <w:jc w:val="center"/>
-              <w:pBdr>
-                <w:bottom w:val="none" w:sz="0" w:space="0" w:color="000000"/>
-                <w:top w:val="none" w:sz="0" w:space="0" w:color="000000"/>
-                <w:left w:val="none" w:sz="0" w:space="0" w:color="000000"/>
-                <w:right w:val="none" w:sz="0" w:space="0" w:color="000000"/>
-              </w:pBdr>
-              <w:spacing w:after="100" w:before="100" w:line="240"/>
-              <w:ind w:left="100" w:right="100" w:firstLine="0" w:firstLineChars="0"/>
-              <w:rPr>
-                <w:rFonts w:ascii="Helvetica" w:hAnsi="Helvetica" w:eastAsia="Helvetica" w:cs="Helvetica"/>
-                <w:i w:val="false"/>
-                <w:b w:val="false"/>
-                <w:u w:val="none"/>
-                <w:sz w:val="18"/>
-                <w:szCs w:val="18"/>
-                <w:color w:val="000000"/>
-              </w:rPr>
-            </w:pPr>
-            <w:r>
-              <w:rPr>
-                <w:rFonts w:ascii="Helvetica" w:hAnsi="Helvetica" w:eastAsia="Helvetica" w:cs="Helvetica"/>
-                <w:i w:val="false"/>
-                <w:b w:val="false"/>
-                <w:u w:val="none"/>
-                <w:sz w:val="18"/>
-                <w:szCs w:val="18"/>
-                <w:color w:val="000000"/>
-              </w:rPr>
-              <w:t xml:space="preserve">15.2</w:t>
-            </w:r>
-          </w:p>
-        </w:tc>
-        <w:tc>
-          <w:tcPr>
-            <w:tcBorders>
-              <w:bottom w:val="none" w:sz="0" w:space="0" w:color="000000"/>
-              <w:top w:val="none" w:sz="0" w:space="0" w:color="000000"/>
-              <w:left w:val="none" w:sz="0" w:space="0" w:color="000000"/>
-              <w:right w:val="none" w:sz="0" w:space="0" w:color="000000"/>
-            </w:tcBorders>
-            <w:shd w:val="clear" w:color="auto" w:fill="FFEDA0"/>
-            <w:tcMar>
-              <w:top w:w="0" w:type="dxa"/>
-              <w:bottom w:w="0" w:type="dxa"/>
-              <w:left w:w="0" w:type="dxa"/>
-              <w:right w:w="0" w:type="dxa"/>
-            </w:tcMar>
-            <w:vAlign w:val="center"/>
-          </w:tcPr>
-          <w:p>
-            <w:pPr>
-              <w:pStyle w:val="Normal"/>
-              <w:jc w:val="center"/>
-              <w:pBdr>
-                <w:bottom w:val="none" w:sz="0" w:space="0" w:color="000000"/>
-                <w:top w:val="none" w:sz="0" w:space="0" w:color="000000"/>
-                <w:left w:val="none" w:sz="0" w:space="0" w:color="000000"/>
-                <w:right w:val="none" w:sz="0" w:space="0" w:color="000000"/>
-              </w:pBdr>
-              <w:spacing w:after="100" w:before="100" w:line="240"/>
-              <w:ind w:left="100" w:right="100" w:firstLine="0" w:firstLineChars="0"/>
-              <w:rPr>
-                <w:rFonts w:ascii="Helvetica" w:hAnsi="Helvetica" w:eastAsia="Helvetica" w:cs="Helvetica"/>
-                <w:i w:val="false"/>
-                <w:b w:val="false"/>
-                <w:u w:val="none"/>
-                <w:sz w:val="18"/>
-                <w:szCs w:val="18"/>
-                <w:color w:val="000000"/>
-              </w:rPr>
-            </w:pPr>
-            <w:r>
-              <w:rPr>
-                <w:rFonts w:ascii="Helvetica" w:hAnsi="Helvetica" w:eastAsia="Helvetica" w:cs="Helvetica"/>
-                <w:i w:val="false"/>
-                <w:b w:val="false"/>
-                <w:u w:val="none"/>
-                <w:sz w:val="18"/>
-                <w:szCs w:val="18"/>
-                <w:color w:val="000000"/>
-              </w:rPr>
-              <w:t xml:space="preserve">0.0</w:t>
-            </w:r>
-          </w:p>
-        </w:tc>
-        <w:tc>
-          <w:tcPr>
-            <w:tcBorders>
-              <w:bottom w:val="none" w:sz="0" w:space="0" w:color="000000"/>
-              <w:top w:val="none" w:sz="0" w:space="0" w:color="000000"/>
-              <w:left w:val="none" w:sz="0" w:space="0" w:color="000000"/>
-              <w:right w:val="none" w:sz="0" w:space="0" w:color="000000"/>
-            </w:tcBorders>
-            <w:shd w:val="clear" w:color="auto" w:fill="FDAD4A"/>
-            <w:tcMar>
-              <w:top w:w="0" w:type="dxa"/>
-              <w:bottom w:w="0" w:type="dxa"/>
-              <w:left w:w="0" w:type="dxa"/>
-              <w:right w:w="0" w:type="dxa"/>
-            </w:tcMar>
-            <w:vAlign w:val="center"/>
-          </w:tcPr>
-          <w:p>
-            <w:pPr>
-              <w:pStyle w:val="Normal"/>
-              <w:jc w:val="center"/>
-              <w:pBdr>
-                <w:bottom w:val="none" w:sz="0" w:space="0" w:color="000000"/>
-                <w:top w:val="none" w:sz="0" w:space="0" w:color="000000"/>
-                <w:left w:val="none" w:sz="0" w:space="0" w:color="000000"/>
-                <w:right w:val="none" w:sz="0" w:space="0" w:color="000000"/>
-              </w:pBdr>
-              <w:spacing w:after="100" w:before="100" w:line="240"/>
-              <w:ind w:left="100" w:right="100" w:firstLine="0" w:firstLineChars="0"/>
-              <w:rPr>
-                <w:rFonts w:ascii="Helvetica" w:hAnsi="Helvetica" w:eastAsia="Helvetica" w:cs="Helvetica"/>
-                <w:i w:val="false"/>
-                <w:b w:val="false"/>
-                <w:u w:val="none"/>
-                <w:sz w:val="18"/>
-                <w:szCs w:val="18"/>
-                <w:color w:val="000000"/>
-              </w:rPr>
-            </w:pPr>
-            <w:r>
-              <w:rPr>
-                <w:rFonts w:ascii="Helvetica" w:hAnsi="Helvetica" w:eastAsia="Helvetica" w:cs="Helvetica"/>
-                <w:i w:val="false"/>
-                <w:b w:val="false"/>
-                <w:u w:val="none"/>
-                <w:sz w:val="18"/>
-                <w:szCs w:val="18"/>
-                <w:color w:val="000000"/>
-              </w:rPr>
-              <w:t xml:space="preserve">10.4</w:t>
-            </w:r>
-          </w:p>
-        </w:tc>
-        <w:tc>
-          <w:tcPr>
-            <w:tcBorders>
-              <w:bottom w:val="none" w:sz="0" w:space="0" w:color="000000"/>
-              <w:top w:val="none" w:sz="0" w:space="0" w:color="000000"/>
-              <w:left w:val="none" w:sz="0" w:space="0" w:color="000000"/>
-              <w:right w:val="none" w:sz="0" w:space="0" w:color="000000"/>
-            </w:tcBorders>
-            <w:shd w:val="clear" w:color="auto" w:fill="F77E39"/>
-            <w:tcMar>
-              <w:top w:w="0" w:type="dxa"/>
-              <w:bottom w:w="0" w:type="dxa"/>
-              <w:left w:w="0" w:type="dxa"/>
-              <w:right w:w="0" w:type="dxa"/>
-            </w:tcMar>
-            <w:vAlign w:val="center"/>
-          </w:tcPr>
-          <w:p>
-            <w:pPr>
-              <w:pStyle w:val="Normal"/>
-              <w:jc w:val="center"/>
-              <w:pBdr>
-                <w:bottom w:val="none" w:sz="0" w:space="0" w:color="000000"/>
-                <w:top w:val="none" w:sz="0" w:space="0" w:color="000000"/>
-                <w:left w:val="none" w:sz="0" w:space="0" w:color="000000"/>
-                <w:right w:val="none" w:sz="0" w:space="0" w:color="000000"/>
-              </w:pBdr>
-              <w:spacing w:after="100" w:before="100" w:line="240"/>
-              <w:ind w:left="100" w:right="100" w:firstLine="0" w:firstLineChars="0"/>
-              <w:rPr>
-                <w:rFonts w:ascii="Helvetica" w:hAnsi="Helvetica" w:eastAsia="Helvetica" w:cs="Helvetica"/>
-                <w:i w:val="false"/>
-                <w:b w:val="false"/>
-                <w:u w:val="none"/>
-                <w:sz w:val="18"/>
-                <w:szCs w:val="18"/>
-                <w:color w:val="000000"/>
-              </w:rPr>
-            </w:pPr>
-            <w:r>
-              <w:rPr>
-                <w:rFonts w:ascii="Helvetica" w:hAnsi="Helvetica" w:eastAsia="Helvetica" w:cs="Helvetica"/>
-                <w:i w:val="false"/>
-                <w:b w:val="false"/>
-                <w:u w:val="none"/>
-                <w:sz w:val="18"/>
-                <w:szCs w:val="18"/>
-                <w:color w:val="000000"/>
-              </w:rPr>
-              <w:t xml:space="preserve">14.3</w:t>
-            </w:r>
-          </w:p>
-        </w:tc>
-        <w:tc>
-          <w:tcPr>
-            <w:tcBorders>
-              <w:bottom w:val="none" w:sz="0" w:space="0" w:color="000000"/>
-              <w:top w:val="none" w:sz="0" w:space="0" w:color="000000"/>
-              <w:left w:val="none" w:sz="0" w:space="0" w:color="000000"/>
-              <w:right w:val="none" w:sz="0" w:space="0" w:color="000000"/>
-            </w:tcBorders>
-            <w:shd w:val="clear" w:color="auto" w:fill="FDAF4B"/>
-            <w:tcMar>
-              <w:top w:w="0" w:type="dxa"/>
-              <w:bottom w:w="0" w:type="dxa"/>
-              <w:left w:w="0" w:type="dxa"/>
-              <w:right w:w="0" w:type="dxa"/>
-            </w:tcMar>
-            <w:vAlign w:val="center"/>
-          </w:tcPr>
-          <w:p>
-            <w:pPr>
-              <w:pStyle w:val="Normal"/>
-              <w:jc w:val="center"/>
-              <w:pBdr>
-                <w:bottom w:val="none" w:sz="0" w:space="0" w:color="000000"/>
-                <w:top w:val="none" w:sz="0" w:space="0" w:color="000000"/>
-                <w:left w:val="none" w:sz="0" w:space="0" w:color="000000"/>
-                <w:right w:val="none" w:sz="0" w:space="0" w:color="000000"/>
-              </w:pBdr>
-              <w:spacing w:after="100" w:before="100" w:line="240"/>
-              <w:ind w:left="100" w:right="100" w:firstLine="0" w:firstLineChars="0"/>
-              <w:rPr>
-                <w:rFonts w:ascii="Helvetica" w:hAnsi="Helvetica" w:eastAsia="Helvetica" w:cs="Helvetica"/>
-                <w:i w:val="false"/>
-                <w:b w:val="false"/>
-                <w:u w:val="none"/>
-                <w:sz w:val="18"/>
-                <w:szCs w:val="18"/>
-                <w:color w:val="000000"/>
-              </w:rPr>
-            </w:pPr>
-            <w:r>
-              <w:rPr>
-                <w:rFonts w:ascii="Helvetica" w:hAnsi="Helvetica" w:eastAsia="Helvetica" w:cs="Helvetica"/>
-                <w:i w:val="false"/>
-                <w:b w:val="false"/>
-                <w:u w:val="none"/>
-                <w:sz w:val="18"/>
-                <w:szCs w:val="18"/>
-                <w:color w:val="000000"/>
-              </w:rPr>
-              <w:t xml:space="preserve">10.2</w:t>
-            </w:r>
-          </w:p>
-        </w:tc>
-        <w:tc>
-          <w:tcPr>
-            <w:tcBorders>
-              <w:bottom w:val="none" w:sz="0" w:space="0" w:color="000000"/>
-              <w:top w:val="none" w:sz="0" w:space="0" w:color="000000"/>
-              <w:left w:val="none" w:sz="0" w:space="0" w:color="000000"/>
-              <w:right w:val="none" w:sz="0" w:space="0" w:color="000000"/>
-            </w:tcBorders>
-            <w:shd w:val="clear" w:color="auto" w:fill="FEB956"/>
-            <w:tcMar>
-              <w:top w:w="0" w:type="dxa"/>
-              <w:bottom w:w="0" w:type="dxa"/>
-              <w:left w:w="0" w:type="dxa"/>
-              <w:right w:w="0" w:type="dxa"/>
-            </w:tcMar>
-            <w:vAlign w:val="center"/>
-          </w:tcPr>
-          <w:p>
-            <w:pPr>
-              <w:pStyle w:val="Normal"/>
-              <w:jc w:val="center"/>
-              <w:pBdr>
-                <w:bottom w:val="none" w:sz="0" w:space="0" w:color="000000"/>
-                <w:top w:val="none" w:sz="0" w:space="0" w:color="000000"/>
-                <w:left w:val="none" w:sz="0" w:space="0" w:color="000000"/>
-                <w:right w:val="none" w:sz="0" w:space="0" w:color="000000"/>
-              </w:pBdr>
-              <w:spacing w:after="100" w:before="100" w:line="240"/>
-              <w:ind w:left="100" w:right="100" w:firstLine="0" w:firstLineChars="0"/>
-              <w:rPr>
-                <w:rFonts w:ascii="Helvetica" w:hAnsi="Helvetica" w:eastAsia="Helvetica" w:cs="Helvetica"/>
-                <w:i w:val="false"/>
-                <w:b w:val="false"/>
-                <w:u w:val="none"/>
-                <w:sz w:val="18"/>
-                <w:szCs w:val="18"/>
-                <w:color w:val="000000"/>
-              </w:rPr>
-            </w:pPr>
-            <w:r>
-              <w:rPr>
-                <w:rFonts w:ascii="Helvetica" w:hAnsi="Helvetica" w:eastAsia="Helvetica" w:cs="Helvetica"/>
-                <w:i w:val="false"/>
-                <w:b w:val="false"/>
-                <w:u w:val="none"/>
-                <w:sz w:val="18"/>
-                <w:szCs w:val="18"/>
-                <w:color w:val="000000"/>
-              </w:rPr>
-              <w:t xml:space="preserve">8.8</w:t>
-            </w:r>
-          </w:p>
-        </w:tc>
-        <w:tc>
-          <w:tcPr>
-            <w:tcBorders>
-              <w:bottom w:val="none" w:sz="0" w:space="0" w:color="000000"/>
-              <w:top w:val="none" w:sz="0" w:space="0" w:color="000000"/>
-              <w:left w:val="none" w:sz="0" w:space="0" w:color="000000"/>
-              <w:right w:val="none" w:sz="0" w:space="0" w:color="000000"/>
-            </w:tcBorders>
-            <w:shd w:val="clear" w:color="auto" w:fill="F03F21"/>
-            <w:tcMar>
-              <w:top w:w="0" w:type="dxa"/>
-              <w:bottom w:w="0" w:type="dxa"/>
-              <w:left w:w="0" w:type="dxa"/>
-              <w:right w:w="0" w:type="dxa"/>
-            </w:tcMar>
-            <w:vAlign w:val="center"/>
-          </w:tcPr>
-          <w:p>
-            <w:pPr>
-              <w:pStyle w:val="Normal"/>
-              <w:jc w:val="center"/>
-              <w:pBdr>
-                <w:bottom w:val="none" w:sz="0" w:space="0" w:color="000000"/>
-                <w:top w:val="none" w:sz="0" w:space="0" w:color="000000"/>
-                <w:left w:val="none" w:sz="0" w:space="0" w:color="000000"/>
-                <w:right w:val="none" w:sz="0" w:space="0" w:color="000000"/>
-              </w:pBdr>
-              <w:spacing w:after="100" w:before="100" w:line="240"/>
-              <w:ind w:left="100" w:right="100" w:firstLine="0" w:firstLineChars="0"/>
-              <w:rPr>
-                <w:rFonts w:ascii="Helvetica" w:hAnsi="Helvetica" w:eastAsia="Helvetica" w:cs="Helvetica"/>
-                <w:i w:val="false"/>
-                <w:b w:val="false"/>
-                <w:u w:val="none"/>
-                <w:sz w:val="18"/>
-                <w:szCs w:val="18"/>
-                <w:color w:val="000000"/>
-              </w:rPr>
-            </w:pPr>
-            <w:r>
-              <w:rPr>
-                <w:rFonts w:ascii="Helvetica" w:hAnsi="Helvetica" w:eastAsia="Helvetica" w:cs="Helvetica"/>
-                <w:i w:val="false"/>
-                <w:b w:val="false"/>
-                <w:u w:val="none"/>
-                <w:sz w:val="18"/>
-                <w:szCs w:val="18"/>
-                <w:color w:val="000000"/>
-              </w:rPr>
-              <w:t xml:space="preserve">19.6</w:t>
-            </w:r>
-          </w:p>
-        </w:tc>
-        <w:tc>
-          <w:tcPr>
-            <w:tcBorders>
-              <w:bottom w:val="none" w:sz="0" w:space="0" w:color="000000"/>
-              <w:top w:val="none" w:sz="0" w:space="0" w:color="000000"/>
-              <w:left w:val="none" w:sz="0" w:space="0" w:color="000000"/>
-              <w:right w:val="none" w:sz="0" w:space="0" w:color="000000"/>
-            </w:tcBorders>
-            <w:shd w:val="clear" w:color="auto" w:fill="FA903F"/>
-            <w:tcMar>
-              <w:top w:w="0" w:type="dxa"/>
-              <w:bottom w:w="0" w:type="dxa"/>
-              <w:left w:w="0" w:type="dxa"/>
-              <w:right w:w="0" w:type="dxa"/>
-            </w:tcMar>
-            <w:vAlign w:val="center"/>
-          </w:tcPr>
-          <w:p>
-            <w:pPr>
-              <w:pStyle w:val="Normal"/>
-              <w:jc w:val="center"/>
-              <w:pBdr>
-                <w:bottom w:val="none" w:sz="0" w:space="0" w:color="000000"/>
-                <w:top w:val="none" w:sz="0" w:space="0" w:color="000000"/>
-                <w:left w:val="none" w:sz="0" w:space="0" w:color="000000"/>
-                <w:right w:val="none" w:sz="0" w:space="0" w:color="000000"/>
-              </w:pBdr>
-              <w:spacing w:after="100" w:before="100" w:line="240"/>
-              <w:ind w:left="100" w:right="100" w:firstLine="0" w:firstLineChars="0"/>
-              <w:rPr>
-                <w:rFonts w:ascii="Helvetica" w:hAnsi="Helvetica" w:eastAsia="Helvetica" w:cs="Helvetica"/>
-                <w:i w:val="false"/>
-                <w:b w:val="false"/>
-                <w:u w:val="none"/>
-                <w:sz w:val="18"/>
-                <w:szCs w:val="18"/>
-                <w:color w:val="000000"/>
-              </w:rPr>
-            </w:pPr>
-            <w:r>
-              <w:rPr>
-                <w:rFonts w:ascii="Helvetica" w:hAnsi="Helvetica" w:eastAsia="Helvetica" w:cs="Helvetica"/>
-                <w:i w:val="false"/>
-                <w:b w:val="false"/>
-                <w:u w:val="none"/>
-                <w:sz w:val="18"/>
-                <w:szCs w:val="18"/>
-                <w:color w:val="000000"/>
-              </w:rPr>
-              <w:t xml:space="preserve">12.8</w:t>
-            </w:r>
-          </w:p>
-        </w:tc>
-        <w:tc>
-          <w:tcPr>
-            <w:tcBorders>
-              <w:bottom w:val="none" w:sz="0" w:space="0" w:color="000000"/>
-              <w:top w:val="none" w:sz="0" w:space="0" w:color="000000"/>
-              <w:left w:val="none" w:sz="0" w:space="0" w:color="000000"/>
-              <w:right w:val="none" w:sz="0" w:space="0" w:color="000000"/>
-            </w:tcBorders>
-            <w:shd w:val="clear" w:color="auto" w:fill="FECE75"/>
-            <w:tcMar>
-              <w:top w:w="0" w:type="dxa"/>
-              <w:bottom w:w="0" w:type="dxa"/>
-              <w:left w:w="0" w:type="dxa"/>
-              <w:right w:w="0" w:type="dxa"/>
-            </w:tcMar>
-            <w:vAlign w:val="center"/>
-          </w:tcPr>
-          <w:p>
-            <w:pPr>
-              <w:pStyle w:val="Normal"/>
-              <w:jc w:val="center"/>
-              <w:pBdr>
-                <w:bottom w:val="none" w:sz="0" w:space="0" w:color="000000"/>
-                <w:top w:val="none" w:sz="0" w:space="0" w:color="000000"/>
-                <w:left w:val="none" w:sz="0" w:space="0" w:color="000000"/>
-                <w:right w:val="none" w:sz="0" w:space="0" w:color="000000"/>
-              </w:pBdr>
-              <w:spacing w:after="100" w:before="100" w:line="240"/>
-              <w:ind w:left="100" w:right="100" w:firstLine="0" w:firstLineChars="0"/>
-              <w:rPr>
-                <w:rFonts w:ascii="Helvetica" w:hAnsi="Helvetica" w:eastAsia="Helvetica" w:cs="Helvetica"/>
-                <w:i w:val="false"/>
-                <w:b w:val="false"/>
-                <w:u w:val="none"/>
-                <w:sz w:val="18"/>
-                <w:szCs w:val="18"/>
-                <w:color w:val="000000"/>
-              </w:rPr>
-            </w:pPr>
-            <w:r>
-              <w:rPr>
-                <w:rFonts w:ascii="Helvetica" w:hAnsi="Helvetica" w:eastAsia="Helvetica" w:cs="Helvetica"/>
-                <w:i w:val="false"/>
-                <w:b w:val="false"/>
-                <w:u w:val="none"/>
-                <w:sz w:val="18"/>
-                <w:szCs w:val="18"/>
-                <w:color w:val="000000"/>
-              </w:rPr>
-              <w:t xml:space="preserve">5.1</w:t>
-            </w:r>
-          </w:p>
-        </w:tc>
-        <w:tc>
-          <w:tcPr>
-            <w:tcBorders>
-              <w:bottom w:val="none" w:sz="0" w:space="0" w:color="000000"/>
-              <w:top w:val="none" w:sz="0" w:space="0" w:color="000000"/>
-              <w:left w:val="none" w:sz="0" w:space="0" w:color="000000"/>
-              <w:right w:val="none" w:sz="0" w:space="0" w:color="000000"/>
-            </w:tcBorders>
-            <w:shd w:val="clear" w:color="auto" w:fill="FB9A43"/>
-            <w:tcMar>
-              <w:top w:w="0" w:type="dxa"/>
-              <w:bottom w:w="0" w:type="dxa"/>
-              <w:left w:w="0" w:type="dxa"/>
-              <w:right w:w="0" w:type="dxa"/>
-            </w:tcMar>
-            <w:vAlign w:val="center"/>
-          </w:tcPr>
-          <w:p>
-            <w:pPr>
-              <w:pStyle w:val="Normal"/>
-              <w:jc w:val="center"/>
-              <w:pBdr>
-                <w:bottom w:val="none" w:sz="0" w:space="0" w:color="000000"/>
-                <w:top w:val="none" w:sz="0" w:space="0" w:color="000000"/>
-                <w:left w:val="none" w:sz="0" w:space="0" w:color="000000"/>
-                <w:right w:val="none" w:sz="0" w:space="0" w:color="000000"/>
-              </w:pBdr>
-              <w:spacing w:after="100" w:before="100" w:line="240"/>
-              <w:ind w:left="100" w:right="100" w:firstLine="0" w:firstLineChars="0"/>
-              <w:rPr>
-                <w:rFonts w:ascii="Helvetica" w:hAnsi="Helvetica" w:eastAsia="Helvetica" w:cs="Helvetica"/>
-                <w:i w:val="false"/>
-                <w:b w:val="false"/>
-                <w:u w:val="none"/>
-                <w:sz w:val="18"/>
-                <w:szCs w:val="18"/>
-                <w:color w:val="000000"/>
-              </w:rPr>
-            </w:pPr>
-            <w:r>
-              <w:rPr>
-                <w:rFonts w:ascii="Helvetica" w:hAnsi="Helvetica" w:eastAsia="Helvetica" w:cs="Helvetica"/>
-                <w:i w:val="false"/>
-                <w:b w:val="false"/>
-                <w:u w:val="none"/>
-                <w:sz w:val="18"/>
-                <w:szCs w:val="18"/>
-                <w:color w:val="000000"/>
-              </w:rPr>
-              <w:t xml:space="preserve">12.0</w:t>
-            </w:r>
-          </w:p>
-        </w:tc>
-        <w:tc>
-          <w:tcPr>
-            <w:tcBorders>
-              <w:bottom w:val="none" w:sz="0" w:space="0" w:color="000000"/>
-              <w:top w:val="none" w:sz="0" w:space="0" w:color="000000"/>
-              <w:left w:val="none" w:sz="0" w:space="0" w:color="000000"/>
-              <w:right w:val="none" w:sz="0" w:space="0" w:color="000000"/>
-            </w:tcBorders>
-            <w:shd w:val="clear" w:color="auto" w:fill="FEB44F"/>
-            <w:tcMar>
-              <w:top w:w="0" w:type="dxa"/>
-              <w:bottom w:w="0" w:type="dxa"/>
-              <w:left w:w="0" w:type="dxa"/>
-              <w:right w:w="0" w:type="dxa"/>
-            </w:tcMar>
-            <w:vAlign w:val="center"/>
-          </w:tcPr>
-          <w:p>
-            <w:pPr>
-              <w:pStyle w:val="Normal"/>
-              <w:jc w:val="center"/>
-              <w:pBdr>
-                <w:bottom w:val="none" w:sz="0" w:space="0" w:color="000000"/>
-                <w:top w:val="none" w:sz="0" w:space="0" w:color="000000"/>
-                <w:left w:val="none" w:sz="0" w:space="0" w:color="000000"/>
-                <w:right w:val="none" w:sz="0" w:space="0" w:color="000000"/>
-              </w:pBdr>
-              <w:spacing w:after="100" w:before="100" w:line="240"/>
-              <w:ind w:left="100" w:right="100" w:firstLine="0" w:firstLineChars="0"/>
-              <w:rPr>
-                <w:rFonts w:ascii="Helvetica" w:hAnsi="Helvetica" w:eastAsia="Helvetica" w:cs="Helvetica"/>
-                <w:i w:val="false"/>
-                <w:b w:val="false"/>
-                <w:u w:val="none"/>
-                <w:sz w:val="18"/>
-                <w:szCs w:val="18"/>
-                <w:color w:val="000000"/>
-              </w:rPr>
-            </w:pPr>
-            <w:r>
-              <w:rPr>
-                <w:rFonts w:ascii="Helvetica" w:hAnsi="Helvetica" w:eastAsia="Helvetica" w:cs="Helvetica"/>
-                <w:i w:val="false"/>
-                <w:b w:val="false"/>
-                <w:u w:val="none"/>
-                <w:sz w:val="18"/>
-                <w:szCs w:val="18"/>
-                <w:color w:val="000000"/>
-              </w:rPr>
-              <w:t xml:space="preserve">9.6</w:t>
+            <w:shd w:val="clear" w:color="auto" w:fill="FCA145"/>
+            <w:tcMar>
+              <w:top w:w="0" w:type="dxa"/>
+              <w:bottom w:w="0" w:type="dxa"/>
+              <w:left w:w="0" w:type="dxa"/>
+              <w:right w:w="0" w:type="dxa"/>
+            </w:tcMar>
+            <w:vAlign w:val="center"/>
+          </w:tcPr>
+          <w:p>
+            <w:pPr>
+              <w:pStyle w:val="Normal"/>
+              <w:jc w:val="center"/>
+              <w:pBdr>
+                <w:bottom w:val="none" w:sz="0" w:space="0" w:color="000000"/>
+                <w:top w:val="none" w:sz="0" w:space="0" w:color="000000"/>
+                <w:left w:val="none" w:sz="0" w:space="0" w:color="000000"/>
+                <w:right w:val="none" w:sz="0" w:space="0" w:color="000000"/>
+              </w:pBdr>
+              <w:spacing w:after="100" w:before="100" w:line="240"/>
+              <w:ind w:left="100" w:right="100" w:firstLine="0" w:firstLineChars="0"/>
+              <w:rPr>
+                <w:rFonts w:ascii="Helvetica" w:hAnsi="Helvetica" w:eastAsia="Helvetica" w:cs="Helvetica"/>
+                <w:i w:val="false"/>
+                <w:b w:val="false"/>
+                <w:u w:val="none"/>
+                <w:sz w:val="18"/>
+                <w:szCs w:val="18"/>
+                <w:color w:val="000000"/>
+              </w:rPr>
+            </w:pPr>
+            <w:r>
+              <w:rPr>
+                <w:rFonts w:ascii="Helvetica" w:hAnsi="Helvetica" w:eastAsia="Helvetica" w:cs="Helvetica"/>
+                <w:i w:val="false"/>
+                <w:b w:val="false"/>
+                <w:u w:val="none"/>
+                <w:sz w:val="18"/>
+                <w:szCs w:val="18"/>
+                <w:color w:val="000000"/>
+              </w:rPr>
+              <w:t xml:space="preserve">11.4</w:t>
+            </w:r>
+          </w:p>
+        </w:tc>
+        <w:tc>
+          <w:tcPr>
+            <w:tcBorders>
+              <w:bottom w:val="none" w:sz="0" w:space="0" w:color="000000"/>
+              <w:top w:val="none" w:sz="0" w:space="0" w:color="000000"/>
+              <w:left w:val="none" w:sz="0" w:space="0" w:color="000000"/>
+              <w:right w:val="none" w:sz="0" w:space="0" w:color="000000"/>
+            </w:tcBorders>
+            <w:shd w:val="clear" w:color="auto" w:fill="FEBD5B"/>
+            <w:tcMar>
+              <w:top w:w="0" w:type="dxa"/>
+              <w:bottom w:w="0" w:type="dxa"/>
+              <w:left w:w="0" w:type="dxa"/>
+              <w:right w:w="0" w:type="dxa"/>
+            </w:tcMar>
+            <w:vAlign w:val="center"/>
+          </w:tcPr>
+          <w:p>
+            <w:pPr>
+              <w:pStyle w:val="Normal"/>
+              <w:jc w:val="center"/>
+              <w:pBdr>
+                <w:bottom w:val="none" w:sz="0" w:space="0" w:color="000000"/>
+                <w:top w:val="none" w:sz="0" w:space="0" w:color="000000"/>
+                <w:left w:val="none" w:sz="0" w:space="0" w:color="000000"/>
+                <w:right w:val="none" w:sz="0" w:space="0" w:color="000000"/>
+              </w:pBdr>
+              <w:spacing w:after="100" w:before="100" w:line="240"/>
+              <w:ind w:left="100" w:right="100" w:firstLine="0" w:firstLineChars="0"/>
+              <w:rPr>
+                <w:rFonts w:ascii="Helvetica" w:hAnsi="Helvetica" w:eastAsia="Helvetica" w:cs="Helvetica"/>
+                <w:i w:val="false"/>
+                <w:b w:val="false"/>
+                <w:u w:val="none"/>
+                <w:sz w:val="18"/>
+                <w:szCs w:val="18"/>
+                <w:color w:val="000000"/>
+              </w:rPr>
+            </w:pPr>
+            <w:r>
+              <w:rPr>
+                <w:rFonts w:ascii="Helvetica" w:hAnsi="Helvetica" w:eastAsia="Helvetica" w:cs="Helvetica"/>
+                <w:i w:val="false"/>
+                <w:b w:val="false"/>
+                <w:u w:val="none"/>
+                <w:sz w:val="18"/>
+                <w:szCs w:val="18"/>
+                <w:color w:val="000000"/>
+              </w:rPr>
+              <w:t xml:space="preserve">8.1</w:t>
+            </w:r>
+          </w:p>
+        </w:tc>
+        <w:tc>
+          <w:tcPr>
+            <w:tcBorders>
+              <w:bottom w:val="none" w:sz="0" w:space="0" w:color="000000"/>
+              <w:top w:val="none" w:sz="0" w:space="0" w:color="000000"/>
+              <w:left w:val="none" w:sz="0" w:space="0" w:color="000000"/>
+              <w:right w:val="none" w:sz="0" w:space="0" w:color="000000"/>
+            </w:tcBorders>
+            <w:shd w:val="clear" w:color="auto" w:fill="F77836"/>
+            <w:tcMar>
+              <w:top w:w="0" w:type="dxa"/>
+              <w:bottom w:w="0" w:type="dxa"/>
+              <w:left w:w="0" w:type="dxa"/>
+              <w:right w:w="0" w:type="dxa"/>
+            </w:tcMar>
+            <w:vAlign w:val="center"/>
+          </w:tcPr>
+          <w:p>
+            <w:pPr>
+              <w:pStyle w:val="Normal"/>
+              <w:jc w:val="center"/>
+              <w:pBdr>
+                <w:bottom w:val="none" w:sz="0" w:space="0" w:color="000000"/>
+                <w:top w:val="none" w:sz="0" w:space="0" w:color="000000"/>
+                <w:left w:val="none" w:sz="0" w:space="0" w:color="000000"/>
+                <w:right w:val="none" w:sz="0" w:space="0" w:color="000000"/>
+              </w:pBdr>
+              <w:spacing w:after="100" w:before="100" w:line="240"/>
+              <w:ind w:left="100" w:right="100" w:firstLine="0" w:firstLineChars="0"/>
+              <w:rPr>
+                <w:rFonts w:ascii="Helvetica" w:hAnsi="Helvetica" w:eastAsia="Helvetica" w:cs="Helvetica"/>
+                <w:i w:val="false"/>
+                <w:b w:val="false"/>
+                <w:u w:val="none"/>
+                <w:sz w:val="18"/>
+                <w:szCs w:val="18"/>
+                <w:color w:val="000000"/>
+              </w:rPr>
+            </w:pPr>
+            <w:r>
+              <w:rPr>
+                <w:rFonts w:ascii="Helvetica" w:hAnsi="Helvetica" w:eastAsia="Helvetica" w:cs="Helvetica"/>
+                <w:i w:val="false"/>
+                <w:b w:val="false"/>
+                <w:u w:val="none"/>
+                <w:sz w:val="18"/>
+                <w:szCs w:val="18"/>
+                <w:color w:val="000000"/>
+              </w:rPr>
+              <w:t xml:space="preserve">14.8</w:t>
+            </w:r>
+          </w:p>
+        </w:tc>
+        <w:tc>
+          <w:tcPr>
+            <w:tcBorders>
+              <w:bottom w:val="none" w:sz="0" w:space="0" w:color="000000"/>
+              <w:top w:val="none" w:sz="0" w:space="0" w:color="000000"/>
+              <w:left w:val="none" w:sz="0" w:space="0" w:color="000000"/>
+              <w:right w:val="none" w:sz="0" w:space="0" w:color="000000"/>
+            </w:tcBorders>
+            <w:shd w:val="clear" w:color="auto" w:fill="FEB753"/>
+            <w:tcMar>
+              <w:top w:w="0" w:type="dxa"/>
+              <w:bottom w:w="0" w:type="dxa"/>
+              <w:left w:w="0" w:type="dxa"/>
+              <w:right w:w="0" w:type="dxa"/>
+            </w:tcMar>
+            <w:vAlign w:val="center"/>
+          </w:tcPr>
+          <w:p>
+            <w:pPr>
+              <w:pStyle w:val="Normal"/>
+              <w:jc w:val="center"/>
+              <w:pBdr>
+                <w:bottom w:val="none" w:sz="0" w:space="0" w:color="000000"/>
+                <w:top w:val="none" w:sz="0" w:space="0" w:color="000000"/>
+                <w:left w:val="none" w:sz="0" w:space="0" w:color="000000"/>
+                <w:right w:val="none" w:sz="0" w:space="0" w:color="000000"/>
+              </w:pBdr>
+              <w:spacing w:after="100" w:before="100" w:line="240"/>
+              <w:ind w:left="100" w:right="100" w:firstLine="0" w:firstLineChars="0"/>
+              <w:rPr>
+                <w:rFonts w:ascii="Helvetica" w:hAnsi="Helvetica" w:eastAsia="Helvetica" w:cs="Helvetica"/>
+                <w:i w:val="false"/>
+                <w:b w:val="false"/>
+                <w:u w:val="none"/>
+                <w:sz w:val="18"/>
+                <w:szCs w:val="18"/>
+                <w:color w:val="000000"/>
+              </w:rPr>
+            </w:pPr>
+            <w:r>
+              <w:rPr>
+                <w:rFonts w:ascii="Helvetica" w:hAnsi="Helvetica" w:eastAsia="Helvetica" w:cs="Helvetica"/>
+                <w:i w:val="false"/>
+                <w:b w:val="false"/>
+                <w:u w:val="none"/>
+                <w:sz w:val="18"/>
+                <w:szCs w:val="18"/>
+                <w:color w:val="000000"/>
+              </w:rPr>
+              <w:t xml:space="preserve">9.1</w:t>
+            </w:r>
+          </w:p>
+        </w:tc>
+        <w:tc>
+          <w:tcPr>
+            <w:tcBorders>
+              <w:bottom w:val="none" w:sz="0" w:space="0" w:color="000000"/>
+              <w:top w:val="none" w:sz="0" w:space="0" w:color="000000"/>
+              <w:left w:val="none" w:sz="0" w:space="0" w:color="000000"/>
+              <w:right w:val="none" w:sz="0" w:space="0" w:color="000000"/>
+            </w:tcBorders>
+            <w:shd w:val="clear" w:color="auto" w:fill="F77836"/>
+            <w:tcMar>
+              <w:top w:w="0" w:type="dxa"/>
+              <w:bottom w:w="0" w:type="dxa"/>
+              <w:left w:w="0" w:type="dxa"/>
+              <w:right w:w="0" w:type="dxa"/>
+            </w:tcMar>
+            <w:vAlign w:val="center"/>
+          </w:tcPr>
+          <w:p>
+            <w:pPr>
+              <w:pStyle w:val="Normal"/>
+              <w:jc w:val="center"/>
+              <w:pBdr>
+                <w:bottom w:val="none" w:sz="0" w:space="0" w:color="000000"/>
+                <w:top w:val="none" w:sz="0" w:space="0" w:color="000000"/>
+                <w:left w:val="none" w:sz="0" w:space="0" w:color="000000"/>
+                <w:right w:val="none" w:sz="0" w:space="0" w:color="000000"/>
+              </w:pBdr>
+              <w:spacing w:after="100" w:before="100" w:line="240"/>
+              <w:ind w:left="100" w:right="100" w:firstLine="0" w:firstLineChars="0"/>
+              <w:rPr>
+                <w:rFonts w:ascii="Helvetica" w:hAnsi="Helvetica" w:eastAsia="Helvetica" w:cs="Helvetica"/>
+                <w:i w:val="false"/>
+                <w:b w:val="false"/>
+                <w:u w:val="none"/>
+                <w:sz w:val="18"/>
+                <w:szCs w:val="18"/>
+                <w:color w:val="000000"/>
+              </w:rPr>
+            </w:pPr>
+            <w:r>
+              <w:rPr>
+                <w:rFonts w:ascii="Helvetica" w:hAnsi="Helvetica" w:eastAsia="Helvetica" w:cs="Helvetica"/>
+                <w:i w:val="false"/>
+                <w:b w:val="false"/>
+                <w:u w:val="none"/>
+                <w:sz w:val="18"/>
+                <w:szCs w:val="18"/>
+                <w:color w:val="000000"/>
+              </w:rPr>
+              <w:t xml:space="preserve">14.8</w:t>
+            </w:r>
+          </w:p>
+        </w:tc>
+        <w:tc>
+          <w:tcPr>
+            <w:tcBorders>
+              <w:bottom w:val="none" w:sz="0" w:space="0" w:color="000000"/>
+              <w:top w:val="none" w:sz="0" w:space="0" w:color="000000"/>
+              <w:left w:val="none" w:sz="0" w:space="0" w:color="000000"/>
+              <w:right w:val="none" w:sz="0" w:space="0" w:color="000000"/>
+            </w:tcBorders>
+            <w:shd w:val="clear" w:color="auto" w:fill="F98E3E"/>
+            <w:tcMar>
+              <w:top w:w="0" w:type="dxa"/>
+              <w:bottom w:w="0" w:type="dxa"/>
+              <w:left w:w="0" w:type="dxa"/>
+              <w:right w:w="0" w:type="dxa"/>
+            </w:tcMar>
+            <w:vAlign w:val="center"/>
+          </w:tcPr>
+          <w:p>
+            <w:pPr>
+              <w:pStyle w:val="Normal"/>
+              <w:jc w:val="center"/>
+              <w:pBdr>
+                <w:bottom w:val="none" w:sz="0" w:space="0" w:color="000000"/>
+                <w:top w:val="none" w:sz="0" w:space="0" w:color="000000"/>
+                <w:left w:val="none" w:sz="0" w:space="0" w:color="000000"/>
+                <w:right w:val="none" w:sz="0" w:space="0" w:color="000000"/>
+              </w:pBdr>
+              <w:spacing w:after="100" w:before="100" w:line="240"/>
+              <w:ind w:left="100" w:right="100" w:firstLine="0" w:firstLineChars="0"/>
+              <w:rPr>
+                <w:rFonts w:ascii="Helvetica" w:hAnsi="Helvetica" w:eastAsia="Helvetica" w:cs="Helvetica"/>
+                <w:i w:val="false"/>
+                <w:b w:val="false"/>
+                <w:u w:val="none"/>
+                <w:sz w:val="18"/>
+                <w:szCs w:val="18"/>
+                <w:color w:val="000000"/>
+              </w:rPr>
+            </w:pPr>
+            <w:r>
+              <w:rPr>
+                <w:rFonts w:ascii="Helvetica" w:hAnsi="Helvetica" w:eastAsia="Helvetica" w:cs="Helvetica"/>
+                <w:i w:val="false"/>
+                <w:b w:val="false"/>
+                <w:u w:val="none"/>
+                <w:sz w:val="18"/>
+                <w:szCs w:val="18"/>
+                <w:color w:val="000000"/>
+              </w:rPr>
+              <w:t xml:space="preserve">13.0</w:t>
+            </w:r>
+          </w:p>
+        </w:tc>
+        <w:tc>
+          <w:tcPr>
+            <w:tcBorders>
+              <w:bottom w:val="none" w:sz="0" w:space="0" w:color="000000"/>
+              <w:top w:val="none" w:sz="0" w:space="0" w:color="000000"/>
+              <w:left w:val="none" w:sz="0" w:space="0" w:color="000000"/>
+              <w:right w:val="none" w:sz="0" w:space="0" w:color="000000"/>
+            </w:tcBorders>
+            <w:shd w:val="clear" w:color="auto" w:fill="FEC466"/>
+            <w:tcMar>
+              <w:top w:w="0" w:type="dxa"/>
+              <w:bottom w:w="0" w:type="dxa"/>
+              <w:left w:w="0" w:type="dxa"/>
+              <w:right w:w="0" w:type="dxa"/>
+            </w:tcMar>
+            <w:vAlign w:val="center"/>
+          </w:tcPr>
+          <w:p>
+            <w:pPr>
+              <w:pStyle w:val="Normal"/>
+              <w:jc w:val="center"/>
+              <w:pBdr>
+                <w:bottom w:val="none" w:sz="0" w:space="0" w:color="000000"/>
+                <w:top w:val="none" w:sz="0" w:space="0" w:color="000000"/>
+                <w:left w:val="none" w:sz="0" w:space="0" w:color="000000"/>
+                <w:right w:val="none" w:sz="0" w:space="0" w:color="000000"/>
+              </w:pBdr>
+              <w:spacing w:after="100" w:before="100" w:line="240"/>
+              <w:ind w:left="100" w:right="100" w:firstLine="0" w:firstLineChars="0"/>
+              <w:rPr>
+                <w:rFonts w:ascii="Helvetica" w:hAnsi="Helvetica" w:eastAsia="Helvetica" w:cs="Helvetica"/>
+                <w:i w:val="false"/>
+                <w:b w:val="false"/>
+                <w:u w:val="none"/>
+                <w:sz w:val="18"/>
+                <w:szCs w:val="18"/>
+                <w:color w:val="000000"/>
+              </w:rPr>
+            </w:pPr>
+            <w:r>
+              <w:rPr>
+                <w:rFonts w:ascii="Helvetica" w:hAnsi="Helvetica" w:eastAsia="Helvetica" w:cs="Helvetica"/>
+                <w:i w:val="false"/>
+                <w:b w:val="false"/>
+                <w:u w:val="none"/>
+                <w:sz w:val="18"/>
+                <w:szCs w:val="18"/>
+                <w:color w:val="000000"/>
+              </w:rPr>
+              <w:t xml:space="preserve">6.8</w:t>
+            </w:r>
+          </w:p>
+        </w:tc>
+        <w:tc>
+          <w:tcPr>
+            <w:tcBorders>
+              <w:bottom w:val="none" w:sz="0" w:space="0" w:color="000000"/>
+              <w:top w:val="none" w:sz="0" w:space="0" w:color="000000"/>
+              <w:left w:val="none" w:sz="0" w:space="0" w:color="000000"/>
+              <w:right w:val="none" w:sz="0" w:space="0" w:color="000000"/>
+            </w:tcBorders>
+            <w:shd w:val="clear" w:color="auto" w:fill="FEBC5A"/>
+            <w:tcMar>
+              <w:top w:w="0" w:type="dxa"/>
+              <w:bottom w:w="0" w:type="dxa"/>
+              <w:left w:w="0" w:type="dxa"/>
+              <w:right w:w="0" w:type="dxa"/>
+            </w:tcMar>
+            <w:vAlign w:val="center"/>
+          </w:tcPr>
+          <w:p>
+            <w:pPr>
+              <w:pStyle w:val="Normal"/>
+              <w:jc w:val="center"/>
+              <w:pBdr>
+                <w:bottom w:val="none" w:sz="0" w:space="0" w:color="000000"/>
+                <w:top w:val="none" w:sz="0" w:space="0" w:color="000000"/>
+                <w:left w:val="none" w:sz="0" w:space="0" w:color="000000"/>
+                <w:right w:val="none" w:sz="0" w:space="0" w:color="000000"/>
+              </w:pBdr>
+              <w:spacing w:after="100" w:before="100" w:line="240"/>
+              <w:ind w:left="100" w:right="100" w:firstLine="0" w:firstLineChars="0"/>
+              <w:rPr>
+                <w:rFonts w:ascii="Helvetica" w:hAnsi="Helvetica" w:eastAsia="Helvetica" w:cs="Helvetica"/>
+                <w:i w:val="false"/>
+                <w:b w:val="false"/>
+                <w:u w:val="none"/>
+                <w:sz w:val="18"/>
+                <w:szCs w:val="18"/>
+                <w:color w:val="000000"/>
+              </w:rPr>
+            </w:pPr>
+            <w:r>
+              <w:rPr>
+                <w:rFonts w:ascii="Helvetica" w:hAnsi="Helvetica" w:eastAsia="Helvetica" w:cs="Helvetica"/>
+                <w:i w:val="false"/>
+                <w:b w:val="false"/>
+                <w:u w:val="none"/>
+                <w:sz w:val="18"/>
+                <w:szCs w:val="18"/>
+                <w:color w:val="000000"/>
+              </w:rPr>
+              <w:t xml:space="preserve">8.3</w:t>
+            </w:r>
+          </w:p>
+        </w:tc>
+        <w:tc>
+          <w:tcPr>
+            <w:tcBorders>
+              <w:bottom w:val="none" w:sz="0" w:space="0" w:color="000000"/>
+              <w:top w:val="none" w:sz="0" w:space="0" w:color="000000"/>
+              <w:left w:val="none" w:sz="0" w:space="0" w:color="000000"/>
+              <w:right w:val="none" w:sz="0" w:space="0" w:color="000000"/>
+            </w:tcBorders>
+            <w:shd w:val="clear" w:color="auto" w:fill="E03222"/>
+            <w:tcMar>
+              <w:top w:w="0" w:type="dxa"/>
+              <w:bottom w:w="0" w:type="dxa"/>
+              <w:left w:w="0" w:type="dxa"/>
+              <w:right w:w="0" w:type="dxa"/>
+            </w:tcMar>
+            <w:vAlign w:val="center"/>
+          </w:tcPr>
+          <w:p>
+            <w:pPr>
+              <w:pStyle w:val="Normal"/>
+              <w:jc w:val="center"/>
+              <w:pBdr>
+                <w:bottom w:val="none" w:sz="0" w:space="0" w:color="000000"/>
+                <w:top w:val="none" w:sz="0" w:space="0" w:color="000000"/>
+                <w:left w:val="none" w:sz="0" w:space="0" w:color="000000"/>
+                <w:right w:val="none" w:sz="0" w:space="0" w:color="000000"/>
+              </w:pBdr>
+              <w:spacing w:after="100" w:before="100" w:line="240"/>
+              <w:ind w:left="100" w:right="100" w:firstLine="0" w:firstLineChars="0"/>
+              <w:rPr>
+                <w:rFonts w:ascii="Helvetica" w:hAnsi="Helvetica" w:eastAsia="Helvetica" w:cs="Helvetica"/>
+                <w:i w:val="false"/>
+                <w:b w:val="false"/>
+                <w:u w:val="none"/>
+                <w:sz w:val="18"/>
+                <w:szCs w:val="18"/>
+                <w:color w:val="FFFFFF"/>
+              </w:rPr>
+            </w:pPr>
+            <w:r>
+              <w:rPr>
+                <w:rFonts w:ascii="Helvetica" w:hAnsi="Helvetica" w:eastAsia="Helvetica" w:cs="Helvetica"/>
+                <w:i w:val="false"/>
+                <w:b w:val="false"/>
+                <w:u w:val="none"/>
+                <w:sz w:val="18"/>
+                <w:szCs w:val="18"/>
+                <w:color w:val="FFFFFF"/>
+              </w:rPr>
+              <w:t xml:space="preserve">22.5</w:t>
+            </w:r>
+          </w:p>
+        </w:tc>
+        <w:tc>
+          <w:tcPr>
+            <w:tcBorders>
+              <w:bottom w:val="none" w:sz="0" w:space="0" w:color="000000"/>
+              <w:top w:val="none" w:sz="0" w:space="0" w:color="000000"/>
+              <w:left w:val="none" w:sz="0" w:space="0" w:color="000000"/>
+              <w:right w:val="none" w:sz="0" w:space="0" w:color="000000"/>
+            </w:tcBorders>
+            <w:shd w:val="clear" w:color="auto" w:fill="FEB651"/>
+            <w:tcMar>
+              <w:top w:w="0" w:type="dxa"/>
+              <w:bottom w:w="0" w:type="dxa"/>
+              <w:left w:w="0" w:type="dxa"/>
+              <w:right w:w="0" w:type="dxa"/>
+            </w:tcMar>
+            <w:vAlign w:val="center"/>
+          </w:tcPr>
+          <w:p>
+            <w:pPr>
+              <w:pStyle w:val="Normal"/>
+              <w:jc w:val="center"/>
+              <w:pBdr>
+                <w:bottom w:val="none" w:sz="0" w:space="0" w:color="000000"/>
+                <w:top w:val="none" w:sz="0" w:space="0" w:color="000000"/>
+                <w:left w:val="none" w:sz="0" w:space="0" w:color="000000"/>
+                <w:right w:val="none" w:sz="0" w:space="0" w:color="000000"/>
+              </w:pBdr>
+              <w:spacing w:after="100" w:before="100" w:line="240"/>
+              <w:ind w:left="100" w:right="100" w:firstLine="0" w:firstLineChars="0"/>
+              <w:rPr>
+                <w:rFonts w:ascii="Helvetica" w:hAnsi="Helvetica" w:eastAsia="Helvetica" w:cs="Helvetica"/>
+                <w:i w:val="false"/>
+                <w:b w:val="false"/>
+                <w:u w:val="none"/>
+                <w:sz w:val="18"/>
+                <w:szCs w:val="18"/>
+                <w:color w:val="000000"/>
+              </w:rPr>
+            </w:pPr>
+            <w:r>
+              <w:rPr>
+                <w:rFonts w:ascii="Helvetica" w:hAnsi="Helvetica" w:eastAsia="Helvetica" w:cs="Helvetica"/>
+                <w:i w:val="false"/>
+                <w:b w:val="false"/>
+                <w:u w:val="none"/>
+                <w:sz w:val="18"/>
+                <w:szCs w:val="18"/>
+                <w:color w:val="000000"/>
+              </w:rPr>
+              <w:t xml:space="preserve">9.3</w:t>
+            </w:r>
+          </w:p>
+        </w:tc>
+        <w:tc>
+          <w:tcPr>
+            <w:tcBorders>
+              <w:bottom w:val="none" w:sz="0" w:space="0" w:color="000000"/>
+              <w:top w:val="none" w:sz="0" w:space="0" w:color="000000"/>
+              <w:left w:val="none" w:sz="0" w:space="0" w:color="000000"/>
+              <w:right w:val="none" w:sz="0" w:space="0" w:color="000000"/>
+            </w:tcBorders>
+            <w:shd w:val="clear" w:color="auto" w:fill="F04222"/>
+            <w:tcMar>
+              <w:top w:w="0" w:type="dxa"/>
+              <w:bottom w:w="0" w:type="dxa"/>
+              <w:left w:w="0" w:type="dxa"/>
+              <w:right w:w="0" w:type="dxa"/>
+            </w:tcMar>
+            <w:vAlign w:val="center"/>
+          </w:tcPr>
+          <w:p>
+            <w:pPr>
+              <w:pStyle w:val="Normal"/>
+              <w:jc w:val="center"/>
+              <w:pBdr>
+                <w:bottom w:val="none" w:sz="0" w:space="0" w:color="000000"/>
+                <w:top w:val="none" w:sz="0" w:space="0" w:color="000000"/>
+                <w:left w:val="none" w:sz="0" w:space="0" w:color="000000"/>
+                <w:right w:val="none" w:sz="0" w:space="0" w:color="000000"/>
+              </w:pBdr>
+              <w:spacing w:after="100" w:before="100" w:line="240"/>
+              <w:ind w:left="100" w:right="100" w:firstLine="0" w:firstLineChars="0"/>
+              <w:rPr>
+                <w:rFonts w:ascii="Helvetica" w:hAnsi="Helvetica" w:eastAsia="Helvetica" w:cs="Helvetica"/>
+                <w:i w:val="false"/>
+                <w:b w:val="false"/>
+                <w:u w:val="none"/>
+                <w:sz w:val="18"/>
+                <w:szCs w:val="18"/>
+                <w:color w:val="000000"/>
+              </w:rPr>
+            </w:pPr>
+            <w:r>
+              <w:rPr>
+                <w:rFonts w:ascii="Helvetica" w:hAnsi="Helvetica" w:eastAsia="Helvetica" w:cs="Helvetica"/>
+                <w:i w:val="false"/>
+                <w:b w:val="false"/>
+                <w:u w:val="none"/>
+                <w:sz w:val="18"/>
+                <w:szCs w:val="18"/>
+                <w:color w:val="000000"/>
+              </w:rPr>
+              <w:t xml:space="preserve">19.4</w:t>
+            </w:r>
+          </w:p>
+        </w:tc>
+        <w:tc>
+          <w:tcPr>
+            <w:tcBorders>
+              <w:bottom w:val="none" w:sz="0" w:space="0" w:color="000000"/>
+              <w:top w:val="none" w:sz="0" w:space="0" w:color="000000"/>
+              <w:left w:val="none" w:sz="0" w:space="0" w:color="000000"/>
+              <w:right w:val="none" w:sz="0" w:space="0" w:color="000000"/>
+            </w:tcBorders>
+            <w:shd w:val="clear" w:color="auto" w:fill="FEBE5E"/>
+            <w:tcMar>
+              <w:top w:w="0" w:type="dxa"/>
+              <w:bottom w:w="0" w:type="dxa"/>
+              <w:left w:w="0" w:type="dxa"/>
+              <w:right w:w="0" w:type="dxa"/>
+            </w:tcMar>
+            <w:vAlign w:val="center"/>
+          </w:tcPr>
+          <w:p>
+            <w:pPr>
+              <w:pStyle w:val="Normal"/>
+              <w:jc w:val="center"/>
+              <w:pBdr>
+                <w:bottom w:val="none" w:sz="0" w:space="0" w:color="000000"/>
+                <w:top w:val="none" w:sz="0" w:space="0" w:color="000000"/>
+                <w:left w:val="none" w:sz="0" w:space="0" w:color="000000"/>
+                <w:right w:val="none" w:sz="0" w:space="0" w:color="000000"/>
+              </w:pBdr>
+              <w:spacing w:after="100" w:before="100" w:line="240"/>
+              <w:ind w:left="100" w:right="100" w:firstLine="0" w:firstLineChars="0"/>
+              <w:rPr>
+                <w:rFonts w:ascii="Helvetica" w:hAnsi="Helvetica" w:eastAsia="Helvetica" w:cs="Helvetica"/>
+                <w:i w:val="false"/>
+                <w:b w:val="false"/>
+                <w:u w:val="none"/>
+                <w:sz w:val="18"/>
+                <w:szCs w:val="18"/>
+                <w:color w:val="000000"/>
+              </w:rPr>
+            </w:pPr>
+            <w:r>
+              <w:rPr>
+                <w:rFonts w:ascii="Helvetica" w:hAnsi="Helvetica" w:eastAsia="Helvetica" w:cs="Helvetica"/>
+                <w:i w:val="false"/>
+                <w:b w:val="false"/>
+                <w:u w:val="none"/>
+                <w:sz w:val="18"/>
+                <w:szCs w:val="18"/>
+                <w:color w:val="000000"/>
+              </w:rPr>
+              <w:t xml:space="preserve">7.8</w:t>
+            </w:r>
+          </w:p>
+        </w:tc>
+        <w:tc>
+          <w:tcPr>
+            <w:tcBorders>
+              <w:bottom w:val="none" w:sz="0" w:space="0" w:color="000000"/>
+              <w:top w:val="none" w:sz="0" w:space="0" w:color="000000"/>
+              <w:left w:val="none" w:sz="0" w:space="0" w:color="000000"/>
+              <w:right w:val="none" w:sz="0" w:space="0" w:color="000000"/>
+            </w:tcBorders>
+            <w:shd w:val="clear" w:color="auto" w:fill="F24C26"/>
+            <w:tcMar>
+              <w:top w:w="0" w:type="dxa"/>
+              <w:bottom w:w="0" w:type="dxa"/>
+              <w:left w:w="0" w:type="dxa"/>
+              <w:right w:w="0" w:type="dxa"/>
+            </w:tcMar>
+            <w:vAlign w:val="center"/>
+          </w:tcPr>
+          <w:p>
+            <w:pPr>
+              <w:pStyle w:val="Normal"/>
+              <w:jc w:val="center"/>
+              <w:pBdr>
+                <w:bottom w:val="none" w:sz="0" w:space="0" w:color="000000"/>
+                <w:top w:val="none" w:sz="0" w:space="0" w:color="000000"/>
+                <w:left w:val="none" w:sz="0" w:space="0" w:color="000000"/>
+                <w:right w:val="none" w:sz="0" w:space="0" w:color="000000"/>
+              </w:pBdr>
+              <w:spacing w:after="100" w:before="100" w:line="240"/>
+              <w:ind w:left="100" w:right="100" w:firstLine="0" w:firstLineChars="0"/>
+              <w:rPr>
+                <w:rFonts w:ascii="Helvetica" w:hAnsi="Helvetica" w:eastAsia="Helvetica" w:cs="Helvetica"/>
+                <w:i w:val="false"/>
+                <w:b w:val="false"/>
+                <w:u w:val="none"/>
+                <w:sz w:val="18"/>
+                <w:szCs w:val="18"/>
+                <w:color w:val="000000"/>
+              </w:rPr>
+            </w:pPr>
+            <w:r>
+              <w:rPr>
+                <w:rFonts w:ascii="Helvetica" w:hAnsi="Helvetica" w:eastAsia="Helvetica" w:cs="Helvetica"/>
+                <w:i w:val="false"/>
+                <w:b w:val="false"/>
+                <w:u w:val="none"/>
+                <w:sz w:val="18"/>
+                <w:szCs w:val="18"/>
+                <w:color w:val="000000"/>
+              </w:rPr>
+              <w:t xml:space="preserve">18.5</w:t>
             </w:r>
           </w:p>
         </w:tc>
@@ -4620,154 +4620,154 @@
               <w:left w:val="none" w:sz="0" w:space="0" w:color="000000"/>
               <w:right w:val="none" w:sz="0" w:space="0" w:color="000000"/>
             </w:tcBorders>
-            <w:shd w:val="clear" w:color="auto" w:fill="FED57F"/>
-            <w:tcMar>
-              <w:top w:w="0" w:type="dxa"/>
-              <w:bottom w:w="0" w:type="dxa"/>
-              <w:left w:w="0" w:type="dxa"/>
-              <w:right w:w="0" w:type="dxa"/>
-            </w:tcMar>
-            <w:vAlign w:val="center"/>
-          </w:tcPr>
-          <w:p>
-            <w:pPr>
-              <w:pStyle w:val="Normal"/>
-              <w:jc w:val="center"/>
-              <w:pBdr>
-                <w:bottom w:val="none" w:sz="0" w:space="0" w:color="000000"/>
-                <w:top w:val="none" w:sz="0" w:space="0" w:color="000000"/>
-                <w:left w:val="none" w:sz="0" w:space="0" w:color="000000"/>
-                <w:right w:val="none" w:sz="0" w:space="0" w:color="000000"/>
-              </w:pBdr>
-              <w:spacing w:after="100" w:before="100" w:line="240"/>
-              <w:ind w:left="100" w:right="100" w:firstLine="0" w:firstLineChars="0"/>
-              <w:rPr>
-                <w:rFonts w:ascii="Helvetica" w:hAnsi="Helvetica" w:eastAsia="Helvetica" w:cs="Helvetica"/>
-                <w:i w:val="false"/>
-                <w:b w:val="false"/>
-                <w:u w:val="none"/>
-                <w:sz w:val="18"/>
-                <w:szCs w:val="18"/>
-                <w:color w:val="000000"/>
-              </w:rPr>
-            </w:pPr>
-            <w:r>
-              <w:rPr>
-                <w:rFonts w:ascii="Helvetica" w:hAnsi="Helvetica" w:eastAsia="Helvetica" w:cs="Helvetica"/>
-                <w:i w:val="false"/>
-                <w:b w:val="false"/>
-                <w:u w:val="none"/>
-                <w:sz w:val="18"/>
-                <w:szCs w:val="18"/>
-                <w:color w:val="000000"/>
-              </w:rPr>
-              <w:t xml:space="preserve">3.9</w:t>
-            </w:r>
-          </w:p>
-        </w:tc>
-        <w:tc>
-          <w:tcPr>
-            <w:tcBorders>
-              <w:bottom w:val="none" w:sz="0" w:space="0" w:color="000000"/>
-              <w:top w:val="none" w:sz="0" w:space="0" w:color="000000"/>
-              <w:left w:val="none" w:sz="0" w:space="0" w:color="000000"/>
-              <w:right w:val="none" w:sz="0" w:space="0" w:color="000000"/>
-            </w:tcBorders>
-            <w:shd w:val="clear" w:color="auto" w:fill="FEDD8A"/>
-            <w:tcMar>
-              <w:top w:w="0" w:type="dxa"/>
-              <w:bottom w:w="0" w:type="dxa"/>
-              <w:left w:w="0" w:type="dxa"/>
-              <w:right w:w="0" w:type="dxa"/>
-            </w:tcMar>
-            <w:vAlign w:val="center"/>
-          </w:tcPr>
-          <w:p>
-            <w:pPr>
-              <w:pStyle w:val="Normal"/>
-              <w:jc w:val="center"/>
-              <w:pBdr>
-                <w:bottom w:val="none" w:sz="0" w:space="0" w:color="000000"/>
-                <w:top w:val="none" w:sz="0" w:space="0" w:color="000000"/>
-                <w:left w:val="none" w:sz="0" w:space="0" w:color="000000"/>
-                <w:right w:val="none" w:sz="0" w:space="0" w:color="000000"/>
-              </w:pBdr>
-              <w:spacing w:after="100" w:before="100" w:line="240"/>
-              <w:ind w:left="100" w:right="100" w:firstLine="0" w:firstLineChars="0"/>
-              <w:rPr>
-                <w:rFonts w:ascii="Helvetica" w:hAnsi="Helvetica" w:eastAsia="Helvetica" w:cs="Helvetica"/>
-                <w:i w:val="false"/>
-                <w:b w:val="false"/>
-                <w:u w:val="none"/>
-                <w:sz w:val="18"/>
-                <w:szCs w:val="18"/>
-                <w:color w:val="000000"/>
-              </w:rPr>
-            </w:pPr>
-            <w:r>
-              <w:rPr>
-                <w:rFonts w:ascii="Helvetica" w:hAnsi="Helvetica" w:eastAsia="Helvetica" w:cs="Helvetica"/>
-                <w:i w:val="false"/>
-                <w:b w:val="false"/>
-                <w:u w:val="none"/>
-                <w:sz w:val="18"/>
-                <w:szCs w:val="18"/>
-                <w:color w:val="000000"/>
-              </w:rPr>
-              <w:t xml:space="preserve">2.6</w:t>
-            </w:r>
-          </w:p>
-        </w:tc>
-        <w:tc>
-          <w:tcPr>
-            <w:tcBorders>
-              <w:bottom w:val="none" w:sz="0" w:space="0" w:color="000000"/>
-              <w:top w:val="none" w:sz="0" w:space="0" w:color="000000"/>
-              <w:left w:val="none" w:sz="0" w:space="0" w:color="000000"/>
-              <w:right w:val="none" w:sz="0" w:space="0" w:color="000000"/>
-            </w:tcBorders>
-            <w:shd w:val="clear" w:color="auto" w:fill="FECE74"/>
-            <w:tcMar>
-              <w:top w:w="0" w:type="dxa"/>
-              <w:bottom w:w="0" w:type="dxa"/>
-              <w:left w:w="0" w:type="dxa"/>
-              <w:right w:w="0" w:type="dxa"/>
-            </w:tcMar>
-            <w:vAlign w:val="center"/>
-          </w:tcPr>
-          <w:p>
-            <w:pPr>
-              <w:pStyle w:val="Normal"/>
-              <w:jc w:val="center"/>
-              <w:pBdr>
-                <w:bottom w:val="none" w:sz="0" w:space="0" w:color="000000"/>
-                <w:top w:val="none" w:sz="0" w:space="0" w:color="000000"/>
-                <w:left w:val="none" w:sz="0" w:space="0" w:color="000000"/>
-                <w:right w:val="none" w:sz="0" w:space="0" w:color="000000"/>
-              </w:pBdr>
-              <w:spacing w:after="100" w:before="100" w:line="240"/>
-              <w:ind w:left="100" w:right="100" w:firstLine="0" w:firstLineChars="0"/>
-              <w:rPr>
-                <w:rFonts w:ascii="Helvetica" w:hAnsi="Helvetica" w:eastAsia="Helvetica" w:cs="Helvetica"/>
-                <w:i w:val="false"/>
-                <w:b w:val="false"/>
-                <w:u w:val="none"/>
-                <w:sz w:val="18"/>
-                <w:szCs w:val="18"/>
-                <w:color w:val="000000"/>
-              </w:rPr>
-            </w:pPr>
-            <w:r>
-              <w:rPr>
-                <w:rFonts w:ascii="Helvetica" w:hAnsi="Helvetica" w:eastAsia="Helvetica" w:cs="Helvetica"/>
-                <w:i w:val="false"/>
-                <w:b w:val="false"/>
-                <w:u w:val="none"/>
-                <w:sz w:val="18"/>
-                <w:szCs w:val="18"/>
-                <w:color w:val="000000"/>
-              </w:rPr>
-              <w:t xml:space="preserve">5.2</w:t>
+            <w:shd w:val="clear" w:color="auto" w:fill="FECA6F"/>
+            <w:tcMar>
+              <w:top w:w="0" w:type="dxa"/>
+              <w:bottom w:w="0" w:type="dxa"/>
+              <w:left w:w="0" w:type="dxa"/>
+              <w:right w:w="0" w:type="dxa"/>
+            </w:tcMar>
+            <w:vAlign w:val="center"/>
+          </w:tcPr>
+          <w:p>
+            <w:pPr>
+              <w:pStyle w:val="Normal"/>
+              <w:jc w:val="center"/>
+              <w:pBdr>
+                <w:bottom w:val="none" w:sz="0" w:space="0" w:color="000000"/>
+                <w:top w:val="none" w:sz="0" w:space="0" w:color="000000"/>
+                <w:left w:val="none" w:sz="0" w:space="0" w:color="000000"/>
+                <w:right w:val="none" w:sz="0" w:space="0" w:color="000000"/>
+              </w:pBdr>
+              <w:spacing w:after="100" w:before="100" w:line="240"/>
+              <w:ind w:left="100" w:right="100" w:firstLine="0" w:firstLineChars="0"/>
+              <w:rPr>
+                <w:rFonts w:ascii="Helvetica" w:hAnsi="Helvetica" w:eastAsia="Helvetica" w:cs="Helvetica"/>
+                <w:i w:val="false"/>
+                <w:b w:val="false"/>
+                <w:u w:val="none"/>
+                <w:sz w:val="18"/>
+                <w:szCs w:val="18"/>
+                <w:color w:val="000000"/>
+              </w:rPr>
+            </w:pPr>
+            <w:r>
+              <w:rPr>
+                <w:rFonts w:ascii="Helvetica" w:hAnsi="Helvetica" w:eastAsia="Helvetica" w:cs="Helvetica"/>
+                <w:i w:val="false"/>
+                <w:b w:val="false"/>
+                <w:u w:val="none"/>
+                <w:sz w:val="18"/>
+                <w:szCs w:val="18"/>
+                <w:color w:val="000000"/>
+              </w:rPr>
+              <w:t xml:space="preserve">5.8</w:t>
+            </w:r>
+          </w:p>
+        </w:tc>
+        <w:tc>
+          <w:tcPr>
+            <w:tcBorders>
+              <w:bottom w:val="none" w:sz="0" w:space="0" w:color="000000"/>
+              <w:top w:val="none" w:sz="0" w:space="0" w:color="000000"/>
+              <w:left w:val="none" w:sz="0" w:space="0" w:color="000000"/>
+              <w:right w:val="none" w:sz="0" w:space="0" w:color="000000"/>
+            </w:tcBorders>
+            <w:shd w:val="clear" w:color="auto" w:fill="FED178"/>
+            <w:tcMar>
+              <w:top w:w="0" w:type="dxa"/>
+              <w:bottom w:w="0" w:type="dxa"/>
+              <w:left w:w="0" w:type="dxa"/>
+              <w:right w:w="0" w:type="dxa"/>
+            </w:tcMar>
+            <w:vAlign w:val="center"/>
+          </w:tcPr>
+          <w:p>
+            <w:pPr>
+              <w:pStyle w:val="Normal"/>
+              <w:jc w:val="center"/>
+              <w:pBdr>
+                <w:bottom w:val="none" w:sz="0" w:space="0" w:color="000000"/>
+                <w:top w:val="none" w:sz="0" w:space="0" w:color="000000"/>
+                <w:left w:val="none" w:sz="0" w:space="0" w:color="000000"/>
+                <w:right w:val="none" w:sz="0" w:space="0" w:color="000000"/>
+              </w:pBdr>
+              <w:spacing w:after="100" w:before="100" w:line="240"/>
+              <w:ind w:left="100" w:right="100" w:firstLine="0" w:firstLineChars="0"/>
+              <w:rPr>
+                <w:rFonts w:ascii="Helvetica" w:hAnsi="Helvetica" w:eastAsia="Helvetica" w:cs="Helvetica"/>
+                <w:i w:val="false"/>
+                <w:b w:val="false"/>
+                <w:u w:val="none"/>
+                <w:sz w:val="18"/>
+                <w:szCs w:val="18"/>
+                <w:color w:val="000000"/>
+              </w:rPr>
+            </w:pPr>
+            <w:r>
+              <w:rPr>
+                <w:rFonts w:ascii="Helvetica" w:hAnsi="Helvetica" w:eastAsia="Helvetica" w:cs="Helvetica"/>
+                <w:i w:val="false"/>
+                <w:b w:val="false"/>
+                <w:u w:val="none"/>
+                <w:sz w:val="18"/>
+                <w:szCs w:val="18"/>
+                <w:color w:val="000000"/>
+              </w:rPr>
+              <w:t xml:space="preserve">4.7</w:t>
+            </w:r>
+          </w:p>
+        </w:tc>
+        <w:tc>
+          <w:tcPr>
+            <w:tcBorders>
+              <w:bottom w:val="none" w:sz="0" w:space="0" w:color="000000"/>
+              <w:top w:val="none" w:sz="0" w:space="0" w:color="000000"/>
+              <w:left w:val="none" w:sz="0" w:space="0" w:color="000000"/>
+              <w:right w:val="none" w:sz="0" w:space="0" w:color="000000"/>
+            </w:tcBorders>
+            <w:shd w:val="clear" w:color="auto" w:fill="FEC365"/>
+            <w:tcMar>
+              <w:top w:w="0" w:type="dxa"/>
+              <w:bottom w:w="0" w:type="dxa"/>
+              <w:left w:w="0" w:type="dxa"/>
+              <w:right w:w="0" w:type="dxa"/>
+            </w:tcMar>
+            <w:vAlign w:val="center"/>
+          </w:tcPr>
+          <w:p>
+            <w:pPr>
+              <w:pStyle w:val="Normal"/>
+              <w:jc w:val="center"/>
+              <w:pBdr>
+                <w:bottom w:val="none" w:sz="0" w:space="0" w:color="000000"/>
+                <w:top w:val="none" w:sz="0" w:space="0" w:color="000000"/>
+                <w:left w:val="none" w:sz="0" w:space="0" w:color="000000"/>
+                <w:right w:val="none" w:sz="0" w:space="0" w:color="000000"/>
+              </w:pBdr>
+              <w:spacing w:after="100" w:before="100" w:line="240"/>
+              <w:ind w:left="100" w:right="100" w:firstLine="0" w:firstLineChars="0"/>
+              <w:rPr>
+                <w:rFonts w:ascii="Helvetica" w:hAnsi="Helvetica" w:eastAsia="Helvetica" w:cs="Helvetica"/>
+                <w:i w:val="false"/>
+                <w:b w:val="false"/>
+                <w:u w:val="none"/>
+                <w:sz w:val="18"/>
+                <w:szCs w:val="18"/>
+                <w:color w:val="000000"/>
+              </w:rPr>
+            </w:pPr>
+            <w:r>
+              <w:rPr>
+                <w:rFonts w:ascii="Helvetica" w:hAnsi="Helvetica" w:eastAsia="Helvetica" w:cs="Helvetica"/>
+                <w:i w:val="false"/>
+                <w:b w:val="false"/>
+                <w:u w:val="none"/>
+                <w:sz w:val="18"/>
+                <w:szCs w:val="18"/>
+                <w:color w:val="000000"/>
+              </w:rPr>
+              <w:t xml:space="preserve">7.0</w:t>
             </w:r>
           </w:p>
         </w:tc>
@@ -4832,472 +4832,472 @@
               <w:left w:val="none" w:sz="0" w:space="0" w:color="000000"/>
               <w:right w:val="none" w:sz="0" w:space="0" w:color="000000"/>
             </w:tcBorders>
-            <w:shd w:val="clear" w:color="auto" w:fill="FEDB86"/>
-            <w:tcMar>
-              <w:top w:w="0" w:type="dxa"/>
-              <w:bottom w:w="0" w:type="dxa"/>
-              <w:left w:w="0" w:type="dxa"/>
-              <w:right w:w="0" w:type="dxa"/>
-            </w:tcMar>
-            <w:vAlign w:val="center"/>
-          </w:tcPr>
-          <w:p>
-            <w:pPr>
-              <w:pStyle w:val="Normal"/>
-              <w:jc w:val="center"/>
-              <w:pBdr>
-                <w:bottom w:val="none" w:sz="0" w:space="0" w:color="000000"/>
-                <w:top w:val="none" w:sz="0" w:space="0" w:color="000000"/>
-                <w:left w:val="none" w:sz="0" w:space="0" w:color="000000"/>
-                <w:right w:val="none" w:sz="0" w:space="0" w:color="000000"/>
-              </w:pBdr>
-              <w:spacing w:after="100" w:before="100" w:line="240"/>
-              <w:ind w:left="100" w:right="100" w:firstLine="0" w:firstLineChars="0"/>
-              <w:rPr>
-                <w:rFonts w:ascii="Helvetica" w:hAnsi="Helvetica" w:eastAsia="Helvetica" w:cs="Helvetica"/>
-                <w:i w:val="false"/>
-                <w:b w:val="false"/>
-                <w:u w:val="none"/>
-                <w:sz w:val="18"/>
-                <w:szCs w:val="18"/>
-                <w:color w:val="000000"/>
-              </w:rPr>
-            </w:pPr>
-            <w:r>
-              <w:rPr>
-                <w:rFonts w:ascii="Helvetica" w:hAnsi="Helvetica" w:eastAsia="Helvetica" w:cs="Helvetica"/>
-                <w:i w:val="false"/>
-                <w:b w:val="false"/>
-                <w:u w:val="none"/>
-                <w:sz w:val="18"/>
-                <w:szCs w:val="18"/>
-                <w:color w:val="000000"/>
-              </w:rPr>
-              <w:t xml:space="preserve">3.0</w:t>
-            </w:r>
-          </w:p>
-        </w:tc>
-        <w:tc>
-          <w:tcPr>
-            <w:tcBorders>
-              <w:bottom w:val="none" w:sz="0" w:space="0" w:color="000000"/>
-              <w:top w:val="none" w:sz="0" w:space="0" w:color="000000"/>
-              <w:left w:val="none" w:sz="0" w:space="0" w:color="000000"/>
-              <w:right w:val="none" w:sz="0" w:space="0" w:color="000000"/>
-            </w:tcBorders>
-            <w:shd w:val="clear" w:color="auto" w:fill="FED780"/>
-            <w:tcMar>
-              <w:top w:w="0" w:type="dxa"/>
-              <w:bottom w:w="0" w:type="dxa"/>
-              <w:left w:w="0" w:type="dxa"/>
-              <w:right w:w="0" w:type="dxa"/>
-            </w:tcMar>
-            <w:vAlign w:val="center"/>
-          </w:tcPr>
-          <w:p>
-            <w:pPr>
-              <w:pStyle w:val="Normal"/>
-              <w:jc w:val="center"/>
-              <w:pBdr>
-                <w:bottom w:val="none" w:sz="0" w:space="0" w:color="000000"/>
-                <w:top w:val="none" w:sz="0" w:space="0" w:color="000000"/>
-                <w:left w:val="none" w:sz="0" w:space="0" w:color="000000"/>
-                <w:right w:val="none" w:sz="0" w:space="0" w:color="000000"/>
-              </w:pBdr>
-              <w:spacing w:after="100" w:before="100" w:line="240"/>
-              <w:ind w:left="100" w:right="100" w:firstLine="0" w:firstLineChars="0"/>
-              <w:rPr>
-                <w:rFonts w:ascii="Helvetica" w:hAnsi="Helvetica" w:eastAsia="Helvetica" w:cs="Helvetica"/>
-                <w:i w:val="false"/>
-                <w:b w:val="false"/>
-                <w:u w:val="none"/>
-                <w:sz w:val="18"/>
-                <w:szCs w:val="18"/>
-                <w:color w:val="000000"/>
-              </w:rPr>
-            </w:pPr>
-            <w:r>
-              <w:rPr>
-                <w:rFonts w:ascii="Helvetica" w:hAnsi="Helvetica" w:eastAsia="Helvetica" w:cs="Helvetica"/>
-                <w:i w:val="false"/>
-                <w:b w:val="false"/>
-                <w:u w:val="none"/>
-                <w:sz w:val="18"/>
-                <w:szCs w:val="18"/>
-                <w:color w:val="000000"/>
-              </w:rPr>
-              <w:t xml:space="preserve">3.7</w:t>
-            </w:r>
-          </w:p>
-        </w:tc>
-        <w:tc>
-          <w:tcPr>
-            <w:tcBorders>
-              <w:bottom w:val="none" w:sz="0" w:space="0" w:color="000000"/>
-              <w:top w:val="none" w:sz="0" w:space="0" w:color="000000"/>
-              <w:left w:val="none" w:sz="0" w:space="0" w:color="000000"/>
-              <w:right w:val="none" w:sz="0" w:space="0" w:color="000000"/>
-            </w:tcBorders>
-            <w:shd w:val="clear" w:color="auto" w:fill="FECD72"/>
-            <w:tcMar>
-              <w:top w:w="0" w:type="dxa"/>
-              <w:bottom w:w="0" w:type="dxa"/>
-              <w:left w:w="0" w:type="dxa"/>
-              <w:right w:w="0" w:type="dxa"/>
-            </w:tcMar>
-            <w:vAlign w:val="center"/>
-          </w:tcPr>
-          <w:p>
-            <w:pPr>
-              <w:pStyle w:val="Normal"/>
-              <w:jc w:val="center"/>
-              <w:pBdr>
-                <w:bottom w:val="none" w:sz="0" w:space="0" w:color="000000"/>
-                <w:top w:val="none" w:sz="0" w:space="0" w:color="000000"/>
-                <w:left w:val="none" w:sz="0" w:space="0" w:color="000000"/>
-                <w:right w:val="none" w:sz="0" w:space="0" w:color="000000"/>
-              </w:pBdr>
-              <w:spacing w:after="100" w:before="100" w:line="240"/>
-              <w:ind w:left="100" w:right="100" w:firstLine="0" w:firstLineChars="0"/>
-              <w:rPr>
-                <w:rFonts w:ascii="Helvetica" w:hAnsi="Helvetica" w:eastAsia="Helvetica" w:cs="Helvetica"/>
-                <w:i w:val="false"/>
-                <w:b w:val="false"/>
-                <w:u w:val="none"/>
-                <w:sz w:val="18"/>
-                <w:szCs w:val="18"/>
-                <w:color w:val="000000"/>
-              </w:rPr>
-            </w:pPr>
-            <w:r>
-              <w:rPr>
-                <w:rFonts w:ascii="Helvetica" w:hAnsi="Helvetica" w:eastAsia="Helvetica" w:cs="Helvetica"/>
-                <w:i w:val="false"/>
-                <w:b w:val="false"/>
-                <w:u w:val="none"/>
-                <w:sz w:val="18"/>
-                <w:szCs w:val="18"/>
-                <w:color w:val="000000"/>
-              </w:rPr>
-              <w:t xml:space="preserve">5.4</w:t>
-            </w:r>
-          </w:p>
-        </w:tc>
-        <w:tc>
-          <w:tcPr>
-            <w:tcBorders>
-              <w:bottom w:val="none" w:sz="0" w:space="0" w:color="000000"/>
-              <w:top w:val="none" w:sz="0" w:space="0" w:color="000000"/>
-              <w:left w:val="none" w:sz="0" w:space="0" w:color="000000"/>
-              <w:right w:val="none" w:sz="0" w:space="0" w:color="000000"/>
-            </w:tcBorders>
-            <w:shd w:val="clear" w:color="auto" w:fill="FEDB86"/>
-            <w:tcMar>
-              <w:top w:w="0" w:type="dxa"/>
-              <w:bottom w:w="0" w:type="dxa"/>
-              <w:left w:w="0" w:type="dxa"/>
-              <w:right w:w="0" w:type="dxa"/>
-            </w:tcMar>
-            <w:vAlign w:val="center"/>
-          </w:tcPr>
-          <w:p>
-            <w:pPr>
-              <w:pStyle w:val="Normal"/>
-              <w:jc w:val="center"/>
-              <w:pBdr>
-                <w:bottom w:val="none" w:sz="0" w:space="0" w:color="000000"/>
-                <w:top w:val="none" w:sz="0" w:space="0" w:color="000000"/>
-                <w:left w:val="none" w:sz="0" w:space="0" w:color="000000"/>
-                <w:right w:val="none" w:sz="0" w:space="0" w:color="000000"/>
-              </w:pBdr>
-              <w:spacing w:after="100" w:before="100" w:line="240"/>
-              <w:ind w:left="100" w:right="100" w:firstLine="0" w:firstLineChars="0"/>
-              <w:rPr>
-                <w:rFonts w:ascii="Helvetica" w:hAnsi="Helvetica" w:eastAsia="Helvetica" w:cs="Helvetica"/>
-                <w:i w:val="false"/>
-                <w:b w:val="false"/>
-                <w:u w:val="none"/>
-                <w:sz w:val="18"/>
-                <w:szCs w:val="18"/>
-                <w:color w:val="000000"/>
-              </w:rPr>
-            </w:pPr>
-            <w:r>
-              <w:rPr>
-                <w:rFonts w:ascii="Helvetica" w:hAnsi="Helvetica" w:eastAsia="Helvetica" w:cs="Helvetica"/>
-                <w:i w:val="false"/>
-                <w:b w:val="false"/>
-                <w:u w:val="none"/>
-                <w:sz w:val="18"/>
-                <w:szCs w:val="18"/>
-                <w:color w:val="000000"/>
-              </w:rPr>
-              <w:t xml:space="preserve">3.0</w:t>
-            </w:r>
-          </w:p>
-        </w:tc>
-        <w:tc>
-          <w:tcPr>
-            <w:tcBorders>
-              <w:bottom w:val="none" w:sz="0" w:space="0" w:color="000000"/>
-              <w:top w:val="none" w:sz="0" w:space="0" w:color="000000"/>
-              <w:left w:val="none" w:sz="0" w:space="0" w:color="000000"/>
-              <w:right w:val="none" w:sz="0" w:space="0" w:color="000000"/>
-            </w:tcBorders>
-            <w:shd w:val="clear" w:color="auto" w:fill="FEC466"/>
-            <w:tcMar>
-              <w:top w:w="0" w:type="dxa"/>
-              <w:bottom w:w="0" w:type="dxa"/>
-              <w:left w:w="0" w:type="dxa"/>
-              <w:right w:w="0" w:type="dxa"/>
-            </w:tcMar>
-            <w:vAlign w:val="center"/>
-          </w:tcPr>
-          <w:p>
-            <w:pPr>
-              <w:pStyle w:val="Normal"/>
-              <w:jc w:val="center"/>
-              <w:pBdr>
-                <w:bottom w:val="none" w:sz="0" w:space="0" w:color="000000"/>
-                <w:top w:val="none" w:sz="0" w:space="0" w:color="000000"/>
-                <w:left w:val="none" w:sz="0" w:space="0" w:color="000000"/>
-                <w:right w:val="none" w:sz="0" w:space="0" w:color="000000"/>
-              </w:pBdr>
-              <w:spacing w:after="100" w:before="100" w:line="240"/>
-              <w:ind w:left="100" w:right="100" w:firstLine="0" w:firstLineChars="0"/>
-              <w:rPr>
-                <w:rFonts w:ascii="Helvetica" w:hAnsi="Helvetica" w:eastAsia="Helvetica" w:cs="Helvetica"/>
-                <w:i w:val="false"/>
-                <w:b w:val="false"/>
-                <w:u w:val="none"/>
-                <w:sz w:val="18"/>
-                <w:szCs w:val="18"/>
-                <w:color w:val="000000"/>
-              </w:rPr>
-            </w:pPr>
-            <w:r>
-              <w:rPr>
-                <w:rFonts w:ascii="Helvetica" w:hAnsi="Helvetica" w:eastAsia="Helvetica" w:cs="Helvetica"/>
-                <w:i w:val="false"/>
-                <w:b w:val="false"/>
-                <w:u w:val="none"/>
-                <w:sz w:val="18"/>
-                <w:szCs w:val="18"/>
-                <w:color w:val="000000"/>
-              </w:rPr>
-              <w:t xml:space="preserve">6.9</w:t>
-            </w:r>
-          </w:p>
-        </w:tc>
-        <w:tc>
-          <w:tcPr>
-            <w:tcBorders>
-              <w:bottom w:val="none" w:sz="0" w:space="0" w:color="000000"/>
-              <w:top w:val="none" w:sz="0" w:space="0" w:color="000000"/>
-              <w:left w:val="none" w:sz="0" w:space="0" w:color="000000"/>
-              <w:right w:val="none" w:sz="0" w:space="0" w:color="000000"/>
-            </w:tcBorders>
-            <w:shd w:val="clear" w:color="auto" w:fill="FED37B"/>
-            <w:tcMar>
-              <w:top w:w="0" w:type="dxa"/>
-              <w:bottom w:w="0" w:type="dxa"/>
-              <w:left w:w="0" w:type="dxa"/>
-              <w:right w:w="0" w:type="dxa"/>
-            </w:tcMar>
-            <w:vAlign w:val="center"/>
-          </w:tcPr>
-          <w:p>
-            <w:pPr>
-              <w:pStyle w:val="Normal"/>
-              <w:jc w:val="center"/>
-              <w:pBdr>
-                <w:bottom w:val="none" w:sz="0" w:space="0" w:color="000000"/>
-                <w:top w:val="none" w:sz="0" w:space="0" w:color="000000"/>
-                <w:left w:val="none" w:sz="0" w:space="0" w:color="000000"/>
-                <w:right w:val="none" w:sz="0" w:space="0" w:color="000000"/>
-              </w:pBdr>
-              <w:spacing w:after="100" w:before="100" w:line="240"/>
-              <w:ind w:left="100" w:right="100" w:firstLine="0" w:firstLineChars="0"/>
-              <w:rPr>
-                <w:rFonts w:ascii="Helvetica" w:hAnsi="Helvetica" w:eastAsia="Helvetica" w:cs="Helvetica"/>
-                <w:i w:val="false"/>
-                <w:b w:val="false"/>
-                <w:u w:val="none"/>
-                <w:sz w:val="18"/>
-                <w:szCs w:val="18"/>
-                <w:color w:val="000000"/>
-              </w:rPr>
-            </w:pPr>
-            <w:r>
-              <w:rPr>
-                <w:rFonts w:ascii="Helvetica" w:hAnsi="Helvetica" w:eastAsia="Helvetica" w:cs="Helvetica"/>
-                <w:i w:val="false"/>
-                <w:b w:val="false"/>
-                <w:u w:val="none"/>
-                <w:sz w:val="18"/>
-                <w:szCs w:val="18"/>
-                <w:color w:val="000000"/>
-              </w:rPr>
-              <w:t xml:space="preserve">4.4</w:t>
-            </w:r>
-          </w:p>
-        </w:tc>
-        <w:tc>
-          <w:tcPr>
-            <w:tcBorders>
-              <w:bottom w:val="none" w:sz="0" w:space="0" w:color="000000"/>
-              <w:top w:val="none" w:sz="0" w:space="0" w:color="000000"/>
-              <w:left w:val="none" w:sz="0" w:space="0" w:color="000000"/>
-              <w:right w:val="none" w:sz="0" w:space="0" w:color="000000"/>
-            </w:tcBorders>
-            <w:shd w:val="clear" w:color="auto" w:fill="FEE18F"/>
-            <w:tcMar>
-              <w:top w:w="0" w:type="dxa"/>
-              <w:bottom w:w="0" w:type="dxa"/>
-              <w:left w:w="0" w:type="dxa"/>
-              <w:right w:w="0" w:type="dxa"/>
-            </w:tcMar>
-            <w:vAlign w:val="center"/>
-          </w:tcPr>
-          <w:p>
-            <w:pPr>
-              <w:pStyle w:val="Normal"/>
-              <w:jc w:val="center"/>
-              <w:pBdr>
-                <w:bottom w:val="none" w:sz="0" w:space="0" w:color="000000"/>
-                <w:top w:val="none" w:sz="0" w:space="0" w:color="000000"/>
-                <w:left w:val="none" w:sz="0" w:space="0" w:color="000000"/>
-                <w:right w:val="none" w:sz="0" w:space="0" w:color="000000"/>
-              </w:pBdr>
-              <w:spacing w:after="100" w:before="100" w:line="240"/>
-              <w:ind w:left="100" w:right="100" w:firstLine="0" w:firstLineChars="0"/>
-              <w:rPr>
-                <w:rFonts w:ascii="Helvetica" w:hAnsi="Helvetica" w:eastAsia="Helvetica" w:cs="Helvetica"/>
-                <w:i w:val="false"/>
-                <w:b w:val="false"/>
-                <w:u w:val="none"/>
-                <w:sz w:val="18"/>
-                <w:szCs w:val="18"/>
-                <w:color w:val="000000"/>
-              </w:rPr>
-            </w:pPr>
-            <w:r>
-              <w:rPr>
-                <w:rFonts w:ascii="Helvetica" w:hAnsi="Helvetica" w:eastAsia="Helvetica" w:cs="Helvetica"/>
-                <w:i w:val="false"/>
-                <w:b w:val="false"/>
-                <w:u w:val="none"/>
-                <w:sz w:val="18"/>
-                <w:szCs w:val="18"/>
-                <w:color w:val="000000"/>
-              </w:rPr>
-              <w:t xml:space="preserve">2.0</w:t>
-            </w:r>
-          </w:p>
-        </w:tc>
-        <w:tc>
-          <w:tcPr>
-            <w:tcBorders>
-              <w:bottom w:val="none" w:sz="0" w:space="0" w:color="000000"/>
-              <w:top w:val="none" w:sz="0" w:space="0" w:color="000000"/>
-              <w:left w:val="none" w:sz="0" w:space="0" w:color="000000"/>
-              <w:right w:val="none" w:sz="0" w:space="0" w:color="000000"/>
-            </w:tcBorders>
-            <w:shd w:val="clear" w:color="auto" w:fill="FED27A"/>
-            <w:tcMar>
-              <w:top w:w="0" w:type="dxa"/>
-              <w:bottom w:w="0" w:type="dxa"/>
-              <w:left w:w="0" w:type="dxa"/>
-              <w:right w:w="0" w:type="dxa"/>
-            </w:tcMar>
-            <w:vAlign w:val="center"/>
-          </w:tcPr>
-          <w:p>
-            <w:pPr>
-              <w:pStyle w:val="Normal"/>
-              <w:jc w:val="center"/>
-              <w:pBdr>
-                <w:bottom w:val="none" w:sz="0" w:space="0" w:color="000000"/>
-                <w:top w:val="none" w:sz="0" w:space="0" w:color="000000"/>
-                <w:left w:val="none" w:sz="0" w:space="0" w:color="000000"/>
-                <w:right w:val="none" w:sz="0" w:space="0" w:color="000000"/>
-              </w:pBdr>
-              <w:spacing w:after="100" w:before="100" w:line="240"/>
-              <w:ind w:left="100" w:right="100" w:firstLine="0" w:firstLineChars="0"/>
-              <w:rPr>
-                <w:rFonts w:ascii="Helvetica" w:hAnsi="Helvetica" w:eastAsia="Helvetica" w:cs="Helvetica"/>
-                <w:i w:val="false"/>
-                <w:b w:val="false"/>
-                <w:u w:val="none"/>
-                <w:sz w:val="18"/>
-                <w:szCs w:val="18"/>
-                <w:color w:val="000000"/>
-              </w:rPr>
-            </w:pPr>
-            <w:r>
-              <w:rPr>
-                <w:rFonts w:ascii="Helvetica" w:hAnsi="Helvetica" w:eastAsia="Helvetica" w:cs="Helvetica"/>
-                <w:i w:val="false"/>
-                <w:b w:val="false"/>
-                <w:u w:val="none"/>
-                <w:sz w:val="18"/>
-                <w:szCs w:val="18"/>
-                <w:color w:val="000000"/>
-              </w:rPr>
-              <w:t xml:space="preserve">4.5</w:t>
-            </w:r>
-          </w:p>
-        </w:tc>
-        <w:tc>
-          <w:tcPr>
-            <w:tcBorders>
-              <w:bottom w:val="none" w:sz="0" w:space="0" w:color="000000"/>
-              <w:top w:val="none" w:sz="0" w:space="0" w:color="000000"/>
-              <w:left w:val="none" w:sz="0" w:space="0" w:color="000000"/>
-              <w:right w:val="none" w:sz="0" w:space="0" w:color="000000"/>
-            </w:tcBorders>
-            <w:shd w:val="clear" w:color="auto" w:fill="FEDE8B"/>
-            <w:tcMar>
-              <w:top w:w="0" w:type="dxa"/>
-              <w:bottom w:w="0" w:type="dxa"/>
-              <w:left w:w="0" w:type="dxa"/>
-              <w:right w:w="0" w:type="dxa"/>
-            </w:tcMar>
-            <w:vAlign w:val="center"/>
-          </w:tcPr>
-          <w:p>
-            <w:pPr>
-              <w:pStyle w:val="Normal"/>
-              <w:jc w:val="center"/>
-              <w:pBdr>
-                <w:bottom w:val="none" w:sz="0" w:space="0" w:color="000000"/>
-                <w:top w:val="none" w:sz="0" w:space="0" w:color="000000"/>
-                <w:left w:val="none" w:sz="0" w:space="0" w:color="000000"/>
-                <w:right w:val="none" w:sz="0" w:space="0" w:color="000000"/>
-              </w:pBdr>
-              <w:spacing w:after="100" w:before="100" w:line="240"/>
-              <w:ind w:left="100" w:right="100" w:firstLine="0" w:firstLineChars="0"/>
-              <w:rPr>
-                <w:rFonts w:ascii="Helvetica" w:hAnsi="Helvetica" w:eastAsia="Helvetica" w:cs="Helvetica"/>
-                <w:i w:val="false"/>
-                <w:b w:val="false"/>
-                <w:u w:val="none"/>
-                <w:sz w:val="18"/>
-                <w:szCs w:val="18"/>
-                <w:color w:val="000000"/>
-              </w:rPr>
-            </w:pPr>
-            <w:r>
-              <w:rPr>
-                <w:rFonts w:ascii="Helvetica" w:hAnsi="Helvetica" w:eastAsia="Helvetica" w:cs="Helvetica"/>
-                <w:i w:val="false"/>
-                <w:b w:val="false"/>
-                <w:u w:val="none"/>
-                <w:sz w:val="18"/>
-                <w:szCs w:val="18"/>
-                <w:color w:val="000000"/>
-              </w:rPr>
-              <w:t xml:space="preserve">2.5</w:t>
+            <w:shd w:val="clear" w:color="auto" w:fill="FECA6E"/>
+            <w:tcMar>
+              <w:top w:w="0" w:type="dxa"/>
+              <w:bottom w:w="0" w:type="dxa"/>
+              <w:left w:w="0" w:type="dxa"/>
+              <w:right w:w="0" w:type="dxa"/>
+            </w:tcMar>
+            <w:vAlign w:val="center"/>
+          </w:tcPr>
+          <w:p>
+            <w:pPr>
+              <w:pStyle w:val="Normal"/>
+              <w:jc w:val="center"/>
+              <w:pBdr>
+                <w:bottom w:val="none" w:sz="0" w:space="0" w:color="000000"/>
+                <w:top w:val="none" w:sz="0" w:space="0" w:color="000000"/>
+                <w:left w:val="none" w:sz="0" w:space="0" w:color="000000"/>
+                <w:right w:val="none" w:sz="0" w:space="0" w:color="000000"/>
+              </w:pBdr>
+              <w:spacing w:after="100" w:before="100" w:line="240"/>
+              <w:ind w:left="100" w:right="100" w:firstLine="0" w:firstLineChars="0"/>
+              <w:rPr>
+                <w:rFonts w:ascii="Helvetica" w:hAnsi="Helvetica" w:eastAsia="Helvetica" w:cs="Helvetica"/>
+                <w:i w:val="false"/>
+                <w:b w:val="false"/>
+                <w:u w:val="none"/>
+                <w:sz w:val="18"/>
+                <w:szCs w:val="18"/>
+                <w:color w:val="000000"/>
+              </w:rPr>
+            </w:pPr>
+            <w:r>
+              <w:rPr>
+                <w:rFonts w:ascii="Helvetica" w:hAnsi="Helvetica" w:eastAsia="Helvetica" w:cs="Helvetica"/>
+                <w:i w:val="false"/>
+                <w:b w:val="false"/>
+                <w:u w:val="none"/>
+                <w:sz w:val="18"/>
+                <w:szCs w:val="18"/>
+                <w:color w:val="000000"/>
+              </w:rPr>
+              <w:t xml:space="preserve">5.9</w:t>
+            </w:r>
+          </w:p>
+        </w:tc>
+        <w:tc>
+          <w:tcPr>
+            <w:tcBorders>
+              <w:bottom w:val="none" w:sz="0" w:space="0" w:color="000000"/>
+              <w:top w:val="none" w:sz="0" w:space="0" w:color="000000"/>
+              <w:left w:val="none" w:sz="0" w:space="0" w:color="000000"/>
+              <w:right w:val="none" w:sz="0" w:space="0" w:color="000000"/>
+            </w:tcBorders>
+            <w:shd w:val="clear" w:color="auto" w:fill="FEC86B"/>
+            <w:tcMar>
+              <w:top w:w="0" w:type="dxa"/>
+              <w:bottom w:w="0" w:type="dxa"/>
+              <w:left w:w="0" w:type="dxa"/>
+              <w:right w:w="0" w:type="dxa"/>
+            </w:tcMar>
+            <w:vAlign w:val="center"/>
+          </w:tcPr>
+          <w:p>
+            <w:pPr>
+              <w:pStyle w:val="Normal"/>
+              <w:jc w:val="center"/>
+              <w:pBdr>
+                <w:bottom w:val="none" w:sz="0" w:space="0" w:color="000000"/>
+                <w:top w:val="none" w:sz="0" w:space="0" w:color="000000"/>
+                <w:left w:val="none" w:sz="0" w:space="0" w:color="000000"/>
+                <w:right w:val="none" w:sz="0" w:space="0" w:color="000000"/>
+              </w:pBdr>
+              <w:spacing w:after="100" w:before="100" w:line="240"/>
+              <w:ind w:left="100" w:right="100" w:firstLine="0" w:firstLineChars="0"/>
+              <w:rPr>
+                <w:rFonts w:ascii="Helvetica" w:hAnsi="Helvetica" w:eastAsia="Helvetica" w:cs="Helvetica"/>
+                <w:i w:val="false"/>
+                <w:b w:val="false"/>
+                <w:u w:val="none"/>
+                <w:sz w:val="18"/>
+                <w:szCs w:val="18"/>
+                <w:color w:val="000000"/>
+              </w:rPr>
+            </w:pPr>
+            <w:r>
+              <w:rPr>
+                <w:rFonts w:ascii="Helvetica" w:hAnsi="Helvetica" w:eastAsia="Helvetica" w:cs="Helvetica"/>
+                <w:i w:val="false"/>
+                <w:b w:val="false"/>
+                <w:u w:val="none"/>
+                <w:sz w:val="18"/>
+                <w:szCs w:val="18"/>
+                <w:color w:val="000000"/>
+              </w:rPr>
+              <w:t xml:space="preserve">6.2</w:t>
+            </w:r>
+          </w:p>
+        </w:tc>
+        <w:tc>
+          <w:tcPr>
+            <w:tcBorders>
+              <w:bottom w:val="none" w:sz="0" w:space="0" w:color="000000"/>
+              <w:top w:val="none" w:sz="0" w:space="0" w:color="000000"/>
+              <w:left w:val="none" w:sz="0" w:space="0" w:color="000000"/>
+              <w:right w:val="none" w:sz="0" w:space="0" w:color="000000"/>
+            </w:tcBorders>
+            <w:shd w:val="clear" w:color="auto" w:fill="FEC96C"/>
+            <w:tcMar>
+              <w:top w:w="0" w:type="dxa"/>
+              <w:bottom w:w="0" w:type="dxa"/>
+              <w:left w:w="0" w:type="dxa"/>
+              <w:right w:w="0" w:type="dxa"/>
+            </w:tcMar>
+            <w:vAlign w:val="center"/>
+          </w:tcPr>
+          <w:p>
+            <w:pPr>
+              <w:pStyle w:val="Normal"/>
+              <w:jc w:val="center"/>
+              <w:pBdr>
+                <w:bottom w:val="none" w:sz="0" w:space="0" w:color="000000"/>
+                <w:top w:val="none" w:sz="0" w:space="0" w:color="000000"/>
+                <w:left w:val="none" w:sz="0" w:space="0" w:color="000000"/>
+                <w:right w:val="none" w:sz="0" w:space="0" w:color="000000"/>
+              </w:pBdr>
+              <w:spacing w:after="100" w:before="100" w:line="240"/>
+              <w:ind w:left="100" w:right="100" w:firstLine="0" w:firstLineChars="0"/>
+              <w:rPr>
+                <w:rFonts w:ascii="Helvetica" w:hAnsi="Helvetica" w:eastAsia="Helvetica" w:cs="Helvetica"/>
+                <w:i w:val="false"/>
+                <w:b w:val="false"/>
+                <w:u w:val="none"/>
+                <w:sz w:val="18"/>
+                <w:szCs w:val="18"/>
+                <w:color w:val="000000"/>
+              </w:rPr>
+            </w:pPr>
+            <w:r>
+              <w:rPr>
+                <w:rFonts w:ascii="Helvetica" w:hAnsi="Helvetica" w:eastAsia="Helvetica" w:cs="Helvetica"/>
+                <w:i w:val="false"/>
+                <w:b w:val="false"/>
+                <w:u w:val="none"/>
+                <w:sz w:val="18"/>
+                <w:szCs w:val="18"/>
+                <w:color w:val="000000"/>
+              </w:rPr>
+              <w:t xml:space="preserve">6.1</w:t>
+            </w:r>
+          </w:p>
+        </w:tc>
+        <w:tc>
+          <w:tcPr>
+            <w:tcBorders>
+              <w:bottom w:val="none" w:sz="0" w:space="0" w:color="000000"/>
+              <w:top w:val="none" w:sz="0" w:space="0" w:color="000000"/>
+              <w:left w:val="none" w:sz="0" w:space="0" w:color="000000"/>
+              <w:right w:val="none" w:sz="0" w:space="0" w:color="000000"/>
+            </w:tcBorders>
+            <w:shd w:val="clear" w:color="auto" w:fill="FECF76"/>
+            <w:tcMar>
+              <w:top w:w="0" w:type="dxa"/>
+              <w:bottom w:w="0" w:type="dxa"/>
+              <w:left w:w="0" w:type="dxa"/>
+              <w:right w:w="0" w:type="dxa"/>
+            </w:tcMar>
+            <w:vAlign w:val="center"/>
+          </w:tcPr>
+          <w:p>
+            <w:pPr>
+              <w:pStyle w:val="Normal"/>
+              <w:jc w:val="center"/>
+              <w:pBdr>
+                <w:bottom w:val="none" w:sz="0" w:space="0" w:color="000000"/>
+                <w:top w:val="none" w:sz="0" w:space="0" w:color="000000"/>
+                <w:left w:val="none" w:sz="0" w:space="0" w:color="000000"/>
+                <w:right w:val="none" w:sz="0" w:space="0" w:color="000000"/>
+              </w:pBdr>
+              <w:spacing w:after="100" w:before="100" w:line="240"/>
+              <w:ind w:left="100" w:right="100" w:firstLine="0" w:firstLineChars="0"/>
+              <w:rPr>
+                <w:rFonts w:ascii="Helvetica" w:hAnsi="Helvetica" w:eastAsia="Helvetica" w:cs="Helvetica"/>
+                <w:i w:val="false"/>
+                <w:b w:val="false"/>
+                <w:u w:val="none"/>
+                <w:sz w:val="18"/>
+                <w:szCs w:val="18"/>
+                <w:color w:val="000000"/>
+              </w:rPr>
+            </w:pPr>
+            <w:r>
+              <w:rPr>
+                <w:rFonts w:ascii="Helvetica" w:hAnsi="Helvetica" w:eastAsia="Helvetica" w:cs="Helvetica"/>
+                <w:i w:val="false"/>
+                <w:b w:val="false"/>
+                <w:u w:val="none"/>
+                <w:sz w:val="18"/>
+                <w:szCs w:val="18"/>
+                <w:color w:val="000000"/>
+              </w:rPr>
+              <w:t xml:space="preserve">5.0</w:t>
+            </w:r>
+          </w:p>
+        </w:tc>
+        <w:tc>
+          <w:tcPr>
+            <w:tcBorders>
+              <w:bottom w:val="none" w:sz="0" w:space="0" w:color="000000"/>
+              <w:top w:val="none" w:sz="0" w:space="0" w:color="000000"/>
+              <w:left w:val="none" w:sz="0" w:space="0" w:color="000000"/>
+              <w:right w:val="none" w:sz="0" w:space="0" w:color="000000"/>
+            </w:tcBorders>
+            <w:shd w:val="clear" w:color="auto" w:fill="FEB956"/>
+            <w:tcMar>
+              <w:top w:w="0" w:type="dxa"/>
+              <w:bottom w:w="0" w:type="dxa"/>
+              <w:left w:w="0" w:type="dxa"/>
+              <w:right w:w="0" w:type="dxa"/>
+            </w:tcMar>
+            <w:vAlign w:val="center"/>
+          </w:tcPr>
+          <w:p>
+            <w:pPr>
+              <w:pStyle w:val="Normal"/>
+              <w:jc w:val="center"/>
+              <w:pBdr>
+                <w:bottom w:val="none" w:sz="0" w:space="0" w:color="000000"/>
+                <w:top w:val="none" w:sz="0" w:space="0" w:color="000000"/>
+                <w:left w:val="none" w:sz="0" w:space="0" w:color="000000"/>
+                <w:right w:val="none" w:sz="0" w:space="0" w:color="000000"/>
+              </w:pBdr>
+              <w:spacing w:after="100" w:before="100" w:line="240"/>
+              <w:ind w:left="100" w:right="100" w:firstLine="0" w:firstLineChars="0"/>
+              <w:rPr>
+                <w:rFonts w:ascii="Helvetica" w:hAnsi="Helvetica" w:eastAsia="Helvetica" w:cs="Helvetica"/>
+                <w:i w:val="false"/>
+                <w:b w:val="false"/>
+                <w:u w:val="none"/>
+                <w:sz w:val="18"/>
+                <w:szCs w:val="18"/>
+                <w:color w:val="000000"/>
+              </w:rPr>
+            </w:pPr>
+            <w:r>
+              <w:rPr>
+                <w:rFonts w:ascii="Helvetica" w:hAnsi="Helvetica" w:eastAsia="Helvetica" w:cs="Helvetica"/>
+                <w:i w:val="false"/>
+                <w:b w:val="false"/>
+                <w:u w:val="none"/>
+                <w:sz w:val="18"/>
+                <w:szCs w:val="18"/>
+                <w:color w:val="000000"/>
+              </w:rPr>
+              <w:t xml:space="preserve">8.8</w:t>
+            </w:r>
+          </w:p>
+        </w:tc>
+        <w:tc>
+          <w:tcPr>
+            <w:tcBorders>
+              <w:bottom w:val="none" w:sz="0" w:space="0" w:color="000000"/>
+              <w:top w:val="none" w:sz="0" w:space="0" w:color="000000"/>
+              <w:left w:val="none" w:sz="0" w:space="0" w:color="000000"/>
+              <w:right w:val="none" w:sz="0" w:space="0" w:color="000000"/>
+            </w:tcBorders>
+            <w:shd w:val="clear" w:color="auto" w:fill="FED076"/>
+            <w:tcMar>
+              <w:top w:w="0" w:type="dxa"/>
+              <w:bottom w:w="0" w:type="dxa"/>
+              <w:left w:w="0" w:type="dxa"/>
+              <w:right w:w="0" w:type="dxa"/>
+            </w:tcMar>
+            <w:vAlign w:val="center"/>
+          </w:tcPr>
+          <w:p>
+            <w:pPr>
+              <w:pStyle w:val="Normal"/>
+              <w:jc w:val="center"/>
+              <w:pBdr>
+                <w:bottom w:val="none" w:sz="0" w:space="0" w:color="000000"/>
+                <w:top w:val="none" w:sz="0" w:space="0" w:color="000000"/>
+                <w:left w:val="none" w:sz="0" w:space="0" w:color="000000"/>
+                <w:right w:val="none" w:sz="0" w:space="0" w:color="000000"/>
+              </w:pBdr>
+              <w:spacing w:after="100" w:before="100" w:line="240"/>
+              <w:ind w:left="100" w:right="100" w:firstLine="0" w:firstLineChars="0"/>
+              <w:rPr>
+                <w:rFonts w:ascii="Helvetica" w:hAnsi="Helvetica" w:eastAsia="Helvetica" w:cs="Helvetica"/>
+                <w:i w:val="false"/>
+                <w:b w:val="false"/>
+                <w:u w:val="none"/>
+                <w:sz w:val="18"/>
+                <w:szCs w:val="18"/>
+                <w:color w:val="000000"/>
+              </w:rPr>
+            </w:pPr>
+            <w:r>
+              <w:rPr>
+                <w:rFonts w:ascii="Helvetica" w:hAnsi="Helvetica" w:eastAsia="Helvetica" w:cs="Helvetica"/>
+                <w:i w:val="false"/>
+                <w:b w:val="false"/>
+                <w:u w:val="none"/>
+                <w:sz w:val="18"/>
+                <w:szCs w:val="18"/>
+                <w:color w:val="000000"/>
+              </w:rPr>
+              <w:t xml:space="preserve">4.9</w:t>
+            </w:r>
+          </w:p>
+        </w:tc>
+        <w:tc>
+          <w:tcPr>
+            <w:tcBorders>
+              <w:bottom w:val="none" w:sz="0" w:space="0" w:color="000000"/>
+              <w:top w:val="none" w:sz="0" w:space="0" w:color="000000"/>
+              <w:left w:val="none" w:sz="0" w:space="0" w:color="000000"/>
+              <w:right w:val="none" w:sz="0" w:space="0" w:color="000000"/>
+            </w:tcBorders>
+            <w:shd w:val="clear" w:color="auto" w:fill="FEB652"/>
+            <w:tcMar>
+              <w:top w:w="0" w:type="dxa"/>
+              <w:bottom w:w="0" w:type="dxa"/>
+              <w:left w:w="0" w:type="dxa"/>
+              <w:right w:w="0" w:type="dxa"/>
+            </w:tcMar>
+            <w:vAlign w:val="center"/>
+          </w:tcPr>
+          <w:p>
+            <w:pPr>
+              <w:pStyle w:val="Normal"/>
+              <w:jc w:val="center"/>
+              <w:pBdr>
+                <w:bottom w:val="none" w:sz="0" w:space="0" w:color="000000"/>
+                <w:top w:val="none" w:sz="0" w:space="0" w:color="000000"/>
+                <w:left w:val="none" w:sz="0" w:space="0" w:color="000000"/>
+                <w:right w:val="none" w:sz="0" w:space="0" w:color="000000"/>
+              </w:pBdr>
+              <w:spacing w:after="100" w:before="100" w:line="240"/>
+              <w:ind w:left="100" w:right="100" w:firstLine="0" w:firstLineChars="0"/>
+              <w:rPr>
+                <w:rFonts w:ascii="Helvetica" w:hAnsi="Helvetica" w:eastAsia="Helvetica" w:cs="Helvetica"/>
+                <w:i w:val="false"/>
+                <w:b w:val="false"/>
+                <w:u w:val="none"/>
+                <w:sz w:val="18"/>
+                <w:szCs w:val="18"/>
+                <w:color w:val="000000"/>
+              </w:rPr>
+            </w:pPr>
+            <w:r>
+              <w:rPr>
+                <w:rFonts w:ascii="Helvetica" w:hAnsi="Helvetica" w:eastAsia="Helvetica" w:cs="Helvetica"/>
+                <w:i w:val="false"/>
+                <w:b w:val="false"/>
+                <w:u w:val="none"/>
+                <w:sz w:val="18"/>
+                <w:szCs w:val="18"/>
+                <w:color w:val="000000"/>
+              </w:rPr>
+              <w:t xml:space="preserve">9.2</w:t>
+            </w:r>
+          </w:p>
+        </w:tc>
+        <w:tc>
+          <w:tcPr>
+            <w:tcBorders>
+              <w:bottom w:val="none" w:sz="0" w:space="0" w:color="000000"/>
+              <w:top w:val="none" w:sz="0" w:space="0" w:color="000000"/>
+              <w:left w:val="none" w:sz="0" w:space="0" w:color="000000"/>
+              <w:right w:val="none" w:sz="0" w:space="0" w:color="000000"/>
+            </w:tcBorders>
+            <w:shd w:val="clear" w:color="auto" w:fill="FED47C"/>
+            <w:tcMar>
+              <w:top w:w="0" w:type="dxa"/>
+              <w:bottom w:w="0" w:type="dxa"/>
+              <w:left w:w="0" w:type="dxa"/>
+              <w:right w:w="0" w:type="dxa"/>
+            </w:tcMar>
+            <w:vAlign w:val="center"/>
+          </w:tcPr>
+          <w:p>
+            <w:pPr>
+              <w:pStyle w:val="Normal"/>
+              <w:jc w:val="center"/>
+              <w:pBdr>
+                <w:bottom w:val="none" w:sz="0" w:space="0" w:color="000000"/>
+                <w:top w:val="none" w:sz="0" w:space="0" w:color="000000"/>
+                <w:left w:val="none" w:sz="0" w:space="0" w:color="000000"/>
+                <w:right w:val="none" w:sz="0" w:space="0" w:color="000000"/>
+              </w:pBdr>
+              <w:spacing w:after="100" w:before="100" w:line="240"/>
+              <w:ind w:left="100" w:right="100" w:firstLine="0" w:firstLineChars="0"/>
+              <w:rPr>
+                <w:rFonts w:ascii="Helvetica" w:hAnsi="Helvetica" w:eastAsia="Helvetica" w:cs="Helvetica"/>
+                <w:i w:val="false"/>
+                <w:b w:val="false"/>
+                <w:u w:val="none"/>
+                <w:sz w:val="18"/>
+                <w:szCs w:val="18"/>
+                <w:color w:val="000000"/>
+              </w:rPr>
+            </w:pPr>
+            <w:r>
+              <w:rPr>
+                <w:rFonts w:ascii="Helvetica" w:hAnsi="Helvetica" w:eastAsia="Helvetica" w:cs="Helvetica"/>
+                <w:i w:val="false"/>
+                <w:b w:val="false"/>
+                <w:u w:val="none"/>
+                <w:sz w:val="18"/>
+                <w:szCs w:val="18"/>
+                <w:color w:val="000000"/>
+              </w:rPr>
+              <w:t xml:space="preserve">4.2</w:t>
+            </w:r>
+          </w:p>
+        </w:tc>
+        <w:tc>
+          <w:tcPr>
+            <w:tcBorders>
+              <w:bottom w:val="none" w:sz="0" w:space="0" w:color="000000"/>
+              <w:top w:val="none" w:sz="0" w:space="0" w:color="000000"/>
+              <w:left w:val="none" w:sz="0" w:space="0" w:color="000000"/>
+              <w:right w:val="none" w:sz="0" w:space="0" w:color="000000"/>
+            </w:tcBorders>
+            <w:shd w:val="clear" w:color="auto" w:fill="FEB855"/>
+            <w:tcMar>
+              <w:top w:w="0" w:type="dxa"/>
+              <w:bottom w:w="0" w:type="dxa"/>
+              <w:left w:w="0" w:type="dxa"/>
+              <w:right w:w="0" w:type="dxa"/>
+            </w:tcMar>
+            <w:vAlign w:val="center"/>
+          </w:tcPr>
+          <w:p>
+            <w:pPr>
+              <w:pStyle w:val="Normal"/>
+              <w:jc w:val="center"/>
+              <w:pBdr>
+                <w:bottom w:val="none" w:sz="0" w:space="0" w:color="000000"/>
+                <w:top w:val="none" w:sz="0" w:space="0" w:color="000000"/>
+                <w:left w:val="none" w:sz="0" w:space="0" w:color="000000"/>
+                <w:right w:val="none" w:sz="0" w:space="0" w:color="000000"/>
+              </w:pBdr>
+              <w:spacing w:after="100" w:before="100" w:line="240"/>
+              <w:ind w:left="100" w:right="100" w:firstLine="0" w:firstLineChars="0"/>
+              <w:rPr>
+                <w:rFonts w:ascii="Helvetica" w:hAnsi="Helvetica" w:eastAsia="Helvetica" w:cs="Helvetica"/>
+                <w:i w:val="false"/>
+                <w:b w:val="false"/>
+                <w:u w:val="none"/>
+                <w:sz w:val="18"/>
+                <w:szCs w:val="18"/>
+                <w:color w:val="000000"/>
+              </w:rPr>
+            </w:pPr>
+            <w:r>
+              <w:rPr>
+                <w:rFonts w:ascii="Helvetica" w:hAnsi="Helvetica" w:eastAsia="Helvetica" w:cs="Helvetica"/>
+                <w:i w:val="false"/>
+                <w:b w:val="false"/>
+                <w:u w:val="none"/>
+                <w:sz w:val="18"/>
+                <w:szCs w:val="18"/>
+                <w:color w:val="000000"/>
+              </w:rPr>
+              <w:t xml:space="preserve">8.9</w:t>
             </w:r>
           </w:p>
         </w:tc>
@@ -5410,48 +5410,48 @@
               <w:left w:val="none" w:sz="0" w:space="0" w:color="000000"/>
               <w:right w:val="none" w:sz="0" w:space="0" w:color="000000"/>
             </w:tcBorders>
-            <w:shd w:val="clear" w:color="auto" w:fill="FEBB59"/>
-            <w:tcMar>
-              <w:top w:w="0" w:type="dxa"/>
-              <w:bottom w:w="0" w:type="dxa"/>
-              <w:left w:w="0" w:type="dxa"/>
-              <w:right w:w="0" w:type="dxa"/>
-            </w:tcMar>
-            <w:vAlign w:val="center"/>
-          </w:tcPr>
-          <w:p>
-            <w:pPr>
-              <w:pStyle w:val="Normal"/>
-              <w:jc w:val="center"/>
-              <w:pBdr>
-                <w:bottom w:val="none" w:sz="0" w:space="0" w:color="000000"/>
-                <w:top w:val="none" w:sz="0" w:space="0" w:color="000000"/>
-                <w:left w:val="none" w:sz="0" w:space="0" w:color="000000"/>
-                <w:right w:val="none" w:sz="0" w:space="0" w:color="000000"/>
-              </w:pBdr>
-              <w:spacing w:after="100" w:before="100" w:line="240"/>
-              <w:ind w:left="100" w:right="100" w:firstLine="0" w:firstLineChars="0"/>
-              <w:rPr>
-                <w:rFonts w:ascii="Helvetica" w:hAnsi="Helvetica" w:eastAsia="Helvetica" w:cs="Helvetica"/>
-                <w:i w:val="false"/>
-                <w:b w:val="false"/>
-                <w:u w:val="none"/>
-                <w:sz w:val="18"/>
-                <w:szCs w:val="18"/>
-                <w:color w:val="000000"/>
-              </w:rPr>
-            </w:pPr>
-            <w:r>
-              <w:rPr>
-                <w:rFonts w:ascii="Helvetica" w:hAnsi="Helvetica" w:eastAsia="Helvetica" w:cs="Helvetica"/>
-                <w:i w:val="false"/>
-                <w:b w:val="false"/>
-                <w:u w:val="none"/>
-                <w:sz w:val="18"/>
-                <w:szCs w:val="18"/>
-                <w:color w:val="000000"/>
-              </w:rPr>
-              <w:t xml:space="preserve">8.4</w:t>
+            <w:shd w:val="clear" w:color="auto" w:fill="FEC86B"/>
+            <w:tcMar>
+              <w:top w:w="0" w:type="dxa"/>
+              <w:bottom w:w="0" w:type="dxa"/>
+              <w:left w:w="0" w:type="dxa"/>
+              <w:right w:w="0" w:type="dxa"/>
+            </w:tcMar>
+            <w:vAlign w:val="center"/>
+          </w:tcPr>
+          <w:p>
+            <w:pPr>
+              <w:pStyle w:val="Normal"/>
+              <w:jc w:val="center"/>
+              <w:pBdr>
+                <w:bottom w:val="none" w:sz="0" w:space="0" w:color="000000"/>
+                <w:top w:val="none" w:sz="0" w:space="0" w:color="000000"/>
+                <w:left w:val="none" w:sz="0" w:space="0" w:color="000000"/>
+                <w:right w:val="none" w:sz="0" w:space="0" w:color="000000"/>
+              </w:pBdr>
+              <w:spacing w:after="100" w:before="100" w:line="240"/>
+              <w:ind w:left="100" w:right="100" w:firstLine="0" w:firstLineChars="0"/>
+              <w:rPr>
+                <w:rFonts w:ascii="Helvetica" w:hAnsi="Helvetica" w:eastAsia="Helvetica" w:cs="Helvetica"/>
+                <w:i w:val="false"/>
+                <w:b w:val="false"/>
+                <w:u w:val="none"/>
+                <w:sz w:val="18"/>
+                <w:szCs w:val="18"/>
+                <w:color w:val="000000"/>
+              </w:rPr>
+            </w:pPr>
+            <w:r>
+              <w:rPr>
+                <w:rFonts w:ascii="Helvetica" w:hAnsi="Helvetica" w:eastAsia="Helvetica" w:cs="Helvetica"/>
+                <w:i w:val="false"/>
+                <w:b w:val="false"/>
+                <w:u w:val="none"/>
+                <w:sz w:val="18"/>
+                <w:szCs w:val="18"/>
+                <w:color w:val="000000"/>
+              </w:rPr>
+              <w:t xml:space="preserve">6.2</w:t>
             </w:r>
           </w:p>
         </w:tc>
@@ -5516,48 +5516,48 @@
               <w:left w:val="none" w:sz="0" w:space="0" w:color="000000"/>
               <w:right w:val="none" w:sz="0" w:space="0" w:color="000000"/>
             </w:tcBorders>
-            <w:shd w:val="clear" w:color="auto" w:fill="FCA246"/>
-            <w:tcMar>
-              <w:top w:w="0" w:type="dxa"/>
-              <w:bottom w:w="0" w:type="dxa"/>
-              <w:left w:w="0" w:type="dxa"/>
-              <w:right w:w="0" w:type="dxa"/>
-            </w:tcMar>
-            <w:vAlign w:val="center"/>
-          </w:tcPr>
-          <w:p>
-            <w:pPr>
-              <w:pStyle w:val="Normal"/>
-              <w:jc w:val="center"/>
-              <w:pBdr>
-                <w:bottom w:val="none" w:sz="0" w:space="0" w:color="000000"/>
-                <w:top w:val="none" w:sz="0" w:space="0" w:color="000000"/>
-                <w:left w:val="none" w:sz="0" w:space="0" w:color="000000"/>
-                <w:right w:val="none" w:sz="0" w:space="0" w:color="000000"/>
-              </w:pBdr>
-              <w:spacing w:after="100" w:before="100" w:line="240"/>
-              <w:ind w:left="100" w:right="100" w:firstLine="0" w:firstLineChars="0"/>
-              <w:rPr>
-                <w:rFonts w:ascii="Helvetica" w:hAnsi="Helvetica" w:eastAsia="Helvetica" w:cs="Helvetica"/>
-                <w:i w:val="false"/>
-                <w:b w:val="false"/>
-                <w:u w:val="none"/>
-                <w:sz w:val="18"/>
-                <w:szCs w:val="18"/>
-                <w:color w:val="000000"/>
-              </w:rPr>
-            </w:pPr>
-            <w:r>
-              <w:rPr>
-                <w:rFonts w:ascii="Helvetica" w:hAnsi="Helvetica" w:eastAsia="Helvetica" w:cs="Helvetica"/>
-                <w:i w:val="false"/>
-                <w:b w:val="false"/>
-                <w:u w:val="none"/>
-                <w:sz w:val="18"/>
-                <w:szCs w:val="18"/>
-                <w:color w:val="000000"/>
-              </w:rPr>
-              <w:t xml:space="preserve">11.3</w:t>
+            <w:shd w:val="clear" w:color="auto" w:fill="FEC365"/>
+            <w:tcMar>
+              <w:top w:w="0" w:type="dxa"/>
+              <w:bottom w:w="0" w:type="dxa"/>
+              <w:left w:w="0" w:type="dxa"/>
+              <w:right w:w="0" w:type="dxa"/>
+            </w:tcMar>
+            <w:vAlign w:val="center"/>
+          </w:tcPr>
+          <w:p>
+            <w:pPr>
+              <w:pStyle w:val="Normal"/>
+              <w:jc w:val="center"/>
+              <w:pBdr>
+                <w:bottom w:val="none" w:sz="0" w:space="0" w:color="000000"/>
+                <w:top w:val="none" w:sz="0" w:space="0" w:color="000000"/>
+                <w:left w:val="none" w:sz="0" w:space="0" w:color="000000"/>
+                <w:right w:val="none" w:sz="0" w:space="0" w:color="000000"/>
+              </w:pBdr>
+              <w:spacing w:after="100" w:before="100" w:line="240"/>
+              <w:ind w:left="100" w:right="100" w:firstLine="0" w:firstLineChars="0"/>
+              <w:rPr>
+                <w:rFonts w:ascii="Helvetica" w:hAnsi="Helvetica" w:eastAsia="Helvetica" w:cs="Helvetica"/>
+                <w:i w:val="false"/>
+                <w:b w:val="false"/>
+                <w:u w:val="none"/>
+                <w:sz w:val="18"/>
+                <w:szCs w:val="18"/>
+                <w:color w:val="000000"/>
+              </w:rPr>
+            </w:pPr>
+            <w:r>
+              <w:rPr>
+                <w:rFonts w:ascii="Helvetica" w:hAnsi="Helvetica" w:eastAsia="Helvetica" w:cs="Helvetica"/>
+                <w:i w:val="false"/>
+                <w:b w:val="false"/>
+                <w:u w:val="none"/>
+                <w:sz w:val="18"/>
+                <w:szCs w:val="18"/>
+                <w:color w:val="000000"/>
+              </w:rPr>
+              <w:t xml:space="preserve">7.0</w:t>
             </w:r>
           </w:p>
         </w:tc>
@@ -5675,419 +5675,419 @@
               <w:left w:val="none" w:sz="0" w:space="0" w:color="000000"/>
               <w:right w:val="none" w:sz="0" w:space="0" w:color="000000"/>
             </w:tcBorders>
-            <w:shd w:val="clear" w:color="auto" w:fill="FDAA49"/>
-            <w:tcMar>
-              <w:top w:w="0" w:type="dxa"/>
-              <w:bottom w:w="0" w:type="dxa"/>
-              <w:left w:w="0" w:type="dxa"/>
-              <w:right w:w="0" w:type="dxa"/>
-            </w:tcMar>
-            <w:vAlign w:val="center"/>
-          </w:tcPr>
-          <w:p>
-            <w:pPr>
-              <w:pStyle w:val="Normal"/>
-              <w:jc w:val="center"/>
-              <w:pBdr>
-                <w:bottom w:val="none" w:sz="0" w:space="0" w:color="000000"/>
-                <w:top w:val="none" w:sz="0" w:space="0" w:color="000000"/>
-                <w:left w:val="none" w:sz="0" w:space="0" w:color="000000"/>
-                <w:right w:val="none" w:sz="0" w:space="0" w:color="000000"/>
-              </w:pBdr>
-              <w:spacing w:after="100" w:before="100" w:line="240"/>
-              <w:ind w:left="100" w:right="100" w:firstLine="0" w:firstLineChars="0"/>
-              <w:rPr>
-                <w:rFonts w:ascii="Helvetica" w:hAnsi="Helvetica" w:eastAsia="Helvetica" w:cs="Helvetica"/>
-                <w:i w:val="false"/>
-                <w:b w:val="false"/>
-                <w:u w:val="none"/>
-                <w:sz w:val="18"/>
-                <w:szCs w:val="18"/>
-                <w:color w:val="000000"/>
-              </w:rPr>
-            </w:pPr>
-            <w:r>
-              <w:rPr>
-                <w:rFonts w:ascii="Helvetica" w:hAnsi="Helvetica" w:eastAsia="Helvetica" w:cs="Helvetica"/>
-                <w:i w:val="false"/>
-                <w:b w:val="false"/>
-                <w:u w:val="none"/>
-                <w:sz w:val="18"/>
-                <w:szCs w:val="18"/>
-                <w:color w:val="000000"/>
-              </w:rPr>
-              <w:t xml:space="preserve">10.6</w:t>
-            </w:r>
-          </w:p>
-        </w:tc>
-        <w:tc>
-          <w:tcPr>
-            <w:tcBorders>
-              <w:bottom w:val="none" w:sz="0" w:space="0" w:color="000000"/>
-              <w:top w:val="none" w:sz="0" w:space="0" w:color="000000"/>
-              <w:left w:val="none" w:sz="0" w:space="0" w:color="000000"/>
-              <w:right w:val="none" w:sz="0" w:space="0" w:color="000000"/>
-            </w:tcBorders>
-            <w:shd w:val="clear" w:color="auto" w:fill="FEB956"/>
-            <w:tcMar>
-              <w:top w:w="0" w:type="dxa"/>
-              <w:bottom w:w="0" w:type="dxa"/>
-              <w:left w:w="0" w:type="dxa"/>
-              <w:right w:w="0" w:type="dxa"/>
-            </w:tcMar>
-            <w:vAlign w:val="center"/>
-          </w:tcPr>
-          <w:p>
-            <w:pPr>
-              <w:pStyle w:val="Normal"/>
-              <w:jc w:val="center"/>
-              <w:pBdr>
-                <w:bottom w:val="none" w:sz="0" w:space="0" w:color="000000"/>
-                <w:top w:val="none" w:sz="0" w:space="0" w:color="000000"/>
-                <w:left w:val="none" w:sz="0" w:space="0" w:color="000000"/>
-                <w:right w:val="none" w:sz="0" w:space="0" w:color="000000"/>
-              </w:pBdr>
-              <w:spacing w:after="100" w:before="100" w:line="240"/>
-              <w:ind w:left="100" w:right="100" w:firstLine="0" w:firstLineChars="0"/>
-              <w:rPr>
-                <w:rFonts w:ascii="Helvetica" w:hAnsi="Helvetica" w:eastAsia="Helvetica" w:cs="Helvetica"/>
-                <w:i w:val="false"/>
-                <w:b w:val="false"/>
-                <w:u w:val="none"/>
-                <w:sz w:val="18"/>
-                <w:szCs w:val="18"/>
-                <w:color w:val="000000"/>
-              </w:rPr>
-            </w:pPr>
-            <w:r>
-              <w:rPr>
-                <w:rFonts w:ascii="Helvetica" w:hAnsi="Helvetica" w:eastAsia="Helvetica" w:cs="Helvetica"/>
-                <w:i w:val="false"/>
-                <w:b w:val="false"/>
-                <w:u w:val="none"/>
-                <w:sz w:val="18"/>
-                <w:szCs w:val="18"/>
-                <w:color w:val="000000"/>
-              </w:rPr>
-              <w:t xml:space="preserve">8.8</w:t>
-            </w:r>
-          </w:p>
-        </w:tc>
-        <w:tc>
-          <w:tcPr>
-            <w:tcBorders>
-              <w:bottom w:val="none" w:sz="0" w:space="0" w:color="000000"/>
-              <w:top w:val="none" w:sz="0" w:space="0" w:color="000000"/>
-              <w:left w:val="none" w:sz="0" w:space="0" w:color="000000"/>
-              <w:right w:val="none" w:sz="0" w:space="0" w:color="000000"/>
-            </w:tcBorders>
-            <w:shd w:val="clear" w:color="auto" w:fill="FEC161"/>
-            <w:tcMar>
-              <w:top w:w="0" w:type="dxa"/>
-              <w:bottom w:w="0" w:type="dxa"/>
-              <w:left w:w="0" w:type="dxa"/>
-              <w:right w:w="0" w:type="dxa"/>
-            </w:tcMar>
-            <w:vAlign w:val="center"/>
-          </w:tcPr>
-          <w:p>
-            <w:pPr>
-              <w:pStyle w:val="Normal"/>
-              <w:jc w:val="center"/>
-              <w:pBdr>
-                <w:bottom w:val="none" w:sz="0" w:space="0" w:color="000000"/>
-                <w:top w:val="none" w:sz="0" w:space="0" w:color="000000"/>
-                <w:left w:val="none" w:sz="0" w:space="0" w:color="000000"/>
-                <w:right w:val="none" w:sz="0" w:space="0" w:color="000000"/>
-              </w:pBdr>
-              <w:spacing w:after="100" w:before="100" w:line="240"/>
-              <w:ind w:left="100" w:right="100" w:firstLine="0" w:firstLineChars="0"/>
-              <w:rPr>
-                <w:rFonts w:ascii="Helvetica" w:hAnsi="Helvetica" w:eastAsia="Helvetica" w:cs="Helvetica"/>
-                <w:i w:val="false"/>
-                <w:b w:val="false"/>
-                <w:u w:val="none"/>
-                <w:sz w:val="18"/>
-                <w:szCs w:val="18"/>
-                <w:color w:val="000000"/>
-              </w:rPr>
-            </w:pPr>
-            <w:r>
-              <w:rPr>
-                <w:rFonts w:ascii="Helvetica" w:hAnsi="Helvetica" w:eastAsia="Helvetica" w:cs="Helvetica"/>
-                <w:i w:val="false"/>
-                <w:b w:val="false"/>
-                <w:u w:val="none"/>
-                <w:sz w:val="18"/>
-                <w:szCs w:val="18"/>
-                <w:color w:val="000000"/>
-              </w:rPr>
-              <w:t xml:space="preserve">7.4</w:t>
-            </w:r>
-          </w:p>
-        </w:tc>
-        <w:tc>
-          <w:tcPr>
-            <w:tcBorders>
-              <w:bottom w:val="none" w:sz="0" w:space="0" w:color="000000"/>
-              <w:top w:val="none" w:sz="0" w:space="0" w:color="000000"/>
-              <w:left w:val="none" w:sz="0" w:space="0" w:color="000000"/>
-              <w:right w:val="none" w:sz="0" w:space="0" w:color="000000"/>
-            </w:tcBorders>
-            <w:shd w:val="clear" w:color="auto" w:fill="FB9C44"/>
-            <w:tcMar>
-              <w:top w:w="0" w:type="dxa"/>
-              <w:bottom w:w="0" w:type="dxa"/>
-              <w:left w:w="0" w:type="dxa"/>
-              <w:right w:w="0" w:type="dxa"/>
-            </w:tcMar>
-            <w:vAlign w:val="center"/>
-          </w:tcPr>
-          <w:p>
-            <w:pPr>
-              <w:pStyle w:val="Normal"/>
-              <w:jc w:val="center"/>
-              <w:pBdr>
-                <w:bottom w:val="none" w:sz="0" w:space="0" w:color="000000"/>
-                <w:top w:val="none" w:sz="0" w:space="0" w:color="000000"/>
-                <w:left w:val="none" w:sz="0" w:space="0" w:color="000000"/>
-                <w:right w:val="none" w:sz="0" w:space="0" w:color="000000"/>
-              </w:pBdr>
-              <w:spacing w:after="100" w:before="100" w:line="240"/>
-              <w:ind w:left="100" w:right="100" w:firstLine="0" w:firstLineChars="0"/>
-              <w:rPr>
-                <w:rFonts w:ascii="Helvetica" w:hAnsi="Helvetica" w:eastAsia="Helvetica" w:cs="Helvetica"/>
-                <w:i w:val="false"/>
-                <w:b w:val="false"/>
-                <w:u w:val="none"/>
-                <w:sz w:val="18"/>
-                <w:szCs w:val="18"/>
-                <w:color w:val="000000"/>
-              </w:rPr>
-            </w:pPr>
-            <w:r>
-              <w:rPr>
-                <w:rFonts w:ascii="Helvetica" w:hAnsi="Helvetica" w:eastAsia="Helvetica" w:cs="Helvetica"/>
-                <w:i w:val="false"/>
-                <w:b w:val="false"/>
-                <w:u w:val="none"/>
-                <w:sz w:val="18"/>
-                <w:szCs w:val="18"/>
-                <w:color w:val="000000"/>
-              </w:rPr>
-              <w:t xml:space="preserve">11.8</w:t>
-            </w:r>
-          </w:p>
-        </w:tc>
-        <w:tc>
-          <w:tcPr>
-            <w:tcBorders>
-              <w:bottom w:val="none" w:sz="0" w:space="0" w:color="000000"/>
-              <w:top w:val="none" w:sz="0" w:space="0" w:color="000000"/>
-              <w:left w:val="none" w:sz="0" w:space="0" w:color="000000"/>
-              <w:right w:val="none" w:sz="0" w:space="0" w:color="000000"/>
-            </w:tcBorders>
-            <w:shd w:val="clear" w:color="auto" w:fill="FDB04B"/>
-            <w:tcMar>
-              <w:top w:w="0" w:type="dxa"/>
-              <w:bottom w:w="0" w:type="dxa"/>
-              <w:left w:w="0" w:type="dxa"/>
-              <w:right w:w="0" w:type="dxa"/>
-            </w:tcMar>
-            <w:vAlign w:val="center"/>
-          </w:tcPr>
-          <w:p>
-            <w:pPr>
-              <w:pStyle w:val="Normal"/>
-              <w:jc w:val="center"/>
-              <w:pBdr>
-                <w:bottom w:val="none" w:sz="0" w:space="0" w:color="000000"/>
-                <w:top w:val="none" w:sz="0" w:space="0" w:color="000000"/>
-                <w:left w:val="none" w:sz="0" w:space="0" w:color="000000"/>
-                <w:right w:val="none" w:sz="0" w:space="0" w:color="000000"/>
-              </w:pBdr>
-              <w:spacing w:after="100" w:before="100" w:line="240"/>
-              <w:ind w:left="100" w:right="100" w:firstLine="0" w:firstLineChars="0"/>
-              <w:rPr>
-                <w:rFonts w:ascii="Helvetica" w:hAnsi="Helvetica" w:eastAsia="Helvetica" w:cs="Helvetica"/>
-                <w:i w:val="false"/>
-                <w:b w:val="false"/>
-                <w:u w:val="none"/>
-                <w:sz w:val="18"/>
-                <w:szCs w:val="18"/>
-                <w:color w:val="000000"/>
-              </w:rPr>
-            </w:pPr>
-            <w:r>
-              <w:rPr>
-                <w:rFonts w:ascii="Helvetica" w:hAnsi="Helvetica" w:eastAsia="Helvetica" w:cs="Helvetica"/>
-                <w:i w:val="false"/>
-                <w:b w:val="false"/>
-                <w:u w:val="none"/>
-                <w:sz w:val="18"/>
-                <w:szCs w:val="18"/>
-                <w:color w:val="000000"/>
-              </w:rPr>
-              <w:t xml:space="preserve">10.1</w:t>
-            </w:r>
-          </w:p>
-        </w:tc>
-        <w:tc>
-          <w:tcPr>
-            <w:tcBorders>
-              <w:bottom w:val="none" w:sz="0" w:space="0" w:color="000000"/>
-              <w:top w:val="none" w:sz="0" w:space="0" w:color="000000"/>
-              <w:left w:val="none" w:sz="0" w:space="0" w:color="000000"/>
-              <w:right w:val="none" w:sz="0" w:space="0" w:color="000000"/>
-            </w:tcBorders>
-            <w:shd w:val="clear" w:color="auto" w:fill="FEE18F"/>
-            <w:tcMar>
-              <w:top w:w="0" w:type="dxa"/>
-              <w:bottom w:w="0" w:type="dxa"/>
-              <w:left w:w="0" w:type="dxa"/>
-              <w:right w:w="0" w:type="dxa"/>
-            </w:tcMar>
-            <w:vAlign w:val="center"/>
-          </w:tcPr>
-          <w:p>
-            <w:pPr>
-              <w:pStyle w:val="Normal"/>
-              <w:jc w:val="center"/>
-              <w:pBdr>
-                <w:bottom w:val="none" w:sz="0" w:space="0" w:color="000000"/>
-                <w:top w:val="none" w:sz="0" w:space="0" w:color="000000"/>
-                <w:left w:val="none" w:sz="0" w:space="0" w:color="000000"/>
-                <w:right w:val="none" w:sz="0" w:space="0" w:color="000000"/>
-              </w:pBdr>
-              <w:spacing w:after="100" w:before="100" w:line="240"/>
-              <w:ind w:left="100" w:right="100" w:firstLine="0" w:firstLineChars="0"/>
-              <w:rPr>
-                <w:rFonts w:ascii="Helvetica" w:hAnsi="Helvetica" w:eastAsia="Helvetica" w:cs="Helvetica"/>
-                <w:i w:val="false"/>
-                <w:b w:val="false"/>
-                <w:u w:val="none"/>
-                <w:sz w:val="18"/>
-                <w:szCs w:val="18"/>
-                <w:color w:val="000000"/>
-              </w:rPr>
-            </w:pPr>
-            <w:r>
-              <w:rPr>
-                <w:rFonts w:ascii="Helvetica" w:hAnsi="Helvetica" w:eastAsia="Helvetica" w:cs="Helvetica"/>
-                <w:i w:val="false"/>
-                <w:b w:val="false"/>
-                <w:u w:val="none"/>
-                <w:sz w:val="18"/>
-                <w:szCs w:val="18"/>
-                <w:color w:val="000000"/>
-              </w:rPr>
-              <w:t xml:space="preserve">2.0</w:t>
-            </w:r>
-          </w:p>
-        </w:tc>
-        <w:tc>
-          <w:tcPr>
-            <w:tcBorders>
-              <w:bottom w:val="none" w:sz="0" w:space="0" w:color="000000"/>
-              <w:top w:val="none" w:sz="0" w:space="0" w:color="000000"/>
-              <w:left w:val="none" w:sz="0" w:space="0" w:color="000000"/>
-              <w:right w:val="none" w:sz="0" w:space="0" w:color="000000"/>
-            </w:tcBorders>
-            <w:shd w:val="clear" w:color="auto" w:fill="FEB551"/>
-            <w:tcMar>
-              <w:top w:w="0" w:type="dxa"/>
-              <w:bottom w:w="0" w:type="dxa"/>
-              <w:left w:w="0" w:type="dxa"/>
-              <w:right w:w="0" w:type="dxa"/>
-            </w:tcMar>
-            <w:vAlign w:val="center"/>
-          </w:tcPr>
-          <w:p>
-            <w:pPr>
-              <w:pStyle w:val="Normal"/>
-              <w:jc w:val="center"/>
-              <w:pBdr>
-                <w:bottom w:val="none" w:sz="0" w:space="0" w:color="000000"/>
-                <w:top w:val="none" w:sz="0" w:space="0" w:color="000000"/>
-                <w:left w:val="none" w:sz="0" w:space="0" w:color="000000"/>
-                <w:right w:val="none" w:sz="0" w:space="0" w:color="000000"/>
-              </w:pBdr>
-              <w:spacing w:after="100" w:before="100" w:line="240"/>
-              <w:ind w:left="100" w:right="100" w:firstLine="0" w:firstLineChars="0"/>
-              <w:rPr>
-                <w:rFonts w:ascii="Helvetica" w:hAnsi="Helvetica" w:eastAsia="Helvetica" w:cs="Helvetica"/>
-                <w:i w:val="false"/>
-                <w:b w:val="false"/>
-                <w:u w:val="none"/>
-                <w:sz w:val="18"/>
-                <w:szCs w:val="18"/>
-                <w:color w:val="000000"/>
-              </w:rPr>
-            </w:pPr>
-            <w:r>
-              <w:rPr>
-                <w:rFonts w:ascii="Helvetica" w:hAnsi="Helvetica" w:eastAsia="Helvetica" w:cs="Helvetica"/>
-                <w:i w:val="false"/>
-                <w:b w:val="false"/>
-                <w:u w:val="none"/>
-                <w:sz w:val="18"/>
-                <w:szCs w:val="18"/>
-                <w:color w:val="000000"/>
-              </w:rPr>
-              <w:t xml:space="preserve">9.4</w:t>
-            </w:r>
-          </w:p>
-        </w:tc>
-        <w:tc>
-          <w:tcPr>
-            <w:tcBorders>
-              <w:bottom w:val="none" w:sz="0" w:space="0" w:color="000000"/>
-              <w:top w:val="none" w:sz="0" w:space="0" w:color="000000"/>
-              <w:left w:val="none" w:sz="0" w:space="0" w:color="000000"/>
-              <w:right w:val="none" w:sz="0" w:space="0" w:color="000000"/>
-            </w:tcBorders>
-            <w:shd w:val="clear" w:color="auto" w:fill="FEC76A"/>
-            <w:tcMar>
-              <w:top w:w="0" w:type="dxa"/>
-              <w:bottom w:w="0" w:type="dxa"/>
-              <w:left w:w="0" w:type="dxa"/>
-              <w:right w:w="0" w:type="dxa"/>
-            </w:tcMar>
-            <w:vAlign w:val="center"/>
-          </w:tcPr>
-          <w:p>
-            <w:pPr>
-              <w:pStyle w:val="Normal"/>
-              <w:jc w:val="center"/>
-              <w:pBdr>
-                <w:bottom w:val="none" w:sz="0" w:space="0" w:color="000000"/>
-                <w:top w:val="none" w:sz="0" w:space="0" w:color="000000"/>
-                <w:left w:val="none" w:sz="0" w:space="0" w:color="000000"/>
-                <w:right w:val="none" w:sz="0" w:space="0" w:color="000000"/>
-              </w:pBdr>
-              <w:spacing w:after="100" w:before="100" w:line="240"/>
-              <w:ind w:left="100" w:right="100" w:firstLine="0" w:firstLineChars="0"/>
-              <w:rPr>
-                <w:rFonts w:ascii="Helvetica" w:hAnsi="Helvetica" w:eastAsia="Helvetica" w:cs="Helvetica"/>
-                <w:i w:val="false"/>
-                <w:b w:val="false"/>
-                <w:u w:val="none"/>
-                <w:sz w:val="18"/>
-                <w:szCs w:val="18"/>
-                <w:color w:val="000000"/>
-              </w:rPr>
-            </w:pPr>
-            <w:r>
-              <w:rPr>
-                <w:rFonts w:ascii="Helvetica" w:hAnsi="Helvetica" w:eastAsia="Helvetica" w:cs="Helvetica"/>
-                <w:i w:val="false"/>
-                <w:b w:val="false"/>
-                <w:u w:val="none"/>
-                <w:sz w:val="18"/>
-                <w:szCs w:val="18"/>
-                <w:color w:val="000000"/>
-              </w:rPr>
-              <w:t xml:space="preserve">6.4</w:t>
+            <w:shd w:val="clear" w:color="auto" w:fill="FEC86B"/>
+            <w:tcMar>
+              <w:top w:w="0" w:type="dxa"/>
+              <w:bottom w:w="0" w:type="dxa"/>
+              <w:left w:w="0" w:type="dxa"/>
+              <w:right w:w="0" w:type="dxa"/>
+            </w:tcMar>
+            <w:vAlign w:val="center"/>
+          </w:tcPr>
+          <w:p>
+            <w:pPr>
+              <w:pStyle w:val="Normal"/>
+              <w:jc w:val="center"/>
+              <w:pBdr>
+                <w:bottom w:val="none" w:sz="0" w:space="0" w:color="000000"/>
+                <w:top w:val="none" w:sz="0" w:space="0" w:color="000000"/>
+                <w:left w:val="none" w:sz="0" w:space="0" w:color="000000"/>
+                <w:right w:val="none" w:sz="0" w:space="0" w:color="000000"/>
+              </w:pBdr>
+              <w:spacing w:after="100" w:before="100" w:line="240"/>
+              <w:ind w:left="100" w:right="100" w:firstLine="0" w:firstLineChars="0"/>
+              <w:rPr>
+                <w:rFonts w:ascii="Helvetica" w:hAnsi="Helvetica" w:eastAsia="Helvetica" w:cs="Helvetica"/>
+                <w:i w:val="false"/>
+                <w:b w:val="false"/>
+                <w:u w:val="none"/>
+                <w:sz w:val="18"/>
+                <w:szCs w:val="18"/>
+                <w:color w:val="000000"/>
+              </w:rPr>
+            </w:pPr>
+            <w:r>
+              <w:rPr>
+                <w:rFonts w:ascii="Helvetica" w:hAnsi="Helvetica" w:eastAsia="Helvetica" w:cs="Helvetica"/>
+                <w:i w:val="false"/>
+                <w:b w:val="false"/>
+                <w:u w:val="none"/>
+                <w:sz w:val="18"/>
+                <w:szCs w:val="18"/>
+                <w:color w:val="000000"/>
+              </w:rPr>
+              <w:t xml:space="preserve">6.2</w:t>
+            </w:r>
+          </w:p>
+        </w:tc>
+        <w:tc>
+          <w:tcPr>
+            <w:tcBorders>
+              <w:bottom w:val="none" w:sz="0" w:space="0" w:color="000000"/>
+              <w:top w:val="none" w:sz="0" w:space="0" w:color="000000"/>
+              <w:left w:val="none" w:sz="0" w:space="0" w:color="000000"/>
+              <w:right w:val="none" w:sz="0" w:space="0" w:color="000000"/>
+            </w:tcBorders>
+            <w:shd w:val="clear" w:color="auto" w:fill="FEC466"/>
+            <w:tcMar>
+              <w:top w:w="0" w:type="dxa"/>
+              <w:bottom w:w="0" w:type="dxa"/>
+              <w:left w:w="0" w:type="dxa"/>
+              <w:right w:w="0" w:type="dxa"/>
+            </w:tcMar>
+            <w:vAlign w:val="center"/>
+          </w:tcPr>
+          <w:p>
+            <w:pPr>
+              <w:pStyle w:val="Normal"/>
+              <w:jc w:val="center"/>
+              <w:pBdr>
+                <w:bottom w:val="none" w:sz="0" w:space="0" w:color="000000"/>
+                <w:top w:val="none" w:sz="0" w:space="0" w:color="000000"/>
+                <w:left w:val="none" w:sz="0" w:space="0" w:color="000000"/>
+                <w:right w:val="none" w:sz="0" w:space="0" w:color="000000"/>
+              </w:pBdr>
+              <w:spacing w:after="100" w:before="100" w:line="240"/>
+              <w:ind w:left="100" w:right="100" w:firstLine="0" w:firstLineChars="0"/>
+              <w:rPr>
+                <w:rFonts w:ascii="Helvetica" w:hAnsi="Helvetica" w:eastAsia="Helvetica" w:cs="Helvetica"/>
+                <w:i w:val="false"/>
+                <w:b w:val="false"/>
+                <w:u w:val="none"/>
+                <w:sz w:val="18"/>
+                <w:szCs w:val="18"/>
+                <w:color w:val="000000"/>
+              </w:rPr>
+            </w:pPr>
+            <w:r>
+              <w:rPr>
+                <w:rFonts w:ascii="Helvetica" w:hAnsi="Helvetica" w:eastAsia="Helvetica" w:cs="Helvetica"/>
+                <w:i w:val="false"/>
+                <w:b w:val="false"/>
+                <w:u w:val="none"/>
+                <w:sz w:val="18"/>
+                <w:szCs w:val="18"/>
+                <w:color w:val="000000"/>
+              </w:rPr>
+              <w:t xml:space="preserve">6.8</w:t>
+            </w:r>
+          </w:p>
+        </w:tc>
+        <w:tc>
+          <w:tcPr>
+            <w:tcBorders>
+              <w:bottom w:val="none" w:sz="0" w:space="0" w:color="000000"/>
+              <w:top w:val="none" w:sz="0" w:space="0" w:color="000000"/>
+              <w:left w:val="none" w:sz="0" w:space="0" w:color="000000"/>
+              <w:right w:val="none" w:sz="0" w:space="0" w:color="000000"/>
+            </w:tcBorders>
+            <w:shd w:val="clear" w:color="auto" w:fill="FECF76"/>
+            <w:tcMar>
+              <w:top w:w="0" w:type="dxa"/>
+              <w:bottom w:w="0" w:type="dxa"/>
+              <w:left w:w="0" w:type="dxa"/>
+              <w:right w:w="0" w:type="dxa"/>
+            </w:tcMar>
+            <w:vAlign w:val="center"/>
+          </w:tcPr>
+          <w:p>
+            <w:pPr>
+              <w:pStyle w:val="Normal"/>
+              <w:jc w:val="center"/>
+              <w:pBdr>
+                <w:bottom w:val="none" w:sz="0" w:space="0" w:color="000000"/>
+                <w:top w:val="none" w:sz="0" w:space="0" w:color="000000"/>
+                <w:left w:val="none" w:sz="0" w:space="0" w:color="000000"/>
+                <w:right w:val="none" w:sz="0" w:space="0" w:color="000000"/>
+              </w:pBdr>
+              <w:spacing w:after="100" w:before="100" w:line="240"/>
+              <w:ind w:left="100" w:right="100" w:firstLine="0" w:firstLineChars="0"/>
+              <w:rPr>
+                <w:rFonts w:ascii="Helvetica" w:hAnsi="Helvetica" w:eastAsia="Helvetica" w:cs="Helvetica"/>
+                <w:i w:val="false"/>
+                <w:b w:val="false"/>
+                <w:u w:val="none"/>
+                <w:sz w:val="18"/>
+                <w:szCs w:val="18"/>
+                <w:color w:val="000000"/>
+              </w:rPr>
+            </w:pPr>
+            <w:r>
+              <w:rPr>
+                <w:rFonts w:ascii="Helvetica" w:hAnsi="Helvetica" w:eastAsia="Helvetica" w:cs="Helvetica"/>
+                <w:i w:val="false"/>
+                <w:b w:val="false"/>
+                <w:u w:val="none"/>
+                <w:sz w:val="18"/>
+                <w:szCs w:val="18"/>
+                <w:color w:val="000000"/>
+              </w:rPr>
+              <w:t xml:space="preserve">5.0</w:t>
+            </w:r>
+          </w:p>
+        </w:tc>
+        <w:tc>
+          <w:tcPr>
+            <w:tcBorders>
+              <w:bottom w:val="none" w:sz="0" w:space="0" w:color="000000"/>
+              <w:top w:val="none" w:sz="0" w:space="0" w:color="000000"/>
+              <w:left w:val="none" w:sz="0" w:space="0" w:color="000000"/>
+              <w:right w:val="none" w:sz="0" w:space="0" w:color="000000"/>
+            </w:tcBorders>
+            <w:shd w:val="clear" w:color="auto" w:fill="FCA848"/>
+            <w:tcMar>
+              <w:top w:w="0" w:type="dxa"/>
+              <w:bottom w:w="0" w:type="dxa"/>
+              <w:left w:w="0" w:type="dxa"/>
+              <w:right w:w="0" w:type="dxa"/>
+            </w:tcMar>
+            <w:vAlign w:val="center"/>
+          </w:tcPr>
+          <w:p>
+            <w:pPr>
+              <w:pStyle w:val="Normal"/>
+              <w:jc w:val="center"/>
+              <w:pBdr>
+                <w:bottom w:val="none" w:sz="0" w:space="0" w:color="000000"/>
+                <w:top w:val="none" w:sz="0" w:space="0" w:color="000000"/>
+                <w:left w:val="none" w:sz="0" w:space="0" w:color="000000"/>
+                <w:right w:val="none" w:sz="0" w:space="0" w:color="000000"/>
+              </w:pBdr>
+              <w:spacing w:after="100" w:before="100" w:line="240"/>
+              <w:ind w:left="100" w:right="100" w:firstLine="0" w:firstLineChars="0"/>
+              <w:rPr>
+                <w:rFonts w:ascii="Helvetica" w:hAnsi="Helvetica" w:eastAsia="Helvetica" w:cs="Helvetica"/>
+                <w:i w:val="false"/>
+                <w:b w:val="false"/>
+                <w:u w:val="none"/>
+                <w:sz w:val="18"/>
+                <w:szCs w:val="18"/>
+                <w:color w:val="000000"/>
+              </w:rPr>
+            </w:pPr>
+            <w:r>
+              <w:rPr>
+                <w:rFonts w:ascii="Helvetica" w:hAnsi="Helvetica" w:eastAsia="Helvetica" w:cs="Helvetica"/>
+                <w:i w:val="false"/>
+                <w:b w:val="false"/>
+                <w:u w:val="none"/>
+                <w:sz w:val="18"/>
+                <w:szCs w:val="18"/>
+                <w:color w:val="000000"/>
+              </w:rPr>
+              <w:t xml:space="preserve">10.8</w:t>
+            </w:r>
+          </w:p>
+        </w:tc>
+        <w:tc>
+          <w:tcPr>
+            <w:tcBorders>
+              <w:bottom w:val="none" w:sz="0" w:space="0" w:color="000000"/>
+              <w:top w:val="none" w:sz="0" w:space="0" w:color="000000"/>
+              <w:left w:val="none" w:sz="0" w:space="0" w:color="000000"/>
+              <w:right w:val="none" w:sz="0" w:space="0" w:color="000000"/>
+            </w:tcBorders>
+            <w:shd w:val="clear" w:color="auto" w:fill="FED47D"/>
+            <w:tcMar>
+              <w:top w:w="0" w:type="dxa"/>
+              <w:bottom w:w="0" w:type="dxa"/>
+              <w:left w:w="0" w:type="dxa"/>
+              <w:right w:w="0" w:type="dxa"/>
+            </w:tcMar>
+            <w:vAlign w:val="center"/>
+          </w:tcPr>
+          <w:p>
+            <w:pPr>
+              <w:pStyle w:val="Normal"/>
+              <w:jc w:val="center"/>
+              <w:pBdr>
+                <w:bottom w:val="none" w:sz="0" w:space="0" w:color="000000"/>
+                <w:top w:val="none" w:sz="0" w:space="0" w:color="000000"/>
+                <w:left w:val="none" w:sz="0" w:space="0" w:color="000000"/>
+                <w:right w:val="none" w:sz="0" w:space="0" w:color="000000"/>
+              </w:pBdr>
+              <w:spacing w:after="100" w:before="100" w:line="240"/>
+              <w:ind w:left="100" w:right="100" w:firstLine="0" w:firstLineChars="0"/>
+              <w:rPr>
+                <w:rFonts w:ascii="Helvetica" w:hAnsi="Helvetica" w:eastAsia="Helvetica" w:cs="Helvetica"/>
+                <w:i w:val="false"/>
+                <w:b w:val="false"/>
+                <w:u w:val="none"/>
+                <w:sz w:val="18"/>
+                <w:szCs w:val="18"/>
+                <w:color w:val="000000"/>
+              </w:rPr>
+            </w:pPr>
+            <w:r>
+              <w:rPr>
+                <w:rFonts w:ascii="Helvetica" w:hAnsi="Helvetica" w:eastAsia="Helvetica" w:cs="Helvetica"/>
+                <w:i w:val="false"/>
+                <w:b w:val="false"/>
+                <w:u w:val="none"/>
+                <w:sz w:val="18"/>
+                <w:szCs w:val="18"/>
+                <w:color w:val="000000"/>
+              </w:rPr>
+              <w:t xml:space="preserve">4.1</w:t>
+            </w:r>
+          </w:p>
+        </w:tc>
+        <w:tc>
+          <w:tcPr>
+            <w:tcBorders>
+              <w:bottom w:val="none" w:sz="0" w:space="0" w:color="000000"/>
+              <w:top w:val="none" w:sz="0" w:space="0" w:color="000000"/>
+              <w:left w:val="none" w:sz="0" w:space="0" w:color="000000"/>
+              <w:right w:val="none" w:sz="0" w:space="0" w:color="000000"/>
+            </w:tcBorders>
+            <w:shd w:val="clear" w:color="auto" w:fill="F77E39"/>
+            <w:tcMar>
+              <w:top w:w="0" w:type="dxa"/>
+              <w:bottom w:w="0" w:type="dxa"/>
+              <w:left w:w="0" w:type="dxa"/>
+              <w:right w:w="0" w:type="dxa"/>
+            </w:tcMar>
+            <w:vAlign w:val="center"/>
+          </w:tcPr>
+          <w:p>
+            <w:pPr>
+              <w:pStyle w:val="Normal"/>
+              <w:jc w:val="center"/>
+              <w:pBdr>
+                <w:bottom w:val="none" w:sz="0" w:space="0" w:color="000000"/>
+                <w:top w:val="none" w:sz="0" w:space="0" w:color="000000"/>
+                <w:left w:val="none" w:sz="0" w:space="0" w:color="000000"/>
+                <w:right w:val="none" w:sz="0" w:space="0" w:color="000000"/>
+              </w:pBdr>
+              <w:spacing w:after="100" w:before="100" w:line="240"/>
+              <w:ind w:left="100" w:right="100" w:firstLine="0" w:firstLineChars="0"/>
+              <w:rPr>
+                <w:rFonts w:ascii="Helvetica" w:hAnsi="Helvetica" w:eastAsia="Helvetica" w:cs="Helvetica"/>
+                <w:i w:val="false"/>
+                <w:b w:val="false"/>
+                <w:u w:val="none"/>
+                <w:sz w:val="18"/>
+                <w:szCs w:val="18"/>
+                <w:color w:val="000000"/>
+              </w:rPr>
+            </w:pPr>
+            <w:r>
+              <w:rPr>
+                <w:rFonts w:ascii="Helvetica" w:hAnsi="Helvetica" w:eastAsia="Helvetica" w:cs="Helvetica"/>
+                <w:i w:val="false"/>
+                <w:b w:val="false"/>
+                <w:u w:val="none"/>
+                <w:sz w:val="18"/>
+                <w:szCs w:val="18"/>
+                <w:color w:val="000000"/>
+              </w:rPr>
+              <w:t xml:space="preserve">14.3</w:t>
+            </w:r>
+          </w:p>
+        </w:tc>
+        <w:tc>
+          <w:tcPr>
+            <w:tcBorders>
+              <w:bottom w:val="none" w:sz="0" w:space="0" w:color="000000"/>
+              <w:top w:val="none" w:sz="0" w:space="0" w:color="000000"/>
+              <w:left w:val="none" w:sz="0" w:space="0" w:color="000000"/>
+              <w:right w:val="none" w:sz="0" w:space="0" w:color="000000"/>
+            </w:tcBorders>
+            <w:shd w:val="clear" w:color="auto" w:fill="FED27A"/>
+            <w:tcMar>
+              <w:top w:w="0" w:type="dxa"/>
+              <w:bottom w:w="0" w:type="dxa"/>
+              <w:left w:w="0" w:type="dxa"/>
+              <w:right w:w="0" w:type="dxa"/>
+            </w:tcMar>
+            <w:vAlign w:val="center"/>
+          </w:tcPr>
+          <w:p>
+            <w:pPr>
+              <w:pStyle w:val="Normal"/>
+              <w:jc w:val="center"/>
+              <w:pBdr>
+                <w:bottom w:val="none" w:sz="0" w:space="0" w:color="000000"/>
+                <w:top w:val="none" w:sz="0" w:space="0" w:color="000000"/>
+                <w:left w:val="none" w:sz="0" w:space="0" w:color="000000"/>
+                <w:right w:val="none" w:sz="0" w:space="0" w:color="000000"/>
+              </w:pBdr>
+              <w:spacing w:after="100" w:before="100" w:line="240"/>
+              <w:ind w:left="100" w:right="100" w:firstLine="0" w:firstLineChars="0"/>
+              <w:rPr>
+                <w:rFonts w:ascii="Helvetica" w:hAnsi="Helvetica" w:eastAsia="Helvetica" w:cs="Helvetica"/>
+                <w:i w:val="false"/>
+                <w:b w:val="false"/>
+                <w:u w:val="none"/>
+                <w:sz w:val="18"/>
+                <w:szCs w:val="18"/>
+                <w:color w:val="000000"/>
+              </w:rPr>
+            </w:pPr>
+            <w:r>
+              <w:rPr>
+                <w:rFonts w:ascii="Helvetica" w:hAnsi="Helvetica" w:eastAsia="Helvetica" w:cs="Helvetica"/>
+                <w:i w:val="false"/>
+                <w:b w:val="false"/>
+                <w:u w:val="none"/>
+                <w:sz w:val="18"/>
+                <w:szCs w:val="18"/>
+                <w:color w:val="000000"/>
+              </w:rPr>
+              <w:t xml:space="preserve">4.5</w:t>
+            </w:r>
+          </w:p>
+        </w:tc>
+        <w:tc>
+          <w:tcPr>
+            <w:tcBorders>
+              <w:bottom w:val="none" w:sz="0" w:space="0" w:color="000000"/>
+              <w:top w:val="none" w:sz="0" w:space="0" w:color="000000"/>
+              <w:left w:val="none" w:sz="0" w:space="0" w:color="000000"/>
+              <w:right w:val="none" w:sz="0" w:space="0" w:color="000000"/>
+            </w:tcBorders>
+            <w:shd w:val="clear" w:color="auto" w:fill="FEB44F"/>
+            <w:tcMar>
+              <w:top w:w="0" w:type="dxa"/>
+              <w:bottom w:w="0" w:type="dxa"/>
+              <w:left w:w="0" w:type="dxa"/>
+              <w:right w:w="0" w:type="dxa"/>
+            </w:tcMar>
+            <w:vAlign w:val="center"/>
+          </w:tcPr>
+          <w:p>
+            <w:pPr>
+              <w:pStyle w:val="Normal"/>
+              <w:jc w:val="center"/>
+              <w:pBdr>
+                <w:bottom w:val="none" w:sz="0" w:space="0" w:color="000000"/>
+                <w:top w:val="none" w:sz="0" w:space="0" w:color="000000"/>
+                <w:left w:val="none" w:sz="0" w:space="0" w:color="000000"/>
+                <w:right w:val="none" w:sz="0" w:space="0" w:color="000000"/>
+              </w:pBdr>
+              <w:spacing w:after="100" w:before="100" w:line="240"/>
+              <w:ind w:left="100" w:right="100" w:firstLine="0" w:firstLineChars="0"/>
+              <w:rPr>
+                <w:rFonts w:ascii="Helvetica" w:hAnsi="Helvetica" w:eastAsia="Helvetica" w:cs="Helvetica"/>
+                <w:i w:val="false"/>
+                <w:b w:val="false"/>
+                <w:u w:val="none"/>
+                <w:sz w:val="18"/>
+                <w:szCs w:val="18"/>
+                <w:color w:val="000000"/>
+              </w:rPr>
+            </w:pPr>
+            <w:r>
+              <w:rPr>
+                <w:rFonts w:ascii="Helvetica" w:hAnsi="Helvetica" w:eastAsia="Helvetica" w:cs="Helvetica"/>
+                <w:i w:val="false"/>
+                <w:b w:val="false"/>
+                <w:u w:val="none"/>
+                <w:sz w:val="18"/>
+                <w:szCs w:val="18"/>
+                <w:color w:val="000000"/>
+              </w:rPr>
+              <w:t xml:space="preserve">9.6</w:t>
             </w:r>
           </w:p>
         </w:tc>
@@ -6370,48 +6370,48 @@
               <w:left w:val="none" w:sz="0" w:space="0" w:color="000000"/>
               <w:right w:val="none" w:sz="0" w:space="0" w:color="000000"/>
             </w:tcBorders>
-            <w:shd w:val="clear" w:color="auto" w:fill="FED27A"/>
-            <w:tcMar>
-              <w:top w:w="0" w:type="dxa"/>
-              <w:bottom w:w="0" w:type="dxa"/>
-              <w:left w:w="0" w:type="dxa"/>
-              <w:right w:w="0" w:type="dxa"/>
-            </w:tcMar>
-            <w:vAlign w:val="center"/>
-          </w:tcPr>
-          <w:p>
-            <w:pPr>
-              <w:pStyle w:val="Normal"/>
-              <w:jc w:val="center"/>
-              <w:pBdr>
-                <w:bottom w:val="none" w:sz="0" w:space="0" w:color="000000"/>
-                <w:top w:val="none" w:sz="0" w:space="0" w:color="000000"/>
-                <w:left w:val="none" w:sz="0" w:space="0" w:color="000000"/>
-                <w:right w:val="none" w:sz="0" w:space="0" w:color="000000"/>
-              </w:pBdr>
-              <w:spacing w:after="100" w:before="100" w:line="240"/>
-              <w:ind w:left="100" w:right="100" w:firstLine="0" w:firstLineChars="0"/>
-              <w:rPr>
-                <w:rFonts w:ascii="Helvetica" w:hAnsi="Helvetica" w:eastAsia="Helvetica" w:cs="Helvetica"/>
-                <w:i w:val="false"/>
-                <w:b w:val="false"/>
-                <w:u w:val="none"/>
-                <w:sz w:val="18"/>
-                <w:szCs w:val="18"/>
-                <w:color w:val="000000"/>
-              </w:rPr>
-            </w:pPr>
-            <w:r>
-              <w:rPr>
-                <w:rFonts w:ascii="Helvetica" w:hAnsi="Helvetica" w:eastAsia="Helvetica" w:cs="Helvetica"/>
-                <w:i w:val="false"/>
-                <w:b w:val="false"/>
-                <w:u w:val="none"/>
-                <w:sz w:val="18"/>
-                <w:szCs w:val="18"/>
-                <w:color w:val="000000"/>
-              </w:rPr>
-              <w:t xml:space="preserve">4.5</w:t>
+            <w:shd w:val="clear" w:color="auto" w:fill="FEB753"/>
+            <w:tcMar>
+              <w:top w:w="0" w:type="dxa"/>
+              <w:bottom w:w="0" w:type="dxa"/>
+              <w:left w:w="0" w:type="dxa"/>
+              <w:right w:w="0" w:type="dxa"/>
+            </w:tcMar>
+            <w:vAlign w:val="center"/>
+          </w:tcPr>
+          <w:p>
+            <w:pPr>
+              <w:pStyle w:val="Normal"/>
+              <w:jc w:val="center"/>
+              <w:pBdr>
+                <w:bottom w:val="none" w:sz="0" w:space="0" w:color="000000"/>
+                <w:top w:val="none" w:sz="0" w:space="0" w:color="000000"/>
+                <w:left w:val="none" w:sz="0" w:space="0" w:color="000000"/>
+                <w:right w:val="none" w:sz="0" w:space="0" w:color="000000"/>
+              </w:pBdr>
+              <w:spacing w:after="100" w:before="100" w:line="240"/>
+              <w:ind w:left="100" w:right="100" w:firstLine="0" w:firstLineChars="0"/>
+              <w:rPr>
+                <w:rFonts w:ascii="Helvetica" w:hAnsi="Helvetica" w:eastAsia="Helvetica" w:cs="Helvetica"/>
+                <w:i w:val="false"/>
+                <w:b w:val="false"/>
+                <w:u w:val="none"/>
+                <w:sz w:val="18"/>
+                <w:szCs w:val="18"/>
+                <w:color w:val="000000"/>
+              </w:rPr>
+            </w:pPr>
+            <w:r>
+              <w:rPr>
+                <w:rFonts w:ascii="Helvetica" w:hAnsi="Helvetica" w:eastAsia="Helvetica" w:cs="Helvetica"/>
+                <w:i w:val="false"/>
+                <w:b w:val="false"/>
+                <w:u w:val="none"/>
+                <w:sz w:val="18"/>
+                <w:szCs w:val="18"/>
+                <w:color w:val="000000"/>
+              </w:rPr>
+              <w:t xml:space="preserve">9.1</w:t>
             </w:r>
           </w:p>
         </w:tc>
@@ -6476,419 +6476,419 @@
               <w:left w:val="none" w:sz="0" w:space="0" w:color="000000"/>
               <w:right w:val="none" w:sz="0" w:space="0" w:color="000000"/>
             </w:tcBorders>
-            <w:shd w:val="clear" w:color="auto" w:fill="FED780"/>
-            <w:tcMar>
-              <w:top w:w="0" w:type="dxa"/>
-              <w:bottom w:w="0" w:type="dxa"/>
-              <w:left w:w="0" w:type="dxa"/>
-              <w:right w:w="0" w:type="dxa"/>
-            </w:tcMar>
-            <w:vAlign w:val="center"/>
-          </w:tcPr>
-          <w:p>
-            <w:pPr>
-              <w:pStyle w:val="Normal"/>
-              <w:jc w:val="center"/>
-              <w:pBdr>
-                <w:bottom w:val="none" w:sz="0" w:space="0" w:color="000000"/>
-                <w:top w:val="none" w:sz="0" w:space="0" w:color="000000"/>
-                <w:left w:val="none" w:sz="0" w:space="0" w:color="000000"/>
-                <w:right w:val="none" w:sz="0" w:space="0" w:color="000000"/>
-              </w:pBdr>
-              <w:spacing w:after="100" w:before="100" w:line="240"/>
-              <w:ind w:left="100" w:right="100" w:firstLine="0" w:firstLineChars="0"/>
-              <w:rPr>
-                <w:rFonts w:ascii="Helvetica" w:hAnsi="Helvetica" w:eastAsia="Helvetica" w:cs="Helvetica"/>
-                <w:i w:val="false"/>
-                <w:b w:val="false"/>
-                <w:u w:val="none"/>
-                <w:sz w:val="18"/>
-                <w:szCs w:val="18"/>
-                <w:color w:val="000000"/>
-              </w:rPr>
-            </w:pPr>
-            <w:r>
-              <w:rPr>
-                <w:rFonts w:ascii="Helvetica" w:hAnsi="Helvetica" w:eastAsia="Helvetica" w:cs="Helvetica"/>
-                <w:i w:val="false"/>
-                <w:b w:val="false"/>
-                <w:u w:val="none"/>
-                <w:sz w:val="18"/>
-                <w:szCs w:val="18"/>
-                <w:color w:val="000000"/>
-              </w:rPr>
-              <w:t xml:space="preserve">3.7</w:t>
-            </w:r>
-          </w:p>
-        </w:tc>
-        <w:tc>
-          <w:tcPr>
-            <w:tcBorders>
-              <w:bottom w:val="none" w:sz="0" w:space="0" w:color="000000"/>
-              <w:top w:val="none" w:sz="0" w:space="0" w:color="000000"/>
-              <w:left w:val="none" w:sz="0" w:space="0" w:color="000000"/>
-              <w:right w:val="none" w:sz="0" w:space="0" w:color="000000"/>
-            </w:tcBorders>
-            <w:shd w:val="clear" w:color="auto" w:fill="FEDD89"/>
-            <w:tcMar>
-              <w:top w:w="0" w:type="dxa"/>
-              <w:bottom w:w="0" w:type="dxa"/>
-              <w:left w:w="0" w:type="dxa"/>
-              <w:right w:w="0" w:type="dxa"/>
-            </w:tcMar>
-            <w:vAlign w:val="center"/>
-          </w:tcPr>
-          <w:p>
-            <w:pPr>
-              <w:pStyle w:val="Normal"/>
-              <w:jc w:val="center"/>
-              <w:pBdr>
-                <w:bottom w:val="none" w:sz="0" w:space="0" w:color="000000"/>
-                <w:top w:val="none" w:sz="0" w:space="0" w:color="000000"/>
-                <w:left w:val="none" w:sz="0" w:space="0" w:color="000000"/>
-                <w:right w:val="none" w:sz="0" w:space="0" w:color="000000"/>
-              </w:pBdr>
-              <w:spacing w:after="100" w:before="100" w:line="240"/>
-              <w:ind w:left="100" w:right="100" w:firstLine="0" w:firstLineChars="0"/>
-              <w:rPr>
-                <w:rFonts w:ascii="Helvetica" w:hAnsi="Helvetica" w:eastAsia="Helvetica" w:cs="Helvetica"/>
-                <w:i w:val="false"/>
-                <w:b w:val="false"/>
-                <w:u w:val="none"/>
-                <w:sz w:val="18"/>
-                <w:szCs w:val="18"/>
-                <w:color w:val="000000"/>
-              </w:rPr>
-            </w:pPr>
-            <w:r>
-              <w:rPr>
-                <w:rFonts w:ascii="Helvetica" w:hAnsi="Helvetica" w:eastAsia="Helvetica" w:cs="Helvetica"/>
-                <w:i w:val="false"/>
-                <w:b w:val="false"/>
-                <w:u w:val="none"/>
-                <w:sz w:val="18"/>
-                <w:szCs w:val="18"/>
-                <w:color w:val="000000"/>
-              </w:rPr>
-              <w:t xml:space="preserve">2.7</w:t>
-            </w:r>
-          </w:p>
-        </w:tc>
-        <w:tc>
-          <w:tcPr>
-            <w:tcBorders>
-              <w:bottom w:val="none" w:sz="0" w:space="0" w:color="000000"/>
-              <w:top w:val="none" w:sz="0" w:space="0" w:color="000000"/>
-              <w:left w:val="none" w:sz="0" w:space="0" w:color="000000"/>
-              <w:right w:val="none" w:sz="0" w:space="0" w:color="000000"/>
-            </w:tcBorders>
-            <w:shd w:val="clear" w:color="auto" w:fill="FED47D"/>
-            <w:tcMar>
-              <w:top w:w="0" w:type="dxa"/>
-              <w:bottom w:w="0" w:type="dxa"/>
-              <w:left w:w="0" w:type="dxa"/>
-              <w:right w:w="0" w:type="dxa"/>
-            </w:tcMar>
-            <w:vAlign w:val="center"/>
-          </w:tcPr>
-          <w:p>
-            <w:pPr>
-              <w:pStyle w:val="Normal"/>
-              <w:jc w:val="center"/>
-              <w:pBdr>
-                <w:bottom w:val="none" w:sz="0" w:space="0" w:color="000000"/>
-                <w:top w:val="none" w:sz="0" w:space="0" w:color="000000"/>
-                <w:left w:val="none" w:sz="0" w:space="0" w:color="000000"/>
-                <w:right w:val="none" w:sz="0" w:space="0" w:color="000000"/>
-              </w:pBdr>
-              <w:spacing w:after="100" w:before="100" w:line="240"/>
-              <w:ind w:left="100" w:right="100" w:firstLine="0" w:firstLineChars="0"/>
-              <w:rPr>
-                <w:rFonts w:ascii="Helvetica" w:hAnsi="Helvetica" w:eastAsia="Helvetica" w:cs="Helvetica"/>
-                <w:i w:val="false"/>
-                <w:b w:val="false"/>
-                <w:u w:val="none"/>
-                <w:sz w:val="18"/>
-                <w:szCs w:val="18"/>
-                <w:color w:val="000000"/>
-              </w:rPr>
-            </w:pPr>
-            <w:r>
-              <w:rPr>
-                <w:rFonts w:ascii="Helvetica" w:hAnsi="Helvetica" w:eastAsia="Helvetica" w:cs="Helvetica"/>
-                <w:i w:val="false"/>
-                <w:b w:val="false"/>
-                <w:u w:val="none"/>
-                <w:sz w:val="18"/>
-                <w:szCs w:val="18"/>
-                <w:color w:val="000000"/>
-              </w:rPr>
-              <w:t xml:space="preserve">4.1</w:t>
-            </w:r>
-          </w:p>
-        </w:tc>
-        <w:tc>
-          <w:tcPr>
-            <w:tcBorders>
-              <w:bottom w:val="none" w:sz="0" w:space="0" w:color="000000"/>
-              <w:top w:val="none" w:sz="0" w:space="0" w:color="000000"/>
-              <w:left w:val="none" w:sz="0" w:space="0" w:color="000000"/>
-              <w:right w:val="none" w:sz="0" w:space="0" w:color="000000"/>
-            </w:tcBorders>
-            <w:shd w:val="clear" w:color="auto" w:fill="FED57F"/>
-            <w:tcMar>
-              <w:top w:w="0" w:type="dxa"/>
-              <w:bottom w:w="0" w:type="dxa"/>
-              <w:left w:w="0" w:type="dxa"/>
-              <w:right w:w="0" w:type="dxa"/>
-            </w:tcMar>
-            <w:vAlign w:val="center"/>
-          </w:tcPr>
-          <w:p>
-            <w:pPr>
-              <w:pStyle w:val="Normal"/>
-              <w:jc w:val="center"/>
-              <w:pBdr>
-                <w:bottom w:val="none" w:sz="0" w:space="0" w:color="000000"/>
-                <w:top w:val="none" w:sz="0" w:space="0" w:color="000000"/>
-                <w:left w:val="none" w:sz="0" w:space="0" w:color="000000"/>
-                <w:right w:val="none" w:sz="0" w:space="0" w:color="000000"/>
-              </w:pBdr>
-              <w:spacing w:after="100" w:before="100" w:line="240"/>
-              <w:ind w:left="100" w:right="100" w:firstLine="0" w:firstLineChars="0"/>
-              <w:rPr>
-                <w:rFonts w:ascii="Helvetica" w:hAnsi="Helvetica" w:eastAsia="Helvetica" w:cs="Helvetica"/>
-                <w:i w:val="false"/>
-                <w:b w:val="false"/>
-                <w:u w:val="none"/>
-                <w:sz w:val="18"/>
-                <w:szCs w:val="18"/>
-                <w:color w:val="000000"/>
-              </w:rPr>
-            </w:pPr>
-            <w:r>
-              <w:rPr>
-                <w:rFonts w:ascii="Helvetica" w:hAnsi="Helvetica" w:eastAsia="Helvetica" w:cs="Helvetica"/>
-                <w:i w:val="false"/>
-                <w:b w:val="false"/>
-                <w:u w:val="none"/>
-                <w:sz w:val="18"/>
-                <w:szCs w:val="18"/>
-                <w:color w:val="000000"/>
-              </w:rPr>
-              <w:t xml:space="preserve">3.9</w:t>
-            </w:r>
-          </w:p>
-        </w:tc>
-        <w:tc>
-          <w:tcPr>
-            <w:tcBorders>
-              <w:bottom w:val="none" w:sz="0" w:space="0" w:color="000000"/>
-              <w:top w:val="none" w:sz="0" w:space="0" w:color="000000"/>
-              <w:left w:val="none" w:sz="0" w:space="0" w:color="000000"/>
-              <w:right w:val="none" w:sz="0" w:space="0" w:color="000000"/>
-            </w:tcBorders>
-            <w:shd w:val="clear" w:color="auto" w:fill="FED47D"/>
-            <w:tcMar>
-              <w:top w:w="0" w:type="dxa"/>
-              <w:bottom w:w="0" w:type="dxa"/>
-              <w:left w:w="0" w:type="dxa"/>
-              <w:right w:w="0" w:type="dxa"/>
-            </w:tcMar>
-            <w:vAlign w:val="center"/>
-          </w:tcPr>
-          <w:p>
-            <w:pPr>
-              <w:pStyle w:val="Normal"/>
-              <w:jc w:val="center"/>
-              <w:pBdr>
-                <w:bottom w:val="none" w:sz="0" w:space="0" w:color="000000"/>
-                <w:top w:val="none" w:sz="0" w:space="0" w:color="000000"/>
-                <w:left w:val="none" w:sz="0" w:space="0" w:color="000000"/>
-                <w:right w:val="none" w:sz="0" w:space="0" w:color="000000"/>
-              </w:pBdr>
-              <w:spacing w:after="100" w:before="100" w:line="240"/>
-              <w:ind w:left="100" w:right="100" w:firstLine="0" w:firstLineChars="0"/>
-              <w:rPr>
-                <w:rFonts w:ascii="Helvetica" w:hAnsi="Helvetica" w:eastAsia="Helvetica" w:cs="Helvetica"/>
-                <w:i w:val="false"/>
-                <w:b w:val="false"/>
-                <w:u w:val="none"/>
-                <w:sz w:val="18"/>
-                <w:szCs w:val="18"/>
-                <w:color w:val="000000"/>
-              </w:rPr>
-            </w:pPr>
-            <w:r>
-              <w:rPr>
-                <w:rFonts w:ascii="Helvetica" w:hAnsi="Helvetica" w:eastAsia="Helvetica" w:cs="Helvetica"/>
-                <w:i w:val="false"/>
-                <w:b w:val="false"/>
-                <w:u w:val="none"/>
-                <w:sz w:val="18"/>
-                <w:szCs w:val="18"/>
-                <w:color w:val="000000"/>
-              </w:rPr>
-              <w:t xml:space="preserve">4.1</w:t>
-            </w:r>
-          </w:p>
-        </w:tc>
-        <w:tc>
-          <w:tcPr>
-            <w:tcBorders>
-              <w:bottom w:val="none" w:sz="0" w:space="0" w:color="000000"/>
-              <w:top w:val="none" w:sz="0" w:space="0" w:color="000000"/>
-              <w:left w:val="none" w:sz="0" w:space="0" w:color="000000"/>
-              <w:right w:val="none" w:sz="0" w:space="0" w:color="000000"/>
-            </w:tcBorders>
-            <w:shd w:val="clear" w:color="auto" w:fill="FED47D"/>
-            <w:tcMar>
-              <w:top w:w="0" w:type="dxa"/>
-              <w:bottom w:w="0" w:type="dxa"/>
-              <w:left w:w="0" w:type="dxa"/>
-              <w:right w:w="0" w:type="dxa"/>
-            </w:tcMar>
-            <w:vAlign w:val="center"/>
-          </w:tcPr>
-          <w:p>
-            <w:pPr>
-              <w:pStyle w:val="Normal"/>
-              <w:jc w:val="center"/>
-              <w:pBdr>
-                <w:bottom w:val="none" w:sz="0" w:space="0" w:color="000000"/>
-                <w:top w:val="none" w:sz="0" w:space="0" w:color="000000"/>
-                <w:left w:val="none" w:sz="0" w:space="0" w:color="000000"/>
-                <w:right w:val="none" w:sz="0" w:space="0" w:color="000000"/>
-              </w:pBdr>
-              <w:spacing w:after="100" w:before="100" w:line="240"/>
-              <w:ind w:left="100" w:right="100" w:firstLine="0" w:firstLineChars="0"/>
-              <w:rPr>
-                <w:rFonts w:ascii="Helvetica" w:hAnsi="Helvetica" w:eastAsia="Helvetica" w:cs="Helvetica"/>
-                <w:i w:val="false"/>
-                <w:b w:val="false"/>
-                <w:u w:val="none"/>
-                <w:sz w:val="18"/>
-                <w:szCs w:val="18"/>
-                <w:color w:val="000000"/>
-              </w:rPr>
-            </w:pPr>
-            <w:r>
-              <w:rPr>
-                <w:rFonts w:ascii="Helvetica" w:hAnsi="Helvetica" w:eastAsia="Helvetica" w:cs="Helvetica"/>
-                <w:i w:val="false"/>
-                <w:b w:val="false"/>
-                <w:u w:val="none"/>
-                <w:sz w:val="18"/>
-                <w:szCs w:val="18"/>
-                <w:color w:val="000000"/>
-              </w:rPr>
-              <w:t xml:space="preserve">4.1</w:t>
-            </w:r>
-          </w:p>
-        </w:tc>
-        <w:tc>
-          <w:tcPr>
-            <w:tcBorders>
-              <w:bottom w:val="none" w:sz="0" w:space="0" w:color="000000"/>
-              <w:top w:val="none" w:sz="0" w:space="0" w:color="000000"/>
-              <w:left w:val="none" w:sz="0" w:space="0" w:color="000000"/>
-              <w:right w:val="none" w:sz="0" w:space="0" w:color="000000"/>
-            </w:tcBorders>
-            <w:shd w:val="clear" w:color="auto" w:fill="FED57F"/>
-            <w:tcMar>
-              <w:top w:w="0" w:type="dxa"/>
-              <w:bottom w:w="0" w:type="dxa"/>
-              <w:left w:w="0" w:type="dxa"/>
-              <w:right w:w="0" w:type="dxa"/>
-            </w:tcMar>
-            <w:vAlign w:val="center"/>
-          </w:tcPr>
-          <w:p>
-            <w:pPr>
-              <w:pStyle w:val="Normal"/>
-              <w:jc w:val="center"/>
-              <w:pBdr>
-                <w:bottom w:val="none" w:sz="0" w:space="0" w:color="000000"/>
-                <w:top w:val="none" w:sz="0" w:space="0" w:color="000000"/>
-                <w:left w:val="none" w:sz="0" w:space="0" w:color="000000"/>
-                <w:right w:val="none" w:sz="0" w:space="0" w:color="000000"/>
-              </w:pBdr>
-              <w:spacing w:after="100" w:before="100" w:line="240"/>
-              <w:ind w:left="100" w:right="100" w:firstLine="0" w:firstLineChars="0"/>
-              <w:rPr>
-                <w:rFonts w:ascii="Helvetica" w:hAnsi="Helvetica" w:eastAsia="Helvetica" w:cs="Helvetica"/>
-                <w:i w:val="false"/>
-                <w:b w:val="false"/>
-                <w:u w:val="none"/>
-                <w:sz w:val="18"/>
-                <w:szCs w:val="18"/>
-                <w:color w:val="000000"/>
-              </w:rPr>
-            </w:pPr>
-            <w:r>
-              <w:rPr>
-                <w:rFonts w:ascii="Helvetica" w:hAnsi="Helvetica" w:eastAsia="Helvetica" w:cs="Helvetica"/>
-                <w:i w:val="false"/>
-                <w:b w:val="false"/>
-                <w:u w:val="none"/>
-                <w:sz w:val="18"/>
-                <w:szCs w:val="18"/>
-                <w:color w:val="000000"/>
-              </w:rPr>
-              <w:t xml:space="preserve">3.9</w:t>
-            </w:r>
-          </w:p>
-        </w:tc>
-        <w:tc>
-          <w:tcPr>
-            <w:tcBorders>
-              <w:bottom w:val="none" w:sz="0" w:space="0" w:color="000000"/>
-              <w:top w:val="none" w:sz="0" w:space="0" w:color="000000"/>
-              <w:left w:val="none" w:sz="0" w:space="0" w:color="000000"/>
-              <w:right w:val="none" w:sz="0" w:space="0" w:color="000000"/>
-            </w:tcBorders>
-            <w:shd w:val="clear" w:color="auto" w:fill="FED27A"/>
-            <w:tcMar>
-              <w:top w:w="0" w:type="dxa"/>
-              <w:bottom w:w="0" w:type="dxa"/>
-              <w:left w:w="0" w:type="dxa"/>
-              <w:right w:w="0" w:type="dxa"/>
-            </w:tcMar>
-            <w:vAlign w:val="center"/>
-          </w:tcPr>
-          <w:p>
-            <w:pPr>
-              <w:pStyle w:val="Normal"/>
-              <w:jc w:val="center"/>
-              <w:pBdr>
-                <w:bottom w:val="none" w:sz="0" w:space="0" w:color="000000"/>
-                <w:top w:val="none" w:sz="0" w:space="0" w:color="000000"/>
-                <w:left w:val="none" w:sz="0" w:space="0" w:color="000000"/>
-                <w:right w:val="none" w:sz="0" w:space="0" w:color="000000"/>
-              </w:pBdr>
-              <w:spacing w:after="100" w:before="100" w:line="240"/>
-              <w:ind w:left="100" w:right="100" w:firstLine="0" w:firstLineChars="0"/>
-              <w:rPr>
-                <w:rFonts w:ascii="Helvetica" w:hAnsi="Helvetica" w:eastAsia="Helvetica" w:cs="Helvetica"/>
-                <w:i w:val="false"/>
-                <w:b w:val="false"/>
-                <w:u w:val="none"/>
-                <w:sz w:val="18"/>
-                <w:szCs w:val="18"/>
-                <w:color w:val="000000"/>
-              </w:rPr>
-            </w:pPr>
-            <w:r>
-              <w:rPr>
-                <w:rFonts w:ascii="Helvetica" w:hAnsi="Helvetica" w:eastAsia="Helvetica" w:cs="Helvetica"/>
-                <w:i w:val="false"/>
-                <w:b w:val="false"/>
-                <w:u w:val="none"/>
-                <w:sz w:val="18"/>
-                <w:szCs w:val="18"/>
-                <w:color w:val="000000"/>
-              </w:rPr>
-              <w:t xml:space="preserve">4.5</w:t>
+            <w:shd w:val="clear" w:color="auto" w:fill="FECF76"/>
+            <w:tcMar>
+              <w:top w:w="0" w:type="dxa"/>
+              <w:bottom w:w="0" w:type="dxa"/>
+              <w:left w:w="0" w:type="dxa"/>
+              <w:right w:w="0" w:type="dxa"/>
+            </w:tcMar>
+            <w:vAlign w:val="center"/>
+          </w:tcPr>
+          <w:p>
+            <w:pPr>
+              <w:pStyle w:val="Normal"/>
+              <w:jc w:val="center"/>
+              <w:pBdr>
+                <w:bottom w:val="none" w:sz="0" w:space="0" w:color="000000"/>
+                <w:top w:val="none" w:sz="0" w:space="0" w:color="000000"/>
+                <w:left w:val="none" w:sz="0" w:space="0" w:color="000000"/>
+                <w:right w:val="none" w:sz="0" w:space="0" w:color="000000"/>
+              </w:pBdr>
+              <w:spacing w:after="100" w:before="100" w:line="240"/>
+              <w:ind w:left="100" w:right="100" w:firstLine="0" w:firstLineChars="0"/>
+              <w:rPr>
+                <w:rFonts w:ascii="Helvetica" w:hAnsi="Helvetica" w:eastAsia="Helvetica" w:cs="Helvetica"/>
+                <w:i w:val="false"/>
+                <w:b w:val="false"/>
+                <w:u w:val="none"/>
+                <w:sz w:val="18"/>
+                <w:szCs w:val="18"/>
+                <w:color w:val="000000"/>
+              </w:rPr>
+            </w:pPr>
+            <w:r>
+              <w:rPr>
+                <w:rFonts w:ascii="Helvetica" w:hAnsi="Helvetica" w:eastAsia="Helvetica" w:cs="Helvetica"/>
+                <w:i w:val="false"/>
+                <w:b w:val="false"/>
+                <w:u w:val="none"/>
+                <w:sz w:val="18"/>
+                <w:szCs w:val="18"/>
+                <w:color w:val="000000"/>
+              </w:rPr>
+              <w:t xml:space="preserve">5.0</w:t>
+            </w:r>
+          </w:p>
+        </w:tc>
+        <w:tc>
+          <w:tcPr>
+            <w:tcBorders>
+              <w:bottom w:val="none" w:sz="0" w:space="0" w:color="000000"/>
+              <w:top w:val="none" w:sz="0" w:space="0" w:color="000000"/>
+              <w:left w:val="none" w:sz="0" w:space="0" w:color="000000"/>
+              <w:right w:val="none" w:sz="0" w:space="0" w:color="000000"/>
+            </w:tcBorders>
+            <w:shd w:val="clear" w:color="auto" w:fill="FEE89A"/>
+            <w:tcMar>
+              <w:top w:w="0" w:type="dxa"/>
+              <w:bottom w:w="0" w:type="dxa"/>
+              <w:left w:w="0" w:type="dxa"/>
+              <w:right w:w="0" w:type="dxa"/>
+            </w:tcMar>
+            <w:vAlign w:val="center"/>
+          </w:tcPr>
+          <w:p>
+            <w:pPr>
+              <w:pStyle w:val="Normal"/>
+              <w:jc w:val="center"/>
+              <w:pBdr>
+                <w:bottom w:val="none" w:sz="0" w:space="0" w:color="000000"/>
+                <w:top w:val="none" w:sz="0" w:space="0" w:color="000000"/>
+                <w:left w:val="none" w:sz="0" w:space="0" w:color="000000"/>
+                <w:right w:val="none" w:sz="0" w:space="0" w:color="000000"/>
+              </w:pBdr>
+              <w:spacing w:after="100" w:before="100" w:line="240"/>
+              <w:ind w:left="100" w:right="100" w:firstLine="0" w:firstLineChars="0"/>
+              <w:rPr>
+                <w:rFonts w:ascii="Helvetica" w:hAnsi="Helvetica" w:eastAsia="Helvetica" w:cs="Helvetica"/>
+                <w:i w:val="false"/>
+                <w:b w:val="false"/>
+                <w:u w:val="none"/>
+                <w:sz w:val="18"/>
+                <w:szCs w:val="18"/>
+                <w:color w:val="000000"/>
+              </w:rPr>
+            </w:pPr>
+            <w:r>
+              <w:rPr>
+                <w:rFonts w:ascii="Helvetica" w:hAnsi="Helvetica" w:eastAsia="Helvetica" w:cs="Helvetica"/>
+                <w:i w:val="false"/>
+                <w:b w:val="false"/>
+                <w:u w:val="none"/>
+                <w:sz w:val="18"/>
+                <w:szCs w:val="18"/>
+                <w:color w:val="000000"/>
+              </w:rPr>
+              <w:t xml:space="preserve">0.7</w:t>
+            </w:r>
+          </w:p>
+        </w:tc>
+        <w:tc>
+          <w:tcPr>
+            <w:tcBorders>
+              <w:bottom w:val="none" w:sz="0" w:space="0" w:color="000000"/>
+              <w:top w:val="none" w:sz="0" w:space="0" w:color="000000"/>
+              <w:left w:val="none" w:sz="0" w:space="0" w:color="000000"/>
+              <w:right w:val="none" w:sz="0" w:space="0" w:color="000000"/>
+            </w:tcBorders>
+            <w:shd w:val="clear" w:color="auto" w:fill="FED178"/>
+            <w:tcMar>
+              <w:top w:w="0" w:type="dxa"/>
+              <w:bottom w:w="0" w:type="dxa"/>
+              <w:left w:w="0" w:type="dxa"/>
+              <w:right w:w="0" w:type="dxa"/>
+            </w:tcMar>
+            <w:vAlign w:val="center"/>
+          </w:tcPr>
+          <w:p>
+            <w:pPr>
+              <w:pStyle w:val="Normal"/>
+              <w:jc w:val="center"/>
+              <w:pBdr>
+                <w:bottom w:val="none" w:sz="0" w:space="0" w:color="000000"/>
+                <w:top w:val="none" w:sz="0" w:space="0" w:color="000000"/>
+                <w:left w:val="none" w:sz="0" w:space="0" w:color="000000"/>
+                <w:right w:val="none" w:sz="0" w:space="0" w:color="000000"/>
+              </w:pBdr>
+              <w:spacing w:after="100" w:before="100" w:line="240"/>
+              <w:ind w:left="100" w:right="100" w:firstLine="0" w:firstLineChars="0"/>
+              <w:rPr>
+                <w:rFonts w:ascii="Helvetica" w:hAnsi="Helvetica" w:eastAsia="Helvetica" w:cs="Helvetica"/>
+                <w:i w:val="false"/>
+                <w:b w:val="false"/>
+                <w:u w:val="none"/>
+                <w:sz w:val="18"/>
+                <w:szCs w:val="18"/>
+                <w:color w:val="000000"/>
+              </w:rPr>
+            </w:pPr>
+            <w:r>
+              <w:rPr>
+                <w:rFonts w:ascii="Helvetica" w:hAnsi="Helvetica" w:eastAsia="Helvetica" w:cs="Helvetica"/>
+                <w:i w:val="false"/>
+                <w:b w:val="false"/>
+                <w:u w:val="none"/>
+                <w:sz w:val="18"/>
+                <w:szCs w:val="18"/>
+                <w:color w:val="000000"/>
+              </w:rPr>
+              <w:t xml:space="preserve">4.7</w:t>
+            </w:r>
+          </w:p>
+        </w:tc>
+        <w:tc>
+          <w:tcPr>
+            <w:tcBorders>
+              <w:bottom w:val="none" w:sz="0" w:space="0" w:color="000000"/>
+              <w:top w:val="none" w:sz="0" w:space="0" w:color="000000"/>
+              <w:left w:val="none" w:sz="0" w:space="0" w:color="000000"/>
+              <w:right w:val="none" w:sz="0" w:space="0" w:color="000000"/>
+            </w:tcBorders>
+            <w:shd w:val="clear" w:color="auto" w:fill="FEE18F"/>
+            <w:tcMar>
+              <w:top w:w="0" w:type="dxa"/>
+              <w:bottom w:w="0" w:type="dxa"/>
+              <w:left w:w="0" w:type="dxa"/>
+              <w:right w:w="0" w:type="dxa"/>
+            </w:tcMar>
+            <w:vAlign w:val="center"/>
+          </w:tcPr>
+          <w:p>
+            <w:pPr>
+              <w:pStyle w:val="Normal"/>
+              <w:jc w:val="center"/>
+              <w:pBdr>
+                <w:bottom w:val="none" w:sz="0" w:space="0" w:color="000000"/>
+                <w:top w:val="none" w:sz="0" w:space="0" w:color="000000"/>
+                <w:left w:val="none" w:sz="0" w:space="0" w:color="000000"/>
+                <w:right w:val="none" w:sz="0" w:space="0" w:color="000000"/>
+              </w:pBdr>
+              <w:spacing w:after="100" w:before="100" w:line="240"/>
+              <w:ind w:left="100" w:right="100" w:firstLine="0" w:firstLineChars="0"/>
+              <w:rPr>
+                <w:rFonts w:ascii="Helvetica" w:hAnsi="Helvetica" w:eastAsia="Helvetica" w:cs="Helvetica"/>
+                <w:i w:val="false"/>
+                <w:b w:val="false"/>
+                <w:u w:val="none"/>
+                <w:sz w:val="18"/>
+                <w:szCs w:val="18"/>
+                <w:color w:val="000000"/>
+              </w:rPr>
+            </w:pPr>
+            <w:r>
+              <w:rPr>
+                <w:rFonts w:ascii="Helvetica" w:hAnsi="Helvetica" w:eastAsia="Helvetica" w:cs="Helvetica"/>
+                <w:i w:val="false"/>
+                <w:b w:val="false"/>
+                <w:u w:val="none"/>
+                <w:sz w:val="18"/>
+                <w:szCs w:val="18"/>
+                <w:color w:val="000000"/>
+              </w:rPr>
+              <w:t xml:space="preserve">2.0</w:t>
+            </w:r>
+          </w:p>
+        </w:tc>
+        <w:tc>
+          <w:tcPr>
+            <w:tcBorders>
+              <w:bottom w:val="none" w:sz="0" w:space="0" w:color="000000"/>
+              <w:top w:val="none" w:sz="0" w:space="0" w:color="000000"/>
+              <w:left w:val="none" w:sz="0" w:space="0" w:color="000000"/>
+              <w:right w:val="none" w:sz="0" w:space="0" w:color="000000"/>
+            </w:tcBorders>
+            <w:shd w:val="clear" w:color="auto" w:fill="FEE08D"/>
+            <w:tcMar>
+              <w:top w:w="0" w:type="dxa"/>
+              <w:bottom w:w="0" w:type="dxa"/>
+              <w:left w:w="0" w:type="dxa"/>
+              <w:right w:w="0" w:type="dxa"/>
+            </w:tcMar>
+            <w:vAlign w:val="center"/>
+          </w:tcPr>
+          <w:p>
+            <w:pPr>
+              <w:pStyle w:val="Normal"/>
+              <w:jc w:val="center"/>
+              <w:pBdr>
+                <w:bottom w:val="none" w:sz="0" w:space="0" w:color="000000"/>
+                <w:top w:val="none" w:sz="0" w:space="0" w:color="000000"/>
+                <w:left w:val="none" w:sz="0" w:space="0" w:color="000000"/>
+                <w:right w:val="none" w:sz="0" w:space="0" w:color="000000"/>
+              </w:pBdr>
+              <w:spacing w:after="100" w:before="100" w:line="240"/>
+              <w:ind w:left="100" w:right="100" w:firstLine="0" w:firstLineChars="0"/>
+              <w:rPr>
+                <w:rFonts w:ascii="Helvetica" w:hAnsi="Helvetica" w:eastAsia="Helvetica" w:cs="Helvetica"/>
+                <w:i w:val="false"/>
+                <w:b w:val="false"/>
+                <w:u w:val="none"/>
+                <w:sz w:val="18"/>
+                <w:szCs w:val="18"/>
+                <w:color w:val="000000"/>
+              </w:rPr>
+            </w:pPr>
+            <w:r>
+              <w:rPr>
+                <w:rFonts w:ascii="Helvetica" w:hAnsi="Helvetica" w:eastAsia="Helvetica" w:cs="Helvetica"/>
+                <w:i w:val="false"/>
+                <w:b w:val="false"/>
+                <w:u w:val="none"/>
+                <w:sz w:val="18"/>
+                <w:szCs w:val="18"/>
+                <w:color w:val="000000"/>
+              </w:rPr>
+              <w:t xml:space="preserve">2.2</w:t>
+            </w:r>
+          </w:p>
+        </w:tc>
+        <w:tc>
+          <w:tcPr>
+            <w:tcBorders>
+              <w:bottom w:val="none" w:sz="0" w:space="0" w:color="000000"/>
+              <w:top w:val="none" w:sz="0" w:space="0" w:color="000000"/>
+              <w:left w:val="none" w:sz="0" w:space="0" w:color="000000"/>
+              <w:right w:val="none" w:sz="0" w:space="0" w:color="000000"/>
+            </w:tcBorders>
+            <w:shd w:val="clear" w:color="auto" w:fill="FCA346"/>
+            <w:tcMar>
+              <w:top w:w="0" w:type="dxa"/>
+              <w:bottom w:w="0" w:type="dxa"/>
+              <w:left w:w="0" w:type="dxa"/>
+              <w:right w:w="0" w:type="dxa"/>
+            </w:tcMar>
+            <w:vAlign w:val="center"/>
+          </w:tcPr>
+          <w:p>
+            <w:pPr>
+              <w:pStyle w:val="Normal"/>
+              <w:jc w:val="center"/>
+              <w:pBdr>
+                <w:bottom w:val="none" w:sz="0" w:space="0" w:color="000000"/>
+                <w:top w:val="none" w:sz="0" w:space="0" w:color="000000"/>
+                <w:left w:val="none" w:sz="0" w:space="0" w:color="000000"/>
+                <w:right w:val="none" w:sz="0" w:space="0" w:color="000000"/>
+              </w:pBdr>
+              <w:spacing w:after="100" w:before="100" w:line="240"/>
+              <w:ind w:left="100" w:right="100" w:firstLine="0" w:firstLineChars="0"/>
+              <w:rPr>
+                <w:rFonts w:ascii="Helvetica" w:hAnsi="Helvetica" w:eastAsia="Helvetica" w:cs="Helvetica"/>
+                <w:i w:val="false"/>
+                <w:b w:val="false"/>
+                <w:u w:val="none"/>
+                <w:sz w:val="18"/>
+                <w:szCs w:val="18"/>
+                <w:color w:val="000000"/>
+              </w:rPr>
+            </w:pPr>
+            <w:r>
+              <w:rPr>
+                <w:rFonts w:ascii="Helvetica" w:hAnsi="Helvetica" w:eastAsia="Helvetica" w:cs="Helvetica"/>
+                <w:i w:val="false"/>
+                <w:b w:val="false"/>
+                <w:u w:val="none"/>
+                <w:sz w:val="18"/>
+                <w:szCs w:val="18"/>
+                <w:color w:val="000000"/>
+              </w:rPr>
+              <w:t xml:space="preserve">11.2</w:t>
+            </w:r>
+          </w:p>
+        </w:tc>
+        <w:tc>
+          <w:tcPr>
+            <w:tcBorders>
+              <w:bottom w:val="none" w:sz="0" w:space="0" w:color="000000"/>
+              <w:top w:val="none" w:sz="0" w:space="0" w:color="000000"/>
+              <w:left w:val="none" w:sz="0" w:space="0" w:color="000000"/>
+              <w:right w:val="none" w:sz="0" w:space="0" w:color="000000"/>
+            </w:tcBorders>
+            <w:shd w:val="clear" w:color="auto" w:fill="FEDB87"/>
+            <w:tcMar>
+              <w:top w:w="0" w:type="dxa"/>
+              <w:bottom w:w="0" w:type="dxa"/>
+              <w:left w:w="0" w:type="dxa"/>
+              <w:right w:w="0" w:type="dxa"/>
+            </w:tcMar>
+            <w:vAlign w:val="center"/>
+          </w:tcPr>
+          <w:p>
+            <w:pPr>
+              <w:pStyle w:val="Normal"/>
+              <w:jc w:val="center"/>
+              <w:pBdr>
+                <w:bottom w:val="none" w:sz="0" w:space="0" w:color="000000"/>
+                <w:top w:val="none" w:sz="0" w:space="0" w:color="000000"/>
+                <w:left w:val="none" w:sz="0" w:space="0" w:color="000000"/>
+                <w:right w:val="none" w:sz="0" w:space="0" w:color="000000"/>
+              </w:pBdr>
+              <w:spacing w:after="100" w:before="100" w:line="240"/>
+              <w:ind w:left="100" w:right="100" w:firstLine="0" w:firstLineChars="0"/>
+              <w:rPr>
+                <w:rFonts w:ascii="Helvetica" w:hAnsi="Helvetica" w:eastAsia="Helvetica" w:cs="Helvetica"/>
+                <w:i w:val="false"/>
+                <w:b w:val="false"/>
+                <w:u w:val="none"/>
+                <w:sz w:val="18"/>
+                <w:szCs w:val="18"/>
+                <w:color w:val="000000"/>
+              </w:rPr>
+            </w:pPr>
+            <w:r>
+              <w:rPr>
+                <w:rFonts w:ascii="Helvetica" w:hAnsi="Helvetica" w:eastAsia="Helvetica" w:cs="Helvetica"/>
+                <w:i w:val="false"/>
+                <w:b w:val="false"/>
+                <w:u w:val="none"/>
+                <w:sz w:val="18"/>
+                <w:szCs w:val="18"/>
+                <w:color w:val="000000"/>
+              </w:rPr>
+              <w:t xml:space="preserve">2.9</w:t>
+            </w:r>
+          </w:p>
+        </w:tc>
+        <w:tc>
+          <w:tcPr>
+            <w:tcBorders>
+              <w:bottom w:val="none" w:sz="0" w:space="0" w:color="000000"/>
+              <w:top w:val="none" w:sz="0" w:space="0" w:color="000000"/>
+              <w:left w:val="none" w:sz="0" w:space="0" w:color="000000"/>
+              <w:right w:val="none" w:sz="0" w:space="0" w:color="000000"/>
+            </w:tcBorders>
+            <w:shd w:val="clear" w:color="auto" w:fill="FEC76A"/>
+            <w:tcMar>
+              <w:top w:w="0" w:type="dxa"/>
+              <w:bottom w:w="0" w:type="dxa"/>
+              <w:left w:w="0" w:type="dxa"/>
+              <w:right w:w="0" w:type="dxa"/>
+            </w:tcMar>
+            <w:vAlign w:val="center"/>
+          </w:tcPr>
+          <w:p>
+            <w:pPr>
+              <w:pStyle w:val="Normal"/>
+              <w:jc w:val="center"/>
+              <w:pBdr>
+                <w:bottom w:val="none" w:sz="0" w:space="0" w:color="000000"/>
+                <w:top w:val="none" w:sz="0" w:space="0" w:color="000000"/>
+                <w:left w:val="none" w:sz="0" w:space="0" w:color="000000"/>
+                <w:right w:val="none" w:sz="0" w:space="0" w:color="000000"/>
+              </w:pBdr>
+              <w:spacing w:after="100" w:before="100" w:line="240"/>
+              <w:ind w:left="100" w:right="100" w:firstLine="0" w:firstLineChars="0"/>
+              <w:rPr>
+                <w:rFonts w:ascii="Helvetica" w:hAnsi="Helvetica" w:eastAsia="Helvetica" w:cs="Helvetica"/>
+                <w:i w:val="false"/>
+                <w:b w:val="false"/>
+                <w:u w:val="none"/>
+                <w:sz w:val="18"/>
+                <w:szCs w:val="18"/>
+                <w:color w:val="000000"/>
+              </w:rPr>
+            </w:pPr>
+            <w:r>
+              <w:rPr>
+                <w:rFonts w:ascii="Helvetica" w:hAnsi="Helvetica" w:eastAsia="Helvetica" w:cs="Helvetica"/>
+                <w:i w:val="false"/>
+                <w:b w:val="false"/>
+                <w:u w:val="none"/>
+                <w:sz w:val="18"/>
+                <w:szCs w:val="18"/>
+                <w:color w:val="000000"/>
+              </w:rPr>
+              <w:t xml:space="preserve">6.4</w:t>
             </w:r>
           </w:p>
         </w:tc>
@@ -7012,48 +7012,48 @@
               <w:left w:val="none" w:sz="0" w:space="0" w:color="000000"/>
               <w:right w:val="none" w:sz="0" w:space="0" w:color="000000"/>
             </w:tcBorders>
-            <w:shd w:val="clear" w:color="auto" w:fill="FEC061"/>
-            <w:tcMar>
-              <w:top w:w="0" w:type="dxa"/>
-              <w:bottom w:w="0" w:type="dxa"/>
-              <w:left w:w="0" w:type="dxa"/>
-              <w:right w:w="0" w:type="dxa"/>
-            </w:tcMar>
-            <w:vAlign w:val="center"/>
-          </w:tcPr>
-          <w:p>
-            <w:pPr>
-              <w:pStyle w:val="Normal"/>
-              <w:jc w:val="center"/>
-              <w:pBdr>
-                <w:bottom w:val="none" w:sz="0" w:space="0" w:color="000000"/>
-                <w:top w:val="none" w:sz="0" w:space="0" w:color="000000"/>
-                <w:left w:val="none" w:sz="0" w:space="0" w:color="000000"/>
-                <w:right w:val="none" w:sz="0" w:space="0" w:color="000000"/>
-              </w:pBdr>
-              <w:spacing w:after="100" w:before="100" w:line="240"/>
-              <w:ind w:left="100" w:right="100" w:firstLine="0" w:firstLineChars="0"/>
-              <w:rPr>
-                <w:rFonts w:ascii="Helvetica" w:hAnsi="Helvetica" w:eastAsia="Helvetica" w:cs="Helvetica"/>
-                <w:i w:val="false"/>
-                <w:b w:val="false"/>
-                <w:u w:val="none"/>
-                <w:sz w:val="18"/>
-                <w:szCs w:val="18"/>
-                <w:color w:val="000000"/>
-              </w:rPr>
-            </w:pPr>
-            <w:r>
-              <w:rPr>
-                <w:rFonts w:ascii="Helvetica" w:hAnsi="Helvetica" w:eastAsia="Helvetica" w:cs="Helvetica"/>
-                <w:i w:val="false"/>
-                <w:b w:val="false"/>
-                <w:u w:val="none"/>
-                <w:sz w:val="18"/>
-                <w:szCs w:val="18"/>
-                <w:color w:val="000000"/>
-              </w:rPr>
-              <w:t xml:space="preserve">7.5</w:t>
+            <w:shd w:val="clear" w:color="auto" w:fill="FED37B"/>
+            <w:tcMar>
+              <w:top w:w="0" w:type="dxa"/>
+              <w:bottom w:w="0" w:type="dxa"/>
+              <w:left w:w="0" w:type="dxa"/>
+              <w:right w:w="0" w:type="dxa"/>
+            </w:tcMar>
+            <w:vAlign w:val="center"/>
+          </w:tcPr>
+          <w:p>
+            <w:pPr>
+              <w:pStyle w:val="Normal"/>
+              <w:jc w:val="center"/>
+              <w:pBdr>
+                <w:bottom w:val="none" w:sz="0" w:space="0" w:color="000000"/>
+                <w:top w:val="none" w:sz="0" w:space="0" w:color="000000"/>
+                <w:left w:val="none" w:sz="0" w:space="0" w:color="000000"/>
+                <w:right w:val="none" w:sz="0" w:space="0" w:color="000000"/>
+              </w:pBdr>
+              <w:spacing w:after="100" w:before="100" w:line="240"/>
+              <w:ind w:left="100" w:right="100" w:firstLine="0" w:firstLineChars="0"/>
+              <w:rPr>
+                <w:rFonts w:ascii="Helvetica" w:hAnsi="Helvetica" w:eastAsia="Helvetica" w:cs="Helvetica"/>
+                <w:i w:val="false"/>
+                <w:b w:val="false"/>
+                <w:u w:val="none"/>
+                <w:sz w:val="18"/>
+                <w:szCs w:val="18"/>
+                <w:color w:val="000000"/>
+              </w:rPr>
+            </w:pPr>
+            <w:r>
+              <w:rPr>
+                <w:rFonts w:ascii="Helvetica" w:hAnsi="Helvetica" w:eastAsia="Helvetica" w:cs="Helvetica"/>
+                <w:i w:val="false"/>
+                <w:b w:val="false"/>
+                <w:u w:val="none"/>
+                <w:sz w:val="18"/>
+                <w:szCs w:val="18"/>
+                <w:color w:val="000000"/>
+              </w:rPr>
+              <w:t xml:space="preserve">4.3</w:t>
             </w:r>
           </w:p>
         </w:tc>
@@ -7065,48 +7065,48 @@
               <w:left w:val="none" w:sz="0" w:space="0" w:color="000000"/>
               <w:right w:val="none" w:sz="0" w:space="0" w:color="000000"/>
             </w:tcBorders>
-            <w:shd w:val="clear" w:color="auto" w:fill="FEBF5F"/>
-            <w:tcMar>
-              <w:top w:w="0" w:type="dxa"/>
-              <w:bottom w:w="0" w:type="dxa"/>
-              <w:left w:w="0" w:type="dxa"/>
-              <w:right w:w="0" w:type="dxa"/>
-            </w:tcMar>
-            <w:vAlign w:val="center"/>
-          </w:tcPr>
-          <w:p>
-            <w:pPr>
-              <w:pStyle w:val="Normal"/>
-              <w:jc w:val="center"/>
-              <w:pBdr>
-                <w:bottom w:val="none" w:sz="0" w:space="0" w:color="000000"/>
-                <w:top w:val="none" w:sz="0" w:space="0" w:color="000000"/>
-                <w:left w:val="none" w:sz="0" w:space="0" w:color="000000"/>
-                <w:right w:val="none" w:sz="0" w:space="0" w:color="000000"/>
-              </w:pBdr>
-              <w:spacing w:after="100" w:before="100" w:line="240"/>
-              <w:ind w:left="100" w:right="100" w:firstLine="0" w:firstLineChars="0"/>
-              <w:rPr>
-                <w:rFonts w:ascii="Helvetica" w:hAnsi="Helvetica" w:eastAsia="Helvetica" w:cs="Helvetica"/>
-                <w:i w:val="false"/>
-                <w:b w:val="false"/>
-                <w:u w:val="none"/>
-                <w:sz w:val="18"/>
-                <w:szCs w:val="18"/>
-                <w:color w:val="000000"/>
-              </w:rPr>
-            </w:pPr>
-            <w:r>
-              <w:rPr>
-                <w:rFonts w:ascii="Helvetica" w:hAnsi="Helvetica" w:eastAsia="Helvetica" w:cs="Helvetica"/>
-                <w:i w:val="false"/>
-                <w:b w:val="false"/>
-                <w:u w:val="none"/>
-                <w:sz w:val="18"/>
-                <w:szCs w:val="18"/>
-                <w:color w:val="000000"/>
-              </w:rPr>
-              <w:t xml:space="preserve">7.7</w:t>
+            <w:shd w:val="clear" w:color="auto" w:fill="FED37B"/>
+            <w:tcMar>
+              <w:top w:w="0" w:type="dxa"/>
+              <w:bottom w:w="0" w:type="dxa"/>
+              <w:left w:w="0" w:type="dxa"/>
+              <w:right w:w="0" w:type="dxa"/>
+            </w:tcMar>
+            <w:vAlign w:val="center"/>
+          </w:tcPr>
+          <w:p>
+            <w:pPr>
+              <w:pStyle w:val="Normal"/>
+              <w:jc w:val="center"/>
+              <w:pBdr>
+                <w:bottom w:val="none" w:sz="0" w:space="0" w:color="000000"/>
+                <w:top w:val="none" w:sz="0" w:space="0" w:color="000000"/>
+                <w:left w:val="none" w:sz="0" w:space="0" w:color="000000"/>
+                <w:right w:val="none" w:sz="0" w:space="0" w:color="000000"/>
+              </w:pBdr>
+              <w:spacing w:after="100" w:before="100" w:line="240"/>
+              <w:ind w:left="100" w:right="100" w:firstLine="0" w:firstLineChars="0"/>
+              <w:rPr>
+                <w:rFonts w:ascii="Helvetica" w:hAnsi="Helvetica" w:eastAsia="Helvetica" w:cs="Helvetica"/>
+                <w:i w:val="false"/>
+                <w:b w:val="false"/>
+                <w:u w:val="none"/>
+                <w:sz w:val="18"/>
+                <w:szCs w:val="18"/>
+                <w:color w:val="000000"/>
+              </w:rPr>
+            </w:pPr>
+            <w:r>
+              <w:rPr>
+                <w:rFonts w:ascii="Helvetica" w:hAnsi="Helvetica" w:eastAsia="Helvetica" w:cs="Helvetica"/>
+                <w:i w:val="false"/>
+                <w:b w:val="false"/>
+                <w:u w:val="none"/>
+                <w:sz w:val="18"/>
+                <w:szCs w:val="18"/>
+                <w:color w:val="000000"/>
+              </w:rPr>
+              <w:t xml:space="preserve">4.3</w:t>
             </w:r>
           </w:p>
         </w:tc>
@@ -7118,48 +7118,48 @@
               <w:left w:val="none" w:sz="0" w:space="0" w:color="000000"/>
               <w:right w:val="none" w:sz="0" w:space="0" w:color="000000"/>
             </w:tcBorders>
-            <w:shd w:val="clear" w:color="auto" w:fill="FEC161"/>
-            <w:tcMar>
-              <w:top w:w="0" w:type="dxa"/>
-              <w:bottom w:w="0" w:type="dxa"/>
-              <w:left w:w="0" w:type="dxa"/>
-              <w:right w:w="0" w:type="dxa"/>
-            </w:tcMar>
-            <w:vAlign w:val="center"/>
-          </w:tcPr>
-          <w:p>
-            <w:pPr>
-              <w:pStyle w:val="Normal"/>
-              <w:jc w:val="center"/>
-              <w:pBdr>
-                <w:bottom w:val="none" w:sz="0" w:space="0" w:color="000000"/>
-                <w:top w:val="none" w:sz="0" w:space="0" w:color="000000"/>
-                <w:left w:val="none" w:sz="0" w:space="0" w:color="000000"/>
-                <w:right w:val="none" w:sz="0" w:space="0" w:color="000000"/>
-              </w:pBdr>
-              <w:spacing w:after="100" w:before="100" w:line="240"/>
-              <w:ind w:left="100" w:right="100" w:firstLine="0" w:firstLineChars="0"/>
-              <w:rPr>
-                <w:rFonts w:ascii="Helvetica" w:hAnsi="Helvetica" w:eastAsia="Helvetica" w:cs="Helvetica"/>
-                <w:i w:val="false"/>
-                <w:b w:val="false"/>
-                <w:u w:val="none"/>
-                <w:sz w:val="18"/>
-                <w:szCs w:val="18"/>
-                <w:color w:val="000000"/>
-              </w:rPr>
-            </w:pPr>
-            <w:r>
-              <w:rPr>
-                <w:rFonts w:ascii="Helvetica" w:hAnsi="Helvetica" w:eastAsia="Helvetica" w:cs="Helvetica"/>
-                <w:i w:val="false"/>
-                <w:b w:val="false"/>
-                <w:u w:val="none"/>
-                <w:sz w:val="18"/>
-                <w:szCs w:val="18"/>
-                <w:color w:val="000000"/>
-              </w:rPr>
-              <w:t xml:space="preserve">7.4</w:t>
+            <w:shd w:val="clear" w:color="auto" w:fill="FED37B"/>
+            <w:tcMar>
+              <w:top w:w="0" w:type="dxa"/>
+              <w:bottom w:w="0" w:type="dxa"/>
+              <w:left w:w="0" w:type="dxa"/>
+              <w:right w:w="0" w:type="dxa"/>
+            </w:tcMar>
+            <w:vAlign w:val="center"/>
+          </w:tcPr>
+          <w:p>
+            <w:pPr>
+              <w:pStyle w:val="Normal"/>
+              <w:jc w:val="center"/>
+              <w:pBdr>
+                <w:bottom w:val="none" w:sz="0" w:space="0" w:color="000000"/>
+                <w:top w:val="none" w:sz="0" w:space="0" w:color="000000"/>
+                <w:left w:val="none" w:sz="0" w:space="0" w:color="000000"/>
+                <w:right w:val="none" w:sz="0" w:space="0" w:color="000000"/>
+              </w:pBdr>
+              <w:spacing w:after="100" w:before="100" w:line="240"/>
+              <w:ind w:left="100" w:right="100" w:firstLine="0" w:firstLineChars="0"/>
+              <w:rPr>
+                <w:rFonts w:ascii="Helvetica" w:hAnsi="Helvetica" w:eastAsia="Helvetica" w:cs="Helvetica"/>
+                <w:i w:val="false"/>
+                <w:b w:val="false"/>
+                <w:u w:val="none"/>
+                <w:sz w:val="18"/>
+                <w:szCs w:val="18"/>
+                <w:color w:val="000000"/>
+              </w:rPr>
+            </w:pPr>
+            <w:r>
+              <w:rPr>
+                <w:rFonts w:ascii="Helvetica" w:hAnsi="Helvetica" w:eastAsia="Helvetica" w:cs="Helvetica"/>
+                <w:i w:val="false"/>
+                <w:b w:val="false"/>
+                <w:u w:val="none"/>
+                <w:sz w:val="18"/>
+                <w:szCs w:val="18"/>
+                <w:color w:val="000000"/>
+              </w:rPr>
+              <w:t xml:space="preserve">4.3</w:t>
             </w:r>
           </w:p>
         </w:tc>
@@ -7224,48 +7224,48 @@
               <w:left w:val="none" w:sz="0" w:space="0" w:color="000000"/>
               <w:right w:val="none" w:sz="0" w:space="0" w:color="000000"/>
             </w:tcBorders>
-            <w:shd w:val="clear" w:color="auto" w:fill="FECE74"/>
-            <w:tcMar>
-              <w:top w:w="0" w:type="dxa"/>
-              <w:bottom w:w="0" w:type="dxa"/>
-              <w:left w:w="0" w:type="dxa"/>
-              <w:right w:w="0" w:type="dxa"/>
-            </w:tcMar>
-            <w:vAlign w:val="center"/>
-          </w:tcPr>
-          <w:p>
-            <w:pPr>
-              <w:pStyle w:val="Normal"/>
-              <w:jc w:val="center"/>
-              <w:pBdr>
-                <w:bottom w:val="none" w:sz="0" w:space="0" w:color="000000"/>
-                <w:top w:val="none" w:sz="0" w:space="0" w:color="000000"/>
-                <w:left w:val="none" w:sz="0" w:space="0" w:color="000000"/>
-                <w:right w:val="none" w:sz="0" w:space="0" w:color="000000"/>
-              </w:pBdr>
-              <w:spacing w:after="100" w:before="100" w:line="240"/>
-              <w:ind w:left="100" w:right="100" w:firstLine="0" w:firstLineChars="0"/>
-              <w:rPr>
-                <w:rFonts w:ascii="Helvetica" w:hAnsi="Helvetica" w:eastAsia="Helvetica" w:cs="Helvetica"/>
-                <w:i w:val="false"/>
-                <w:b w:val="false"/>
-                <w:u w:val="none"/>
-                <w:sz w:val="18"/>
-                <w:szCs w:val="18"/>
-                <w:color w:val="000000"/>
-              </w:rPr>
-            </w:pPr>
-            <w:r>
-              <w:rPr>
-                <w:rFonts w:ascii="Helvetica" w:hAnsi="Helvetica" w:eastAsia="Helvetica" w:cs="Helvetica"/>
-                <w:i w:val="false"/>
-                <w:b w:val="false"/>
-                <w:u w:val="none"/>
-                <w:sz w:val="18"/>
-                <w:szCs w:val="18"/>
-                <w:color w:val="000000"/>
-              </w:rPr>
-              <w:t xml:space="preserve">5.2</w:t>
+            <w:shd w:val="clear" w:color="auto" w:fill="FED780"/>
+            <w:tcMar>
+              <w:top w:w="0" w:type="dxa"/>
+              <w:bottom w:w="0" w:type="dxa"/>
+              <w:left w:w="0" w:type="dxa"/>
+              <w:right w:w="0" w:type="dxa"/>
+            </w:tcMar>
+            <w:vAlign w:val="center"/>
+          </w:tcPr>
+          <w:p>
+            <w:pPr>
+              <w:pStyle w:val="Normal"/>
+              <w:jc w:val="center"/>
+              <w:pBdr>
+                <w:bottom w:val="none" w:sz="0" w:space="0" w:color="000000"/>
+                <w:top w:val="none" w:sz="0" w:space="0" w:color="000000"/>
+                <w:left w:val="none" w:sz="0" w:space="0" w:color="000000"/>
+                <w:right w:val="none" w:sz="0" w:space="0" w:color="000000"/>
+              </w:pBdr>
+              <w:spacing w:after="100" w:before="100" w:line="240"/>
+              <w:ind w:left="100" w:right="100" w:firstLine="0" w:firstLineChars="0"/>
+              <w:rPr>
+                <w:rFonts w:ascii="Helvetica" w:hAnsi="Helvetica" w:eastAsia="Helvetica" w:cs="Helvetica"/>
+                <w:i w:val="false"/>
+                <w:b w:val="false"/>
+                <w:u w:val="none"/>
+                <w:sz w:val="18"/>
+                <w:szCs w:val="18"/>
+                <w:color w:val="000000"/>
+              </w:rPr>
+            </w:pPr>
+            <w:r>
+              <w:rPr>
+                <w:rFonts w:ascii="Helvetica" w:hAnsi="Helvetica" w:eastAsia="Helvetica" w:cs="Helvetica"/>
+                <w:i w:val="false"/>
+                <w:b w:val="false"/>
+                <w:u w:val="none"/>
+                <w:sz w:val="18"/>
+                <w:szCs w:val="18"/>
+                <w:color w:val="000000"/>
+              </w:rPr>
+              <w:t xml:space="preserve">3.7</w:t>
             </w:r>
           </w:p>
         </w:tc>
@@ -7277,48 +7277,48 @@
               <w:left w:val="none" w:sz="0" w:space="0" w:color="000000"/>
               <w:right w:val="none" w:sz="0" w:space="0" w:color="000000"/>
             </w:tcBorders>
-            <w:shd w:val="clear" w:color="auto" w:fill="FEB956"/>
-            <w:tcMar>
-              <w:top w:w="0" w:type="dxa"/>
-              <w:bottom w:w="0" w:type="dxa"/>
-              <w:left w:w="0" w:type="dxa"/>
-              <w:right w:w="0" w:type="dxa"/>
-            </w:tcMar>
-            <w:vAlign w:val="center"/>
-          </w:tcPr>
-          <w:p>
-            <w:pPr>
-              <w:pStyle w:val="Normal"/>
-              <w:jc w:val="center"/>
-              <w:pBdr>
-                <w:bottom w:val="none" w:sz="0" w:space="0" w:color="000000"/>
-                <w:top w:val="none" w:sz="0" w:space="0" w:color="000000"/>
-                <w:left w:val="none" w:sz="0" w:space="0" w:color="000000"/>
-                <w:right w:val="none" w:sz="0" w:space="0" w:color="000000"/>
-              </w:pBdr>
-              <w:spacing w:after="100" w:before="100" w:line="240"/>
-              <w:ind w:left="100" w:right="100" w:firstLine="0" w:firstLineChars="0"/>
-              <w:rPr>
-                <w:rFonts w:ascii="Helvetica" w:hAnsi="Helvetica" w:eastAsia="Helvetica" w:cs="Helvetica"/>
-                <w:i w:val="false"/>
-                <w:b w:val="false"/>
-                <w:u w:val="none"/>
-                <w:sz w:val="18"/>
-                <w:szCs w:val="18"/>
-                <w:color w:val="000000"/>
-              </w:rPr>
-            </w:pPr>
-            <w:r>
-              <w:rPr>
-                <w:rFonts w:ascii="Helvetica" w:hAnsi="Helvetica" w:eastAsia="Helvetica" w:cs="Helvetica"/>
-                <w:i w:val="false"/>
-                <w:b w:val="false"/>
-                <w:u w:val="none"/>
-                <w:sz w:val="18"/>
-                <w:szCs w:val="18"/>
-                <w:color w:val="000000"/>
-              </w:rPr>
-              <w:t xml:space="preserve">8.7</w:t>
+            <w:shd w:val="clear" w:color="auto" w:fill="FECB70"/>
+            <w:tcMar>
+              <w:top w:w="0" w:type="dxa"/>
+              <w:bottom w:w="0" w:type="dxa"/>
+              <w:left w:w="0" w:type="dxa"/>
+              <w:right w:w="0" w:type="dxa"/>
+            </w:tcMar>
+            <w:vAlign w:val="center"/>
+          </w:tcPr>
+          <w:p>
+            <w:pPr>
+              <w:pStyle w:val="Normal"/>
+              <w:jc w:val="center"/>
+              <w:pBdr>
+                <w:bottom w:val="none" w:sz="0" w:space="0" w:color="000000"/>
+                <w:top w:val="none" w:sz="0" w:space="0" w:color="000000"/>
+                <w:left w:val="none" w:sz="0" w:space="0" w:color="000000"/>
+                <w:right w:val="none" w:sz="0" w:space="0" w:color="000000"/>
+              </w:pBdr>
+              <w:spacing w:after="100" w:before="100" w:line="240"/>
+              <w:ind w:left="100" w:right="100" w:firstLine="0" w:firstLineChars="0"/>
+              <w:rPr>
+                <w:rFonts w:ascii="Helvetica" w:hAnsi="Helvetica" w:eastAsia="Helvetica" w:cs="Helvetica"/>
+                <w:i w:val="false"/>
+                <w:b w:val="false"/>
+                <w:u w:val="none"/>
+                <w:sz w:val="18"/>
+                <w:szCs w:val="18"/>
+                <w:color w:val="000000"/>
+              </w:rPr>
+            </w:pPr>
+            <w:r>
+              <w:rPr>
+                <w:rFonts w:ascii="Helvetica" w:hAnsi="Helvetica" w:eastAsia="Helvetica" w:cs="Helvetica"/>
+                <w:i w:val="false"/>
+                <w:b w:val="false"/>
+                <w:u w:val="none"/>
+                <w:sz w:val="18"/>
+                <w:szCs w:val="18"/>
+                <w:color w:val="000000"/>
+              </w:rPr>
+              <w:t xml:space="preserve">5.6</w:t>
             </w:r>
           </w:p>
         </w:tc>
@@ -7330,48 +7330,48 @@
               <w:left w:val="none" w:sz="0" w:space="0" w:color="000000"/>
               <w:right w:val="none" w:sz="0" w:space="0" w:color="000000"/>
             </w:tcBorders>
-            <w:shd w:val="clear" w:color="auto" w:fill="FEB450"/>
-            <w:tcMar>
-              <w:top w:w="0" w:type="dxa"/>
-              <w:bottom w:w="0" w:type="dxa"/>
-              <w:left w:w="0" w:type="dxa"/>
-              <w:right w:w="0" w:type="dxa"/>
-            </w:tcMar>
-            <w:vAlign w:val="center"/>
-          </w:tcPr>
-          <w:p>
-            <w:pPr>
-              <w:pStyle w:val="Normal"/>
-              <w:jc w:val="center"/>
-              <w:pBdr>
-                <w:bottom w:val="none" w:sz="0" w:space="0" w:color="000000"/>
-                <w:top w:val="none" w:sz="0" w:space="0" w:color="000000"/>
-                <w:left w:val="none" w:sz="0" w:space="0" w:color="000000"/>
-                <w:right w:val="none" w:sz="0" w:space="0" w:color="000000"/>
-              </w:pBdr>
-              <w:spacing w:after="100" w:before="100" w:line="240"/>
-              <w:ind w:left="100" w:right="100" w:firstLine="0" w:firstLineChars="0"/>
-              <w:rPr>
-                <w:rFonts w:ascii="Helvetica" w:hAnsi="Helvetica" w:eastAsia="Helvetica" w:cs="Helvetica"/>
-                <w:i w:val="false"/>
-                <w:b w:val="false"/>
-                <w:u w:val="none"/>
-                <w:sz w:val="18"/>
-                <w:szCs w:val="18"/>
-                <w:color w:val="000000"/>
-              </w:rPr>
-            </w:pPr>
-            <w:r>
-              <w:rPr>
-                <w:rFonts w:ascii="Helvetica" w:hAnsi="Helvetica" w:eastAsia="Helvetica" w:cs="Helvetica"/>
-                <w:i w:val="false"/>
-                <w:b w:val="false"/>
-                <w:u w:val="none"/>
-                <w:sz w:val="18"/>
-                <w:szCs w:val="18"/>
-                <w:color w:val="000000"/>
-              </w:rPr>
-              <w:t xml:space="preserve">9.5</w:t>
+            <w:shd w:val="clear" w:color="auto" w:fill="FED47D"/>
+            <w:tcMar>
+              <w:top w:w="0" w:type="dxa"/>
+              <w:bottom w:w="0" w:type="dxa"/>
+              <w:left w:w="0" w:type="dxa"/>
+              <w:right w:w="0" w:type="dxa"/>
+            </w:tcMar>
+            <w:vAlign w:val="center"/>
+          </w:tcPr>
+          <w:p>
+            <w:pPr>
+              <w:pStyle w:val="Normal"/>
+              <w:jc w:val="center"/>
+              <w:pBdr>
+                <w:bottom w:val="none" w:sz="0" w:space="0" w:color="000000"/>
+                <w:top w:val="none" w:sz="0" w:space="0" w:color="000000"/>
+                <w:left w:val="none" w:sz="0" w:space="0" w:color="000000"/>
+                <w:right w:val="none" w:sz="0" w:space="0" w:color="000000"/>
+              </w:pBdr>
+              <w:spacing w:after="100" w:before="100" w:line="240"/>
+              <w:ind w:left="100" w:right="100" w:firstLine="0" w:firstLineChars="0"/>
+              <w:rPr>
+                <w:rFonts w:ascii="Helvetica" w:hAnsi="Helvetica" w:eastAsia="Helvetica" w:cs="Helvetica"/>
+                <w:i w:val="false"/>
+                <w:b w:val="false"/>
+                <w:u w:val="none"/>
+                <w:sz w:val="18"/>
+                <w:szCs w:val="18"/>
+                <w:color w:val="000000"/>
+              </w:rPr>
+            </w:pPr>
+            <w:r>
+              <w:rPr>
+                <w:rFonts w:ascii="Helvetica" w:hAnsi="Helvetica" w:eastAsia="Helvetica" w:cs="Helvetica"/>
+                <w:i w:val="false"/>
+                <w:b w:val="false"/>
+                <w:u w:val="none"/>
+                <w:sz w:val="18"/>
+                <w:szCs w:val="18"/>
+                <w:color w:val="000000"/>
+              </w:rPr>
+              <w:t xml:space="preserve">4.1</w:t>
             </w:r>
           </w:p>
         </w:tc>
@@ -7383,48 +7383,48 @@
               <w:left w:val="none" w:sz="0" w:space="0" w:color="000000"/>
               <w:right w:val="none" w:sz="0" w:space="0" w:color="000000"/>
             </w:tcBorders>
-            <w:shd w:val="clear" w:color="auto" w:fill="FEC668"/>
-            <w:tcMar>
-              <w:top w:w="0" w:type="dxa"/>
-              <w:bottom w:w="0" w:type="dxa"/>
-              <w:left w:w="0" w:type="dxa"/>
-              <w:right w:w="0" w:type="dxa"/>
-            </w:tcMar>
-            <w:vAlign w:val="center"/>
-          </w:tcPr>
-          <w:p>
-            <w:pPr>
-              <w:pStyle w:val="Normal"/>
-              <w:jc w:val="center"/>
-              <w:pBdr>
-                <w:bottom w:val="none" w:sz="0" w:space="0" w:color="000000"/>
-                <w:top w:val="none" w:sz="0" w:space="0" w:color="000000"/>
-                <w:left w:val="none" w:sz="0" w:space="0" w:color="000000"/>
-                <w:right w:val="none" w:sz="0" w:space="0" w:color="000000"/>
-              </w:pBdr>
-              <w:spacing w:after="100" w:before="100" w:line="240"/>
-              <w:ind w:left="100" w:right="100" w:firstLine="0" w:firstLineChars="0"/>
-              <w:rPr>
-                <w:rFonts w:ascii="Helvetica" w:hAnsi="Helvetica" w:eastAsia="Helvetica" w:cs="Helvetica"/>
-                <w:i w:val="false"/>
-                <w:b w:val="false"/>
-                <w:u w:val="none"/>
-                <w:sz w:val="18"/>
-                <w:szCs w:val="18"/>
-                <w:color w:val="000000"/>
-              </w:rPr>
-            </w:pPr>
-            <w:r>
-              <w:rPr>
-                <w:rFonts w:ascii="Helvetica" w:hAnsi="Helvetica" w:eastAsia="Helvetica" w:cs="Helvetica"/>
-                <w:i w:val="false"/>
-                <w:b w:val="false"/>
-                <w:u w:val="none"/>
-                <w:sz w:val="18"/>
-                <w:szCs w:val="18"/>
-                <w:color w:val="000000"/>
-              </w:rPr>
-              <w:t xml:space="preserve">6.6</w:t>
+            <w:shd w:val="clear" w:color="auto" w:fill="FED984"/>
+            <w:tcMar>
+              <w:top w:w="0" w:type="dxa"/>
+              <w:bottom w:w="0" w:type="dxa"/>
+              <w:left w:w="0" w:type="dxa"/>
+              <w:right w:w="0" w:type="dxa"/>
+            </w:tcMar>
+            <w:vAlign w:val="center"/>
+          </w:tcPr>
+          <w:p>
+            <w:pPr>
+              <w:pStyle w:val="Normal"/>
+              <w:jc w:val="center"/>
+              <w:pBdr>
+                <w:bottom w:val="none" w:sz="0" w:space="0" w:color="000000"/>
+                <w:top w:val="none" w:sz="0" w:space="0" w:color="000000"/>
+                <w:left w:val="none" w:sz="0" w:space="0" w:color="000000"/>
+                <w:right w:val="none" w:sz="0" w:space="0" w:color="000000"/>
+              </w:pBdr>
+              <w:spacing w:after="100" w:before="100" w:line="240"/>
+              <w:ind w:left="100" w:right="100" w:firstLine="0" w:firstLineChars="0"/>
+              <w:rPr>
+                <w:rFonts w:ascii="Helvetica" w:hAnsi="Helvetica" w:eastAsia="Helvetica" w:cs="Helvetica"/>
+                <w:i w:val="false"/>
+                <w:b w:val="false"/>
+                <w:u w:val="none"/>
+                <w:sz w:val="18"/>
+                <w:szCs w:val="18"/>
+                <w:color w:val="000000"/>
+              </w:rPr>
+            </w:pPr>
+            <w:r>
+              <w:rPr>
+                <w:rFonts w:ascii="Helvetica" w:hAnsi="Helvetica" w:eastAsia="Helvetica" w:cs="Helvetica"/>
+                <w:i w:val="false"/>
+                <w:b w:val="false"/>
+                <w:u w:val="none"/>
+                <w:sz w:val="18"/>
+                <w:szCs w:val="18"/>
+                <w:color w:val="000000"/>
+              </w:rPr>
+              <w:t xml:space="preserve">3.3</w:t>
             </w:r>
           </w:p>
         </w:tc>
@@ -7436,48 +7436,48 @@
               <w:left w:val="none" w:sz="0" w:space="0" w:color="000000"/>
               <w:right w:val="none" w:sz="0" w:space="0" w:color="000000"/>
             </w:tcBorders>
-            <w:shd w:val="clear" w:color="auto" w:fill="FCA848"/>
-            <w:tcMar>
-              <w:top w:w="0" w:type="dxa"/>
-              <w:bottom w:w="0" w:type="dxa"/>
-              <w:left w:w="0" w:type="dxa"/>
-              <w:right w:w="0" w:type="dxa"/>
-            </w:tcMar>
-            <w:vAlign w:val="center"/>
-          </w:tcPr>
-          <w:p>
-            <w:pPr>
-              <w:pStyle w:val="Normal"/>
-              <w:jc w:val="center"/>
-              <w:pBdr>
-                <w:bottom w:val="none" w:sz="0" w:space="0" w:color="000000"/>
-                <w:top w:val="none" w:sz="0" w:space="0" w:color="000000"/>
-                <w:left w:val="none" w:sz="0" w:space="0" w:color="000000"/>
-                <w:right w:val="none" w:sz="0" w:space="0" w:color="000000"/>
-              </w:pBdr>
-              <w:spacing w:after="100" w:before="100" w:line="240"/>
-              <w:ind w:left="100" w:right="100" w:firstLine="0" w:firstLineChars="0"/>
-              <w:rPr>
-                <w:rFonts w:ascii="Helvetica" w:hAnsi="Helvetica" w:eastAsia="Helvetica" w:cs="Helvetica"/>
-                <w:i w:val="false"/>
-                <w:b w:val="false"/>
-                <w:u w:val="none"/>
-                <w:sz w:val="18"/>
-                <w:szCs w:val="18"/>
-                <w:color w:val="000000"/>
-              </w:rPr>
-            </w:pPr>
-            <w:r>
-              <w:rPr>
-                <w:rFonts w:ascii="Helvetica" w:hAnsi="Helvetica" w:eastAsia="Helvetica" w:cs="Helvetica"/>
-                <w:i w:val="false"/>
-                <w:b w:val="false"/>
-                <w:u w:val="none"/>
-                <w:sz w:val="18"/>
-                <w:szCs w:val="18"/>
-                <w:color w:val="000000"/>
-              </w:rPr>
-              <w:t xml:space="preserve">10.8</w:t>
+            <w:shd w:val="clear" w:color="auto" w:fill="FEBE5E"/>
+            <w:tcMar>
+              <w:top w:w="0" w:type="dxa"/>
+              <w:bottom w:w="0" w:type="dxa"/>
+              <w:left w:w="0" w:type="dxa"/>
+              <w:right w:w="0" w:type="dxa"/>
+            </w:tcMar>
+            <w:vAlign w:val="center"/>
+          </w:tcPr>
+          <w:p>
+            <w:pPr>
+              <w:pStyle w:val="Normal"/>
+              <w:jc w:val="center"/>
+              <w:pBdr>
+                <w:bottom w:val="none" w:sz="0" w:space="0" w:color="000000"/>
+                <w:top w:val="none" w:sz="0" w:space="0" w:color="000000"/>
+                <w:left w:val="none" w:sz="0" w:space="0" w:color="000000"/>
+                <w:right w:val="none" w:sz="0" w:space="0" w:color="000000"/>
+              </w:pBdr>
+              <w:spacing w:after="100" w:before="100" w:line="240"/>
+              <w:ind w:left="100" w:right="100" w:firstLine="0" w:firstLineChars="0"/>
+              <w:rPr>
+                <w:rFonts w:ascii="Helvetica" w:hAnsi="Helvetica" w:eastAsia="Helvetica" w:cs="Helvetica"/>
+                <w:i w:val="false"/>
+                <w:b w:val="false"/>
+                <w:u w:val="none"/>
+                <w:sz w:val="18"/>
+                <w:szCs w:val="18"/>
+                <w:color w:val="000000"/>
+              </w:rPr>
+            </w:pPr>
+            <w:r>
+              <w:rPr>
+                <w:rFonts w:ascii="Helvetica" w:hAnsi="Helvetica" w:eastAsia="Helvetica" w:cs="Helvetica"/>
+                <w:i w:val="false"/>
+                <w:b w:val="false"/>
+                <w:u w:val="none"/>
+                <w:sz w:val="18"/>
+                <w:szCs w:val="18"/>
+                <w:color w:val="000000"/>
+              </w:rPr>
+              <w:t xml:space="preserve">7.8</w:t>
             </w:r>
           </w:p>
         </w:tc>
@@ -7489,48 +7489,48 @@
               <w:left w:val="none" w:sz="0" w:space="0" w:color="000000"/>
               <w:right w:val="none" w:sz="0" w:space="0" w:color="000000"/>
             </w:tcBorders>
-            <w:shd w:val="clear" w:color="auto" w:fill="FEB754"/>
-            <w:tcMar>
-              <w:top w:w="0" w:type="dxa"/>
-              <w:bottom w:w="0" w:type="dxa"/>
-              <w:left w:w="0" w:type="dxa"/>
-              <w:right w:w="0" w:type="dxa"/>
-            </w:tcMar>
-            <w:vAlign w:val="center"/>
-          </w:tcPr>
-          <w:p>
-            <w:pPr>
-              <w:pStyle w:val="Normal"/>
-              <w:jc w:val="center"/>
-              <w:pBdr>
-                <w:bottom w:val="none" w:sz="0" w:space="0" w:color="000000"/>
-                <w:top w:val="none" w:sz="0" w:space="0" w:color="000000"/>
-                <w:left w:val="none" w:sz="0" w:space="0" w:color="000000"/>
-                <w:right w:val="none" w:sz="0" w:space="0" w:color="000000"/>
-              </w:pBdr>
-              <w:spacing w:after="100" w:before="100" w:line="240"/>
-              <w:ind w:left="100" w:right="100" w:firstLine="0" w:firstLineChars="0"/>
-              <w:rPr>
-                <w:rFonts w:ascii="Helvetica" w:hAnsi="Helvetica" w:eastAsia="Helvetica" w:cs="Helvetica"/>
-                <w:i w:val="false"/>
-                <w:b w:val="false"/>
-                <w:u w:val="none"/>
-                <w:sz w:val="18"/>
-                <w:szCs w:val="18"/>
-                <w:color w:val="000000"/>
-              </w:rPr>
-            </w:pPr>
-            <w:r>
-              <w:rPr>
-                <w:rFonts w:ascii="Helvetica" w:hAnsi="Helvetica" w:eastAsia="Helvetica" w:cs="Helvetica"/>
-                <w:i w:val="false"/>
-                <w:b w:val="false"/>
-                <w:u w:val="none"/>
-                <w:sz w:val="18"/>
-                <w:szCs w:val="18"/>
-                <w:color w:val="000000"/>
-              </w:rPr>
-              <w:t xml:space="preserve">9.0</w:t>
+            <w:shd w:val="clear" w:color="auto" w:fill="FEDB86"/>
+            <w:tcMar>
+              <w:top w:w="0" w:type="dxa"/>
+              <w:bottom w:w="0" w:type="dxa"/>
+              <w:left w:w="0" w:type="dxa"/>
+              <w:right w:w="0" w:type="dxa"/>
+            </w:tcMar>
+            <w:vAlign w:val="center"/>
+          </w:tcPr>
+          <w:p>
+            <w:pPr>
+              <w:pStyle w:val="Normal"/>
+              <w:jc w:val="center"/>
+              <w:pBdr>
+                <w:bottom w:val="none" w:sz="0" w:space="0" w:color="000000"/>
+                <w:top w:val="none" w:sz="0" w:space="0" w:color="000000"/>
+                <w:left w:val="none" w:sz="0" w:space="0" w:color="000000"/>
+                <w:right w:val="none" w:sz="0" w:space="0" w:color="000000"/>
+              </w:pBdr>
+              <w:spacing w:after="100" w:before="100" w:line="240"/>
+              <w:ind w:left="100" w:right="100" w:firstLine="0" w:firstLineChars="0"/>
+              <w:rPr>
+                <w:rFonts w:ascii="Helvetica" w:hAnsi="Helvetica" w:eastAsia="Helvetica" w:cs="Helvetica"/>
+                <w:i w:val="false"/>
+                <w:b w:val="false"/>
+                <w:u w:val="none"/>
+                <w:sz w:val="18"/>
+                <w:szCs w:val="18"/>
+                <w:color w:val="000000"/>
+              </w:rPr>
+            </w:pPr>
+            <w:r>
+              <w:rPr>
+                <w:rFonts w:ascii="Helvetica" w:hAnsi="Helvetica" w:eastAsia="Helvetica" w:cs="Helvetica"/>
+                <w:i w:val="false"/>
+                <w:b w:val="false"/>
+                <w:u w:val="none"/>
+                <w:sz w:val="18"/>
+                <w:szCs w:val="18"/>
+                <w:color w:val="000000"/>
+              </w:rPr>
+              <w:t xml:space="preserve">3.0</w:t>
             </w:r>
           </w:p>
         </w:tc>
@@ -7542,48 +7542,48 @@
               <w:left w:val="none" w:sz="0" w:space="0" w:color="000000"/>
               <w:right w:val="none" w:sz="0" w:space="0" w:color="000000"/>
             </w:tcBorders>
-            <w:shd w:val="clear" w:color="auto" w:fill="FEE18F"/>
-            <w:tcMar>
-              <w:top w:w="0" w:type="dxa"/>
-              <w:bottom w:w="0" w:type="dxa"/>
-              <w:left w:w="0" w:type="dxa"/>
-              <w:right w:w="0" w:type="dxa"/>
-            </w:tcMar>
-            <w:vAlign w:val="center"/>
-          </w:tcPr>
-          <w:p>
-            <w:pPr>
-              <w:pStyle w:val="Normal"/>
-              <w:jc w:val="center"/>
-              <w:pBdr>
-                <w:bottom w:val="none" w:sz="0" w:space="0" w:color="000000"/>
-                <w:top w:val="none" w:sz="0" w:space="0" w:color="000000"/>
-                <w:left w:val="none" w:sz="0" w:space="0" w:color="000000"/>
-                <w:right w:val="none" w:sz="0" w:space="0" w:color="000000"/>
-              </w:pBdr>
-              <w:spacing w:after="100" w:before="100" w:line="240"/>
-              <w:ind w:left="100" w:right="100" w:firstLine="0" w:firstLineChars="0"/>
-              <w:rPr>
-                <w:rFonts w:ascii="Helvetica" w:hAnsi="Helvetica" w:eastAsia="Helvetica" w:cs="Helvetica"/>
-                <w:i w:val="false"/>
-                <w:b w:val="false"/>
-                <w:u w:val="none"/>
-                <w:sz w:val="18"/>
-                <w:szCs w:val="18"/>
-                <w:color w:val="000000"/>
-              </w:rPr>
-            </w:pPr>
-            <w:r>
-              <w:rPr>
-                <w:rFonts w:ascii="Helvetica" w:hAnsi="Helvetica" w:eastAsia="Helvetica" w:cs="Helvetica"/>
-                <w:i w:val="false"/>
-                <w:b w:val="false"/>
-                <w:u w:val="none"/>
-                <w:sz w:val="18"/>
-                <w:szCs w:val="18"/>
-                <w:color w:val="000000"/>
-              </w:rPr>
-              <w:t xml:space="preserve">2.0</w:t>
+            <w:shd w:val="clear" w:color="auto" w:fill="FEB652"/>
+            <w:tcMar>
+              <w:top w:w="0" w:type="dxa"/>
+              <w:bottom w:w="0" w:type="dxa"/>
+              <w:left w:w="0" w:type="dxa"/>
+              <w:right w:w="0" w:type="dxa"/>
+            </w:tcMar>
+            <w:vAlign w:val="center"/>
+          </w:tcPr>
+          <w:p>
+            <w:pPr>
+              <w:pStyle w:val="Normal"/>
+              <w:jc w:val="center"/>
+              <w:pBdr>
+                <w:bottom w:val="none" w:sz="0" w:space="0" w:color="000000"/>
+                <w:top w:val="none" w:sz="0" w:space="0" w:color="000000"/>
+                <w:left w:val="none" w:sz="0" w:space="0" w:color="000000"/>
+                <w:right w:val="none" w:sz="0" w:space="0" w:color="000000"/>
+              </w:pBdr>
+              <w:spacing w:after="100" w:before="100" w:line="240"/>
+              <w:ind w:left="100" w:right="100" w:firstLine="0" w:firstLineChars="0"/>
+              <w:rPr>
+                <w:rFonts w:ascii="Helvetica" w:hAnsi="Helvetica" w:eastAsia="Helvetica" w:cs="Helvetica"/>
+                <w:i w:val="false"/>
+                <w:b w:val="false"/>
+                <w:u w:val="none"/>
+                <w:sz w:val="18"/>
+                <w:szCs w:val="18"/>
+                <w:color w:val="000000"/>
+              </w:rPr>
+            </w:pPr>
+            <w:r>
+              <w:rPr>
+                <w:rFonts w:ascii="Helvetica" w:hAnsi="Helvetica" w:eastAsia="Helvetica" w:cs="Helvetica"/>
+                <w:i w:val="false"/>
+                <w:b w:val="false"/>
+                <w:u w:val="none"/>
+                <w:sz w:val="18"/>
+                <w:szCs w:val="18"/>
+                <w:color w:val="000000"/>
+              </w:rPr>
+              <w:t xml:space="preserve">9.2</w:t>
             </w:r>
           </w:p>
         </w:tc>
@@ -7595,48 +7595,48 @@
               <w:left w:val="none" w:sz="0" w:space="0" w:color="000000"/>
               <w:right w:val="none" w:sz="0" w:space="0" w:color="000000"/>
             </w:tcBorders>
-            <w:shd w:val="clear" w:color="auto" w:fill="FEB551"/>
-            <w:tcMar>
-              <w:top w:w="0" w:type="dxa"/>
-              <w:bottom w:w="0" w:type="dxa"/>
-              <w:left w:w="0" w:type="dxa"/>
-              <w:right w:w="0" w:type="dxa"/>
-            </w:tcMar>
-            <w:vAlign w:val="center"/>
-          </w:tcPr>
-          <w:p>
-            <w:pPr>
-              <w:pStyle w:val="Normal"/>
-              <w:jc w:val="center"/>
-              <w:pBdr>
-                <w:bottom w:val="none" w:sz="0" w:space="0" w:color="000000"/>
-                <w:top w:val="none" w:sz="0" w:space="0" w:color="000000"/>
-                <w:left w:val="none" w:sz="0" w:space="0" w:color="000000"/>
-                <w:right w:val="none" w:sz="0" w:space="0" w:color="000000"/>
-              </w:pBdr>
-              <w:spacing w:after="100" w:before="100" w:line="240"/>
-              <w:ind w:left="100" w:right="100" w:firstLine="0" w:firstLineChars="0"/>
-              <w:rPr>
-                <w:rFonts w:ascii="Helvetica" w:hAnsi="Helvetica" w:eastAsia="Helvetica" w:cs="Helvetica"/>
-                <w:i w:val="false"/>
-                <w:b w:val="false"/>
-                <w:u w:val="none"/>
-                <w:sz w:val="18"/>
-                <w:szCs w:val="18"/>
-                <w:color w:val="000000"/>
-              </w:rPr>
-            </w:pPr>
-            <w:r>
-              <w:rPr>
-                <w:rFonts w:ascii="Helvetica" w:hAnsi="Helvetica" w:eastAsia="Helvetica" w:cs="Helvetica"/>
-                <w:i w:val="false"/>
-                <w:b w:val="false"/>
-                <w:u w:val="none"/>
-                <w:sz w:val="18"/>
-                <w:szCs w:val="18"/>
-                <w:color w:val="000000"/>
-              </w:rPr>
-              <w:t xml:space="preserve">9.4</w:t>
+            <w:shd w:val="clear" w:color="auto" w:fill="FED781"/>
+            <w:tcMar>
+              <w:top w:w="0" w:type="dxa"/>
+              <w:bottom w:w="0" w:type="dxa"/>
+              <w:left w:w="0" w:type="dxa"/>
+              <w:right w:w="0" w:type="dxa"/>
+            </w:tcMar>
+            <w:vAlign w:val="center"/>
+          </w:tcPr>
+          <w:p>
+            <w:pPr>
+              <w:pStyle w:val="Normal"/>
+              <w:jc w:val="center"/>
+              <w:pBdr>
+                <w:bottom w:val="none" w:sz="0" w:space="0" w:color="000000"/>
+                <w:top w:val="none" w:sz="0" w:space="0" w:color="000000"/>
+                <w:left w:val="none" w:sz="0" w:space="0" w:color="000000"/>
+                <w:right w:val="none" w:sz="0" w:space="0" w:color="000000"/>
+              </w:pBdr>
+              <w:spacing w:after="100" w:before="100" w:line="240"/>
+              <w:ind w:left="100" w:right="100" w:firstLine="0" w:firstLineChars="0"/>
+              <w:rPr>
+                <w:rFonts w:ascii="Helvetica" w:hAnsi="Helvetica" w:eastAsia="Helvetica" w:cs="Helvetica"/>
+                <w:i w:val="false"/>
+                <w:b w:val="false"/>
+                <w:u w:val="none"/>
+                <w:sz w:val="18"/>
+                <w:szCs w:val="18"/>
+                <w:color w:val="000000"/>
+              </w:rPr>
+            </w:pPr>
+            <w:r>
+              <w:rPr>
+                <w:rFonts w:ascii="Helvetica" w:hAnsi="Helvetica" w:eastAsia="Helvetica" w:cs="Helvetica"/>
+                <w:i w:val="false"/>
+                <w:b w:val="false"/>
+                <w:u w:val="none"/>
+                <w:sz w:val="18"/>
+                <w:szCs w:val="18"/>
+                <w:color w:val="000000"/>
+              </w:rPr>
+              <w:t xml:space="preserve">3.6</w:t>
             </w:r>
           </w:p>
         </w:tc>
@@ -7648,48 +7648,48 @@
               <w:left w:val="none" w:sz="0" w:space="0" w:color="000000"/>
               <w:right w:val="none" w:sz="0" w:space="0" w:color="000000"/>
             </w:tcBorders>
-            <w:shd w:val="clear" w:color="auto" w:fill="FED680"/>
-            <w:tcMar>
-              <w:top w:w="0" w:type="dxa"/>
-              <w:bottom w:w="0" w:type="dxa"/>
-              <w:left w:w="0" w:type="dxa"/>
-              <w:right w:w="0" w:type="dxa"/>
-            </w:tcMar>
-            <w:vAlign w:val="center"/>
-          </w:tcPr>
-          <w:p>
-            <w:pPr>
-              <w:pStyle w:val="Normal"/>
-              <w:jc w:val="center"/>
-              <w:pBdr>
-                <w:bottom w:val="none" w:sz="0" w:space="0" w:color="000000"/>
-                <w:top w:val="none" w:sz="0" w:space="0" w:color="000000"/>
-                <w:left w:val="none" w:sz="0" w:space="0" w:color="000000"/>
-                <w:right w:val="none" w:sz="0" w:space="0" w:color="000000"/>
-              </w:pBdr>
-              <w:spacing w:after="100" w:before="100" w:line="240"/>
-              <w:ind w:left="100" w:right="100" w:firstLine="0" w:firstLineChars="0"/>
-              <w:rPr>
-                <w:rFonts w:ascii="Helvetica" w:hAnsi="Helvetica" w:eastAsia="Helvetica" w:cs="Helvetica"/>
-                <w:i w:val="false"/>
-                <w:b w:val="false"/>
-                <w:u w:val="none"/>
-                <w:sz w:val="18"/>
-                <w:szCs w:val="18"/>
-                <w:color w:val="000000"/>
-              </w:rPr>
-            </w:pPr>
-            <w:r>
-              <w:rPr>
-                <w:rFonts w:ascii="Helvetica" w:hAnsi="Helvetica" w:eastAsia="Helvetica" w:cs="Helvetica"/>
-                <w:i w:val="false"/>
-                <w:b w:val="false"/>
-                <w:u w:val="none"/>
-                <w:sz w:val="18"/>
-                <w:szCs w:val="18"/>
-                <w:color w:val="000000"/>
-              </w:rPr>
-              <w:t xml:space="preserve">3.8</w:t>
+            <w:shd w:val="clear" w:color="auto" w:fill="FECB70"/>
+            <w:tcMar>
+              <w:top w:w="0" w:type="dxa"/>
+              <w:bottom w:w="0" w:type="dxa"/>
+              <w:left w:w="0" w:type="dxa"/>
+              <w:right w:w="0" w:type="dxa"/>
+            </w:tcMar>
+            <w:vAlign w:val="center"/>
+          </w:tcPr>
+          <w:p>
+            <w:pPr>
+              <w:pStyle w:val="Normal"/>
+              <w:jc w:val="center"/>
+              <w:pBdr>
+                <w:bottom w:val="none" w:sz="0" w:space="0" w:color="000000"/>
+                <w:top w:val="none" w:sz="0" w:space="0" w:color="000000"/>
+                <w:left w:val="none" w:sz="0" w:space="0" w:color="000000"/>
+                <w:right w:val="none" w:sz="0" w:space="0" w:color="000000"/>
+              </w:pBdr>
+              <w:spacing w:after="100" w:before="100" w:line="240"/>
+              <w:ind w:left="100" w:right="100" w:firstLine="0" w:firstLineChars="0"/>
+              <w:rPr>
+                <w:rFonts w:ascii="Helvetica" w:hAnsi="Helvetica" w:eastAsia="Helvetica" w:cs="Helvetica"/>
+                <w:i w:val="false"/>
+                <w:b w:val="false"/>
+                <w:u w:val="none"/>
+                <w:sz w:val="18"/>
+                <w:szCs w:val="18"/>
+                <w:color w:val="000000"/>
+              </w:rPr>
+            </w:pPr>
+            <w:r>
+              <w:rPr>
+                <w:rFonts w:ascii="Helvetica" w:hAnsi="Helvetica" w:eastAsia="Helvetica" w:cs="Helvetica"/>
+                <w:i w:val="false"/>
+                <w:b w:val="false"/>
+                <w:u w:val="none"/>
+                <w:sz w:val="18"/>
+                <w:szCs w:val="18"/>
+                <w:color w:val="000000"/>
+              </w:rPr>
+              <w:t xml:space="preserve">5.7</w:t>
             </w:r>
           </w:p>
         </w:tc>
